--- a/插件详细手册/8.物体/解谜设计-弹丸反射.docx
+++ b/插件详细手册/8.物体/解谜设计-弹丸反射.docx
@@ -1,6 +1,6 @@
 
 <file path=word/document.xml><?xml version="1.0" encoding="utf-8"?>
-<w:document xmlns:wpc="http://schemas.microsoft.com/office/word/2010/wordprocessingCanvas" xmlns:cx="http://schemas.microsoft.com/office/drawing/2014/chartex" xmlns:cx1="http://schemas.microsoft.com/office/drawing/2015/9/8/chartex" xmlns:cx2="http://schemas.microsoft.com/office/drawing/2015/10/21/chartex" xmlns:cx3="http://schemas.microsoft.com/office/drawing/2016/5/9/chartex" xmlns:cx4="http://schemas.microsoft.com/office/drawing/2016/5/10/chartex" xmlns:cx5="http://schemas.microsoft.com/office/drawing/2016/5/11/chartex" xmlns:cx6="http://schemas.microsoft.com/office/drawing/2016/5/12/chartex" xmlns:cx7="http://schemas.microsoft.com/office/drawing/2016/5/13/chartex" xmlns:cx8="http://schemas.microsoft.com/office/drawing/2016/5/14/chartex" xmlns:mc="http://schemas.openxmlformats.org/markup-compatibility/2006" xmlns:aink="http://schemas.microsoft.com/office/drawing/2016/ink" xmlns:am3d="http://schemas.microsoft.com/office/drawing/2017/model3d" xmlns:o="urn:schemas-microsoft-com:office:office" xmlns:oel="http://schemas.microsoft.com/office/2019/extlst" xmlns:r="http://schemas.openxmlformats.org/officeDocument/2006/relationships" xmlns:m="http://schemas.openxmlformats.org/officeDocument/2006/math" xmlns:v="urn:schemas-microsoft-com:vml" xmlns:wp14="http://schemas.microsoft.com/office/word/2010/wordprocessingDrawing" xmlns:wp="http://schemas.openxmlformats.org/drawingml/2006/wordprocessingDrawing" xmlns:w10="urn:schemas-microsoft-com:office:word" xmlns:w="http://schemas.openxmlformats.org/wordprocessingml/2006/main" xmlns:w14="http://schemas.microsoft.com/office/word/2010/wordml" xmlns:w15="http://schemas.microsoft.com/office/word/2012/wordml" xmlns:w16cex="http://schemas.microsoft.com/office/word/2018/wordml/cex" xmlns:w16cid="http://schemas.microsoft.com/office/word/2016/wordml/cid" xmlns:w16="http://schemas.microsoft.com/office/word/2018/wordml" xmlns:w16du="http://schemas.microsoft.com/office/word/2023/wordml/word16du" xmlns:w16sdtdh="http://schemas.microsoft.com/office/word/2020/wordml/sdtdatahash" xmlns:w16se="http://schemas.microsoft.com/office/word/2015/wordml/symex" xmlns:wpg="http://schemas.microsoft.com/office/word/2010/wordprocessingGroup" xmlns:wpi="http://schemas.microsoft.com/office/word/2010/wordprocessingInk" xmlns:wne="http://schemas.microsoft.com/office/word/2006/wordml" xmlns:wps="http://schemas.microsoft.com/office/word/2010/wordprocessingShape" mc:Ignorable="w14 w15 w16se w16cid w16 w16cex w16sdtdh w16du wp14">
+<w:document xmlns:wpc="http://schemas.microsoft.com/office/word/2010/wordprocessingCanvas" xmlns:cx="http://schemas.microsoft.com/office/drawing/2014/chartex" xmlns:cx1="http://schemas.microsoft.com/office/drawing/2015/9/8/chartex" xmlns:cx2="http://schemas.microsoft.com/office/drawing/2015/10/21/chartex" xmlns:cx3="http://schemas.microsoft.com/office/drawing/2016/5/9/chartex" xmlns:cx4="http://schemas.microsoft.com/office/drawing/2016/5/10/chartex" xmlns:cx5="http://schemas.microsoft.com/office/drawing/2016/5/11/chartex" xmlns:cx6="http://schemas.microsoft.com/office/drawing/2016/5/12/chartex" xmlns:cx7="http://schemas.microsoft.com/office/drawing/2016/5/13/chartex" xmlns:cx8="http://schemas.microsoft.com/office/drawing/2016/5/14/chartex" xmlns:mc="http://schemas.openxmlformats.org/markup-compatibility/2006" xmlns:aink="http://schemas.microsoft.com/office/drawing/2016/ink" xmlns:am3d="http://schemas.microsoft.com/office/drawing/2017/model3d" xmlns:o="urn:schemas-microsoft-com:office:office" xmlns:oel="http://schemas.microsoft.com/office/2019/extlst" xmlns:r="http://schemas.openxmlformats.org/officeDocument/2006/relationships" xmlns:m="http://schemas.openxmlformats.org/officeDocument/2006/math" xmlns:v="urn:schemas-microsoft-com:vml" xmlns:wp14="http://schemas.microsoft.com/office/word/2010/wordprocessingDrawing" xmlns:wp="http://schemas.openxmlformats.org/drawingml/2006/wordprocessingDrawing" xmlns:w10="urn:schemas-microsoft-com:office:word" xmlns:w="http://schemas.openxmlformats.org/wordprocessingml/2006/main" xmlns:w14="http://schemas.microsoft.com/office/word/2010/wordml" xmlns:w15="http://schemas.microsoft.com/office/word/2012/wordml" xmlns:w16cex="http://schemas.microsoft.com/office/word/2018/wordml/cex" xmlns:w16cid="http://schemas.microsoft.com/office/word/2016/wordml/cid" xmlns:w16="http://schemas.microsoft.com/office/word/2018/wordml" xmlns:w16du="http://schemas.microsoft.com/office/word/2023/wordml/word16du" xmlns:w16sdtdh="http://schemas.microsoft.com/office/word/2020/wordml/sdtdatahash" xmlns:w16sdtfl="http://schemas.microsoft.com/office/word/2024/wordml/sdtformatlock" xmlns:w16se="http://schemas.microsoft.com/office/word/2015/wordml/symex" xmlns:wpg="http://schemas.microsoft.com/office/word/2010/wordprocessingGroup" xmlns:wpi="http://schemas.microsoft.com/office/word/2010/wordprocessingInk" xmlns:wne="http://schemas.microsoft.com/office/word/2006/wordml" xmlns:wps="http://schemas.microsoft.com/office/word/2010/wordprocessingShape" mc:Ignorable="w14 w15 w16se w16cid w16 w16cex w16sdtdh w16sdtfl w16du wp14">
   <w:body>
     <w:p>
       <w:pPr>
@@ -101,9 +101,9 @@
           <w:szCs w:val="24"/>
         </w:rPr>
         <w:drawing>
-          <wp:inline distT="0" distB="0" distL="0" distR="0" wp14:anchorId="0F92B766" wp14:editId="0A9279B5">
-            <wp:extent cx="4472940" cy="1868662"/>
-            <wp:effectExtent l="0" t="0" r="3810" b="0"/>
+          <wp:inline distT="0" distB="0" distL="0" distR="0" wp14:anchorId="0F92B766" wp14:editId="54A2D903">
+            <wp:extent cx="3718560" cy="1553504"/>
+            <wp:effectExtent l="0" t="0" r="0" b="8890"/>
             <wp:docPr id="1274497378" name="图片 1274497378"/>
             <wp:cNvGraphicFramePr>
               <a:graphicFrameLocks xmlns:a="http://schemas.openxmlformats.org/drawingml/2006/main" noChangeAspect="1"/>
@@ -133,7 +133,7 @@
                   <pic:spPr bwMode="auto">
                     <a:xfrm>
                       <a:off x="0" y="0"/>
-                      <a:ext cx="4488599" cy="1875204"/>
+                      <a:ext cx="3737878" cy="1561575"/>
                     </a:xfrm>
                     <a:prstGeom prst="rect">
                       <a:avLst/>
@@ -182,27 +182,26 @@
     <w:p>
       <w:pPr>
         <w:widowControl/>
-        <w:jc w:val="left"/>
-        <w:rPr>
-          <w:rFonts w:ascii="宋体" w:eastAsia="宋体" w:hAnsi="宋体" w:cs="宋体" w:hint="eastAsia"/>
-          <w:kern w:val="0"/>
-          <w:sz w:val="24"/>
-          <w:szCs w:val="24"/>
-        </w:rPr>
-      </w:pPr>
-      <w:r>
-        <w:rPr>
-          <w:rFonts w:ascii="宋体" w:eastAsia="宋体" w:hAnsi="宋体" w:cs="宋体"/>
-          <w:noProof/>
-          <w:kern w:val="0"/>
-          <w:sz w:val="24"/>
-          <w:szCs w:val="24"/>
+        <w:adjustRightInd w:val="0"/>
+        <w:snapToGrid w:val="0"/>
+        <w:jc w:val="center"/>
+        <w:rPr>
+          <w:rFonts w:ascii="Tahoma" w:eastAsia="微软雅黑" w:hAnsi="Tahoma"/>
+          <w:kern w:val="0"/>
+          <w:sz w:val="22"/>
+        </w:rPr>
+      </w:pPr>
+      <w:r>
+        <w:rPr>
+          <w:rFonts w:ascii="Tahoma" w:eastAsia="微软雅黑" w:hAnsi="Tahoma" w:hint="eastAsia"/>
+          <w:kern w:val="0"/>
+          <w:sz w:val="22"/>
         </w:rPr>
         <w:drawing>
-          <wp:inline distT="0" distB="0" distL="0" distR="0" wp14:anchorId="3C2DAF13" wp14:editId="070B4EAA">
-            <wp:extent cx="5274310" cy="3670935"/>
-            <wp:effectExtent l="0" t="0" r="2540" b="5715"/>
-            <wp:docPr id="12" name="图片 12"/>
+          <wp:inline distT="0" distB="0" distL="0" distR="0" wp14:anchorId="30DE555D" wp14:editId="53CCFE70">
+            <wp:extent cx="4754880" cy="2465027"/>
+            <wp:effectExtent l="0" t="0" r="7620" b="0"/>
+            <wp:docPr id="1165372797" name="图片 2"/>
             <wp:cNvGraphicFramePr>
               <a:graphicFrameLocks xmlns:a="http://schemas.openxmlformats.org/drawingml/2006/main" noChangeAspect="1"/>
             </wp:cNvGraphicFramePr>
@@ -210,7 +209,7 @@
               <a:graphicData uri="http://schemas.openxmlformats.org/drawingml/2006/picture">
                 <pic:pic xmlns:pic="http://schemas.openxmlformats.org/drawingml/2006/picture">
                   <pic:nvPicPr>
-                    <pic:cNvPr id="0" name="Picture 1"/>
+                    <pic:cNvPr id="0" name="Picture 3"/>
                     <pic:cNvPicPr>
                       <a:picLocks noChangeAspect="1" noChangeArrowheads="1"/>
                     </pic:cNvPicPr>
@@ -231,7 +230,7 @@
                   <pic:spPr bwMode="auto">
                     <a:xfrm>
                       <a:off x="0" y="0"/>
-                      <a:ext cx="5274310" cy="3670935"/>
+                      <a:ext cx="4758583" cy="2466946"/>
                     </a:xfrm>
                     <a:prstGeom prst="rect">
                       <a:avLst/>
@@ -251,6 +250,74 @@
     <w:p>
       <w:pPr>
         <w:widowControl/>
+        <w:adjustRightInd w:val="0"/>
+        <w:snapToGrid w:val="0"/>
+        <w:jc w:val="center"/>
+        <w:rPr>
+          <w:rFonts w:ascii="Tahoma" w:eastAsia="微软雅黑" w:hAnsi="Tahoma" w:hint="eastAsia"/>
+          <w:kern w:val="0"/>
+          <w:sz w:val="22"/>
+        </w:rPr>
+      </w:pPr>
+      <w:r>
+        <w:rPr>
+          <w:rFonts w:ascii="Tahoma" w:eastAsia="微软雅黑" w:hAnsi="Tahoma" w:hint="eastAsia"/>
+          <w:kern w:val="0"/>
+          <w:sz w:val="22"/>
+        </w:rPr>
+        <w:drawing>
+          <wp:inline distT="0" distB="0" distL="0" distR="0" wp14:anchorId="3C937C86" wp14:editId="0AEA6EF0">
+            <wp:extent cx="4754880" cy="2422092"/>
+            <wp:effectExtent l="0" t="0" r="7620" b="0"/>
+            <wp:docPr id="1140145622" name="图片 3"/>
+            <wp:cNvGraphicFramePr>
+              <a:graphicFrameLocks xmlns:a="http://schemas.openxmlformats.org/drawingml/2006/main" noChangeAspect="1"/>
+            </wp:cNvGraphicFramePr>
+            <a:graphic xmlns:a="http://schemas.openxmlformats.org/drawingml/2006/main">
+              <a:graphicData uri="http://schemas.openxmlformats.org/drawingml/2006/picture">
+                <pic:pic xmlns:pic="http://schemas.openxmlformats.org/drawingml/2006/picture">
+                  <pic:nvPicPr>
+                    <pic:cNvPr id="0" name="Picture 5"/>
+                    <pic:cNvPicPr>
+                      <a:picLocks noChangeAspect="1" noChangeArrowheads="1"/>
+                    </pic:cNvPicPr>
+                  </pic:nvPicPr>
+                  <pic:blipFill>
+                    <a:blip r:embed="rId9">
+                      <a:extLst>
+                        <a:ext uri="{28A0092B-C50C-407E-A947-70E740481C1C}">
+                          <a14:useLocalDpi xmlns:a14="http://schemas.microsoft.com/office/drawing/2010/main" val="0"/>
+                        </a:ext>
+                      </a:extLst>
+                    </a:blip>
+                    <a:srcRect/>
+                    <a:stretch>
+                      <a:fillRect/>
+                    </a:stretch>
+                  </pic:blipFill>
+                  <pic:spPr bwMode="auto">
+                    <a:xfrm>
+                      <a:off x="0" y="0"/>
+                      <a:ext cx="4758424" cy="2423897"/>
+                    </a:xfrm>
+                    <a:prstGeom prst="rect">
+                      <a:avLst/>
+                    </a:prstGeom>
+                    <a:noFill/>
+                    <a:ln>
+                      <a:noFill/>
+                    </a:ln>
+                  </pic:spPr>
+                </pic:pic>
+              </a:graphicData>
+            </a:graphic>
+          </wp:inline>
+        </w:drawing>
+      </w:r>
+    </w:p>
+    <w:p>
+      <w:pPr>
+        <w:widowControl/>
         <w:snapToGrid w:val="0"/>
         <w:jc w:val="left"/>
         <w:rPr>
@@ -550,21 +617,229 @@
     </w:p>
     <w:p>
       <w:pPr>
-        <w:widowControl/>
+        <w:pStyle w:val="3"/>
+        <w:rPr>
+          <w:rFonts w:hint="eastAsia"/>
+        </w:rPr>
+      </w:pPr>
+      <w:r>
+        <w:rPr>
+          <w:rFonts w:hint="eastAsia"/>
+        </w:rPr>
+        <w:lastRenderedPageBreak/>
+        <w:t>基础工程示例</w:t>
+      </w:r>
+    </w:p>
+    <w:p>
+      <w:pPr>
+        <w:widowControl/>
+        <w:adjustRightInd w:val="0"/>
+        <w:snapToGrid w:val="0"/>
         <w:jc w:val="left"/>
         <w:rPr>
-          <w:rFonts w:ascii="宋体" w:eastAsia="宋体" w:hAnsi="宋体" w:cs="宋体" w:hint="eastAsia"/>
-          <w:kern w:val="0"/>
-          <w:sz w:val="24"/>
-          <w:szCs w:val="24"/>
-        </w:rPr>
-      </w:pPr>
-      <w:r>
-        <w:rPr>
-          <w:rFonts w:ascii="宋体" w:eastAsia="宋体" w:hAnsi="宋体" w:cs="宋体"/>
-          <w:kern w:val="0"/>
-          <w:sz w:val="24"/>
-          <w:szCs w:val="24"/>
+          <w:rFonts w:ascii="Tahoma" w:eastAsia="微软雅黑" w:hAnsi="Tahoma"/>
+          <w:kern w:val="0"/>
+          <w:sz w:val="22"/>
+        </w:rPr>
+      </w:pPr>
+      <w:r>
+        <w:rPr>
+          <w:rFonts w:ascii="Tahoma" w:eastAsia="微软雅黑" w:hAnsi="Tahoma" w:hint="eastAsia"/>
+          <w:kern w:val="0"/>
+          <w:sz w:val="22"/>
+        </w:rPr>
+        <w:t>考虑到示例工程中的插件太多了，群友单独拿出来会遇到各种问题。</w:t>
+      </w:r>
+    </w:p>
+    <w:p>
+      <w:pPr>
+        <w:widowControl/>
+        <w:adjustRightInd w:val="0"/>
+        <w:snapToGrid w:val="0"/>
+        <w:spacing w:after="200"/>
+        <w:jc w:val="left"/>
+        <w:rPr>
+          <w:rFonts w:ascii="Tahoma" w:eastAsia="微软雅黑" w:hAnsi="Tahoma"/>
+          <w:kern w:val="0"/>
+          <w:sz w:val="22"/>
+        </w:rPr>
+      </w:pPr>
+      <w:r>
+        <w:rPr>
+          <w:rFonts w:ascii="Tahoma" w:eastAsia="微软雅黑" w:hAnsi="Tahoma" w:hint="eastAsia"/>
+          <w:kern w:val="0"/>
+          <w:sz w:val="22"/>
+        </w:rPr>
+        <w:t>这里我建立了单独的解谜设计工程，并放入了集合中，方便熟悉用法。</w:t>
+      </w:r>
+    </w:p>
+    <w:tbl>
+      <w:tblPr>
+        <w:tblStyle w:val="af"/>
+        <w:tblW w:w="0" w:type="auto"/>
+        <w:shd w:val="clear" w:color="auto" w:fill="DEEAF6" w:themeFill="accent1" w:themeFillTint="33"/>
+        <w:tblLook w:val="04A0" w:firstRow="1" w:lastRow="0" w:firstColumn="1" w:lastColumn="0" w:noHBand="0" w:noVBand="1"/>
+      </w:tblPr>
+      <w:tblGrid>
+        <w:gridCol w:w="8522"/>
+      </w:tblGrid>
+      <w:tr>
+        <w:tc>
+          <w:tcPr>
+            <w:tcW w:w="8522" w:type="dxa"/>
+            <w:shd w:val="clear" w:color="auto" w:fill="DEEAF6" w:themeFill="accent1" w:themeFillTint="33"/>
+          </w:tcPr>
+          <w:p>
+            <w:pPr>
+              <w:widowControl/>
+              <w:adjustRightInd w:val="0"/>
+              <w:snapToGrid w:val="0"/>
+              <w:jc w:val="left"/>
+              <w:rPr>
+                <w:rFonts w:ascii="Tahoma" w:eastAsia="微软雅黑" w:hAnsi="Tahoma"/>
+                <w:kern w:val="0"/>
+                <w:sz w:val="22"/>
+              </w:rPr>
+            </w:pPr>
+            <w:r>
+              <w:rPr>
+                <w:rFonts w:ascii="Tahoma" w:eastAsia="微软雅黑" w:hAnsi="Tahoma" w:hint="eastAsia"/>
+                <w:kern w:val="0"/>
+                <w:sz w:val="22"/>
+              </w:rPr>
+              <w:t>小型示例工程集合</w:t>
+            </w:r>
+          </w:p>
+          <w:p>
+            <w:pPr>
+              <w:widowControl/>
+              <w:adjustRightInd w:val="0"/>
+              <w:snapToGrid w:val="0"/>
+              <w:jc w:val="left"/>
+              <w:rPr>
+                <w:rFonts w:ascii="Tahoma" w:eastAsia="微软雅黑" w:hAnsi="Tahoma"/>
+                <w:kern w:val="0"/>
+                <w:sz w:val="22"/>
+              </w:rPr>
+            </w:pPr>
+            <w:r>
+              <w:rPr>
+                <w:rFonts w:ascii="Tahoma" w:eastAsia="微软雅黑" w:hAnsi="Tahoma" w:hint="eastAsia"/>
+                <w:kern w:val="0"/>
+                <w:sz w:val="22"/>
+              </w:rPr>
+              <w:t>链接</w:t>
+            </w:r>
+            <w:r>
+              <w:rPr>
+                <w:rFonts w:ascii="Tahoma" w:eastAsia="微软雅黑" w:hAnsi="Tahoma" w:hint="eastAsia"/>
+                <w:kern w:val="0"/>
+                <w:sz w:val="22"/>
+              </w:rPr>
+              <w:t xml:space="preserve">: </w:t>
+            </w:r>
+            <w:hyperlink r:id="rId10" w:history="1">
+              <w:r>
+                <w:rPr>
+                  <w:rStyle w:val="a4"/>
+                  <w:rFonts w:ascii="Tahoma" w:eastAsia="微软雅黑" w:hAnsi="Tahoma" w:hint="eastAsia"/>
+                  <w:kern w:val="0"/>
+                  <w:sz w:val="22"/>
+                </w:rPr>
+                <w:t>https://pan.baidu.com/s/1Z60Fht7alAGZymWOle68PQ</w:t>
+              </w:r>
+            </w:hyperlink>
+            <w:r>
+              <w:rPr>
+                <w:rFonts w:ascii="Tahoma" w:eastAsia="微软雅黑" w:hAnsi="Tahoma" w:hint="eastAsia"/>
+                <w:kern w:val="0"/>
+                <w:sz w:val="22"/>
+              </w:rPr>
+              <w:t xml:space="preserve"> </w:t>
+            </w:r>
+          </w:p>
+          <w:p>
+            <w:pPr>
+              <w:widowControl/>
+              <w:adjustRightInd w:val="0"/>
+              <w:snapToGrid w:val="0"/>
+              <w:jc w:val="left"/>
+              <w:rPr>
+                <w:rFonts w:ascii="Tahoma" w:eastAsia="微软雅黑" w:hAnsi="Tahoma"/>
+                <w:kern w:val="0"/>
+                <w:sz w:val="22"/>
+              </w:rPr>
+            </w:pPr>
+            <w:r>
+              <w:rPr>
+                <w:rFonts w:ascii="Tahoma" w:eastAsia="微软雅黑" w:hAnsi="Tahoma" w:hint="eastAsia"/>
+                <w:kern w:val="0"/>
+                <w:sz w:val="22"/>
+              </w:rPr>
+              <w:t>提取码</w:t>
+            </w:r>
+            <w:r>
+              <w:rPr>
+                <w:rFonts w:ascii="Tahoma" w:eastAsia="微软雅黑" w:hAnsi="Tahoma" w:hint="eastAsia"/>
+                <w:kern w:val="0"/>
+                <w:sz w:val="22"/>
+              </w:rPr>
+              <w:t xml:space="preserve">: 3r5e </w:t>
+            </w:r>
+          </w:p>
+        </w:tc>
+      </w:tr>
+    </w:tbl>
+    <w:p>
+      <w:pPr>
+        <w:widowControl/>
+        <w:adjustRightInd w:val="0"/>
+        <w:jc w:val="left"/>
+        <w:rPr>
+          <w:rFonts w:ascii="Tahoma" w:eastAsia="微软雅黑" w:hAnsi="Tahoma"/>
+          <w:kern w:val="0"/>
+          <w:sz w:val="22"/>
+        </w:rPr>
+      </w:pPr>
+      <w:r>
+        <w:rPr>
+          <w:rFonts w:ascii="Tahoma" w:eastAsia="微软雅黑" w:hAnsi="Tahoma" w:hint="eastAsia"/>
+          <w:kern w:val="0"/>
+          <w:sz w:val="22"/>
+        </w:rPr>
+        <w:t>另外，示例中的插件一直在更新，而打包工程中的插件不一定会同步更新哦。</w:t>
+      </w:r>
+    </w:p>
+    <w:p>
+      <w:pPr>
+        <w:widowControl/>
+        <w:adjustRightInd w:val="0"/>
+        <w:snapToGrid w:val="0"/>
+        <w:jc w:val="left"/>
+        <w:rPr>
+          <w:rFonts w:ascii="Tahoma" w:eastAsia="微软雅黑" w:hAnsi="Tahoma"/>
+          <w:kern w:val="0"/>
+          <w:sz w:val="22"/>
+        </w:rPr>
+      </w:pPr>
+    </w:p>
+    <w:p>
+      <w:pPr>
+        <w:widowControl/>
+        <w:adjustRightInd w:val="0"/>
+        <w:snapToGrid w:val="0"/>
+        <w:jc w:val="left"/>
+        <w:rPr>
+          <w:rFonts w:ascii="Tahoma" w:eastAsia="微软雅黑" w:hAnsi="Tahoma"/>
+          <w:kern w:val="0"/>
+          <w:sz w:val="22"/>
+        </w:rPr>
+      </w:pPr>
+      <w:r>
+        <w:rPr>
+          <w:rFonts w:ascii="Tahoma" w:eastAsia="微软雅黑" w:hAnsi="Tahoma" w:hint="eastAsia"/>
+          <w:kern w:val="0"/>
+          <w:sz w:val="22"/>
         </w:rPr>
         <w:br w:type="page"/>
       </w:r>
@@ -840,7 +1115,7 @@
                     </pic:cNvPicPr>
                   </pic:nvPicPr>
                   <pic:blipFill>
-                    <a:blip r:embed="rId9">
+                    <a:blip r:embed="rId11">
                       <a:extLst>
                         <a:ext uri="{28A0092B-C50C-407E-A947-70E740481C1C}">
                           <a14:useLocalDpi xmlns:a14="http://schemas.microsoft.com/office/drawing/2010/main" val="0"/>
@@ -874,209 +1149,191 @@
     </w:p>
     <w:p>
       <w:pPr>
-        <w:pStyle w:val="4"/>
-        <w:rPr>
-          <w:rFonts w:hint="eastAsia"/>
-        </w:rPr>
-      </w:pPr>
-      <w:r>
-        <w:t>3</w:t>
-      </w:r>
-      <w:r>
-        <w:rPr>
-          <w:rFonts w:hint="eastAsia"/>
-        </w:rPr>
-        <w:t>）弹丸模板事件</w:t>
-      </w:r>
-    </w:p>
-    <w:p>
-      <w:pPr>
-        <w:widowControl/>
-        <w:adjustRightInd w:val="0"/>
-        <w:snapToGrid w:val="0"/>
-        <w:jc w:val="left"/>
-        <w:rPr>
-          <w:rFonts w:ascii="Tahoma" w:eastAsia="微软雅黑" w:hAnsi="Tahoma"/>
-          <w:kern w:val="0"/>
-          <w:sz w:val="22"/>
-        </w:rPr>
-      </w:pPr>
-      <w:r>
-        <w:rPr>
-          <w:rFonts w:ascii="Tahoma" w:eastAsia="微软雅黑" w:hAnsi="Tahoma" w:hint="eastAsia"/>
-          <w:kern w:val="0"/>
-          <w:sz w:val="22"/>
-        </w:rPr>
-        <w:t>留意</w:t>
-      </w:r>
-      <w:r>
-        <w:rPr>
-          <w:rFonts w:ascii="Tahoma" w:eastAsia="微软雅黑" w:hAnsi="Tahoma" w:hint="eastAsia"/>
-          <w:kern w:val="0"/>
-          <w:sz w:val="22"/>
-        </w:rPr>
-        <w:t xml:space="preserve"> </w:t>
-      </w:r>
-      <w:r>
-        <w:rPr>
-          <w:rFonts w:ascii="Tahoma" w:eastAsia="微软雅黑" w:hAnsi="Tahoma" w:hint="eastAsia"/>
-          <w:color w:val="00B050"/>
-          <w:kern w:val="0"/>
-          <w:sz w:val="22"/>
-        </w:rPr>
-        <w:t>模板管理层</w:t>
-      </w:r>
-      <w:r>
-        <w:rPr>
-          <w:rFonts w:ascii="Tahoma" w:eastAsia="微软雅黑" w:hAnsi="Tahoma" w:hint="eastAsia"/>
-          <w:kern w:val="0"/>
-          <w:sz w:val="22"/>
-        </w:rPr>
-        <w:t xml:space="preserve"> </w:t>
-      </w:r>
-      <w:r>
-        <w:rPr>
-          <w:rFonts w:ascii="Tahoma" w:eastAsia="微软雅黑" w:hAnsi="Tahoma" w:hint="eastAsia"/>
-          <w:kern w:val="0"/>
-          <w:sz w:val="22"/>
-        </w:rPr>
-        <w:t>的弹丸事件，</w:t>
-      </w:r>
-    </w:p>
-    <w:p>
-      <w:pPr>
-        <w:widowControl/>
-        <w:adjustRightInd w:val="0"/>
-        <w:snapToGrid w:val="0"/>
-        <w:jc w:val="left"/>
-        <w:rPr>
-          <w:rFonts w:ascii="Tahoma" w:eastAsia="微软雅黑" w:hAnsi="Tahoma"/>
-          <w:kern w:val="0"/>
-          <w:sz w:val="22"/>
-        </w:rPr>
-      </w:pPr>
-      <w:r>
-        <w:rPr>
-          <w:rFonts w:ascii="Tahoma" w:eastAsia="微软雅黑" w:hAnsi="Tahoma" w:hint="eastAsia"/>
-          <w:kern w:val="0"/>
-          <w:sz w:val="22"/>
-        </w:rPr>
-        <w:t>弹丸设计方法可以去看看“</w:t>
-      </w:r>
-      <w:r>
-        <w:rPr>
-          <w:rFonts w:ascii="Tahoma" w:eastAsia="微软雅黑" w:hAnsi="Tahoma" w:hint="eastAsia"/>
-          <w:color w:val="0070C0"/>
-          <w:kern w:val="0"/>
-          <w:sz w:val="22"/>
-        </w:rPr>
-        <w:t>9</w:t>
-      </w:r>
-      <w:r>
-        <w:rPr>
-          <w:rFonts w:ascii="Tahoma" w:eastAsia="微软雅黑" w:hAnsi="Tahoma"/>
-          <w:color w:val="0070C0"/>
-          <w:kern w:val="0"/>
-          <w:sz w:val="22"/>
-        </w:rPr>
-        <w:t>.</w:t>
-      </w:r>
-      <w:r>
-        <w:rPr>
-          <w:rFonts w:ascii="Tahoma" w:eastAsia="微软雅黑" w:hAnsi="Tahoma" w:hint="eastAsia"/>
-          <w:color w:val="0070C0"/>
-          <w:kern w:val="0"/>
-          <w:sz w:val="22"/>
-        </w:rPr>
-        <w:t>物体触发</w:t>
-      </w:r>
-      <w:r>
-        <w:rPr>
-          <w:rFonts w:ascii="Tahoma" w:eastAsia="微软雅黑" w:hAnsi="Tahoma" w:hint="eastAsia"/>
-          <w:color w:val="0070C0"/>
-          <w:kern w:val="0"/>
-          <w:sz w:val="22"/>
-        </w:rPr>
-        <w:t xml:space="preserve"> &gt;</w:t>
-      </w:r>
-      <w:r>
-        <w:rPr>
-          <w:rFonts w:ascii="Tahoma" w:eastAsia="微软雅黑" w:hAnsi="Tahoma"/>
-          <w:color w:val="0070C0"/>
-          <w:kern w:val="0"/>
-          <w:sz w:val="22"/>
-        </w:rPr>
-        <w:t xml:space="preserve"> </w:t>
-      </w:r>
-      <w:r>
-        <w:rPr>
-          <w:rFonts w:ascii="Tahoma" w:eastAsia="微软雅黑" w:hAnsi="Tahoma" w:hint="eastAsia"/>
-          <w:color w:val="0070C0"/>
-          <w:kern w:val="0"/>
-          <w:sz w:val="22"/>
-        </w:rPr>
-        <w:t>物体设计</w:t>
-      </w:r>
-      <w:r>
-        <w:rPr>
-          <w:rFonts w:ascii="Tahoma" w:eastAsia="微软雅黑" w:hAnsi="Tahoma"/>
-          <w:color w:val="0070C0"/>
-          <w:kern w:val="0"/>
-          <w:sz w:val="22"/>
-        </w:rPr>
-        <w:t>-</w:t>
-      </w:r>
-      <w:r>
-        <w:rPr>
-          <w:rFonts w:ascii="Tahoma" w:eastAsia="微软雅黑" w:hAnsi="Tahoma"/>
-          <w:color w:val="0070C0"/>
-          <w:kern w:val="0"/>
-          <w:sz w:val="22"/>
-        </w:rPr>
-        <w:t>简易弹丸制作</w:t>
-      </w:r>
-      <w:r>
-        <w:rPr>
-          <w:rFonts w:ascii="Tahoma" w:eastAsia="微软雅黑" w:hAnsi="Tahoma"/>
-          <w:color w:val="0070C0"/>
-          <w:kern w:val="0"/>
-          <w:sz w:val="22"/>
-        </w:rPr>
-        <w:t>.docx</w:t>
-      </w:r>
-      <w:r>
-        <w:rPr>
-          <w:rFonts w:ascii="Tahoma" w:eastAsia="微软雅黑" w:hAnsi="Tahoma" w:hint="eastAsia"/>
-          <w:kern w:val="0"/>
-          <w:sz w:val="22"/>
-        </w:rPr>
-        <w:t>”</w:t>
-      </w:r>
-    </w:p>
-    <w:p>
-      <w:pPr>
-        <w:widowControl/>
-        <w:jc w:val="center"/>
-        <w:rPr>
-          <w:rFonts w:ascii="宋体" w:eastAsia="宋体" w:hAnsi="宋体" w:cs="宋体" w:hint="eastAsia"/>
+        <w:widowControl/>
+        <w:rPr>
+          <w:rFonts w:ascii="宋体" w:eastAsia="宋体" w:hAnsi="宋体" w:cs="宋体"/>
           <w:kern w:val="0"/>
           <w:sz w:val="24"/>
           <w:szCs w:val="24"/>
         </w:rPr>
       </w:pPr>
-      <w:r>
-        <w:rPr>
-          <w:rFonts w:ascii="宋体" w:eastAsia="宋体" w:hAnsi="宋体" w:cs="宋体"/>
+    </w:p>
+    <w:p>
+      <w:pPr>
+        <w:pStyle w:val="4"/>
+        <w:rPr>
+          <w:rFonts w:hint="eastAsia"/>
+        </w:rPr>
+      </w:pPr>
+      <w:r>
+        <w:rPr>
+          <w:rFonts w:hint="eastAsia"/>
+        </w:rPr>
+        <w:t>3</w:t>
+      </w:r>
+      <w:r>
+        <w:rPr>
+          <w:rFonts w:hint="eastAsia"/>
+        </w:rPr>
+        <w:t>）</w:t>
+      </w:r>
+      <w:r>
+        <w:rPr>
+          <w:rFonts w:hint="eastAsia"/>
+        </w:rPr>
+        <w:t>图标</w:t>
+      </w:r>
+      <w:r>
+        <w:rPr>
+          <w:rFonts w:hint="eastAsia"/>
+        </w:rPr>
+        <w:t>设置</w:t>
+      </w:r>
+    </w:p>
+    <w:p>
+      <w:pPr>
+        <w:widowControl/>
+        <w:adjustRightInd w:val="0"/>
+        <w:snapToGrid w:val="0"/>
+        <w:jc w:val="left"/>
+        <w:rPr>
+          <w:rFonts w:ascii="Tahoma" w:eastAsia="微软雅黑" w:hAnsi="Tahoma"/>
+          <w:kern w:val="0"/>
+          <w:sz w:val="22"/>
+        </w:rPr>
+      </w:pPr>
+      <w:r>
+        <w:rPr>
+          <w:rFonts w:ascii="Tahoma" w:eastAsia="微软雅黑" w:hAnsi="Tahoma" w:hint="eastAsia"/>
+          <w:kern w:val="0"/>
+          <w:sz w:val="22"/>
+        </w:rPr>
+        <w:t>因为这里使用的是</w:t>
+      </w:r>
+      <w:r>
+        <w:rPr>
+          <w:rFonts w:ascii="Tahoma" w:eastAsia="微软雅黑" w:hAnsi="Tahoma" w:hint="eastAsia"/>
+          <w:kern w:val="0"/>
+          <w:sz w:val="22"/>
+        </w:rPr>
+        <w:t xml:space="preserve"> </w:t>
+      </w:r>
+      <w:r>
+        <w:rPr>
+          <w:rFonts w:ascii="Tahoma" w:eastAsia="微软雅黑" w:hAnsi="Tahoma" w:hint="eastAsia"/>
+          <w:kern w:val="0"/>
+          <w:sz w:val="22"/>
+        </w:rPr>
+        <w:t>可拾取物生成器</w:t>
+      </w:r>
+      <w:r>
+        <w:rPr>
+          <w:rFonts w:ascii="Tahoma" w:eastAsia="微软雅黑" w:hAnsi="Tahoma" w:hint="eastAsia"/>
+          <w:kern w:val="0"/>
+          <w:sz w:val="22"/>
+        </w:rPr>
+        <w:t>+</w:t>
+      </w:r>
+      <w:r>
+        <w:rPr>
+          <w:rFonts w:ascii="Tahoma" w:eastAsia="微软雅黑" w:hAnsi="Tahoma" w:hint="eastAsia"/>
+          <w:kern w:val="0"/>
+          <w:sz w:val="22"/>
+        </w:rPr>
+        <w:t>图标行走图</w:t>
+      </w:r>
+      <w:r>
+        <w:rPr>
+          <w:rFonts w:ascii="Tahoma" w:eastAsia="微软雅黑" w:hAnsi="Tahoma" w:hint="eastAsia"/>
+          <w:kern w:val="0"/>
+          <w:sz w:val="22"/>
+        </w:rPr>
+        <w:t xml:space="preserve"> </w:t>
+      </w:r>
+      <w:r>
+        <w:rPr>
+          <w:rFonts w:ascii="Tahoma" w:eastAsia="微软雅黑" w:hAnsi="Tahoma" w:hint="eastAsia"/>
+          <w:kern w:val="0"/>
+          <w:sz w:val="22"/>
+        </w:rPr>
+        <w:t>两个插件来制作</w:t>
+      </w:r>
+      <w:r>
+        <w:rPr>
+          <w:rFonts w:ascii="Tahoma" w:eastAsia="微软雅黑" w:hAnsi="Tahoma" w:hint="eastAsia"/>
+          <w:kern w:val="0"/>
+          <w:sz w:val="22"/>
+        </w:rPr>
+        <w:t xml:space="preserve"> </w:t>
+      </w:r>
+      <w:r>
+        <w:rPr>
+          <w:rFonts w:ascii="Tahoma" w:eastAsia="微软雅黑" w:hAnsi="Tahoma" w:hint="eastAsia"/>
+          <w:kern w:val="0"/>
+          <w:sz w:val="22"/>
+        </w:rPr>
+        <w:t>可拾取</w:t>
+      </w:r>
+      <w:r>
+        <w:rPr>
+          <w:rFonts w:ascii="Tahoma" w:eastAsia="微软雅黑" w:hAnsi="Tahoma" w:hint="eastAsia"/>
+          <w:kern w:val="0"/>
+          <w:sz w:val="22"/>
+        </w:rPr>
+        <w:t>水晶。</w:t>
+      </w:r>
+    </w:p>
+    <w:p>
+      <w:pPr>
+        <w:widowControl/>
+        <w:adjustRightInd w:val="0"/>
+        <w:snapToGrid w:val="0"/>
+        <w:jc w:val="left"/>
+        <w:rPr>
+          <w:rFonts w:ascii="Tahoma" w:eastAsia="微软雅黑" w:hAnsi="Tahoma" w:hint="eastAsia"/>
+          <w:kern w:val="0"/>
+          <w:sz w:val="22"/>
+        </w:rPr>
+      </w:pPr>
+      <w:r>
+        <w:rPr>
+          <w:rFonts w:ascii="Tahoma" w:eastAsia="微软雅黑" w:hAnsi="Tahoma" w:hint="eastAsia"/>
+          <w:kern w:val="0"/>
+          <w:sz w:val="22"/>
+        </w:rPr>
+        <w:t>所以需要用到图标。</w:t>
+      </w:r>
+      <w:r>
+        <w:rPr>
+          <w:rFonts w:ascii="Tahoma" w:eastAsia="微软雅黑" w:hAnsi="Tahoma" w:hint="eastAsia"/>
+          <w:kern w:val="0"/>
+          <w:sz w:val="22"/>
+        </w:rPr>
+        <w:t>（就这一个图标）</w:t>
+      </w:r>
+    </w:p>
+    <w:p>
+      <w:pPr>
+        <w:widowControl/>
+        <w:adjustRightInd w:val="0"/>
+        <w:snapToGrid w:val="0"/>
+        <w:jc w:val="center"/>
+        <w:rPr>
+          <w:rFonts w:ascii="Tahoma" w:eastAsia="微软雅黑" w:hAnsi="Tahoma"/>
+          <w:kern w:val="0"/>
+          <w:sz w:val="22"/>
+        </w:rPr>
+      </w:pPr>
+      <w:r>
+        <w:rPr>
+          <w:rFonts w:hint="eastAsia"/>
           <w:noProof/>
-          <w:kern w:val="0"/>
-          <w:sz w:val="24"/>
-          <w:szCs w:val="24"/>
         </w:rPr>
         <w:drawing>
-          <wp:inline distT="0" distB="0" distL="0" distR="0" wp14:anchorId="6F006B04" wp14:editId="64E2AB7B">
-            <wp:extent cx="1885591" cy="1310640"/>
-            <wp:effectExtent l="0" t="0" r="635" b="3810"/>
-            <wp:docPr id="19" name="图片 19"/>
+          <wp:inline distT="0" distB="0" distL="0" distR="0" wp14:anchorId="5DBBC60A" wp14:editId="029D6362">
+            <wp:extent cx="1424940" cy="1438910"/>
+            <wp:effectExtent l="0" t="0" r="3810" b="8890"/>
+            <wp:docPr id="1174564507" name="图片 4"/>
             <wp:cNvGraphicFramePr>
               <a:graphicFrameLocks xmlns:a="http://schemas.openxmlformats.org/drawingml/2006/main" noChangeAspect="1"/>
             </wp:cNvGraphicFramePr>
@@ -1084,13 +1341,13 @@
               <a:graphicData uri="http://schemas.openxmlformats.org/drawingml/2006/picture">
                 <pic:pic xmlns:pic="http://schemas.openxmlformats.org/drawingml/2006/picture">
                   <pic:nvPicPr>
-                    <pic:cNvPr id="0" name="Picture 36"/>
+                    <pic:cNvPr id="0" name="Picture 7"/>
                     <pic:cNvPicPr>
                       <a:picLocks noChangeAspect="1" noChangeArrowheads="1"/>
                     </pic:cNvPicPr>
                   </pic:nvPicPr>
                   <pic:blipFill>
-                    <a:blip r:embed="rId10">
+                    <a:blip r:embed="rId12">
                       <a:extLst>
                         <a:ext uri="{28A0092B-C50C-407E-A947-70E740481C1C}">
                           <a14:useLocalDpi xmlns:a14="http://schemas.microsoft.com/office/drawing/2010/main" val="0"/>
@@ -1105,7 +1362,7 @@
                   <pic:spPr bwMode="auto">
                     <a:xfrm>
                       <a:off x="0" y="0"/>
-                      <a:ext cx="1892261" cy="1315276"/>
+                      <a:ext cx="1429031" cy="1443041"/>
                     </a:xfrm>
                     <a:prstGeom prst="rect">
                       <a:avLst/>
@@ -1125,20 +1382,1465 @@
     <w:p>
       <w:pPr>
         <w:widowControl/>
+        <w:adjustRightInd w:val="0"/>
+        <w:snapToGrid w:val="0"/>
         <w:jc w:val="left"/>
         <w:rPr>
-          <w:rFonts w:ascii="Tahoma" w:eastAsia="微软雅黑" w:hAnsi="Tahoma"/>
-          <w:b/>
-          <w:bCs/>
-          <w:kern w:val="0"/>
-          <w:sz w:val="22"/>
-        </w:rPr>
-      </w:pPr>
-      <w:r>
-        <w:rPr>
-          <w:rFonts w:ascii="Tahoma" w:eastAsia="微软雅黑" w:hAnsi="Tahoma"/>
-          <w:b/>
-          <w:bCs/>
+          <w:rFonts w:ascii="Tahoma" w:eastAsia="微软雅黑" w:hAnsi="Tahoma" w:hint="eastAsia"/>
+          <w:kern w:val="0"/>
+          <w:sz w:val="22"/>
+        </w:rPr>
+      </w:pPr>
+    </w:p>
+    <w:p>
+      <w:pPr>
+        <w:pStyle w:val="4"/>
+        <w:rPr>
+          <w:rFonts w:hint="eastAsia"/>
+        </w:rPr>
+      </w:pPr>
+      <w:r>
+        <w:rPr>
+          <w:rFonts w:hint="eastAsia"/>
+        </w:rPr>
+        <w:lastRenderedPageBreak/>
+        <w:t>4</w:t>
+      </w:r>
+      <w:r>
+        <w:rPr>
+          <w:rFonts w:hint="eastAsia"/>
+        </w:rPr>
+        <w:t>）</w:t>
+      </w:r>
+      <w:r>
+        <w:rPr>
+          <w:rFonts w:hint="eastAsia"/>
+        </w:rPr>
+        <w:t>物品</w:t>
+      </w:r>
+      <w:r>
+        <w:rPr>
+          <w:rFonts w:hint="eastAsia"/>
+        </w:rPr>
+        <w:t>设置</w:t>
+      </w:r>
+    </w:p>
+    <w:p>
+      <w:pPr>
+        <w:widowControl/>
+        <w:adjustRightInd w:val="0"/>
+        <w:snapToGrid w:val="0"/>
+        <w:jc w:val="left"/>
+        <w:rPr>
+          <w:rFonts w:ascii="Tahoma" w:eastAsia="微软雅黑" w:hAnsi="Tahoma" w:hint="eastAsia"/>
+          <w:kern w:val="0"/>
+          <w:sz w:val="22"/>
+        </w:rPr>
+      </w:pPr>
+      <w:r>
+        <w:rPr>
+          <w:rFonts w:ascii="Tahoma" w:eastAsia="微软雅黑" w:hAnsi="Tahoma" w:hint="eastAsia"/>
+          <w:kern w:val="0"/>
+          <w:sz w:val="22"/>
+        </w:rPr>
+        <w:t>因为这里使用的是</w:t>
+      </w:r>
+      <w:r>
+        <w:rPr>
+          <w:rFonts w:ascii="Tahoma" w:eastAsia="微软雅黑" w:hAnsi="Tahoma" w:hint="eastAsia"/>
+          <w:kern w:val="0"/>
+          <w:sz w:val="22"/>
+        </w:rPr>
+        <w:t xml:space="preserve"> </w:t>
+      </w:r>
+      <w:r>
+        <w:rPr>
+          <w:rFonts w:ascii="Tahoma" w:eastAsia="微软雅黑" w:hAnsi="Tahoma" w:hint="eastAsia"/>
+          <w:kern w:val="0"/>
+          <w:sz w:val="22"/>
+        </w:rPr>
+        <w:t>可拾取物生成器</w:t>
+      </w:r>
+      <w:r>
+        <w:rPr>
+          <w:rFonts w:ascii="Tahoma" w:eastAsia="微软雅黑" w:hAnsi="Tahoma" w:hint="eastAsia"/>
+          <w:kern w:val="0"/>
+          <w:sz w:val="22"/>
+        </w:rPr>
+        <w:t>+</w:t>
+      </w:r>
+      <w:r>
+        <w:rPr>
+          <w:rFonts w:ascii="Tahoma" w:eastAsia="微软雅黑" w:hAnsi="Tahoma" w:hint="eastAsia"/>
+          <w:kern w:val="0"/>
+          <w:sz w:val="22"/>
+        </w:rPr>
+        <w:t>图标行走图</w:t>
+      </w:r>
+      <w:r>
+        <w:rPr>
+          <w:rFonts w:ascii="Tahoma" w:eastAsia="微软雅黑" w:hAnsi="Tahoma" w:hint="eastAsia"/>
+          <w:kern w:val="0"/>
+          <w:sz w:val="22"/>
+        </w:rPr>
+        <w:t xml:space="preserve"> </w:t>
+      </w:r>
+      <w:r>
+        <w:rPr>
+          <w:rFonts w:ascii="Tahoma" w:eastAsia="微软雅黑" w:hAnsi="Tahoma" w:hint="eastAsia"/>
+          <w:kern w:val="0"/>
+          <w:sz w:val="22"/>
+        </w:rPr>
+        <w:t>两个插件来制作</w:t>
+      </w:r>
+      <w:r>
+        <w:rPr>
+          <w:rFonts w:ascii="Tahoma" w:eastAsia="微软雅黑" w:hAnsi="Tahoma" w:hint="eastAsia"/>
+          <w:kern w:val="0"/>
+          <w:sz w:val="22"/>
+        </w:rPr>
+        <w:t xml:space="preserve"> </w:t>
+      </w:r>
+      <w:r>
+        <w:rPr>
+          <w:rFonts w:ascii="Tahoma" w:eastAsia="微软雅黑" w:hAnsi="Tahoma" w:hint="eastAsia"/>
+          <w:kern w:val="0"/>
+          <w:sz w:val="22"/>
+        </w:rPr>
+        <w:t>可拾取</w:t>
+      </w:r>
+      <w:r>
+        <w:rPr>
+          <w:rFonts w:ascii="Tahoma" w:eastAsia="微软雅黑" w:hAnsi="Tahoma" w:hint="eastAsia"/>
+          <w:kern w:val="0"/>
+          <w:sz w:val="22"/>
+        </w:rPr>
+        <w:t>水晶。</w:t>
+      </w:r>
+    </w:p>
+    <w:p>
+      <w:pPr>
+        <w:widowControl/>
+        <w:adjustRightInd w:val="0"/>
+        <w:snapToGrid w:val="0"/>
+        <w:jc w:val="left"/>
+        <w:rPr>
+          <w:rFonts w:ascii="Tahoma" w:eastAsia="微软雅黑" w:hAnsi="Tahoma" w:hint="eastAsia"/>
+          <w:kern w:val="0"/>
+          <w:sz w:val="22"/>
+        </w:rPr>
+      </w:pPr>
+      <w:r>
+        <w:rPr>
+          <w:rFonts w:ascii="Tahoma" w:eastAsia="微软雅黑" w:hAnsi="Tahoma" w:hint="eastAsia"/>
+          <w:kern w:val="0"/>
+          <w:sz w:val="22"/>
+        </w:rPr>
+        <w:t>所以需要用到</w:t>
+      </w:r>
+      <w:r>
+        <w:rPr>
+          <w:rFonts w:ascii="Tahoma" w:eastAsia="微软雅黑" w:hAnsi="Tahoma" w:hint="eastAsia"/>
+          <w:kern w:val="0"/>
+          <w:sz w:val="22"/>
+        </w:rPr>
+        <w:t>物品设置</w:t>
+      </w:r>
+      <w:r>
+        <w:rPr>
+          <w:rFonts w:ascii="Tahoma" w:eastAsia="微软雅黑" w:hAnsi="Tahoma" w:hint="eastAsia"/>
+          <w:kern w:val="0"/>
+          <w:sz w:val="22"/>
+        </w:rPr>
+        <w:t>。</w:t>
+      </w:r>
+      <w:r>
+        <w:rPr>
+          <w:rFonts w:ascii="Tahoma" w:eastAsia="微软雅黑" w:hAnsi="Tahoma" w:hint="eastAsia"/>
+          <w:kern w:val="0"/>
+          <w:sz w:val="22"/>
+        </w:rPr>
+        <w:t>（就这一个物品）</w:t>
+      </w:r>
+    </w:p>
+    <w:p>
+      <w:pPr>
+        <w:widowControl/>
+        <w:adjustRightInd w:val="0"/>
+        <w:snapToGrid w:val="0"/>
+        <w:jc w:val="center"/>
+        <w:rPr>
+          <w:rFonts w:ascii="宋体" w:eastAsia="宋体" w:hAnsi="宋体" w:cs="宋体" w:hint="eastAsia"/>
+          <w:kern w:val="0"/>
+          <w:sz w:val="24"/>
+          <w:szCs w:val="24"/>
+        </w:rPr>
+      </w:pPr>
+      <w:r>
+        <w:rPr>
+          <w:rFonts w:hint="eastAsia"/>
+          <w:noProof/>
+        </w:rPr>
+        <w:drawing>
+          <wp:inline distT="0" distB="0" distL="0" distR="0" wp14:anchorId="4021B817" wp14:editId="5FABD756">
+            <wp:extent cx="3622677" cy="2232660"/>
+            <wp:effectExtent l="0" t="0" r="0" b="0"/>
+            <wp:docPr id="1738778847" name="图片 5"/>
+            <wp:cNvGraphicFramePr>
+              <a:graphicFrameLocks xmlns:a="http://schemas.openxmlformats.org/drawingml/2006/main" noChangeAspect="1"/>
+            </wp:cNvGraphicFramePr>
+            <a:graphic xmlns:a="http://schemas.openxmlformats.org/drawingml/2006/main">
+              <a:graphicData uri="http://schemas.openxmlformats.org/drawingml/2006/picture">
+                <pic:pic xmlns:pic="http://schemas.openxmlformats.org/drawingml/2006/picture">
+                  <pic:nvPicPr>
+                    <pic:cNvPr id="0" name="Picture 9"/>
+                    <pic:cNvPicPr>
+                      <a:picLocks noChangeAspect="1" noChangeArrowheads="1"/>
+                    </pic:cNvPicPr>
+                  </pic:nvPicPr>
+                  <pic:blipFill>
+                    <a:blip r:embed="rId13">
+                      <a:extLst>
+                        <a:ext uri="{28A0092B-C50C-407E-A947-70E740481C1C}">
+                          <a14:useLocalDpi xmlns:a14="http://schemas.microsoft.com/office/drawing/2010/main" val="0"/>
+                        </a:ext>
+                      </a:extLst>
+                    </a:blip>
+                    <a:srcRect/>
+                    <a:stretch>
+                      <a:fillRect/>
+                    </a:stretch>
+                  </pic:blipFill>
+                  <pic:spPr bwMode="auto">
+                    <a:xfrm>
+                      <a:off x="0" y="0"/>
+                      <a:ext cx="3633390" cy="2239262"/>
+                    </a:xfrm>
+                    <a:prstGeom prst="rect">
+                      <a:avLst/>
+                    </a:prstGeom>
+                    <a:noFill/>
+                    <a:ln>
+                      <a:noFill/>
+                    </a:ln>
+                  </pic:spPr>
+                </pic:pic>
+              </a:graphicData>
+            </a:graphic>
+          </wp:inline>
+        </w:drawing>
+      </w:r>
+    </w:p>
+    <w:p>
+      <w:pPr>
+        <w:widowControl/>
+        <w:rPr>
+          <w:rFonts w:ascii="宋体" w:eastAsia="宋体" w:hAnsi="宋体" w:cs="宋体"/>
+          <w:kern w:val="0"/>
+          <w:sz w:val="24"/>
+          <w:szCs w:val="24"/>
+        </w:rPr>
+      </w:pPr>
+    </w:p>
+    <w:p>
+      <w:pPr>
+        <w:pStyle w:val="4"/>
+        <w:rPr>
+          <w:rFonts w:hint="eastAsia"/>
+        </w:rPr>
+      </w:pPr>
+      <w:r>
+        <w:rPr>
+          <w:rFonts w:hint="eastAsia"/>
+        </w:rPr>
+        <w:t>5</w:t>
+      </w:r>
+      <w:r>
+        <w:rPr>
+          <w:rFonts w:hint="eastAsia"/>
+        </w:rPr>
+        <w:t>）</w:t>
+      </w:r>
+      <w:r>
+        <w:rPr>
+          <w:rFonts w:hint="eastAsia"/>
+        </w:rPr>
+        <w:t>动画</w:t>
+      </w:r>
+      <w:r>
+        <w:rPr>
+          <w:rFonts w:hint="eastAsia"/>
+        </w:rPr>
+        <w:t>设置</w:t>
+      </w:r>
+    </w:p>
+    <w:p>
+      <w:pPr>
+        <w:widowControl/>
+        <w:adjustRightInd w:val="0"/>
+        <w:snapToGrid w:val="0"/>
+        <w:jc w:val="left"/>
+        <w:rPr>
+          <w:rFonts w:ascii="Tahoma" w:eastAsia="微软雅黑" w:hAnsi="Tahoma"/>
+          <w:kern w:val="0"/>
+          <w:sz w:val="22"/>
+        </w:rPr>
+      </w:pPr>
+      <w:r>
+        <w:rPr>
+          <w:rFonts w:ascii="Tahoma" w:eastAsia="微软雅黑" w:hAnsi="Tahoma" w:hint="eastAsia"/>
+          <w:kern w:val="0"/>
+          <w:sz w:val="22"/>
+        </w:rPr>
+        <w:t>弹丸碰壁</w:t>
+      </w:r>
+      <w:r>
+        <w:rPr>
+          <w:rFonts w:ascii="Tahoma" w:eastAsia="微软雅黑" w:hAnsi="Tahoma" w:hint="eastAsia"/>
+          <w:kern w:val="0"/>
+          <w:sz w:val="22"/>
+        </w:rPr>
+        <w:t>/</w:t>
+      </w:r>
+      <w:r>
+        <w:rPr>
+          <w:rFonts w:ascii="Tahoma" w:eastAsia="微软雅黑" w:hAnsi="Tahoma" w:hint="eastAsia"/>
+          <w:kern w:val="0"/>
+          <w:sz w:val="22"/>
+        </w:rPr>
+        <w:t>无法移动时，需要触发爆炸效果，这里用到了动画</w:t>
+      </w:r>
+      <w:r>
+        <w:rPr>
+          <w:rFonts w:ascii="Tahoma" w:eastAsia="微软雅黑" w:hAnsi="Tahoma" w:hint="eastAsia"/>
+          <w:kern w:val="0"/>
+          <w:sz w:val="22"/>
+        </w:rPr>
+        <w:t>88</w:t>
+      </w:r>
+      <w:r>
+        <w:rPr>
+          <w:rFonts w:ascii="Tahoma" w:eastAsia="微软雅黑" w:hAnsi="Tahoma" w:hint="eastAsia"/>
+          <w:kern w:val="0"/>
+          <w:sz w:val="22"/>
+        </w:rPr>
+        <w:t>，来播放爆炸。</w:t>
+      </w:r>
+    </w:p>
+    <w:p>
+      <w:pPr>
+        <w:widowControl/>
+        <w:adjustRightInd w:val="0"/>
+        <w:snapToGrid w:val="0"/>
+        <w:jc w:val="left"/>
+        <w:rPr>
+          <w:rFonts w:ascii="Tahoma" w:eastAsia="微软雅黑" w:hAnsi="Tahoma" w:hint="eastAsia"/>
+          <w:kern w:val="0"/>
+          <w:sz w:val="22"/>
+        </w:rPr>
+      </w:pPr>
+      <w:r>
+        <w:rPr>
+          <w:rFonts w:ascii="Tahoma" w:eastAsia="微软雅黑" w:hAnsi="Tahoma" w:hint="eastAsia"/>
+          <w:kern w:val="0"/>
+          <w:sz w:val="22"/>
+        </w:rPr>
+        <w:t>（对应的声音文件也不要忘了）</w:t>
+      </w:r>
+    </w:p>
+    <w:p>
+      <w:pPr>
+        <w:widowControl/>
+        <w:adjustRightInd w:val="0"/>
+        <w:snapToGrid w:val="0"/>
+        <w:jc w:val="center"/>
+        <w:rPr>
+          <w:rFonts w:ascii="Tahoma" w:eastAsia="微软雅黑" w:hAnsi="Tahoma"/>
+          <w:kern w:val="0"/>
+          <w:sz w:val="22"/>
+        </w:rPr>
+      </w:pPr>
+      <w:r>
+        <w:rPr>
+          <w:rFonts w:ascii="Tahoma" w:eastAsia="微软雅黑" w:hAnsi="Tahoma" w:hint="eastAsia"/>
+          <w:kern w:val="0"/>
+          <w:sz w:val="22"/>
+        </w:rPr>
+        <w:drawing>
+          <wp:inline distT="0" distB="0" distL="0" distR="0" wp14:anchorId="56BF6E3E" wp14:editId="1E9FC1D9">
+            <wp:extent cx="3646053" cy="2674620"/>
+            <wp:effectExtent l="0" t="0" r="0" b="0"/>
+            <wp:docPr id="2079624164" name="图片 6"/>
+            <wp:cNvGraphicFramePr>
+              <a:graphicFrameLocks xmlns:a="http://schemas.openxmlformats.org/drawingml/2006/main" noChangeAspect="1"/>
+            </wp:cNvGraphicFramePr>
+            <a:graphic xmlns:a="http://schemas.openxmlformats.org/drawingml/2006/main">
+              <a:graphicData uri="http://schemas.openxmlformats.org/drawingml/2006/picture">
+                <pic:pic xmlns:pic="http://schemas.openxmlformats.org/drawingml/2006/picture">
+                  <pic:nvPicPr>
+                    <pic:cNvPr id="0" name="Picture 11"/>
+                    <pic:cNvPicPr>
+                      <a:picLocks noChangeAspect="1" noChangeArrowheads="1"/>
+                    </pic:cNvPicPr>
+                  </pic:nvPicPr>
+                  <pic:blipFill>
+                    <a:blip r:embed="rId14">
+                      <a:extLst>
+                        <a:ext uri="{28A0092B-C50C-407E-A947-70E740481C1C}">
+                          <a14:useLocalDpi xmlns:a14="http://schemas.microsoft.com/office/drawing/2010/main" val="0"/>
+                        </a:ext>
+                      </a:extLst>
+                    </a:blip>
+                    <a:srcRect/>
+                    <a:stretch>
+                      <a:fillRect/>
+                    </a:stretch>
+                  </pic:blipFill>
+                  <pic:spPr bwMode="auto">
+                    <a:xfrm>
+                      <a:off x="0" y="0"/>
+                      <a:ext cx="3660523" cy="2685235"/>
+                    </a:xfrm>
+                    <a:prstGeom prst="rect">
+                      <a:avLst/>
+                    </a:prstGeom>
+                    <a:noFill/>
+                    <a:ln>
+                      <a:noFill/>
+                    </a:ln>
+                  </pic:spPr>
+                </pic:pic>
+              </a:graphicData>
+            </a:graphic>
+          </wp:inline>
+        </w:drawing>
+      </w:r>
+    </w:p>
+    <w:p>
+      <w:pPr>
+        <w:widowControl/>
+        <w:adjustRightInd w:val="0"/>
+        <w:snapToGrid w:val="0"/>
+        <w:jc w:val="left"/>
+        <w:rPr>
+          <w:rFonts w:ascii="Tahoma" w:eastAsia="微软雅黑" w:hAnsi="Tahoma" w:hint="eastAsia"/>
+          <w:kern w:val="0"/>
+          <w:sz w:val="22"/>
+        </w:rPr>
+      </w:pPr>
+    </w:p>
+    <w:p>
+      <w:pPr>
+        <w:pStyle w:val="4"/>
+        <w:rPr>
+          <w:rFonts w:hint="eastAsia"/>
+        </w:rPr>
+      </w:pPr>
+      <w:r>
+        <w:rPr>
+          <w:rFonts w:hint="eastAsia"/>
+        </w:rPr>
+        <w:t>6</w:t>
+      </w:r>
+      <w:r>
+        <w:rPr>
+          <w:rFonts w:hint="eastAsia"/>
+        </w:rPr>
+        <w:t>）</w:t>
+      </w:r>
+      <w:r>
+        <w:rPr>
+          <w:rFonts w:hint="eastAsia"/>
+        </w:rPr>
+        <w:t>插件-事件复制器</w:t>
+      </w:r>
+    </w:p>
+    <w:p>
+      <w:pPr>
+        <w:widowControl/>
+        <w:adjustRightInd w:val="0"/>
+        <w:snapToGrid w:val="0"/>
+        <w:jc w:val="left"/>
+        <w:rPr>
+          <w:rFonts w:ascii="Tahoma" w:eastAsia="微软雅黑" w:hAnsi="Tahoma"/>
+          <w:kern w:val="0"/>
+          <w:sz w:val="22"/>
+        </w:rPr>
+      </w:pPr>
+      <w:r>
+        <w:rPr>
+          <w:rFonts w:ascii="Tahoma" w:eastAsia="微软雅黑" w:hAnsi="Tahoma" w:hint="eastAsia"/>
+          <w:kern w:val="0"/>
+          <w:sz w:val="22"/>
+        </w:rPr>
+        <w:t>留意</w:t>
+      </w:r>
+      <w:r>
+        <w:rPr>
+          <w:rFonts w:ascii="Tahoma" w:eastAsia="微软雅黑" w:hAnsi="Tahoma" w:hint="eastAsia"/>
+          <w:kern w:val="0"/>
+          <w:sz w:val="22"/>
+        </w:rPr>
+        <w:t xml:space="preserve"> </w:t>
+      </w:r>
+      <w:r>
+        <w:rPr>
+          <w:rFonts w:ascii="Tahoma" w:eastAsia="微软雅黑" w:hAnsi="Tahoma" w:hint="eastAsia"/>
+          <w:color w:val="00B050"/>
+          <w:kern w:val="0"/>
+          <w:sz w:val="22"/>
+        </w:rPr>
+        <w:t>模板管理层</w:t>
+      </w:r>
+      <w:r>
+        <w:rPr>
+          <w:rFonts w:ascii="Tahoma" w:eastAsia="微软雅黑" w:hAnsi="Tahoma" w:hint="eastAsia"/>
+          <w:kern w:val="0"/>
+          <w:sz w:val="22"/>
+        </w:rPr>
+        <w:t xml:space="preserve"> </w:t>
+      </w:r>
+      <w:r>
+        <w:rPr>
+          <w:rFonts w:ascii="Tahoma" w:eastAsia="微软雅黑" w:hAnsi="Tahoma" w:hint="eastAsia"/>
+          <w:kern w:val="0"/>
+          <w:sz w:val="22"/>
+        </w:rPr>
+        <w:t>的弹丸事件，</w:t>
+      </w:r>
+      <w:r>
+        <w:rPr>
+          <w:rFonts w:ascii="Tahoma" w:eastAsia="微软雅黑" w:hAnsi="Tahoma" w:hint="eastAsia"/>
+          <w:kern w:val="0"/>
+          <w:sz w:val="22"/>
+        </w:rPr>
+        <w:t>事件</w:t>
+      </w:r>
+      <w:proofErr w:type="gramStart"/>
+      <w:r>
+        <w:rPr>
+          <w:rFonts w:ascii="Tahoma" w:eastAsia="微软雅黑" w:hAnsi="Tahoma" w:hint="eastAsia"/>
+          <w:kern w:val="0"/>
+          <w:sz w:val="22"/>
+        </w:rPr>
+        <w:t>复制器</w:t>
+      </w:r>
+      <w:proofErr w:type="gramEnd"/>
+      <w:r>
+        <w:rPr>
+          <w:rFonts w:ascii="Tahoma" w:eastAsia="微软雅黑" w:hAnsi="Tahoma" w:hint="eastAsia"/>
+          <w:kern w:val="0"/>
+          <w:sz w:val="22"/>
+        </w:rPr>
+        <w:t>通过复制此事件，实现弹丸发射。</w:t>
+      </w:r>
+    </w:p>
+    <w:p>
+      <w:pPr>
+        <w:widowControl/>
+        <w:adjustRightInd w:val="0"/>
+        <w:snapToGrid w:val="0"/>
+        <w:jc w:val="left"/>
+        <w:rPr>
+          <w:rFonts w:ascii="Tahoma" w:eastAsia="微软雅黑" w:hAnsi="Tahoma" w:hint="eastAsia"/>
+          <w:kern w:val="0"/>
+          <w:sz w:val="22"/>
+        </w:rPr>
+      </w:pPr>
+      <w:r>
+        <w:rPr>
+          <w:rFonts w:ascii="Tahoma" w:eastAsia="微软雅黑" w:hAnsi="Tahoma" w:hint="eastAsia"/>
+          <w:kern w:val="0"/>
+          <w:sz w:val="22"/>
+        </w:rPr>
+        <w:t>注意模板管理层，在新</w:t>
+      </w:r>
+      <w:r>
+        <w:rPr>
+          <w:rFonts w:ascii="Tahoma" w:eastAsia="微软雅黑" w:hAnsi="Tahoma" w:hint="eastAsia"/>
+          <w:kern w:val="0"/>
+          <w:sz w:val="22"/>
+        </w:rPr>
+        <w:t>工程中</w:t>
+      </w:r>
+      <w:r>
+        <w:rPr>
+          <w:rFonts w:ascii="Tahoma" w:eastAsia="微软雅黑" w:hAnsi="Tahoma" w:hint="eastAsia"/>
+          <w:kern w:val="0"/>
+          <w:sz w:val="22"/>
+        </w:rPr>
+        <w:t>的</w:t>
+      </w:r>
+      <w:r>
+        <w:rPr>
+          <w:rFonts w:ascii="Tahoma" w:eastAsia="微软雅黑" w:hAnsi="Tahoma" w:hint="eastAsia"/>
+          <w:kern w:val="0"/>
+          <w:sz w:val="22"/>
+        </w:rPr>
+        <w:t>地图</w:t>
+      </w:r>
+      <w:r>
+        <w:rPr>
+          <w:rFonts w:ascii="Tahoma" w:eastAsia="微软雅黑" w:hAnsi="Tahoma" w:hint="eastAsia"/>
+          <w:kern w:val="0"/>
+          <w:sz w:val="22"/>
+        </w:rPr>
+        <w:t>id</w:t>
+      </w:r>
+      <w:r>
+        <w:rPr>
+          <w:rFonts w:ascii="Tahoma" w:eastAsia="微软雅黑" w:hAnsi="Tahoma" w:hint="eastAsia"/>
+          <w:kern w:val="0"/>
+          <w:sz w:val="22"/>
+        </w:rPr>
+        <w:t>变了，值为</w:t>
+      </w:r>
+      <w:r>
+        <w:rPr>
+          <w:rFonts w:ascii="Tahoma" w:eastAsia="微软雅黑" w:hAnsi="Tahoma" w:hint="eastAsia"/>
+          <w:kern w:val="0"/>
+          <w:sz w:val="22"/>
+        </w:rPr>
+        <w:t>[3]</w:t>
+      </w:r>
+      <w:r>
+        <w:rPr>
+          <w:rFonts w:ascii="Tahoma" w:eastAsia="微软雅黑" w:hAnsi="Tahoma" w:hint="eastAsia"/>
+          <w:kern w:val="0"/>
+          <w:sz w:val="22"/>
+        </w:rPr>
+        <w:t>。</w:t>
+      </w:r>
+    </w:p>
+    <w:p>
+      <w:pPr>
+        <w:widowControl/>
+        <w:adjustRightInd w:val="0"/>
+        <w:snapToGrid w:val="0"/>
+        <w:jc w:val="center"/>
+        <w:rPr>
+          <w:rFonts w:ascii="Tahoma" w:eastAsia="微软雅黑" w:hAnsi="Tahoma"/>
+          <w:kern w:val="0"/>
+          <w:sz w:val="22"/>
+        </w:rPr>
+      </w:pPr>
+      <w:r>
+        <w:rPr>
+          <w:rFonts w:hint="eastAsia"/>
+          <w:noProof/>
+        </w:rPr>
+        <w:drawing>
+          <wp:inline distT="0" distB="0" distL="0" distR="0" wp14:anchorId="513FF273" wp14:editId="7CE57F15">
+            <wp:extent cx="4992259" cy="899160"/>
+            <wp:effectExtent l="0" t="0" r="0" b="0"/>
+            <wp:docPr id="1914153426" name="图片 1"/>
+            <wp:cNvGraphicFramePr>
+              <a:graphicFrameLocks xmlns:a="http://schemas.openxmlformats.org/drawingml/2006/main" noChangeAspect="1"/>
+            </wp:cNvGraphicFramePr>
+            <a:graphic xmlns:a="http://schemas.openxmlformats.org/drawingml/2006/main">
+              <a:graphicData uri="http://schemas.openxmlformats.org/drawingml/2006/picture">
+                <pic:pic xmlns:pic="http://schemas.openxmlformats.org/drawingml/2006/picture">
+                  <pic:nvPicPr>
+                    <pic:cNvPr id="0" name="Picture 1"/>
+                    <pic:cNvPicPr>
+                      <a:picLocks noChangeAspect="1" noChangeArrowheads="1"/>
+                    </pic:cNvPicPr>
+                  </pic:nvPicPr>
+                  <pic:blipFill>
+                    <a:blip r:embed="rId15">
+                      <a:extLst>
+                        <a:ext uri="{28A0092B-C50C-407E-A947-70E740481C1C}">
+                          <a14:useLocalDpi xmlns:a14="http://schemas.microsoft.com/office/drawing/2010/main" val="0"/>
+                        </a:ext>
+                      </a:extLst>
+                    </a:blip>
+                    <a:srcRect/>
+                    <a:stretch>
+                      <a:fillRect/>
+                    </a:stretch>
+                  </pic:blipFill>
+                  <pic:spPr bwMode="auto">
+                    <a:xfrm>
+                      <a:off x="0" y="0"/>
+                      <a:ext cx="5004715" cy="901404"/>
+                    </a:xfrm>
+                    <a:prstGeom prst="rect">
+                      <a:avLst/>
+                    </a:prstGeom>
+                    <a:noFill/>
+                    <a:ln>
+                      <a:noFill/>
+                    </a:ln>
+                  </pic:spPr>
+                </pic:pic>
+              </a:graphicData>
+            </a:graphic>
+          </wp:inline>
+        </w:drawing>
+      </w:r>
+    </w:p>
+    <w:p>
+      <w:pPr>
+        <w:widowControl/>
+        <w:adjustRightInd w:val="0"/>
+        <w:snapToGrid w:val="0"/>
+        <w:jc w:val="center"/>
+        <w:rPr>
+          <w:rFonts w:ascii="Tahoma" w:eastAsia="微软雅黑" w:hAnsi="Tahoma" w:hint="eastAsia"/>
+          <w:kern w:val="0"/>
+          <w:sz w:val="22"/>
+        </w:rPr>
+      </w:pPr>
+      <w:r>
+        <w:rPr>
+          <w:rFonts w:hint="eastAsia"/>
+          <w:noProof/>
+        </w:rPr>
+        <w:lastRenderedPageBreak/>
+        <w:drawing>
+          <wp:inline distT="0" distB="0" distL="0" distR="0" wp14:anchorId="1619D5F7" wp14:editId="4210FE8B">
+            <wp:extent cx="2240280" cy="1047314"/>
+            <wp:effectExtent l="0" t="0" r="7620" b="635"/>
+            <wp:docPr id="641071185" name="图片 2"/>
+            <wp:cNvGraphicFramePr>
+              <a:graphicFrameLocks xmlns:a="http://schemas.openxmlformats.org/drawingml/2006/main" noChangeAspect="1"/>
+            </wp:cNvGraphicFramePr>
+            <a:graphic xmlns:a="http://schemas.openxmlformats.org/drawingml/2006/main">
+              <a:graphicData uri="http://schemas.openxmlformats.org/drawingml/2006/picture">
+                <pic:pic xmlns:pic="http://schemas.openxmlformats.org/drawingml/2006/picture">
+                  <pic:nvPicPr>
+                    <pic:cNvPr id="0" name="Picture 3"/>
+                    <pic:cNvPicPr>
+                      <a:picLocks noChangeAspect="1" noChangeArrowheads="1"/>
+                    </pic:cNvPicPr>
+                  </pic:nvPicPr>
+                  <pic:blipFill>
+                    <a:blip r:embed="rId16">
+                      <a:extLst>
+                        <a:ext uri="{28A0092B-C50C-407E-A947-70E740481C1C}">
+                          <a14:useLocalDpi xmlns:a14="http://schemas.microsoft.com/office/drawing/2010/main" val="0"/>
+                        </a:ext>
+                      </a:extLst>
+                    </a:blip>
+                    <a:srcRect/>
+                    <a:stretch>
+                      <a:fillRect/>
+                    </a:stretch>
+                  </pic:blipFill>
+                  <pic:spPr bwMode="auto">
+                    <a:xfrm>
+                      <a:off x="0" y="0"/>
+                      <a:ext cx="2243665" cy="1048896"/>
+                    </a:xfrm>
+                    <a:prstGeom prst="rect">
+                      <a:avLst/>
+                    </a:prstGeom>
+                    <a:noFill/>
+                    <a:ln>
+                      <a:noFill/>
+                    </a:ln>
+                  </pic:spPr>
+                </pic:pic>
+              </a:graphicData>
+            </a:graphic>
+          </wp:inline>
+        </w:drawing>
+      </w:r>
+      <w:r>
+        <w:rPr>
+          <w:rFonts w:hint="eastAsia"/>
+          <w:noProof/>
+        </w:rPr>
+        <w:t xml:space="preserve"> </w:t>
+      </w:r>
+      <w:r>
+        <w:rPr>
+          <w:rFonts w:hint="eastAsia"/>
+          <w:noProof/>
+        </w:rPr>
+        <w:drawing>
+          <wp:inline distT="0" distB="0" distL="0" distR="0" wp14:anchorId="287CA23C" wp14:editId="4D27B243">
+            <wp:extent cx="1723444" cy="1189355"/>
+            <wp:effectExtent l="0" t="0" r="0" b="0"/>
+            <wp:docPr id="1367645220" name="图片 1"/>
+            <wp:cNvGraphicFramePr>
+              <a:graphicFrameLocks xmlns:a="http://schemas.openxmlformats.org/drawingml/2006/main" noChangeAspect="1"/>
+            </wp:cNvGraphicFramePr>
+            <a:graphic xmlns:a="http://schemas.openxmlformats.org/drawingml/2006/main">
+              <a:graphicData uri="http://schemas.openxmlformats.org/drawingml/2006/picture">
+                <pic:pic xmlns:pic="http://schemas.openxmlformats.org/drawingml/2006/picture">
+                  <pic:nvPicPr>
+                    <pic:cNvPr id="0" name="Picture 1"/>
+                    <pic:cNvPicPr>
+                      <a:picLocks noChangeAspect="1" noChangeArrowheads="1"/>
+                    </pic:cNvPicPr>
+                  </pic:nvPicPr>
+                  <pic:blipFill>
+                    <a:blip r:embed="rId17">
+                      <a:extLst>
+                        <a:ext uri="{28A0092B-C50C-407E-A947-70E740481C1C}">
+                          <a14:useLocalDpi xmlns:a14="http://schemas.microsoft.com/office/drawing/2010/main" val="0"/>
+                        </a:ext>
+                      </a:extLst>
+                    </a:blip>
+                    <a:srcRect/>
+                    <a:stretch>
+                      <a:fillRect/>
+                    </a:stretch>
+                  </pic:blipFill>
+                  <pic:spPr bwMode="auto">
+                    <a:xfrm>
+                      <a:off x="0" y="0"/>
+                      <a:ext cx="1731459" cy="1194886"/>
+                    </a:xfrm>
+                    <a:prstGeom prst="rect">
+                      <a:avLst/>
+                    </a:prstGeom>
+                    <a:noFill/>
+                    <a:ln>
+                      <a:noFill/>
+                    </a:ln>
+                  </pic:spPr>
+                </pic:pic>
+              </a:graphicData>
+            </a:graphic>
+          </wp:inline>
+        </w:drawing>
+      </w:r>
+    </w:p>
+    <w:p>
+      <w:pPr>
+        <w:widowControl/>
+        <w:adjustRightInd w:val="0"/>
+        <w:snapToGrid w:val="0"/>
+        <w:jc w:val="left"/>
+        <w:rPr>
+          <w:rFonts w:ascii="Tahoma" w:eastAsia="微软雅黑" w:hAnsi="Tahoma" w:hint="eastAsia"/>
+          <w:kern w:val="0"/>
+          <w:sz w:val="22"/>
+        </w:rPr>
+      </w:pPr>
+      <w:r>
+        <w:rPr>
+          <w:rFonts w:ascii="Tahoma" w:eastAsia="微软雅黑" w:hAnsi="Tahoma" w:hint="eastAsia"/>
+          <w:kern w:val="0"/>
+          <w:sz w:val="22"/>
+        </w:rPr>
+        <w:t>弹丸设计方法可以去看看“</w:t>
+      </w:r>
+      <w:r>
+        <w:rPr>
+          <w:rFonts w:ascii="Tahoma" w:eastAsia="微软雅黑" w:hAnsi="Tahoma" w:hint="eastAsia"/>
+          <w:color w:val="0070C0"/>
+          <w:kern w:val="0"/>
+          <w:sz w:val="22"/>
+        </w:rPr>
+        <w:t>9</w:t>
+      </w:r>
+      <w:r>
+        <w:rPr>
+          <w:rFonts w:ascii="Tahoma" w:eastAsia="微软雅黑" w:hAnsi="Tahoma"/>
+          <w:color w:val="0070C0"/>
+          <w:kern w:val="0"/>
+          <w:sz w:val="22"/>
+        </w:rPr>
+        <w:t>.</w:t>
+      </w:r>
+      <w:r>
+        <w:rPr>
+          <w:rFonts w:ascii="Tahoma" w:eastAsia="微软雅黑" w:hAnsi="Tahoma" w:hint="eastAsia"/>
+          <w:color w:val="0070C0"/>
+          <w:kern w:val="0"/>
+          <w:sz w:val="22"/>
+        </w:rPr>
+        <w:t>物体触发</w:t>
+      </w:r>
+      <w:r>
+        <w:rPr>
+          <w:rFonts w:ascii="Tahoma" w:eastAsia="微软雅黑" w:hAnsi="Tahoma" w:hint="eastAsia"/>
+          <w:color w:val="0070C0"/>
+          <w:kern w:val="0"/>
+          <w:sz w:val="22"/>
+        </w:rPr>
+        <w:t xml:space="preserve"> &gt;</w:t>
+      </w:r>
+      <w:r>
+        <w:rPr>
+          <w:rFonts w:ascii="Tahoma" w:eastAsia="微软雅黑" w:hAnsi="Tahoma"/>
+          <w:color w:val="0070C0"/>
+          <w:kern w:val="0"/>
+          <w:sz w:val="22"/>
+        </w:rPr>
+        <w:t xml:space="preserve"> </w:t>
+      </w:r>
+      <w:r>
+        <w:rPr>
+          <w:rFonts w:ascii="Tahoma" w:eastAsia="微软雅黑" w:hAnsi="Tahoma" w:hint="eastAsia"/>
+          <w:color w:val="0070C0"/>
+          <w:kern w:val="0"/>
+          <w:sz w:val="22"/>
+        </w:rPr>
+        <w:t>物体设计</w:t>
+      </w:r>
+      <w:r>
+        <w:rPr>
+          <w:rFonts w:ascii="Tahoma" w:eastAsia="微软雅黑" w:hAnsi="Tahoma"/>
+          <w:color w:val="0070C0"/>
+          <w:kern w:val="0"/>
+          <w:sz w:val="22"/>
+        </w:rPr>
+        <w:t>-</w:t>
+      </w:r>
+      <w:r>
+        <w:rPr>
+          <w:rFonts w:ascii="Tahoma" w:eastAsia="微软雅黑" w:hAnsi="Tahoma"/>
+          <w:color w:val="0070C0"/>
+          <w:kern w:val="0"/>
+          <w:sz w:val="22"/>
+        </w:rPr>
+        <w:t>简易弹丸制作</w:t>
+      </w:r>
+      <w:r>
+        <w:rPr>
+          <w:rFonts w:ascii="Tahoma" w:eastAsia="微软雅黑" w:hAnsi="Tahoma"/>
+          <w:color w:val="0070C0"/>
+          <w:kern w:val="0"/>
+          <w:sz w:val="22"/>
+        </w:rPr>
+        <w:t>.docx</w:t>
+      </w:r>
+      <w:r>
+        <w:rPr>
+          <w:rFonts w:ascii="Tahoma" w:eastAsia="微软雅黑" w:hAnsi="Tahoma" w:hint="eastAsia"/>
+          <w:kern w:val="0"/>
+          <w:sz w:val="22"/>
+        </w:rPr>
+        <w:t>”</w:t>
+      </w:r>
+    </w:p>
+    <w:p>
+      <w:pPr>
+        <w:widowControl/>
+        <w:rPr>
+          <w:rFonts w:ascii="宋体" w:eastAsia="宋体" w:hAnsi="宋体" w:cs="宋体" w:hint="eastAsia"/>
+          <w:kern w:val="0"/>
+          <w:sz w:val="24"/>
+          <w:szCs w:val="24"/>
+        </w:rPr>
+      </w:pPr>
+    </w:p>
+    <w:p>
+      <w:pPr>
+        <w:pStyle w:val="4"/>
+        <w:rPr>
+          <w:rFonts w:hint="eastAsia"/>
+        </w:rPr>
+      </w:pPr>
+      <w:r>
+        <w:rPr>
+          <w:rFonts w:hint="eastAsia"/>
+        </w:rPr>
+        <w:t>7</w:t>
+      </w:r>
+      <w:r>
+        <w:rPr>
+          <w:rFonts w:hint="eastAsia"/>
+        </w:rPr>
+        <w:t>）</w:t>
+      </w:r>
+      <w:r>
+        <w:rPr>
+          <w:rFonts w:hint="eastAsia"/>
+        </w:rPr>
+        <w:t>插件-</w:t>
+      </w:r>
+      <w:r>
+        <w:rPr>
+          <w:rFonts w:hint="eastAsia"/>
+        </w:rPr>
+        <w:t>镜头</w:t>
+      </w:r>
+      <w:proofErr w:type="gramStart"/>
+      <w:r>
+        <w:rPr>
+          <w:rFonts w:hint="eastAsia"/>
+        </w:rPr>
+        <w:t>外</w:t>
+      </w:r>
+      <w:r>
+        <w:rPr>
+          <w:rFonts w:hint="eastAsia"/>
+        </w:rPr>
+        <w:t>事件</w:t>
+      </w:r>
+      <w:proofErr w:type="gramEnd"/>
+      <w:r>
+        <w:rPr>
+          <w:rFonts w:hint="eastAsia"/>
+        </w:rPr>
+        <w:t>保持移动</w:t>
+      </w:r>
+    </w:p>
+    <w:p>
+      <w:pPr>
+        <w:widowControl/>
+        <w:adjustRightInd w:val="0"/>
+        <w:snapToGrid w:val="0"/>
+        <w:jc w:val="left"/>
+        <w:rPr>
+          <w:rFonts w:ascii="Tahoma" w:eastAsia="微软雅黑" w:hAnsi="Tahoma"/>
+          <w:kern w:val="0"/>
+          <w:sz w:val="22"/>
+        </w:rPr>
+      </w:pPr>
+      <w:r>
+        <w:rPr>
+          <w:rFonts w:ascii="Tahoma" w:eastAsia="微软雅黑" w:hAnsi="Tahoma" w:hint="eastAsia"/>
+          <w:kern w:val="0"/>
+          <w:sz w:val="22"/>
+        </w:rPr>
+        <w:t>注意，这个插件容易遗漏，玩的时候注意不到。</w:t>
+      </w:r>
+    </w:p>
+    <w:p>
+      <w:pPr>
+        <w:widowControl/>
+        <w:adjustRightInd w:val="0"/>
+        <w:snapToGrid w:val="0"/>
+        <w:jc w:val="left"/>
+        <w:rPr>
+          <w:rFonts w:ascii="Tahoma" w:eastAsia="微软雅黑" w:hAnsi="Tahoma"/>
+          <w:kern w:val="0"/>
+          <w:sz w:val="22"/>
+        </w:rPr>
+      </w:pPr>
+      <w:r>
+        <w:rPr>
+          <w:rFonts w:ascii="Tahoma" w:eastAsia="微软雅黑" w:hAnsi="Tahoma" w:hint="eastAsia"/>
+          <w:kern w:val="0"/>
+          <w:sz w:val="22"/>
+        </w:rPr>
+        <w:t>弹丸在超出玩家镜头视野之后，会停止移动。（默认</w:t>
+      </w:r>
+      <w:r>
+        <w:rPr>
+          <w:rFonts w:ascii="Tahoma" w:eastAsia="微软雅黑" w:hAnsi="Tahoma" w:hint="eastAsia"/>
+          <w:kern w:val="0"/>
+          <w:sz w:val="22"/>
+        </w:rPr>
+        <w:t>游戏</w:t>
+      </w:r>
+      <w:r>
+        <w:rPr>
+          <w:rFonts w:ascii="Tahoma" w:eastAsia="微软雅黑" w:hAnsi="Tahoma" w:hint="eastAsia"/>
+          <w:kern w:val="0"/>
+          <w:sz w:val="22"/>
+        </w:rPr>
+        <w:t>的节约性能机制）</w:t>
+      </w:r>
+    </w:p>
+    <w:p>
+      <w:pPr>
+        <w:widowControl/>
+        <w:adjustRightInd w:val="0"/>
+        <w:snapToGrid w:val="0"/>
+        <w:jc w:val="left"/>
+        <w:rPr>
+          <w:rFonts w:ascii="Tahoma" w:eastAsia="微软雅黑" w:hAnsi="Tahoma" w:hint="eastAsia"/>
+          <w:kern w:val="0"/>
+          <w:sz w:val="22"/>
+        </w:rPr>
+      </w:pPr>
+      <w:r>
+        <w:rPr>
+          <w:rFonts w:ascii="Tahoma" w:eastAsia="微软雅黑" w:hAnsi="Tahoma" w:hint="eastAsia"/>
+          <w:kern w:val="0"/>
+          <w:sz w:val="22"/>
+        </w:rPr>
+        <w:t>这会导致</w:t>
+      </w:r>
+      <w:r>
+        <w:rPr>
+          <w:rFonts w:ascii="Tahoma" w:eastAsia="微软雅黑" w:hAnsi="Tahoma" w:hint="eastAsia"/>
+          <w:kern w:val="0"/>
+          <w:sz w:val="22"/>
+        </w:rPr>
+        <w:t>弹丸</w:t>
+      </w:r>
+      <w:r>
+        <w:rPr>
+          <w:rFonts w:ascii="Tahoma" w:eastAsia="微软雅黑" w:hAnsi="Tahoma" w:hint="eastAsia"/>
+          <w:kern w:val="0"/>
+          <w:sz w:val="22"/>
+        </w:rPr>
+        <w:t>离开</w:t>
+      </w:r>
+      <w:r>
+        <w:rPr>
+          <w:rFonts w:ascii="Tahoma" w:eastAsia="微软雅黑" w:hAnsi="Tahoma" w:hint="eastAsia"/>
+          <w:kern w:val="0"/>
+          <w:sz w:val="22"/>
+        </w:rPr>
+        <w:t xml:space="preserve"> </w:t>
+      </w:r>
+      <w:r>
+        <w:rPr>
+          <w:rFonts w:ascii="Tahoma" w:eastAsia="微软雅黑" w:hAnsi="Tahoma" w:hint="eastAsia"/>
+          <w:kern w:val="0"/>
+          <w:sz w:val="22"/>
+        </w:rPr>
+        <w:t>镜头</w:t>
+      </w:r>
+      <w:r>
+        <w:rPr>
+          <w:rFonts w:ascii="Tahoma" w:eastAsia="微软雅黑" w:hAnsi="Tahoma" w:hint="eastAsia"/>
+          <w:kern w:val="0"/>
+          <w:sz w:val="22"/>
+        </w:rPr>
+        <w:t>视野</w:t>
+      </w:r>
+      <w:r>
+        <w:rPr>
+          <w:rFonts w:ascii="Tahoma" w:eastAsia="微软雅黑" w:hAnsi="Tahoma" w:hint="eastAsia"/>
+          <w:kern w:val="0"/>
+          <w:sz w:val="22"/>
+        </w:rPr>
+        <w:t xml:space="preserve"> </w:t>
+      </w:r>
+      <w:r>
+        <w:rPr>
+          <w:rFonts w:ascii="Tahoma" w:eastAsia="微软雅黑" w:hAnsi="Tahoma" w:hint="eastAsia"/>
+          <w:kern w:val="0"/>
+          <w:sz w:val="22"/>
+        </w:rPr>
+        <w:t>就会</w:t>
+      </w:r>
+      <w:r>
+        <w:rPr>
+          <w:rFonts w:ascii="Tahoma" w:eastAsia="微软雅黑" w:hAnsi="Tahoma" w:hint="eastAsia"/>
+          <w:kern w:val="0"/>
+          <w:sz w:val="22"/>
+        </w:rPr>
+        <w:t>立即</w:t>
+      </w:r>
+      <w:r>
+        <w:rPr>
+          <w:rFonts w:ascii="Tahoma" w:eastAsia="微软雅黑" w:hAnsi="Tahoma" w:hint="eastAsia"/>
+          <w:kern w:val="0"/>
+          <w:sz w:val="22"/>
+        </w:rPr>
+        <w:t>爆炸，所以必须保持移动。</w:t>
+      </w:r>
+    </w:p>
+    <w:p>
+      <w:pPr>
+        <w:widowControl/>
+        <w:adjustRightInd w:val="0"/>
+        <w:snapToGrid w:val="0"/>
+        <w:jc w:val="center"/>
+        <w:rPr>
+          <w:rFonts w:ascii="Tahoma" w:eastAsia="微软雅黑" w:hAnsi="Tahoma"/>
+          <w:kern w:val="0"/>
+          <w:sz w:val="22"/>
+        </w:rPr>
+      </w:pPr>
+      <w:r>
+        <w:rPr>
+          <w:rFonts w:ascii="Tahoma" w:eastAsia="微软雅黑" w:hAnsi="Tahoma" w:hint="eastAsia"/>
+          <w:kern w:val="0"/>
+          <w:sz w:val="22"/>
+        </w:rPr>
+        <w:drawing>
+          <wp:inline distT="0" distB="0" distL="0" distR="0" wp14:anchorId="665FC9F3" wp14:editId="12E95A7E">
+            <wp:extent cx="4878070" cy="658945"/>
+            <wp:effectExtent l="0" t="0" r="0" b="8255"/>
+            <wp:docPr id="948365023" name="图片 1"/>
+            <wp:cNvGraphicFramePr>
+              <a:graphicFrameLocks xmlns:a="http://schemas.openxmlformats.org/drawingml/2006/main" noChangeAspect="1"/>
+            </wp:cNvGraphicFramePr>
+            <a:graphic xmlns:a="http://schemas.openxmlformats.org/drawingml/2006/main">
+              <a:graphicData uri="http://schemas.openxmlformats.org/drawingml/2006/picture">
+                <pic:pic xmlns:pic="http://schemas.openxmlformats.org/drawingml/2006/picture">
+                  <pic:nvPicPr>
+                    <pic:cNvPr id="0" name="Picture 1"/>
+                    <pic:cNvPicPr>
+                      <a:picLocks noChangeAspect="1" noChangeArrowheads="1"/>
+                    </pic:cNvPicPr>
+                  </pic:nvPicPr>
+                  <pic:blipFill>
+                    <a:blip r:embed="rId18">
+                      <a:extLst>
+                        <a:ext uri="{28A0092B-C50C-407E-A947-70E740481C1C}">
+                          <a14:useLocalDpi xmlns:a14="http://schemas.microsoft.com/office/drawing/2010/main" val="0"/>
+                        </a:ext>
+                      </a:extLst>
+                    </a:blip>
+                    <a:srcRect/>
+                    <a:stretch>
+                      <a:fillRect/>
+                    </a:stretch>
+                  </pic:blipFill>
+                  <pic:spPr bwMode="auto">
+                    <a:xfrm>
+                      <a:off x="0" y="0"/>
+                      <a:ext cx="4902442" cy="662237"/>
+                    </a:xfrm>
+                    <a:prstGeom prst="rect">
+                      <a:avLst/>
+                    </a:prstGeom>
+                    <a:noFill/>
+                    <a:ln>
+                      <a:noFill/>
+                    </a:ln>
+                  </pic:spPr>
+                </pic:pic>
+              </a:graphicData>
+            </a:graphic>
+          </wp:inline>
+        </w:drawing>
+      </w:r>
+    </w:p>
+    <w:p>
+      <w:pPr>
+        <w:widowControl/>
+        <w:adjustRightInd w:val="0"/>
+        <w:snapToGrid w:val="0"/>
+        <w:jc w:val="left"/>
+        <w:rPr>
+          <w:rFonts w:ascii="Tahoma" w:eastAsia="微软雅黑" w:hAnsi="Tahoma" w:hint="eastAsia"/>
+          <w:kern w:val="0"/>
+          <w:sz w:val="22"/>
+        </w:rPr>
+      </w:pPr>
+    </w:p>
+    <w:p>
+      <w:pPr>
+        <w:pStyle w:val="4"/>
+        <w:rPr>
+          <w:rFonts w:hint="eastAsia"/>
+        </w:rPr>
+      </w:pPr>
+      <w:r>
+        <w:rPr>
+          <w:rFonts w:hint="eastAsia"/>
+        </w:rPr>
+        <w:t>8</w:t>
+      </w:r>
+      <w:r>
+        <w:rPr>
+          <w:rFonts w:hint="eastAsia"/>
+        </w:rPr>
+        <w:t>）</w:t>
+      </w:r>
+      <w:r>
+        <w:rPr>
+          <w:rFonts w:hint="eastAsia"/>
+        </w:rPr>
+        <w:t>插件-行走图粒子效果</w:t>
+      </w:r>
+    </w:p>
+    <w:p>
+      <w:pPr>
+        <w:widowControl/>
+        <w:adjustRightInd w:val="0"/>
+        <w:snapToGrid w:val="0"/>
+        <w:jc w:val="left"/>
+        <w:rPr>
+          <w:rFonts w:ascii="Tahoma" w:eastAsia="微软雅黑" w:hAnsi="Tahoma" w:hint="eastAsia"/>
+          <w:kern w:val="0"/>
+          <w:sz w:val="22"/>
+        </w:rPr>
+      </w:pPr>
+      <w:r>
+        <w:rPr>
+          <w:rFonts w:ascii="Tahoma" w:eastAsia="微软雅黑" w:hAnsi="Tahoma" w:hint="eastAsia"/>
+          <w:kern w:val="0"/>
+          <w:sz w:val="22"/>
+        </w:rPr>
+        <w:t>弹丸移动时，会留下发射轨迹，通过</w:t>
+      </w:r>
+      <w:r>
+        <w:rPr>
+          <w:rFonts w:ascii="Tahoma" w:eastAsia="微软雅黑" w:hAnsi="Tahoma" w:hint="eastAsia"/>
+          <w:kern w:val="0"/>
+          <w:sz w:val="22"/>
+        </w:rPr>
+        <w:t xml:space="preserve"> </w:t>
+      </w:r>
+      <w:r>
+        <w:rPr>
+          <w:rFonts w:ascii="Tahoma" w:eastAsia="微软雅黑" w:hAnsi="Tahoma" w:hint="eastAsia"/>
+          <w:kern w:val="0"/>
+          <w:sz w:val="22"/>
+        </w:rPr>
+        <w:t>行走图粒子效果实现。</w:t>
+      </w:r>
+    </w:p>
+    <w:p>
+      <w:pPr>
+        <w:widowControl/>
+        <w:adjustRightInd w:val="0"/>
+        <w:snapToGrid w:val="0"/>
+        <w:jc w:val="center"/>
+        <w:rPr>
+          <w:rFonts w:ascii="Tahoma" w:eastAsia="微软雅黑" w:hAnsi="Tahoma"/>
+          <w:kern w:val="0"/>
+          <w:sz w:val="22"/>
+        </w:rPr>
+      </w:pPr>
+      <w:r>
+        <w:rPr>
+          <w:rFonts w:hint="eastAsia"/>
+          <w:noProof/>
+        </w:rPr>
+        <w:drawing>
+          <wp:inline distT="0" distB="0" distL="0" distR="0" wp14:anchorId="10136FE1" wp14:editId="0B0E802D">
+            <wp:extent cx="1506699" cy="1409142"/>
+            <wp:effectExtent l="0" t="0" r="0" b="635"/>
+            <wp:docPr id="383414986" name="图片 7"/>
+            <wp:cNvGraphicFramePr>
+              <a:graphicFrameLocks xmlns:a="http://schemas.openxmlformats.org/drawingml/2006/main" noChangeAspect="1"/>
+            </wp:cNvGraphicFramePr>
+            <a:graphic xmlns:a="http://schemas.openxmlformats.org/drawingml/2006/main">
+              <a:graphicData uri="http://schemas.openxmlformats.org/drawingml/2006/picture">
+                <pic:pic xmlns:pic="http://schemas.openxmlformats.org/drawingml/2006/picture">
+                  <pic:nvPicPr>
+                    <pic:cNvPr id="0" name="Picture 13"/>
+                    <pic:cNvPicPr>
+                      <a:picLocks noChangeAspect="1" noChangeArrowheads="1"/>
+                    </pic:cNvPicPr>
+                  </pic:nvPicPr>
+                  <pic:blipFill>
+                    <a:blip r:embed="rId19">
+                      <a:extLst>
+                        <a:ext uri="{28A0092B-C50C-407E-A947-70E740481C1C}">
+                          <a14:useLocalDpi xmlns:a14="http://schemas.microsoft.com/office/drawing/2010/main" val="0"/>
+                        </a:ext>
+                      </a:extLst>
+                    </a:blip>
+                    <a:srcRect/>
+                    <a:stretch>
+                      <a:fillRect/>
+                    </a:stretch>
+                  </pic:blipFill>
+                  <pic:spPr bwMode="auto">
+                    <a:xfrm>
+                      <a:off x="0" y="0"/>
+                      <a:ext cx="1511027" cy="1413190"/>
+                    </a:xfrm>
+                    <a:prstGeom prst="rect">
+                      <a:avLst/>
+                    </a:prstGeom>
+                    <a:noFill/>
+                    <a:ln>
+                      <a:noFill/>
+                    </a:ln>
+                  </pic:spPr>
+                </pic:pic>
+              </a:graphicData>
+            </a:graphic>
+          </wp:inline>
+        </w:drawing>
+      </w:r>
+      <w:r>
+        <w:rPr>
+          <w:rFonts w:ascii="Tahoma" w:eastAsia="微软雅黑" w:hAnsi="Tahoma" w:hint="eastAsia"/>
+          <w:kern w:val="0"/>
+          <w:sz w:val="22"/>
+        </w:rPr>
+        <w:drawing>
+          <wp:inline distT="0" distB="0" distL="0" distR="0" wp14:anchorId="546E6FC6" wp14:editId="6EC5C171">
+            <wp:extent cx="3348990" cy="1347499"/>
+            <wp:effectExtent l="19050" t="19050" r="22860" b="24130"/>
+            <wp:docPr id="557195936" name="图片 1"/>
+            <wp:cNvGraphicFramePr>
+              <a:graphicFrameLocks xmlns:a="http://schemas.openxmlformats.org/drawingml/2006/main" noChangeAspect="1"/>
+            </wp:cNvGraphicFramePr>
+            <a:graphic xmlns:a="http://schemas.openxmlformats.org/drawingml/2006/main">
+              <a:graphicData uri="http://schemas.openxmlformats.org/drawingml/2006/picture">
+                <pic:pic xmlns:pic="http://schemas.openxmlformats.org/drawingml/2006/picture">
+                  <pic:nvPicPr>
+                    <pic:cNvPr id="0" name="Picture 1"/>
+                    <pic:cNvPicPr>
+                      <a:picLocks noChangeAspect="1" noChangeArrowheads="1"/>
+                    </pic:cNvPicPr>
+                  </pic:nvPicPr>
+                  <pic:blipFill>
+                    <a:blip r:embed="rId20" cstate="print">
+                      <a:extLst>
+                        <a:ext uri="{28A0092B-C50C-407E-A947-70E740481C1C}">
+                          <a14:useLocalDpi xmlns:a14="http://schemas.microsoft.com/office/drawing/2010/main" val="0"/>
+                        </a:ext>
+                      </a:extLst>
+                    </a:blip>
+                    <a:srcRect/>
+                    <a:stretch>
+                      <a:fillRect/>
+                    </a:stretch>
+                  </pic:blipFill>
+                  <pic:spPr bwMode="auto">
+                    <a:xfrm>
+                      <a:off x="0" y="0"/>
+                      <a:ext cx="3369872" cy="1355901"/>
+                    </a:xfrm>
+                    <a:prstGeom prst="rect">
+                      <a:avLst/>
+                    </a:prstGeom>
+                    <a:noFill/>
+                    <a:ln w="9525">
+                      <a:solidFill>
+                        <a:schemeClr val="tx1"/>
+                      </a:solidFill>
+                    </a:ln>
+                  </pic:spPr>
+                </pic:pic>
+              </a:graphicData>
+            </a:graphic>
+          </wp:inline>
+        </w:drawing>
+      </w:r>
+    </w:p>
+    <w:p>
+      <w:pPr>
+        <w:widowControl/>
+        <w:adjustRightInd w:val="0"/>
+        <w:snapToGrid w:val="0"/>
+        <w:jc w:val="left"/>
+        <w:rPr>
+          <w:rFonts w:ascii="Tahoma" w:eastAsia="微软雅黑" w:hAnsi="Tahoma"/>
+          <w:kern w:val="0"/>
+          <w:sz w:val="22"/>
+        </w:rPr>
+      </w:pPr>
+    </w:p>
+    <w:p>
+      <w:pPr>
+        <w:widowControl/>
+        <w:adjustRightInd w:val="0"/>
+        <w:snapToGrid w:val="0"/>
+        <w:jc w:val="left"/>
+        <w:rPr>
+          <w:rFonts w:ascii="Tahoma" w:eastAsia="微软雅黑" w:hAnsi="Tahoma" w:hint="eastAsia"/>
+          <w:kern w:val="0"/>
+          <w:sz w:val="22"/>
+        </w:rPr>
+      </w:pPr>
+    </w:p>
+    <w:p>
+      <w:pPr>
+        <w:widowControl/>
+        <w:adjustRightInd w:val="0"/>
+        <w:snapToGrid w:val="0"/>
+        <w:jc w:val="left"/>
+        <w:rPr>
+          <w:rFonts w:ascii="Tahoma" w:eastAsia="微软雅黑" w:hAnsi="Tahoma"/>
+          <w:kern w:val="0"/>
+          <w:sz w:val="22"/>
+        </w:rPr>
+      </w:pPr>
+      <w:r>
+        <w:rPr>
+          <w:rFonts w:ascii="Tahoma" w:eastAsia="微软雅黑" w:hAnsi="Tahoma"/>
           <w:kern w:val="0"/>
           <w:sz w:val="22"/>
         </w:rPr>
@@ -1750,7 +3452,6 @@
           <w:sz w:val="22"/>
         </w:rPr>
       </w:pPr>
-      <w:proofErr w:type="spellStart"/>
       <w:r>
         <w:rPr>
           <w:rFonts w:ascii="Tahoma" w:eastAsia="微软雅黑" w:hAnsi="Tahoma"/>
@@ -1767,7 +3468,6 @@
         </w:rPr>
         <w:t>n</w:t>
       </w:r>
-      <w:proofErr w:type="spellEnd"/>
       <w:r>
         <w:rPr>
           <w:rFonts w:ascii="Tahoma" w:eastAsia="微软雅黑" w:hAnsi="Tahoma"/>
@@ -1936,7 +3636,7 @@
                     </pic:cNvPicPr>
                   </pic:nvPicPr>
                   <pic:blipFill>
-                    <a:blip r:embed="rId11">
+                    <a:blip r:embed="rId21">
                       <a:extLst>
                         <a:ext uri="{28A0092B-C50C-407E-A947-70E740481C1C}">
                           <a14:useLocalDpi xmlns:a14="http://schemas.microsoft.com/office/drawing/2010/main" val="0"/>
@@ -2685,7 +4385,7 @@
                     </pic:cNvPicPr>
                   </pic:nvPicPr>
                   <pic:blipFill>
-                    <a:blip r:embed="rId12">
+                    <a:blip r:embed="rId22">
                       <a:extLst>
                         <a:ext uri="{28A0092B-C50C-407E-A947-70E740481C1C}">
                           <a14:useLocalDpi xmlns:a14="http://schemas.microsoft.com/office/drawing/2010/main" val="0"/>
@@ -2750,7 +4450,7 @@
                     </pic:cNvPicPr>
                   </pic:nvPicPr>
                   <pic:blipFill>
-                    <a:blip r:embed="rId13">
+                    <a:blip r:embed="rId23">
                       <a:extLst>
                         <a:ext uri="{28A0092B-C50C-407E-A947-70E740481C1C}">
                           <a14:useLocalDpi xmlns:a14="http://schemas.microsoft.com/office/drawing/2010/main" val="0"/>
@@ -3164,7 +4864,7 @@
                     </pic:cNvPicPr>
                   </pic:nvPicPr>
                   <pic:blipFill>
-                    <a:blip r:embed="rId14">
+                    <a:blip r:embed="rId24">
                       <a:extLst>
                         <a:ext uri="{28A0092B-C50C-407E-A947-70E740481C1C}">
                           <a14:useLocalDpi xmlns:a14="http://schemas.microsoft.com/office/drawing/2010/main" val="0"/>
@@ -3346,7 +5046,7 @@
                     </pic:cNvPicPr>
                   </pic:nvPicPr>
                   <pic:blipFill>
-                    <a:blip r:embed="rId15">
+                    <a:blip r:embed="rId25">
                       <a:extLst>
                         <a:ext uri="{28A0092B-C50C-407E-A947-70E740481C1C}">
                           <a14:useLocalDpi xmlns:a14="http://schemas.microsoft.com/office/drawing/2010/main" val="0"/>
@@ -3412,7 +5112,7 @@
                     </pic:cNvPicPr>
                   </pic:nvPicPr>
                   <pic:blipFill>
-                    <a:blip r:embed="rId13">
+                    <a:blip r:embed="rId23">
                       <a:extLst>
                         <a:ext uri="{28A0092B-C50C-407E-A947-70E740481C1C}">
                           <a14:useLocalDpi xmlns:a14="http://schemas.microsoft.com/office/drawing/2010/main" val="0"/>
@@ -3478,7 +5178,7 @@
                     </pic:cNvPicPr>
                   </pic:nvPicPr>
                   <pic:blipFill>
-                    <a:blip r:embed="rId16">
+                    <a:blip r:embed="rId26">
                       <a:extLst>
                         <a:ext uri="{28A0092B-C50C-407E-A947-70E740481C1C}">
                           <a14:useLocalDpi xmlns:a14="http://schemas.microsoft.com/office/drawing/2010/main" val="0"/>
@@ -3623,7 +5323,7 @@
                     </pic:cNvPicPr>
                   </pic:nvPicPr>
                   <pic:blipFill>
-                    <a:blip r:embed="rId17">
+                    <a:blip r:embed="rId27">
                       <a:extLst>
                         <a:ext uri="{28A0092B-C50C-407E-A947-70E740481C1C}">
                           <a14:useLocalDpi xmlns:a14="http://schemas.microsoft.com/office/drawing/2010/main" val="0"/>
@@ -3882,7 +5582,7 @@
                     </pic:cNvPicPr>
                   </pic:nvPicPr>
                   <pic:blipFill>
-                    <a:blip r:embed="rId18">
+                    <a:blip r:embed="rId28">
                       <a:extLst>
                         <a:ext uri="{28A0092B-C50C-407E-A947-70E740481C1C}">
                           <a14:useLocalDpi xmlns:a14="http://schemas.microsoft.com/office/drawing/2010/main" val="0"/>
@@ -4173,7 +5873,7 @@
                     </pic:cNvPicPr>
                   </pic:nvPicPr>
                   <pic:blipFill>
-                    <a:blip r:embed="rId19">
+                    <a:blip r:embed="rId29">
                       <a:extLst>
                         <a:ext uri="{28A0092B-C50C-407E-A947-70E740481C1C}">
                           <a14:useLocalDpi xmlns:a14="http://schemas.microsoft.com/office/drawing/2010/main" val="0"/>
@@ -4230,25 +5930,15 @@
           <w:kern w:val="0"/>
           <w:sz w:val="22"/>
         </w:rPr>
-        <w:t>如果缺少所需的方向，则可以假设缺少的方向是需要被循环利用的。</w:t>
-      </w:r>
-    </w:p>
-    <w:p>
-      <w:pPr>
-        <w:snapToGrid w:val="0"/>
-        <w:rPr>
-          <w:rFonts w:ascii="Tahoma" w:eastAsia="微软雅黑" w:hAnsi="Tahoma"/>
-          <w:kern w:val="0"/>
-          <w:sz w:val="22"/>
-        </w:rPr>
-      </w:pPr>
-      <w:r>
-        <w:rPr>
-          <w:rFonts w:ascii="Tahoma" w:eastAsia="微软雅黑" w:hAnsi="Tahoma" w:hint="eastAsia"/>
-          <w:kern w:val="0"/>
-          <w:sz w:val="22"/>
-        </w:rPr>
-        <w:t>从而思考如何搭建起</w:t>
+        <w:t>如果缺少所需的方向，则可以假设缺少的方向是需要被循环利用的</w:t>
+      </w:r>
+      <w:r>
+        <w:rPr>
+          <w:rFonts w:ascii="Tahoma" w:eastAsia="微软雅黑" w:hAnsi="Tahoma" w:hint="eastAsia"/>
+          <w:kern w:val="0"/>
+          <w:sz w:val="22"/>
+        </w:rPr>
+        <w:t>，见</w:t>
       </w:r>
       <w:r>
         <w:rPr>
@@ -4258,6 +5948,59 @@
         </w:rPr>
         <w:t xml:space="preserve"> </w:t>
       </w:r>
+      <w:hyperlink w:anchor="_循环利用法" w:history="1">
+        <w:r>
+          <w:rPr>
+            <w:rStyle w:val="a4"/>
+            <w:rFonts w:ascii="Tahoma" w:eastAsia="微软雅黑" w:hAnsi="Tahoma" w:hint="eastAsia"/>
+            <w:kern w:val="0"/>
+            <w:sz w:val="22"/>
+          </w:rPr>
+          <w:t>循环利用法</w:t>
+        </w:r>
+      </w:hyperlink>
+      <w:r>
+        <w:rPr>
+          <w:rFonts w:ascii="Tahoma" w:eastAsia="微软雅黑" w:hAnsi="Tahoma" w:hint="eastAsia"/>
+          <w:kern w:val="0"/>
+          <w:sz w:val="22"/>
+        </w:rPr>
+        <w:t xml:space="preserve"> </w:t>
+      </w:r>
+      <w:r>
+        <w:rPr>
+          <w:rFonts w:ascii="Tahoma" w:eastAsia="微软雅黑" w:hAnsi="Tahoma" w:hint="eastAsia"/>
+          <w:kern w:val="0"/>
+          <w:sz w:val="22"/>
+        </w:rPr>
+        <w:t>。</w:t>
+      </w:r>
+    </w:p>
+    <w:p>
+      <w:pPr>
+        <w:snapToGrid w:val="0"/>
+        <w:rPr>
+          <w:rFonts w:ascii="Tahoma" w:eastAsia="微软雅黑" w:hAnsi="Tahoma"/>
+          <w:kern w:val="0"/>
+          <w:sz w:val="22"/>
+        </w:rPr>
+      </w:pPr>
+      <w:r>
+        <w:rPr>
+          <w:rFonts w:ascii="Tahoma" w:eastAsia="微软雅黑" w:hAnsi="Tahoma" w:hint="eastAsia"/>
+          <w:kern w:val="0"/>
+          <w:sz w:val="22"/>
+        </w:rPr>
+        <w:t>从而思考如何搭建</w:t>
+      </w:r>
+      <w:r>
+        <w:rPr>
+          <w:rFonts w:ascii="Tahoma" w:eastAsia="微软雅黑" w:hAnsi="Tahoma" w:hint="eastAsia"/>
+          <w:kern w:val="0"/>
+          <w:sz w:val="22"/>
+        </w:rPr>
+        <w:t xml:space="preserve"> </w:t>
+      </w:r>
       <w:r>
         <w:rPr>
           <w:rFonts w:ascii="Tahoma" w:eastAsia="微软雅黑" w:hAnsi="Tahoma" w:hint="eastAsia"/>
@@ -4303,6 +6046,8 @@
           <w:rFonts w:hint="eastAsia"/>
         </w:rPr>
       </w:pPr>
+      <w:bookmarkStart w:id="2" w:name="_循环利用法"/>
+      <w:bookmarkEnd w:id="2"/>
       <w:r>
         <w:rPr>
           <w:rFonts w:hint="eastAsia"/>
@@ -4425,7 +6170,7 @@
                     </pic:cNvPicPr>
                   </pic:nvPicPr>
                   <pic:blipFill>
-                    <a:blip r:embed="rId20">
+                    <a:blip r:embed="rId30">
                       <a:extLst>
                         <a:ext uri="{28A0092B-C50C-407E-A947-70E740481C1C}">
                           <a14:useLocalDpi xmlns:a14="http://schemas.microsoft.com/office/drawing/2010/main" val="0"/>
@@ -4489,7 +6234,7 @@
                     </pic:cNvPicPr>
                   </pic:nvPicPr>
                   <pic:blipFill>
-                    <a:blip r:embed="rId21">
+                    <a:blip r:embed="rId31">
                       <a:extLst>
                         <a:ext uri="{28A0092B-C50C-407E-A947-70E740481C1C}">
                           <a14:useLocalDpi xmlns:a14="http://schemas.microsoft.com/office/drawing/2010/main" val="0"/>
@@ -4574,7 +6319,7 @@
                     </pic:cNvPicPr>
                   </pic:nvPicPr>
                   <pic:blipFill>
-                    <a:blip r:embed="rId22">
+                    <a:blip r:embed="rId32">
                       <a:extLst>
                         <a:ext uri="{28A0092B-C50C-407E-A947-70E740481C1C}">
                           <a14:useLocalDpi xmlns:a14="http://schemas.microsoft.com/office/drawing/2010/main" val="0"/>
@@ -4638,7 +6383,7 @@
                     </pic:cNvPicPr>
                   </pic:nvPicPr>
                   <pic:blipFill>
-                    <a:blip r:embed="rId23">
+                    <a:blip r:embed="rId33">
                       <a:extLst>
                         <a:ext uri="{28A0092B-C50C-407E-A947-70E740481C1C}">
                           <a14:useLocalDpi xmlns:a14="http://schemas.microsoft.com/office/drawing/2010/main" val="0"/>
@@ -4723,7 +6468,7 @@
                     </pic:cNvPicPr>
                   </pic:nvPicPr>
                   <pic:blipFill>
-                    <a:blip r:embed="rId24">
+                    <a:blip r:embed="rId34">
                       <a:extLst>
                         <a:ext uri="{28A0092B-C50C-407E-A947-70E740481C1C}">
                           <a14:useLocalDpi xmlns:a14="http://schemas.microsoft.com/office/drawing/2010/main" val="0"/>
@@ -4771,7 +6516,26 @@
           <w:kern w:val="0"/>
           <w:sz w:val="22"/>
         </w:rPr>
-        <w:t>注意，一定要建立循环，不要妄想跑的比子弹快，你不可能赶在子弹运动时迅速换掉两个以上的转向砖。</w:t>
+        <w:t>注意，一定要建立循环，不要妄想跑的比子弹快，</w:t>
+      </w:r>
+    </w:p>
+    <w:p>
+      <w:pPr>
+        <w:widowControl/>
+        <w:snapToGrid w:val="0"/>
+        <w:rPr>
+          <w:rFonts w:ascii="Tahoma" w:eastAsia="微软雅黑" w:hAnsi="Tahoma"/>
+          <w:kern w:val="0"/>
+          <w:sz w:val="22"/>
+        </w:rPr>
+      </w:pPr>
+      <w:r>
+        <w:rPr>
+          <w:rFonts w:ascii="Tahoma" w:eastAsia="微软雅黑" w:hAnsi="Tahoma" w:hint="eastAsia"/>
+          <w:kern w:val="0"/>
+          <w:sz w:val="22"/>
+        </w:rPr>
+        <w:t>你不可能赶在子弹运动时迅速换掉两个以上的转向砖。</w:t>
       </w:r>
     </w:p>
     <w:p>
@@ -4811,7 +6575,7 @@
                     </pic:cNvPicPr>
                   </pic:nvPicPr>
                   <pic:blipFill>
-                    <a:blip r:embed="rId25">
+                    <a:blip r:embed="rId35">
                       <a:extLst>
                         <a:ext uri="{28A0092B-C50C-407E-A947-70E740481C1C}">
                           <a14:useLocalDpi xmlns:a14="http://schemas.microsoft.com/office/drawing/2010/main" val="0"/>
@@ -4843,8 +6607,1319 @@
         </w:drawing>
       </w:r>
     </w:p>
+    <w:p>
+      <w:pPr>
+        <w:widowControl/>
+        <w:rPr>
+          <w:rFonts w:ascii="宋体" w:eastAsia="宋体" w:hAnsi="宋体" w:cs="宋体" w:hint="eastAsia"/>
+          <w:kern w:val="0"/>
+          <w:sz w:val="24"/>
+          <w:szCs w:val="24"/>
+        </w:rPr>
+      </w:pPr>
+    </w:p>
+    <w:p>
+      <w:pPr>
+        <w:pStyle w:val="2"/>
+        <w:rPr>
+          <w:rFonts w:hint="eastAsia"/>
+        </w:rPr>
+      </w:pPr>
+      <w:r>
+        <w:rPr>
+          <w:rFonts w:hint="eastAsia"/>
+        </w:rPr>
+        <w:lastRenderedPageBreak/>
+        <w:t>常见问题（FAQ）</w:t>
+      </w:r>
+    </w:p>
+    <w:p>
+      <w:pPr>
+        <w:pStyle w:val="3"/>
+        <w:rPr>
+          <w:rFonts w:hint="eastAsia"/>
+        </w:rPr>
+      </w:pPr>
+      <w:r>
+        <w:rPr>
+          <w:rFonts w:hint="eastAsia"/>
+        </w:rPr>
+        <w:t>动画播放失败</w:t>
+      </w:r>
+    </w:p>
+    <w:tbl>
+      <w:tblPr>
+        <w:tblStyle w:val="af"/>
+        <w:tblW w:w="8789" w:type="dxa"/>
+        <w:tblInd w:w="-176" w:type="dxa"/>
+        <w:tblBorders>
+          <w:top w:val="single" w:sz="4" w:space="0" w:color="D9D9D9" w:themeColor="background1" w:themeShade="D9"/>
+          <w:left w:val="none" w:sz="0" w:space="0" w:color="auto"/>
+          <w:bottom w:val="single" w:sz="4" w:space="0" w:color="D9D9D9" w:themeColor="background1" w:themeShade="D9"/>
+          <w:right w:val="none" w:sz="0" w:space="0" w:color="auto"/>
+          <w:insideH w:val="single" w:sz="4" w:space="0" w:color="D9D9D9" w:themeColor="background1" w:themeShade="D9"/>
+          <w:insideV w:val="none" w:sz="0" w:space="0" w:color="auto"/>
+        </w:tblBorders>
+        <w:tblLook w:val="04A0" w:firstRow="1" w:lastRow="0" w:firstColumn="1" w:lastColumn="0" w:noHBand="0" w:noVBand="1"/>
+      </w:tblPr>
+      <w:tblGrid>
+        <w:gridCol w:w="1418"/>
+        <w:gridCol w:w="7371"/>
+      </w:tblGrid>
+      <w:tr>
+        <w:tc>
+          <w:tcPr>
+            <w:tcW w:w="1418" w:type="dxa"/>
+          </w:tcPr>
+          <w:p>
+            <w:pPr>
+              <w:widowControl/>
+              <w:adjustRightInd w:val="0"/>
+              <w:snapToGrid w:val="0"/>
+              <w:spacing w:line="276" w:lineRule="auto"/>
+              <w:jc w:val="left"/>
+              <w:rPr>
+                <w:rFonts w:ascii="Tahoma" w:eastAsia="微软雅黑" w:hAnsi="Tahoma"/>
+                <w:kern w:val="0"/>
+                <w:sz w:val="22"/>
+              </w:rPr>
+            </w:pPr>
+            <w:r>
+              <w:rPr>
+                <w:rFonts w:ascii="Tahoma" w:eastAsia="微软雅黑" w:hAnsi="Tahoma" w:hint="eastAsia"/>
+                <w:b/>
+                <w:bCs/>
+                <w:kern w:val="0"/>
+                <w:sz w:val="22"/>
+              </w:rPr>
+              <w:t>问题名称</w:t>
+            </w:r>
+          </w:p>
+        </w:tc>
+        <w:tc>
+          <w:tcPr>
+            <w:tcW w:w="7371" w:type="dxa"/>
+          </w:tcPr>
+          <w:p>
+            <w:pPr>
+              <w:widowControl/>
+              <w:adjustRightInd w:val="0"/>
+              <w:snapToGrid w:val="0"/>
+              <w:spacing w:line="276" w:lineRule="auto"/>
+              <w:jc w:val="left"/>
+              <w:rPr>
+                <w:rFonts w:ascii="Tahoma" w:eastAsia="微软雅黑" w:hAnsi="Tahoma"/>
+                <w:kern w:val="0"/>
+                <w:sz w:val="22"/>
+              </w:rPr>
+            </w:pPr>
+            <w:r>
+              <w:rPr>
+                <w:rFonts w:ascii="Tahoma" w:eastAsia="微软雅黑" w:hAnsi="Tahoma" w:hint="eastAsia"/>
+                <w:kern w:val="0"/>
+                <w:sz w:val="22"/>
+              </w:rPr>
+              <w:t>动画播放失败</w:t>
+            </w:r>
+          </w:p>
+        </w:tc>
+      </w:tr>
+      <w:tr>
+        <w:tc>
+          <w:tcPr>
+            <w:tcW w:w="1418" w:type="dxa"/>
+          </w:tcPr>
+          <w:p>
+            <w:pPr>
+              <w:widowControl/>
+              <w:adjustRightInd w:val="0"/>
+              <w:snapToGrid w:val="0"/>
+              <w:spacing w:line="276" w:lineRule="auto"/>
+              <w:jc w:val="left"/>
+              <w:rPr>
+                <w:rFonts w:ascii="Tahoma" w:eastAsia="微软雅黑" w:hAnsi="Tahoma"/>
+                <w:b/>
+                <w:bCs/>
+                <w:kern w:val="0"/>
+                <w:sz w:val="22"/>
+              </w:rPr>
+            </w:pPr>
+            <w:r>
+              <w:rPr>
+                <w:rFonts w:ascii="Tahoma" w:eastAsia="微软雅黑" w:hAnsi="Tahoma" w:hint="eastAsia"/>
+                <w:b/>
+                <w:bCs/>
+                <w:kern w:val="0"/>
+                <w:sz w:val="22"/>
+              </w:rPr>
+              <w:t>问题图示</w:t>
+            </w:r>
+          </w:p>
+        </w:tc>
+        <w:tc>
+          <w:tcPr>
+            <w:tcW w:w="7371" w:type="dxa"/>
+          </w:tcPr>
+          <w:p>
+            <w:pPr>
+              <w:widowControl/>
+              <w:jc w:val="left"/>
+              <w:rPr>
+                <w:rFonts w:ascii="宋体" w:hAnsi="宋体" w:cs="宋体" w:hint="eastAsia"/>
+                <w:kern w:val="0"/>
+                <w:szCs w:val="24"/>
+              </w:rPr>
+            </w:pPr>
+            <w:r>
+              <w:rPr>
+                <w:noProof/>
+              </w:rPr>
+              <w:drawing>
+                <wp:inline distT="0" distB="0" distL="0" distR="0" wp14:anchorId="31B3C53A" wp14:editId="58A219A9">
+                  <wp:extent cx="3879850" cy="647420"/>
+                  <wp:effectExtent l="0" t="0" r="6350" b="635"/>
+                  <wp:docPr id="1564543372" name="图片 1"/>
+                  <wp:cNvGraphicFramePr>
+                    <a:graphicFrameLocks xmlns:a="http://schemas.openxmlformats.org/drawingml/2006/main" noChangeAspect="1"/>
+                  </wp:cNvGraphicFramePr>
+                  <a:graphic xmlns:a="http://schemas.openxmlformats.org/drawingml/2006/main">
+                    <a:graphicData uri="http://schemas.openxmlformats.org/drawingml/2006/picture">
+                      <pic:pic xmlns:pic="http://schemas.openxmlformats.org/drawingml/2006/picture">
+                        <pic:nvPicPr>
+                          <pic:cNvPr id="1564543372" name=""/>
+                          <pic:cNvPicPr/>
+                        </pic:nvPicPr>
+                        <pic:blipFill>
+                          <a:blip r:embed="rId36"/>
+                          <a:stretch>
+                            <a:fillRect/>
+                          </a:stretch>
+                        </pic:blipFill>
+                        <pic:spPr>
+                          <a:xfrm>
+                            <a:off x="0" y="0"/>
+                            <a:ext cx="3902089" cy="651131"/>
+                          </a:xfrm>
+                          <a:prstGeom prst="rect">
+                            <a:avLst/>
+                          </a:prstGeom>
+                        </pic:spPr>
+                      </pic:pic>
+                    </a:graphicData>
+                  </a:graphic>
+                </wp:inline>
+              </w:drawing>
+            </w:r>
+          </w:p>
+        </w:tc>
+      </w:tr>
+      <w:tr>
+        <w:tc>
+          <w:tcPr>
+            <w:tcW w:w="1418" w:type="dxa"/>
+          </w:tcPr>
+          <w:p>
+            <w:pPr>
+              <w:widowControl/>
+              <w:adjustRightInd w:val="0"/>
+              <w:snapToGrid w:val="0"/>
+              <w:spacing w:line="276" w:lineRule="auto"/>
+              <w:jc w:val="left"/>
+              <w:rPr>
+                <w:rFonts w:ascii="Tahoma" w:eastAsia="微软雅黑" w:hAnsi="Tahoma"/>
+                <w:b/>
+                <w:bCs/>
+                <w:kern w:val="0"/>
+                <w:sz w:val="22"/>
+              </w:rPr>
+            </w:pPr>
+            <w:r>
+              <w:rPr>
+                <w:rFonts w:ascii="Tahoma" w:eastAsia="微软雅黑" w:hAnsi="Tahoma" w:hint="eastAsia"/>
+                <w:b/>
+                <w:bCs/>
+                <w:kern w:val="0"/>
+                <w:sz w:val="22"/>
+              </w:rPr>
+              <w:t>问题描述</w:t>
+            </w:r>
+          </w:p>
+        </w:tc>
+        <w:tc>
+          <w:tcPr>
+            <w:tcW w:w="7371" w:type="dxa"/>
+          </w:tcPr>
+          <w:p>
+            <w:pPr>
+              <w:widowControl/>
+              <w:adjustRightInd w:val="0"/>
+              <w:snapToGrid w:val="0"/>
+              <w:spacing w:line="276" w:lineRule="auto"/>
+              <w:jc w:val="left"/>
+              <w:rPr>
+                <w:rFonts w:ascii="Tahoma" w:eastAsia="微软雅黑" w:hAnsi="Tahoma"/>
+                <w:kern w:val="0"/>
+                <w:sz w:val="22"/>
+              </w:rPr>
+            </w:pPr>
+            <w:r>
+              <w:rPr>
+                <w:rFonts w:ascii="Tahoma" w:eastAsia="微软雅黑" w:hAnsi="Tahoma" w:hint="eastAsia"/>
+                <w:kern w:val="0"/>
+                <w:sz w:val="22"/>
+              </w:rPr>
+              <w:t>在</w:t>
+            </w:r>
+            <w:r>
+              <w:rPr>
+                <w:rFonts w:ascii="Tahoma" w:eastAsia="微软雅黑" w:hAnsi="Tahoma" w:hint="eastAsia"/>
+                <w:kern w:val="0"/>
+                <w:sz w:val="22"/>
+              </w:rPr>
+              <w:t>发射弹丸事件之后</w:t>
+            </w:r>
+            <w:r>
+              <w:rPr>
+                <w:rFonts w:ascii="Tahoma" w:eastAsia="微软雅黑" w:hAnsi="Tahoma" w:hint="eastAsia"/>
+                <w:kern w:val="0"/>
+                <w:sz w:val="22"/>
+              </w:rPr>
+              <w:t>，出现了</w:t>
+            </w:r>
+            <w:r>
+              <w:rPr>
+                <w:rFonts w:ascii="Tahoma" w:eastAsia="微软雅黑" w:hAnsi="Tahoma" w:hint="eastAsia"/>
+                <w:kern w:val="0"/>
+                <w:sz w:val="22"/>
+              </w:rPr>
+              <w:t>图中</w:t>
+            </w:r>
+            <w:r>
+              <w:rPr>
+                <w:rFonts w:ascii="Tahoma" w:eastAsia="微软雅黑" w:hAnsi="Tahoma" w:hint="eastAsia"/>
+                <w:kern w:val="0"/>
+                <w:sz w:val="22"/>
+              </w:rPr>
+              <w:t>的报错。</w:t>
+            </w:r>
+          </w:p>
+        </w:tc>
+      </w:tr>
+      <w:tr>
+        <w:tc>
+          <w:tcPr>
+            <w:tcW w:w="1418" w:type="dxa"/>
+          </w:tcPr>
+          <w:p>
+            <w:pPr>
+              <w:widowControl/>
+              <w:adjustRightInd w:val="0"/>
+              <w:snapToGrid w:val="0"/>
+              <w:spacing w:line="276" w:lineRule="auto"/>
+              <w:jc w:val="left"/>
+              <w:rPr>
+                <w:rFonts w:ascii="Tahoma" w:eastAsia="微软雅黑" w:hAnsi="Tahoma"/>
+                <w:b/>
+                <w:bCs/>
+                <w:kern w:val="0"/>
+                <w:sz w:val="22"/>
+              </w:rPr>
+            </w:pPr>
+            <w:r>
+              <w:rPr>
+                <w:rFonts w:ascii="Tahoma" w:eastAsia="微软雅黑" w:hAnsi="Tahoma" w:hint="eastAsia"/>
+                <w:b/>
+                <w:bCs/>
+                <w:kern w:val="0"/>
+                <w:sz w:val="22"/>
+              </w:rPr>
+              <w:t>出现时机</w:t>
+            </w:r>
+          </w:p>
+        </w:tc>
+        <w:tc>
+          <w:tcPr>
+            <w:tcW w:w="7371" w:type="dxa"/>
+          </w:tcPr>
+          <w:p>
+            <w:pPr>
+              <w:widowControl/>
+              <w:adjustRightInd w:val="0"/>
+              <w:snapToGrid w:val="0"/>
+              <w:spacing w:line="276" w:lineRule="auto"/>
+              <w:jc w:val="left"/>
+              <w:rPr>
+                <w:rFonts w:ascii="Tahoma" w:eastAsia="微软雅黑" w:hAnsi="Tahoma"/>
+                <w:kern w:val="0"/>
+                <w:sz w:val="22"/>
+              </w:rPr>
+            </w:pPr>
+            <w:r>
+              <w:rPr>
+                <w:rFonts w:ascii="Tahoma" w:eastAsia="微软雅黑" w:hAnsi="Tahoma"/>
+                <w:kern w:val="0"/>
+                <w:sz w:val="22"/>
+              </w:rPr>
+              <w:t xml:space="preserve">&gt; </w:t>
+            </w:r>
+            <w:r>
+              <w:rPr>
+                <w:rFonts w:ascii="Tahoma" w:eastAsia="微软雅黑" w:hAnsi="Tahoma" w:hint="eastAsia"/>
+                <w:kern w:val="0"/>
+                <w:sz w:val="22"/>
+              </w:rPr>
+              <w:t>新工程中出现。</w:t>
+            </w:r>
+          </w:p>
+        </w:tc>
+      </w:tr>
+      <w:tr>
+        <w:tc>
+          <w:tcPr>
+            <w:tcW w:w="1418" w:type="dxa"/>
+          </w:tcPr>
+          <w:p>
+            <w:pPr>
+              <w:widowControl/>
+              <w:adjustRightInd w:val="0"/>
+              <w:snapToGrid w:val="0"/>
+              <w:spacing w:line="276" w:lineRule="auto"/>
+              <w:jc w:val="left"/>
+              <w:rPr>
+                <w:rFonts w:ascii="Tahoma" w:eastAsia="微软雅黑" w:hAnsi="Tahoma"/>
+                <w:kern w:val="0"/>
+                <w:sz w:val="22"/>
+              </w:rPr>
+            </w:pPr>
+            <w:r>
+              <w:rPr>
+                <w:rFonts w:ascii="Tahoma" w:eastAsia="微软雅黑" w:hAnsi="Tahoma" w:hint="eastAsia"/>
+                <w:b/>
+                <w:bCs/>
+                <w:kern w:val="0"/>
+                <w:sz w:val="22"/>
+              </w:rPr>
+              <w:t>原理解析</w:t>
+            </w:r>
+          </w:p>
+        </w:tc>
+        <w:tc>
+          <w:tcPr>
+            <w:tcW w:w="7371" w:type="dxa"/>
+          </w:tcPr>
+          <w:p>
+            <w:pPr>
+              <w:widowControl/>
+              <w:adjustRightInd w:val="0"/>
+              <w:snapToGrid w:val="0"/>
+              <w:rPr>
+                <w:rFonts w:ascii="Tahoma" w:eastAsia="微软雅黑" w:hAnsi="Tahoma"/>
+                <w:kern w:val="0"/>
+                <w:sz w:val="22"/>
+              </w:rPr>
+            </w:pPr>
+            <w:r>
+              <w:rPr>
+                <w:rFonts w:ascii="Tahoma" w:eastAsia="微软雅黑" w:hAnsi="Tahoma" w:hint="eastAsia"/>
+                <w:kern w:val="0"/>
+                <w:sz w:val="22"/>
+              </w:rPr>
+              <w:t>这个报错“</w:t>
+            </w:r>
+            <w:r>
+              <w:rPr>
+                <w:rFonts w:ascii="Tahoma" w:eastAsia="微软雅黑" w:hAnsi="Tahoma" w:hint="eastAsia"/>
+                <w:kern w:val="0"/>
+                <w:sz w:val="22"/>
+              </w:rPr>
+              <w:t>animation</w:t>
+            </w:r>
+            <w:r>
+              <w:rPr>
+                <w:rFonts w:ascii="Tahoma" w:eastAsia="微软雅黑" w:hAnsi="Tahoma" w:hint="eastAsia"/>
+                <w:kern w:val="0"/>
+                <w:sz w:val="22"/>
+              </w:rPr>
+              <w:t>”是动画对象的报错。</w:t>
+            </w:r>
+          </w:p>
+        </w:tc>
+      </w:tr>
+      <w:tr>
+        <w:tc>
+          <w:tcPr>
+            <w:tcW w:w="1418" w:type="dxa"/>
+          </w:tcPr>
+          <w:p>
+            <w:pPr>
+              <w:widowControl/>
+              <w:adjustRightInd w:val="0"/>
+              <w:snapToGrid w:val="0"/>
+              <w:spacing w:line="276" w:lineRule="auto"/>
+              <w:jc w:val="left"/>
+              <w:rPr>
+                <w:rFonts w:ascii="Tahoma" w:eastAsia="微软雅黑" w:hAnsi="Tahoma"/>
+                <w:b/>
+                <w:bCs/>
+                <w:kern w:val="0"/>
+                <w:sz w:val="22"/>
+              </w:rPr>
+            </w:pPr>
+            <w:r>
+              <w:rPr>
+                <w:rFonts w:ascii="Tahoma" w:eastAsia="微软雅黑" w:hAnsi="Tahoma" w:hint="eastAsia"/>
+                <w:b/>
+                <w:bCs/>
+                <w:kern w:val="0"/>
+                <w:sz w:val="22"/>
+              </w:rPr>
+              <w:t>解决方案</w:t>
+            </w:r>
+          </w:p>
+        </w:tc>
+        <w:tc>
+          <w:tcPr>
+            <w:tcW w:w="7371" w:type="dxa"/>
+          </w:tcPr>
+          <w:p>
+            <w:pPr>
+              <w:widowControl/>
+              <w:adjustRightInd w:val="0"/>
+              <w:snapToGrid w:val="0"/>
+              <w:rPr>
+                <w:rFonts w:ascii="Tahoma" w:eastAsia="微软雅黑" w:hAnsi="Tahoma"/>
+                <w:kern w:val="0"/>
+                <w:sz w:val="22"/>
+              </w:rPr>
+            </w:pPr>
+            <w:r>
+              <w:rPr>
+                <w:rFonts w:ascii="Tahoma" w:eastAsia="微软雅黑" w:hAnsi="Tahoma" w:hint="eastAsia"/>
+                <w:kern w:val="0"/>
+                <w:sz w:val="22"/>
+              </w:rPr>
+              <w:t>添加对应的动画即可</w:t>
+            </w:r>
+            <w:r>
+              <w:rPr>
+                <w:rFonts w:ascii="Tahoma" w:eastAsia="微软雅黑" w:hAnsi="Tahoma" w:hint="eastAsia"/>
+                <w:kern w:val="0"/>
+                <w:sz w:val="22"/>
+              </w:rPr>
+              <w:t>。</w:t>
+            </w:r>
+          </w:p>
+          <w:p>
+            <w:pPr>
+              <w:widowControl/>
+              <w:adjustRightInd w:val="0"/>
+              <w:snapToGrid w:val="0"/>
+              <w:rPr>
+                <w:rFonts w:ascii="Tahoma" w:eastAsia="微软雅黑" w:hAnsi="Tahoma" w:hint="eastAsia"/>
+                <w:kern w:val="0"/>
+                <w:sz w:val="22"/>
+              </w:rPr>
+            </w:pPr>
+            <w:r>
+              <w:rPr>
+                <w:rFonts w:ascii="Tahoma" w:eastAsia="微软雅黑" w:hAnsi="Tahoma" w:hint="eastAsia"/>
+                <w:kern w:val="0"/>
+                <w:sz w:val="22"/>
+              </w:rPr>
+              <w:drawing>
+                <wp:inline distT="0" distB="0" distL="0" distR="0" wp14:anchorId="25DEC1B3" wp14:editId="6DB9A466">
+                  <wp:extent cx="3646053" cy="2674620"/>
+                  <wp:effectExtent l="0" t="0" r="0" b="0"/>
+                  <wp:docPr id="605389131" name="图片 6"/>
+                  <wp:cNvGraphicFramePr>
+                    <a:graphicFrameLocks xmlns:a="http://schemas.openxmlformats.org/drawingml/2006/main" noChangeAspect="1"/>
+                  </wp:cNvGraphicFramePr>
+                  <a:graphic xmlns:a="http://schemas.openxmlformats.org/drawingml/2006/main">
+                    <a:graphicData uri="http://schemas.openxmlformats.org/drawingml/2006/picture">
+                      <pic:pic xmlns:pic="http://schemas.openxmlformats.org/drawingml/2006/picture">
+                        <pic:nvPicPr>
+                          <pic:cNvPr id="0" name="Picture 11"/>
+                          <pic:cNvPicPr>
+                            <a:picLocks noChangeAspect="1" noChangeArrowheads="1"/>
+                          </pic:cNvPicPr>
+                        </pic:nvPicPr>
+                        <pic:blipFill>
+                          <a:blip r:embed="rId14">
+                            <a:extLst>
+                              <a:ext uri="{28A0092B-C50C-407E-A947-70E740481C1C}">
+                                <a14:useLocalDpi xmlns:a14="http://schemas.microsoft.com/office/drawing/2010/main" val="0"/>
+                              </a:ext>
+                            </a:extLst>
+                          </a:blip>
+                          <a:srcRect/>
+                          <a:stretch>
+                            <a:fillRect/>
+                          </a:stretch>
+                        </pic:blipFill>
+                        <pic:spPr bwMode="auto">
+                          <a:xfrm>
+                            <a:off x="0" y="0"/>
+                            <a:ext cx="3660523" cy="2685235"/>
+                          </a:xfrm>
+                          <a:prstGeom prst="rect">
+                            <a:avLst/>
+                          </a:prstGeom>
+                          <a:noFill/>
+                          <a:ln>
+                            <a:noFill/>
+                          </a:ln>
+                        </pic:spPr>
+                      </pic:pic>
+                    </a:graphicData>
+                  </a:graphic>
+                </wp:inline>
+              </w:drawing>
+            </w:r>
+          </w:p>
+        </w:tc>
+      </w:tr>
+    </w:tbl>
+    <w:p>
+      <w:pPr>
+        <w:snapToGrid w:val="0"/>
+        <w:rPr>
+          <w:rFonts w:ascii="Tahoma" w:eastAsia="微软雅黑" w:hAnsi="Tahoma"/>
+          <w:kern w:val="0"/>
+          <w:sz w:val="22"/>
+        </w:rPr>
+      </w:pPr>
+    </w:p>
+    <w:p>
+      <w:pPr>
+        <w:widowControl/>
+        <w:jc w:val="left"/>
+        <w:rPr>
+          <w:rFonts w:ascii="宋体" w:eastAsia="宋体" w:hAnsi="宋体" w:cs="宋体" w:hint="eastAsia"/>
+          <w:kern w:val="0"/>
+          <w:sz w:val="24"/>
+          <w:szCs w:val="24"/>
+        </w:rPr>
+      </w:pPr>
+      <w:r>
+        <w:rPr>
+          <w:rFonts w:ascii="宋体" w:eastAsia="宋体" w:hAnsi="宋体" w:cs="宋体" w:hint="eastAsia"/>
+          <w:kern w:val="0"/>
+          <w:sz w:val="24"/>
+          <w:szCs w:val="24"/>
+        </w:rPr>
+        <w:br w:type="page"/>
+      </w:r>
+    </w:p>
+    <w:p>
+      <w:pPr>
+        <w:pStyle w:val="3"/>
+        <w:rPr>
+          <w:rFonts w:hint="eastAsia"/>
+        </w:rPr>
+      </w:pPr>
+      <w:r>
+        <w:rPr>
+          <w:rFonts w:hint="eastAsia"/>
+        </w:rPr>
+        <w:lastRenderedPageBreak/>
+        <w:t>粒子效果播放失败</w:t>
+      </w:r>
+    </w:p>
+    <w:tbl>
+      <w:tblPr>
+        <w:tblStyle w:val="af"/>
+        <w:tblW w:w="8789" w:type="dxa"/>
+        <w:tblInd w:w="-176" w:type="dxa"/>
+        <w:tblBorders>
+          <w:top w:val="single" w:sz="4" w:space="0" w:color="D9D9D9" w:themeColor="background1" w:themeShade="D9"/>
+          <w:left w:val="none" w:sz="0" w:space="0" w:color="auto"/>
+          <w:bottom w:val="single" w:sz="4" w:space="0" w:color="D9D9D9" w:themeColor="background1" w:themeShade="D9"/>
+          <w:right w:val="none" w:sz="0" w:space="0" w:color="auto"/>
+          <w:insideH w:val="single" w:sz="4" w:space="0" w:color="D9D9D9" w:themeColor="background1" w:themeShade="D9"/>
+          <w:insideV w:val="none" w:sz="0" w:space="0" w:color="auto"/>
+        </w:tblBorders>
+        <w:tblLook w:val="04A0" w:firstRow="1" w:lastRow="0" w:firstColumn="1" w:lastColumn="0" w:noHBand="0" w:noVBand="1"/>
+      </w:tblPr>
+      <w:tblGrid>
+        <w:gridCol w:w="1418"/>
+        <w:gridCol w:w="7371"/>
+      </w:tblGrid>
+      <w:tr>
+        <w:tc>
+          <w:tcPr>
+            <w:tcW w:w="1418" w:type="dxa"/>
+          </w:tcPr>
+          <w:p>
+            <w:pPr>
+              <w:widowControl/>
+              <w:adjustRightInd w:val="0"/>
+              <w:snapToGrid w:val="0"/>
+              <w:spacing w:line="276" w:lineRule="auto"/>
+              <w:jc w:val="left"/>
+              <w:rPr>
+                <w:rFonts w:ascii="Tahoma" w:eastAsia="微软雅黑" w:hAnsi="Tahoma"/>
+                <w:kern w:val="0"/>
+                <w:sz w:val="22"/>
+              </w:rPr>
+            </w:pPr>
+            <w:r>
+              <w:rPr>
+                <w:rFonts w:ascii="Tahoma" w:eastAsia="微软雅黑" w:hAnsi="Tahoma" w:hint="eastAsia"/>
+                <w:b/>
+                <w:bCs/>
+                <w:kern w:val="0"/>
+                <w:sz w:val="22"/>
+              </w:rPr>
+              <w:t>问题名称</w:t>
+            </w:r>
+          </w:p>
+        </w:tc>
+        <w:tc>
+          <w:tcPr>
+            <w:tcW w:w="7371" w:type="dxa"/>
+          </w:tcPr>
+          <w:p>
+            <w:pPr>
+              <w:widowControl/>
+              <w:adjustRightInd w:val="0"/>
+              <w:snapToGrid w:val="0"/>
+              <w:spacing w:line="276" w:lineRule="auto"/>
+              <w:jc w:val="left"/>
+              <w:rPr>
+                <w:rFonts w:ascii="Tahoma" w:eastAsia="微软雅黑" w:hAnsi="Tahoma"/>
+                <w:kern w:val="0"/>
+                <w:sz w:val="22"/>
+              </w:rPr>
+            </w:pPr>
+            <w:r>
+              <w:rPr>
+                <w:rFonts w:ascii="Tahoma" w:eastAsia="微软雅黑" w:hAnsi="Tahoma" w:hint="eastAsia"/>
+                <w:kern w:val="0"/>
+                <w:sz w:val="22"/>
+              </w:rPr>
+              <w:t>粒子效果播放失败</w:t>
+            </w:r>
+          </w:p>
+        </w:tc>
+      </w:tr>
+      <w:tr>
+        <w:tc>
+          <w:tcPr>
+            <w:tcW w:w="1418" w:type="dxa"/>
+          </w:tcPr>
+          <w:p>
+            <w:pPr>
+              <w:widowControl/>
+              <w:adjustRightInd w:val="0"/>
+              <w:snapToGrid w:val="0"/>
+              <w:spacing w:line="276" w:lineRule="auto"/>
+              <w:jc w:val="left"/>
+              <w:rPr>
+                <w:rFonts w:ascii="Tahoma" w:eastAsia="微软雅黑" w:hAnsi="Tahoma"/>
+                <w:b/>
+                <w:bCs/>
+                <w:kern w:val="0"/>
+                <w:sz w:val="22"/>
+              </w:rPr>
+            </w:pPr>
+            <w:r>
+              <w:rPr>
+                <w:rFonts w:ascii="Tahoma" w:eastAsia="微软雅黑" w:hAnsi="Tahoma" w:hint="eastAsia"/>
+                <w:b/>
+                <w:bCs/>
+                <w:kern w:val="0"/>
+                <w:sz w:val="22"/>
+              </w:rPr>
+              <w:t>问题图示</w:t>
+            </w:r>
+          </w:p>
+        </w:tc>
+        <w:tc>
+          <w:tcPr>
+            <w:tcW w:w="7371" w:type="dxa"/>
+          </w:tcPr>
+          <w:p>
+            <w:pPr>
+              <w:widowControl/>
+              <w:jc w:val="left"/>
+              <w:rPr>
+                <w:rFonts w:ascii="宋体" w:hAnsi="宋体" w:cs="宋体" w:hint="eastAsia"/>
+                <w:kern w:val="0"/>
+                <w:szCs w:val="24"/>
+              </w:rPr>
+            </w:pPr>
+            <w:r>
+              <w:rPr>
+                <w:noProof/>
+              </w:rPr>
+              <w:drawing>
+                <wp:inline distT="0" distB="0" distL="0" distR="0" wp14:anchorId="0E7A4356" wp14:editId="2F4E56A5">
+                  <wp:extent cx="3864610" cy="749100"/>
+                  <wp:effectExtent l="0" t="0" r="2540" b="0"/>
+                  <wp:docPr id="465802358" name="图片 1"/>
+                  <wp:cNvGraphicFramePr>
+                    <a:graphicFrameLocks xmlns:a="http://schemas.openxmlformats.org/drawingml/2006/main" noChangeAspect="1"/>
+                  </wp:cNvGraphicFramePr>
+                  <a:graphic xmlns:a="http://schemas.openxmlformats.org/drawingml/2006/main">
+                    <a:graphicData uri="http://schemas.openxmlformats.org/drawingml/2006/picture">
+                      <pic:pic xmlns:pic="http://schemas.openxmlformats.org/drawingml/2006/picture">
+                        <pic:nvPicPr>
+                          <pic:cNvPr id="465802358" name=""/>
+                          <pic:cNvPicPr/>
+                        </pic:nvPicPr>
+                        <pic:blipFill>
+                          <a:blip r:embed="rId37"/>
+                          <a:stretch>
+                            <a:fillRect/>
+                          </a:stretch>
+                        </pic:blipFill>
+                        <pic:spPr>
+                          <a:xfrm>
+                            <a:off x="0" y="0"/>
+                            <a:ext cx="3879043" cy="751898"/>
+                          </a:xfrm>
+                          <a:prstGeom prst="rect">
+                            <a:avLst/>
+                          </a:prstGeom>
+                        </pic:spPr>
+                      </pic:pic>
+                    </a:graphicData>
+                  </a:graphic>
+                </wp:inline>
+              </w:drawing>
+            </w:r>
+          </w:p>
+        </w:tc>
+      </w:tr>
+      <w:tr>
+        <w:tc>
+          <w:tcPr>
+            <w:tcW w:w="1418" w:type="dxa"/>
+          </w:tcPr>
+          <w:p>
+            <w:pPr>
+              <w:widowControl/>
+              <w:adjustRightInd w:val="0"/>
+              <w:snapToGrid w:val="0"/>
+              <w:spacing w:line="276" w:lineRule="auto"/>
+              <w:jc w:val="left"/>
+              <w:rPr>
+                <w:rFonts w:ascii="Tahoma" w:eastAsia="微软雅黑" w:hAnsi="Tahoma"/>
+                <w:b/>
+                <w:bCs/>
+                <w:kern w:val="0"/>
+                <w:sz w:val="22"/>
+              </w:rPr>
+            </w:pPr>
+            <w:r>
+              <w:rPr>
+                <w:rFonts w:ascii="Tahoma" w:eastAsia="微软雅黑" w:hAnsi="Tahoma" w:hint="eastAsia"/>
+                <w:b/>
+                <w:bCs/>
+                <w:kern w:val="0"/>
+                <w:sz w:val="22"/>
+              </w:rPr>
+              <w:t>问题描述</w:t>
+            </w:r>
+          </w:p>
+        </w:tc>
+        <w:tc>
+          <w:tcPr>
+            <w:tcW w:w="7371" w:type="dxa"/>
+          </w:tcPr>
+          <w:p>
+            <w:pPr>
+              <w:widowControl/>
+              <w:adjustRightInd w:val="0"/>
+              <w:snapToGrid w:val="0"/>
+              <w:spacing w:line="276" w:lineRule="auto"/>
+              <w:jc w:val="left"/>
+              <w:rPr>
+                <w:rFonts w:ascii="Tahoma" w:eastAsia="微软雅黑" w:hAnsi="Tahoma"/>
+                <w:kern w:val="0"/>
+                <w:sz w:val="22"/>
+              </w:rPr>
+            </w:pPr>
+            <w:r>
+              <w:rPr>
+                <w:rFonts w:ascii="Tahoma" w:eastAsia="微软雅黑" w:hAnsi="Tahoma" w:hint="eastAsia"/>
+                <w:kern w:val="0"/>
+                <w:sz w:val="22"/>
+              </w:rPr>
+              <w:t>在</w:t>
+            </w:r>
+            <w:r>
+              <w:rPr>
+                <w:rFonts w:ascii="Tahoma" w:eastAsia="微软雅黑" w:hAnsi="Tahoma" w:hint="eastAsia"/>
+                <w:kern w:val="0"/>
+                <w:sz w:val="22"/>
+              </w:rPr>
+              <w:t>发射弹丸事件之后，出现了下面的报错。</w:t>
+            </w:r>
+          </w:p>
+        </w:tc>
+      </w:tr>
+      <w:tr>
+        <w:tc>
+          <w:tcPr>
+            <w:tcW w:w="1418" w:type="dxa"/>
+          </w:tcPr>
+          <w:p>
+            <w:pPr>
+              <w:widowControl/>
+              <w:adjustRightInd w:val="0"/>
+              <w:snapToGrid w:val="0"/>
+              <w:spacing w:line="276" w:lineRule="auto"/>
+              <w:jc w:val="left"/>
+              <w:rPr>
+                <w:rFonts w:ascii="Tahoma" w:eastAsia="微软雅黑" w:hAnsi="Tahoma"/>
+                <w:b/>
+                <w:bCs/>
+                <w:kern w:val="0"/>
+                <w:sz w:val="22"/>
+              </w:rPr>
+            </w:pPr>
+            <w:r>
+              <w:rPr>
+                <w:rFonts w:ascii="Tahoma" w:eastAsia="微软雅黑" w:hAnsi="Tahoma" w:hint="eastAsia"/>
+                <w:b/>
+                <w:bCs/>
+                <w:kern w:val="0"/>
+                <w:sz w:val="22"/>
+              </w:rPr>
+              <w:t>出现时机</w:t>
+            </w:r>
+          </w:p>
+        </w:tc>
+        <w:tc>
+          <w:tcPr>
+            <w:tcW w:w="7371" w:type="dxa"/>
+          </w:tcPr>
+          <w:p>
+            <w:pPr>
+              <w:widowControl/>
+              <w:adjustRightInd w:val="0"/>
+              <w:snapToGrid w:val="0"/>
+              <w:spacing w:line="276" w:lineRule="auto"/>
+              <w:jc w:val="left"/>
+              <w:rPr>
+                <w:rFonts w:ascii="Tahoma" w:eastAsia="微软雅黑" w:hAnsi="Tahoma"/>
+                <w:kern w:val="0"/>
+                <w:sz w:val="22"/>
+              </w:rPr>
+            </w:pPr>
+            <w:r>
+              <w:rPr>
+                <w:rFonts w:ascii="Tahoma" w:eastAsia="微软雅黑" w:hAnsi="Tahoma"/>
+                <w:kern w:val="0"/>
+                <w:sz w:val="22"/>
+              </w:rPr>
+              <w:t xml:space="preserve">&gt; </w:t>
+            </w:r>
+            <w:r>
+              <w:rPr>
+                <w:rFonts w:ascii="Tahoma" w:eastAsia="微软雅黑" w:hAnsi="Tahoma" w:hint="eastAsia"/>
+                <w:kern w:val="0"/>
+                <w:sz w:val="22"/>
+              </w:rPr>
+              <w:t>新工程中出现。</w:t>
+            </w:r>
+          </w:p>
+        </w:tc>
+      </w:tr>
+      <w:tr>
+        <w:tc>
+          <w:tcPr>
+            <w:tcW w:w="1418" w:type="dxa"/>
+          </w:tcPr>
+          <w:p>
+            <w:pPr>
+              <w:widowControl/>
+              <w:adjustRightInd w:val="0"/>
+              <w:snapToGrid w:val="0"/>
+              <w:spacing w:line="276" w:lineRule="auto"/>
+              <w:jc w:val="left"/>
+              <w:rPr>
+                <w:rFonts w:ascii="Tahoma" w:eastAsia="微软雅黑" w:hAnsi="Tahoma"/>
+                <w:kern w:val="0"/>
+                <w:sz w:val="22"/>
+              </w:rPr>
+            </w:pPr>
+            <w:r>
+              <w:rPr>
+                <w:rFonts w:ascii="Tahoma" w:eastAsia="微软雅黑" w:hAnsi="Tahoma" w:hint="eastAsia"/>
+                <w:b/>
+                <w:bCs/>
+                <w:kern w:val="0"/>
+                <w:sz w:val="22"/>
+              </w:rPr>
+              <w:t>原理解析</w:t>
+            </w:r>
+          </w:p>
+        </w:tc>
+        <w:tc>
+          <w:tcPr>
+            <w:tcW w:w="7371" w:type="dxa"/>
+          </w:tcPr>
+          <w:p>
+            <w:pPr>
+              <w:widowControl/>
+              <w:adjustRightInd w:val="0"/>
+              <w:snapToGrid w:val="0"/>
+              <w:rPr>
+                <w:rFonts w:ascii="Tahoma" w:eastAsia="微软雅黑" w:hAnsi="Tahoma" w:hint="eastAsia"/>
+                <w:kern w:val="0"/>
+                <w:sz w:val="22"/>
+              </w:rPr>
+            </w:pPr>
+            <w:r>
+              <w:rPr>
+                <w:rFonts w:ascii="Tahoma" w:eastAsia="微软雅黑" w:hAnsi="Tahoma" w:hint="eastAsia"/>
+                <w:kern w:val="0"/>
+                <w:sz w:val="22"/>
+              </w:rPr>
+              <w:t>你可以按</w:t>
+            </w:r>
+            <w:r>
+              <w:rPr>
+                <w:rFonts w:ascii="Tahoma" w:eastAsia="微软雅黑" w:hAnsi="Tahoma" w:hint="eastAsia"/>
+                <w:kern w:val="0"/>
+                <w:sz w:val="22"/>
+              </w:rPr>
+              <w:t>F8</w:t>
+            </w:r>
+            <w:r>
+              <w:rPr>
+                <w:rFonts w:ascii="Tahoma" w:eastAsia="微软雅黑" w:hAnsi="Tahoma" w:hint="eastAsia"/>
+                <w:kern w:val="0"/>
+                <w:sz w:val="22"/>
+              </w:rPr>
+              <w:t>，查看报错的位置。</w:t>
+            </w:r>
+          </w:p>
+          <w:p>
+            <w:pPr>
+              <w:widowControl/>
+              <w:adjustRightInd w:val="0"/>
+              <w:snapToGrid w:val="0"/>
+              <w:rPr>
+                <w:rFonts w:ascii="Tahoma" w:eastAsia="微软雅黑" w:hAnsi="Tahoma"/>
+                <w:kern w:val="0"/>
+                <w:sz w:val="22"/>
+              </w:rPr>
+            </w:pPr>
+            <w:r>
+              <w:rPr>
+                <w:rFonts w:ascii="Tahoma" w:eastAsia="微软雅黑" w:hAnsi="Tahoma" w:hint="eastAsia"/>
+                <w:kern w:val="0"/>
+                <w:sz w:val="22"/>
+              </w:rPr>
+              <w:t>下图可以看到“</w:t>
+            </w:r>
+            <w:r>
+              <w:rPr>
+                <w:rFonts w:ascii="Tahoma" w:eastAsia="微软雅黑" w:hAnsi="Tahoma" w:hint="eastAsia"/>
+                <w:kern w:val="0"/>
+                <w:sz w:val="22"/>
+              </w:rPr>
+              <w:t>Particle</w:t>
+            </w:r>
+            <w:r>
+              <w:rPr>
+                <w:rFonts w:ascii="Tahoma" w:eastAsia="微软雅黑" w:hAnsi="Tahoma" w:hint="eastAsia"/>
+                <w:kern w:val="0"/>
+                <w:sz w:val="22"/>
+              </w:rPr>
+              <w:t>”字段，说明是粒子插件出现了错误。</w:t>
+            </w:r>
+          </w:p>
+          <w:p>
+            <w:pPr>
+              <w:widowControl/>
+              <w:adjustRightInd w:val="0"/>
+              <w:snapToGrid w:val="0"/>
+              <w:rPr>
+                <w:rFonts w:ascii="Tahoma" w:eastAsia="微软雅黑" w:hAnsi="Tahoma" w:hint="eastAsia"/>
+                <w:kern w:val="0"/>
+                <w:sz w:val="22"/>
+              </w:rPr>
+            </w:pPr>
+            <w:r>
+              <w:rPr>
+                <w:rFonts w:hint="eastAsia"/>
+                <w:noProof/>
+              </w:rPr>
+              <w:drawing>
+                <wp:inline distT="0" distB="0" distL="0" distR="0" wp14:anchorId="38DE2736" wp14:editId="7828F9F3">
+                  <wp:extent cx="4154170" cy="1039293"/>
+                  <wp:effectExtent l="0" t="0" r="0" b="8890"/>
+                  <wp:docPr id="2102069536" name="图片 3"/>
+                  <wp:cNvGraphicFramePr>
+                    <a:graphicFrameLocks xmlns:a="http://schemas.openxmlformats.org/drawingml/2006/main" noChangeAspect="1"/>
+                  </wp:cNvGraphicFramePr>
+                  <a:graphic xmlns:a="http://schemas.openxmlformats.org/drawingml/2006/main">
+                    <a:graphicData uri="http://schemas.openxmlformats.org/drawingml/2006/picture">
+                      <pic:pic xmlns:pic="http://schemas.openxmlformats.org/drawingml/2006/picture">
+                        <pic:nvPicPr>
+                          <pic:cNvPr id="0" name="Picture 5"/>
+                          <pic:cNvPicPr>
+                            <a:picLocks noChangeAspect="1" noChangeArrowheads="1"/>
+                          </pic:cNvPicPr>
+                        </pic:nvPicPr>
+                        <pic:blipFill>
+                          <a:blip r:embed="rId38">
+                            <a:extLst>
+                              <a:ext uri="{28A0092B-C50C-407E-A947-70E740481C1C}">
+                                <a14:useLocalDpi xmlns:a14="http://schemas.microsoft.com/office/drawing/2010/main" val="0"/>
+                              </a:ext>
+                            </a:extLst>
+                          </a:blip>
+                          <a:srcRect/>
+                          <a:stretch>
+                            <a:fillRect/>
+                          </a:stretch>
+                        </pic:blipFill>
+                        <pic:spPr bwMode="auto">
+                          <a:xfrm>
+                            <a:off x="0" y="0"/>
+                            <a:ext cx="4172172" cy="1043797"/>
+                          </a:xfrm>
+                          <a:prstGeom prst="rect">
+                            <a:avLst/>
+                          </a:prstGeom>
+                          <a:noFill/>
+                          <a:ln>
+                            <a:noFill/>
+                          </a:ln>
+                        </pic:spPr>
+                      </pic:pic>
+                    </a:graphicData>
+                  </a:graphic>
+                </wp:inline>
+              </w:drawing>
+            </w:r>
+          </w:p>
+        </w:tc>
+      </w:tr>
+      <w:tr>
+        <w:tc>
+          <w:tcPr>
+            <w:tcW w:w="1418" w:type="dxa"/>
+          </w:tcPr>
+          <w:p>
+            <w:pPr>
+              <w:widowControl/>
+              <w:adjustRightInd w:val="0"/>
+              <w:snapToGrid w:val="0"/>
+              <w:spacing w:line="276" w:lineRule="auto"/>
+              <w:jc w:val="left"/>
+              <w:rPr>
+                <w:rFonts w:ascii="Tahoma" w:eastAsia="微软雅黑" w:hAnsi="Tahoma"/>
+                <w:b/>
+                <w:bCs/>
+                <w:kern w:val="0"/>
+                <w:sz w:val="22"/>
+              </w:rPr>
+            </w:pPr>
+            <w:r>
+              <w:rPr>
+                <w:rFonts w:ascii="Tahoma" w:eastAsia="微软雅黑" w:hAnsi="Tahoma" w:hint="eastAsia"/>
+                <w:b/>
+                <w:bCs/>
+                <w:kern w:val="0"/>
+                <w:sz w:val="22"/>
+              </w:rPr>
+              <w:t>解决方案</w:t>
+            </w:r>
+          </w:p>
+        </w:tc>
+        <w:tc>
+          <w:tcPr>
+            <w:tcW w:w="7371" w:type="dxa"/>
+          </w:tcPr>
+          <w:p>
+            <w:pPr>
+              <w:widowControl/>
+              <w:adjustRightInd w:val="0"/>
+              <w:snapToGrid w:val="0"/>
+              <w:rPr>
+                <w:rFonts w:ascii="Tahoma" w:eastAsia="微软雅黑" w:hAnsi="Tahoma"/>
+                <w:kern w:val="0"/>
+                <w:sz w:val="22"/>
+              </w:rPr>
+            </w:pPr>
+            <w:r>
+              <w:rPr>
+                <w:rFonts w:ascii="Tahoma" w:eastAsia="微软雅黑" w:hAnsi="Tahoma" w:hint="eastAsia"/>
+                <w:kern w:val="0"/>
+                <w:sz w:val="22"/>
+              </w:rPr>
+              <w:t>缺少</w:t>
+            </w:r>
+            <w:r>
+              <w:rPr>
+                <w:rFonts w:ascii="Tahoma" w:eastAsia="微软雅黑" w:hAnsi="Tahoma" w:hint="eastAsia"/>
+                <w:kern w:val="0"/>
+                <w:sz w:val="22"/>
+              </w:rPr>
+              <w:t>粒子样式配置，加上</w:t>
+            </w:r>
+            <w:r>
+              <w:rPr>
+                <w:rFonts w:ascii="Tahoma" w:eastAsia="微软雅黑" w:hAnsi="Tahoma" w:hint="eastAsia"/>
+                <w:kern w:val="0"/>
+                <w:sz w:val="22"/>
+              </w:rPr>
+              <w:t>对应的配置</w:t>
+            </w:r>
+            <w:r>
+              <w:rPr>
+                <w:rFonts w:ascii="Tahoma" w:eastAsia="微软雅黑" w:hAnsi="Tahoma" w:hint="eastAsia"/>
+                <w:kern w:val="0"/>
+                <w:sz w:val="22"/>
+              </w:rPr>
+              <w:t>即可</w:t>
+            </w:r>
+            <w:r>
+              <w:rPr>
+                <w:rFonts w:ascii="Tahoma" w:eastAsia="微软雅黑" w:hAnsi="Tahoma" w:hint="eastAsia"/>
+                <w:kern w:val="0"/>
+                <w:sz w:val="22"/>
+              </w:rPr>
+              <w:t>。</w:t>
+            </w:r>
+          </w:p>
+          <w:p>
+            <w:pPr>
+              <w:widowControl/>
+              <w:adjustRightInd w:val="0"/>
+              <w:snapToGrid w:val="0"/>
+              <w:rPr>
+                <w:rFonts w:ascii="Tahoma" w:eastAsia="微软雅黑" w:hAnsi="Tahoma" w:hint="eastAsia"/>
+                <w:kern w:val="0"/>
+                <w:sz w:val="22"/>
+              </w:rPr>
+            </w:pPr>
+            <w:r>
+              <w:rPr>
+                <w:rFonts w:ascii="Tahoma" w:eastAsia="微软雅黑" w:hAnsi="Tahoma" w:hint="eastAsia"/>
+                <w:kern w:val="0"/>
+                <w:sz w:val="22"/>
+              </w:rPr>
+              <w:t>（旧版本的粒子插件样式配置没作检查，所以没提示</w:t>
+            </w:r>
+            <w:r>
+              <w:rPr>
+                <w:rFonts w:ascii="Tahoma" w:eastAsia="微软雅黑" w:hAnsi="Tahoma" w:hint="eastAsia"/>
+                <w:kern w:val="0"/>
+                <w:sz w:val="22"/>
+              </w:rPr>
+              <w:t>，运行时</w:t>
+            </w:r>
+            <w:r>
+              <w:rPr>
+                <w:rFonts w:ascii="Tahoma" w:eastAsia="微软雅黑" w:hAnsi="Tahoma" w:hint="eastAsia"/>
+                <w:kern w:val="0"/>
+                <w:sz w:val="22"/>
+              </w:rPr>
+              <w:t>直接报错了）</w:t>
+            </w:r>
+          </w:p>
+          <w:p>
+            <w:pPr>
+              <w:widowControl/>
+              <w:adjustRightInd w:val="0"/>
+              <w:snapToGrid w:val="0"/>
+              <w:spacing w:line="276" w:lineRule="auto"/>
+              <w:jc w:val="left"/>
+              <w:rPr>
+                <w:rFonts w:ascii="Tahoma" w:eastAsia="微软雅黑" w:hAnsi="Tahoma"/>
+                <w:kern w:val="0"/>
+                <w:sz w:val="22"/>
+              </w:rPr>
+            </w:pPr>
+            <w:r>
+              <w:rPr>
+                <w:rFonts w:hint="eastAsia"/>
+                <w:noProof/>
+              </w:rPr>
+              <w:drawing>
+                <wp:inline distT="0" distB="0" distL="0" distR="0" wp14:anchorId="1A2EA87B" wp14:editId="5B27EDF5">
+                  <wp:extent cx="3817620" cy="1511392"/>
+                  <wp:effectExtent l="0" t="0" r="0" b="0"/>
+                  <wp:docPr id="2030331786" name="图片 8"/>
+                  <wp:cNvGraphicFramePr>
+                    <a:graphicFrameLocks xmlns:a="http://schemas.openxmlformats.org/drawingml/2006/main" noChangeAspect="1"/>
+                  </wp:cNvGraphicFramePr>
+                  <a:graphic xmlns:a="http://schemas.openxmlformats.org/drawingml/2006/main">
+                    <a:graphicData uri="http://schemas.openxmlformats.org/drawingml/2006/picture">
+                      <pic:pic xmlns:pic="http://schemas.openxmlformats.org/drawingml/2006/picture">
+                        <pic:nvPicPr>
+                          <pic:cNvPr id="0" name="Picture 15"/>
+                          <pic:cNvPicPr>
+                            <a:picLocks noChangeAspect="1" noChangeArrowheads="1"/>
+                          </pic:cNvPicPr>
+                        </pic:nvPicPr>
+                        <pic:blipFill>
+                          <a:blip r:embed="rId39">
+                            <a:extLst>
+                              <a:ext uri="{28A0092B-C50C-407E-A947-70E740481C1C}">
+                                <a14:useLocalDpi xmlns:a14="http://schemas.microsoft.com/office/drawing/2010/main" val="0"/>
+                              </a:ext>
+                            </a:extLst>
+                          </a:blip>
+                          <a:srcRect/>
+                          <a:stretch>
+                            <a:fillRect/>
+                          </a:stretch>
+                        </pic:blipFill>
+                        <pic:spPr bwMode="auto">
+                          <a:xfrm>
+                            <a:off x="0" y="0"/>
+                            <a:ext cx="3821561" cy="1512952"/>
+                          </a:xfrm>
+                          <a:prstGeom prst="rect">
+                            <a:avLst/>
+                          </a:prstGeom>
+                          <a:noFill/>
+                          <a:ln>
+                            <a:noFill/>
+                          </a:ln>
+                        </pic:spPr>
+                      </pic:pic>
+                    </a:graphicData>
+                  </a:graphic>
+                </wp:inline>
+              </w:drawing>
+            </w:r>
+          </w:p>
+        </w:tc>
+      </w:tr>
+    </w:tbl>
+    <w:p>
+      <w:pPr>
+        <w:widowControl/>
+        <w:rPr>
+          <w:rFonts w:ascii="宋体" w:eastAsia="宋体" w:hAnsi="宋体" w:cs="宋体" w:hint="eastAsia"/>
+          <w:kern w:val="0"/>
+          <w:sz w:val="24"/>
+          <w:szCs w:val="24"/>
+        </w:rPr>
+      </w:pPr>
+    </w:p>
+    <w:p>
+      <w:pPr>
+        <w:widowControl/>
+        <w:rPr>
+          <w:rFonts w:ascii="宋体" w:eastAsia="宋体" w:hAnsi="宋体" w:cs="宋体" w:hint="eastAsia"/>
+          <w:kern w:val="0"/>
+          <w:sz w:val="24"/>
+          <w:szCs w:val="24"/>
+        </w:rPr>
+      </w:pPr>
+    </w:p>
     <w:sectPr>
-      <w:headerReference w:type="default" r:id="rId26"/>
+      <w:headerReference w:type="default" r:id="rId40"/>
       <w:pgSz w:w="11906" w:h="16838"/>
       <w:pgMar w:top="1440" w:right="1800" w:bottom="1440" w:left="1800" w:header="851" w:footer="992" w:gutter="0"/>
       <w:cols w:space="425"/>
@@ -4855,7 +7930,7 @@
 </file>
 
 <file path=word/endnotes.xml><?xml version="1.0" encoding="utf-8"?>
-<w:endnotes xmlns:wpc="http://schemas.microsoft.com/office/word/2010/wordprocessingCanvas" xmlns:cx="http://schemas.microsoft.com/office/drawing/2014/chartex" xmlns:cx1="http://schemas.microsoft.com/office/drawing/2015/9/8/chartex" xmlns:cx2="http://schemas.microsoft.com/office/drawing/2015/10/21/chartex" xmlns:cx3="http://schemas.microsoft.com/office/drawing/2016/5/9/chartex" xmlns:cx4="http://schemas.microsoft.com/office/drawing/2016/5/10/chartex" xmlns:cx5="http://schemas.microsoft.com/office/drawing/2016/5/11/chartex" xmlns:cx6="http://schemas.microsoft.com/office/drawing/2016/5/12/chartex" xmlns:cx7="http://schemas.microsoft.com/office/drawing/2016/5/13/chartex" xmlns:cx8="http://schemas.microsoft.com/office/drawing/2016/5/14/chartex" xmlns:mc="http://schemas.openxmlformats.org/markup-compatibility/2006" xmlns:aink="http://schemas.microsoft.com/office/drawing/2016/ink" xmlns:am3d="http://schemas.microsoft.com/office/drawing/2017/model3d" xmlns:o="urn:schemas-microsoft-com:office:office" xmlns:oel="http://schemas.microsoft.com/office/2019/extlst" xmlns:r="http://schemas.openxmlformats.org/officeDocument/2006/relationships" xmlns:m="http://schemas.openxmlformats.org/officeDocument/2006/math" xmlns:v="urn:schemas-microsoft-com:vml" xmlns:wp14="http://schemas.microsoft.com/office/word/2010/wordprocessingDrawing" xmlns:wp="http://schemas.openxmlformats.org/drawingml/2006/wordprocessingDrawing" xmlns:w10="urn:schemas-microsoft-com:office:word" xmlns:w="http://schemas.openxmlformats.org/wordprocessingml/2006/main" xmlns:w14="http://schemas.microsoft.com/office/word/2010/wordml" xmlns:w15="http://schemas.microsoft.com/office/word/2012/wordml" xmlns:w16cex="http://schemas.microsoft.com/office/word/2018/wordml/cex" xmlns:w16cid="http://schemas.microsoft.com/office/word/2016/wordml/cid" xmlns:w16="http://schemas.microsoft.com/office/word/2018/wordml" xmlns:w16du="http://schemas.microsoft.com/office/word/2023/wordml/word16du" xmlns:w16sdtdh="http://schemas.microsoft.com/office/word/2020/wordml/sdtdatahash" xmlns:w16se="http://schemas.microsoft.com/office/word/2015/wordml/symex" xmlns:wpg="http://schemas.microsoft.com/office/word/2010/wordprocessingGroup" xmlns:wpi="http://schemas.microsoft.com/office/word/2010/wordprocessingInk" xmlns:wne="http://schemas.microsoft.com/office/word/2006/wordml" xmlns:wps="http://schemas.microsoft.com/office/word/2010/wordprocessingShape" mc:Ignorable="w14 w15 w16se w16cid w16 w16cex w16sdtdh w16du wp14">
+<w:endnotes xmlns:wpc="http://schemas.microsoft.com/office/word/2010/wordprocessingCanvas" xmlns:cx="http://schemas.microsoft.com/office/drawing/2014/chartex" xmlns:cx1="http://schemas.microsoft.com/office/drawing/2015/9/8/chartex" xmlns:cx2="http://schemas.microsoft.com/office/drawing/2015/10/21/chartex" xmlns:cx3="http://schemas.microsoft.com/office/drawing/2016/5/9/chartex" xmlns:cx4="http://schemas.microsoft.com/office/drawing/2016/5/10/chartex" xmlns:cx5="http://schemas.microsoft.com/office/drawing/2016/5/11/chartex" xmlns:cx6="http://schemas.microsoft.com/office/drawing/2016/5/12/chartex" xmlns:cx7="http://schemas.microsoft.com/office/drawing/2016/5/13/chartex" xmlns:cx8="http://schemas.microsoft.com/office/drawing/2016/5/14/chartex" xmlns:mc="http://schemas.openxmlformats.org/markup-compatibility/2006" xmlns:aink="http://schemas.microsoft.com/office/drawing/2016/ink" xmlns:am3d="http://schemas.microsoft.com/office/drawing/2017/model3d" xmlns:o="urn:schemas-microsoft-com:office:office" xmlns:oel="http://schemas.microsoft.com/office/2019/extlst" xmlns:r="http://schemas.openxmlformats.org/officeDocument/2006/relationships" xmlns:m="http://schemas.openxmlformats.org/officeDocument/2006/math" xmlns:v="urn:schemas-microsoft-com:vml" xmlns:wp14="http://schemas.microsoft.com/office/word/2010/wordprocessingDrawing" xmlns:wp="http://schemas.openxmlformats.org/drawingml/2006/wordprocessingDrawing" xmlns:w10="urn:schemas-microsoft-com:office:word" xmlns:w="http://schemas.openxmlformats.org/wordprocessingml/2006/main" xmlns:w14="http://schemas.microsoft.com/office/word/2010/wordml" xmlns:w15="http://schemas.microsoft.com/office/word/2012/wordml" xmlns:w16cex="http://schemas.microsoft.com/office/word/2018/wordml/cex" xmlns:w16cid="http://schemas.microsoft.com/office/word/2016/wordml/cid" xmlns:w16="http://schemas.microsoft.com/office/word/2018/wordml" xmlns:w16du="http://schemas.microsoft.com/office/word/2023/wordml/word16du" xmlns:w16sdtdh="http://schemas.microsoft.com/office/word/2020/wordml/sdtdatahash" xmlns:w16sdtfl="http://schemas.microsoft.com/office/word/2024/wordml/sdtformatlock" xmlns:w16se="http://schemas.microsoft.com/office/word/2015/wordml/symex" xmlns:wpg="http://schemas.microsoft.com/office/word/2010/wordprocessingGroup" xmlns:wpi="http://schemas.microsoft.com/office/word/2010/wordprocessingInk" xmlns:wne="http://schemas.microsoft.com/office/word/2006/wordml" xmlns:wps="http://schemas.microsoft.com/office/word/2010/wordprocessingShape" mc:Ignorable="w14 w15 w16se w16cid w16 w16cex w16sdtdh w16sdtfl w16du wp14">
   <w:endnote w:type="separator" w:id="-1">
     <w:p>
       <w:pPr>
@@ -4884,7 +7959,7 @@
 </file>
 
 <file path=word/footnotes.xml><?xml version="1.0" encoding="utf-8"?>
-<w:footnotes xmlns:wpc="http://schemas.microsoft.com/office/word/2010/wordprocessingCanvas" xmlns:cx="http://schemas.microsoft.com/office/drawing/2014/chartex" xmlns:cx1="http://schemas.microsoft.com/office/drawing/2015/9/8/chartex" xmlns:cx2="http://schemas.microsoft.com/office/drawing/2015/10/21/chartex" xmlns:cx3="http://schemas.microsoft.com/office/drawing/2016/5/9/chartex" xmlns:cx4="http://schemas.microsoft.com/office/drawing/2016/5/10/chartex" xmlns:cx5="http://schemas.microsoft.com/office/drawing/2016/5/11/chartex" xmlns:cx6="http://schemas.microsoft.com/office/drawing/2016/5/12/chartex" xmlns:cx7="http://schemas.microsoft.com/office/drawing/2016/5/13/chartex" xmlns:cx8="http://schemas.microsoft.com/office/drawing/2016/5/14/chartex" xmlns:mc="http://schemas.openxmlformats.org/markup-compatibility/2006" xmlns:aink="http://schemas.microsoft.com/office/drawing/2016/ink" xmlns:am3d="http://schemas.microsoft.com/office/drawing/2017/model3d" xmlns:o="urn:schemas-microsoft-com:office:office" xmlns:oel="http://schemas.microsoft.com/office/2019/extlst" xmlns:r="http://schemas.openxmlformats.org/officeDocument/2006/relationships" xmlns:m="http://schemas.openxmlformats.org/officeDocument/2006/math" xmlns:v="urn:schemas-microsoft-com:vml" xmlns:wp14="http://schemas.microsoft.com/office/word/2010/wordprocessingDrawing" xmlns:wp="http://schemas.openxmlformats.org/drawingml/2006/wordprocessingDrawing" xmlns:w10="urn:schemas-microsoft-com:office:word" xmlns:w="http://schemas.openxmlformats.org/wordprocessingml/2006/main" xmlns:w14="http://schemas.microsoft.com/office/word/2010/wordml" xmlns:w15="http://schemas.microsoft.com/office/word/2012/wordml" xmlns:w16cex="http://schemas.microsoft.com/office/word/2018/wordml/cex" xmlns:w16cid="http://schemas.microsoft.com/office/word/2016/wordml/cid" xmlns:w16="http://schemas.microsoft.com/office/word/2018/wordml" xmlns:w16du="http://schemas.microsoft.com/office/word/2023/wordml/word16du" xmlns:w16sdtdh="http://schemas.microsoft.com/office/word/2020/wordml/sdtdatahash" xmlns:w16se="http://schemas.microsoft.com/office/word/2015/wordml/symex" xmlns:wpg="http://schemas.microsoft.com/office/word/2010/wordprocessingGroup" xmlns:wpi="http://schemas.microsoft.com/office/word/2010/wordprocessingInk" xmlns:wne="http://schemas.microsoft.com/office/word/2006/wordml" xmlns:wps="http://schemas.microsoft.com/office/word/2010/wordprocessingShape" mc:Ignorable="w14 w15 w16se w16cid w16 w16cex w16sdtdh w16du wp14">
+<w:footnotes xmlns:wpc="http://schemas.microsoft.com/office/word/2010/wordprocessingCanvas" xmlns:cx="http://schemas.microsoft.com/office/drawing/2014/chartex" xmlns:cx1="http://schemas.microsoft.com/office/drawing/2015/9/8/chartex" xmlns:cx2="http://schemas.microsoft.com/office/drawing/2015/10/21/chartex" xmlns:cx3="http://schemas.microsoft.com/office/drawing/2016/5/9/chartex" xmlns:cx4="http://schemas.microsoft.com/office/drawing/2016/5/10/chartex" xmlns:cx5="http://schemas.microsoft.com/office/drawing/2016/5/11/chartex" xmlns:cx6="http://schemas.microsoft.com/office/drawing/2016/5/12/chartex" xmlns:cx7="http://schemas.microsoft.com/office/drawing/2016/5/13/chartex" xmlns:cx8="http://schemas.microsoft.com/office/drawing/2016/5/14/chartex" xmlns:mc="http://schemas.openxmlformats.org/markup-compatibility/2006" xmlns:aink="http://schemas.microsoft.com/office/drawing/2016/ink" xmlns:am3d="http://schemas.microsoft.com/office/drawing/2017/model3d" xmlns:o="urn:schemas-microsoft-com:office:office" xmlns:oel="http://schemas.microsoft.com/office/2019/extlst" xmlns:r="http://schemas.openxmlformats.org/officeDocument/2006/relationships" xmlns:m="http://schemas.openxmlformats.org/officeDocument/2006/math" xmlns:v="urn:schemas-microsoft-com:vml" xmlns:wp14="http://schemas.microsoft.com/office/word/2010/wordprocessingDrawing" xmlns:wp="http://schemas.openxmlformats.org/drawingml/2006/wordprocessingDrawing" xmlns:w10="urn:schemas-microsoft-com:office:word" xmlns:w="http://schemas.openxmlformats.org/wordprocessingml/2006/main" xmlns:w14="http://schemas.microsoft.com/office/word/2010/wordml" xmlns:w15="http://schemas.microsoft.com/office/word/2012/wordml" xmlns:w16cex="http://schemas.microsoft.com/office/word/2018/wordml/cex" xmlns:w16cid="http://schemas.microsoft.com/office/word/2016/wordml/cid" xmlns:w16="http://schemas.microsoft.com/office/word/2018/wordml" xmlns:w16du="http://schemas.microsoft.com/office/word/2023/wordml/word16du" xmlns:w16sdtdh="http://schemas.microsoft.com/office/word/2020/wordml/sdtdatahash" xmlns:w16sdtfl="http://schemas.microsoft.com/office/word/2024/wordml/sdtformatlock" xmlns:w16se="http://schemas.microsoft.com/office/word/2015/wordml/symex" xmlns:wpg="http://schemas.microsoft.com/office/word/2010/wordprocessingGroup" xmlns:wpi="http://schemas.microsoft.com/office/word/2010/wordprocessingInk" xmlns:wne="http://schemas.microsoft.com/office/word/2006/wordml" xmlns:wps="http://schemas.microsoft.com/office/word/2010/wordprocessingShape" mc:Ignorable="w14 w15 w16se w16cid w16 w16cex w16sdtdh w16sdtfl w16du wp14">
   <w:footnote w:type="separator" w:id="-1">
     <w:p>
       <w:pPr>
@@ -4913,7 +7988,7 @@
 </file>
 
 <file path=word/header1.xml><?xml version="1.0" encoding="utf-8"?>
-<w:hdr xmlns:wpc="http://schemas.microsoft.com/office/word/2010/wordprocessingCanvas" xmlns:cx="http://schemas.microsoft.com/office/drawing/2014/chartex" xmlns:cx1="http://schemas.microsoft.com/office/drawing/2015/9/8/chartex" xmlns:cx2="http://schemas.microsoft.com/office/drawing/2015/10/21/chartex" xmlns:cx3="http://schemas.microsoft.com/office/drawing/2016/5/9/chartex" xmlns:cx4="http://schemas.microsoft.com/office/drawing/2016/5/10/chartex" xmlns:cx5="http://schemas.microsoft.com/office/drawing/2016/5/11/chartex" xmlns:cx6="http://schemas.microsoft.com/office/drawing/2016/5/12/chartex" xmlns:cx7="http://schemas.microsoft.com/office/drawing/2016/5/13/chartex" xmlns:cx8="http://schemas.microsoft.com/office/drawing/2016/5/14/chartex" xmlns:mc="http://schemas.openxmlformats.org/markup-compatibility/2006" xmlns:aink="http://schemas.microsoft.com/office/drawing/2016/ink" xmlns:am3d="http://schemas.microsoft.com/office/drawing/2017/model3d" xmlns:o="urn:schemas-microsoft-com:office:office" xmlns:oel="http://schemas.microsoft.com/office/2019/extlst" xmlns:r="http://schemas.openxmlformats.org/officeDocument/2006/relationships" xmlns:m="http://schemas.openxmlformats.org/officeDocument/2006/math" xmlns:v="urn:schemas-microsoft-com:vml" xmlns:wp14="http://schemas.microsoft.com/office/word/2010/wordprocessingDrawing" xmlns:wp="http://schemas.openxmlformats.org/drawingml/2006/wordprocessingDrawing" xmlns:w10="urn:schemas-microsoft-com:office:word" xmlns:w="http://schemas.openxmlformats.org/wordprocessingml/2006/main" xmlns:w14="http://schemas.microsoft.com/office/word/2010/wordml" xmlns:w15="http://schemas.microsoft.com/office/word/2012/wordml" xmlns:w16cex="http://schemas.microsoft.com/office/word/2018/wordml/cex" xmlns:w16cid="http://schemas.microsoft.com/office/word/2016/wordml/cid" xmlns:w16="http://schemas.microsoft.com/office/word/2018/wordml" xmlns:w16du="http://schemas.microsoft.com/office/word/2023/wordml/word16du" xmlns:w16sdtdh="http://schemas.microsoft.com/office/word/2020/wordml/sdtdatahash" xmlns:w16se="http://schemas.microsoft.com/office/word/2015/wordml/symex" xmlns:wpg="http://schemas.microsoft.com/office/word/2010/wordprocessingGroup" xmlns:wpi="http://schemas.microsoft.com/office/word/2010/wordprocessingInk" xmlns:wne="http://schemas.microsoft.com/office/word/2006/wordml" xmlns:wps="http://schemas.microsoft.com/office/word/2010/wordprocessingShape" mc:Ignorable="w14 w15 w16se w16cid w16 w16cex w16sdtdh w16du wp14">
+<w:hdr xmlns:wpc="http://schemas.microsoft.com/office/word/2010/wordprocessingCanvas" xmlns:cx="http://schemas.microsoft.com/office/drawing/2014/chartex" xmlns:cx1="http://schemas.microsoft.com/office/drawing/2015/9/8/chartex" xmlns:cx2="http://schemas.microsoft.com/office/drawing/2015/10/21/chartex" xmlns:cx3="http://schemas.microsoft.com/office/drawing/2016/5/9/chartex" xmlns:cx4="http://schemas.microsoft.com/office/drawing/2016/5/10/chartex" xmlns:cx5="http://schemas.microsoft.com/office/drawing/2016/5/11/chartex" xmlns:cx6="http://schemas.microsoft.com/office/drawing/2016/5/12/chartex" xmlns:cx7="http://schemas.microsoft.com/office/drawing/2016/5/13/chartex" xmlns:cx8="http://schemas.microsoft.com/office/drawing/2016/5/14/chartex" xmlns:mc="http://schemas.openxmlformats.org/markup-compatibility/2006" xmlns:aink="http://schemas.microsoft.com/office/drawing/2016/ink" xmlns:am3d="http://schemas.microsoft.com/office/drawing/2017/model3d" xmlns:o="urn:schemas-microsoft-com:office:office" xmlns:oel="http://schemas.microsoft.com/office/2019/extlst" xmlns:r="http://schemas.openxmlformats.org/officeDocument/2006/relationships" xmlns:m="http://schemas.openxmlformats.org/officeDocument/2006/math" xmlns:v="urn:schemas-microsoft-com:vml" xmlns:wp14="http://schemas.microsoft.com/office/word/2010/wordprocessingDrawing" xmlns:wp="http://schemas.openxmlformats.org/drawingml/2006/wordprocessingDrawing" xmlns:w10="urn:schemas-microsoft-com:office:word" xmlns:w="http://schemas.openxmlformats.org/wordprocessingml/2006/main" xmlns:w14="http://schemas.microsoft.com/office/word/2010/wordml" xmlns:w15="http://schemas.microsoft.com/office/word/2012/wordml" xmlns:w16cex="http://schemas.microsoft.com/office/word/2018/wordml/cex" xmlns:w16cid="http://schemas.microsoft.com/office/word/2016/wordml/cid" xmlns:w16="http://schemas.microsoft.com/office/word/2018/wordml" xmlns:w16du="http://schemas.microsoft.com/office/word/2023/wordml/word16du" xmlns:w16sdtdh="http://schemas.microsoft.com/office/word/2020/wordml/sdtdatahash" xmlns:w16sdtfl="http://schemas.microsoft.com/office/word/2024/wordml/sdtformatlock" xmlns:w16se="http://schemas.microsoft.com/office/word/2015/wordml/symex" xmlns:wpg="http://schemas.microsoft.com/office/word/2010/wordprocessingGroup" xmlns:wpi="http://schemas.microsoft.com/office/word/2010/wordprocessingInk" xmlns:wne="http://schemas.microsoft.com/office/word/2006/wordml" xmlns:wps="http://schemas.microsoft.com/office/word/2010/wordprocessingShape" mc:Ignorable="w14 w15 w16se w16cid w16 w16cex w16sdtdh w16sdtfl w16du wp14">
   <w:p>
     <w:pPr>
       <w:jc w:val="center"/>
@@ -5011,7 +8086,6 @@
       </w:rPr>
       <w:t xml:space="preserve">   </w:t>
     </w:r>
-    <w:proofErr w:type="spellStart"/>
     <w:r>
       <w:rPr>
         <w:rFonts w:ascii="微软雅黑" w:eastAsia="微软雅黑" w:hAnsi="微软雅黑"/>
@@ -5019,13 +8093,12 @@
       </w:rPr>
       <w:t>drill_up</w:t>
     </w:r>
-    <w:proofErr w:type="spellEnd"/>
   </w:p>
 </w:hdr>
 </file>
 
 <file path=word/styles.xml><?xml version="1.0" encoding="utf-8"?>
-<w:styles xmlns:mc="http://schemas.openxmlformats.org/markup-compatibility/2006" xmlns:r="http://schemas.openxmlformats.org/officeDocument/2006/relationships" xmlns:w="http://schemas.openxmlformats.org/wordprocessingml/2006/main" xmlns:w14="http://schemas.microsoft.com/office/word/2010/wordml" xmlns:w15="http://schemas.microsoft.com/office/word/2012/wordml" xmlns:w16cex="http://schemas.microsoft.com/office/word/2018/wordml/cex" xmlns:w16cid="http://schemas.microsoft.com/office/word/2016/wordml/cid" xmlns:w16="http://schemas.microsoft.com/office/word/2018/wordml" xmlns:w16du="http://schemas.microsoft.com/office/word/2023/wordml/word16du" xmlns:w16sdtdh="http://schemas.microsoft.com/office/word/2020/wordml/sdtdatahash" xmlns:w16se="http://schemas.microsoft.com/office/word/2015/wordml/symex" mc:Ignorable="w14 w15 w16se w16cid w16 w16cex w16sdtdh w16du">
+<w:styles xmlns:mc="http://schemas.openxmlformats.org/markup-compatibility/2006" xmlns:r="http://schemas.openxmlformats.org/officeDocument/2006/relationships" xmlns:w="http://schemas.openxmlformats.org/wordprocessingml/2006/main" xmlns:w14="http://schemas.microsoft.com/office/word/2010/wordml" xmlns:w15="http://schemas.microsoft.com/office/word/2012/wordml" xmlns:w16cex="http://schemas.microsoft.com/office/word/2018/wordml/cex" xmlns:w16cid="http://schemas.microsoft.com/office/word/2016/wordml/cid" xmlns:w16="http://schemas.microsoft.com/office/word/2018/wordml" xmlns:w16du="http://schemas.microsoft.com/office/word/2023/wordml/word16du" xmlns:w16sdtdh="http://schemas.microsoft.com/office/word/2020/wordml/sdtdatahash" xmlns:w16sdtfl="http://schemas.microsoft.com/office/word/2024/wordml/sdtformatlock" xmlns:w16se="http://schemas.microsoft.com/office/word/2015/wordml/symex" mc:Ignorable="w14 w15 w16se w16cid w16 w16cex w16sdtdh w16sdtfl w16du">
   <w:docDefaults>
     <w:rPrDefault>
       <w:rPr>

--- a/插件详细手册/8.物体/解谜设计-弹丸反射.docx
+++ b/插件详细手册/8.物体/解谜设计-弹丸反射.docx
@@ -5,16 +5,25 @@
     <w:p>
       <w:pPr>
         <w:pStyle w:val="2"/>
-        <w:rPr>
-          <w:rFonts w:hint="eastAsia"/>
-        </w:rPr>
-      </w:pPr>
+      </w:pPr>
+      <w:r>
+        <w:rPr>
+          <w:rFonts w:hint="eastAsia"/>
+        </w:rPr>
+        <w:t>===</w:t>
+      </w:r>
       <w:r>
         <w:rPr>
           <w:rFonts w:hint="eastAsia"/>
         </w:rPr>
         <w:t>概述</w:t>
       </w:r>
+      <w:r>
+        <w:rPr>
+          <w:rFonts w:hint="eastAsia"/>
+        </w:rPr>
+        <w:t>===</w:t>
+      </w:r>
     </w:p>
     <w:p>
       <w:pPr>
@@ -27,13 +36,7 @@
         <w:rPr>
           <w:rFonts w:hint="eastAsia"/>
         </w:rPr>
-        <w:t>基础</w:t>
-      </w:r>
-      <w:r>
-        <w:rPr>
-          <w:rFonts w:hint="eastAsia"/>
-        </w:rPr>
-        <w:t>插件</w:t>
+        <w:t>示例图</w:t>
       </w:r>
     </w:p>
     <w:p>
@@ -70,15 +73,7 @@
           <w:kern w:val="0"/>
           <w:sz w:val="22"/>
         </w:rPr>
-        <w:t>游戏</w:t>
-      </w:r>
-      <w:r>
-        <w:rPr>
-          <w:rFonts w:ascii="Tahoma" w:eastAsia="微软雅黑" w:hAnsi="Tahoma" w:hint="eastAsia"/>
-          <w:kern w:val="0"/>
-          <w:sz w:val="22"/>
-        </w:rPr>
-        <w:t>关卡如下图。</w:t>
+        <w:t>游戏关卡如下图。</w:t>
       </w:r>
     </w:p>
     <w:p>
@@ -101,9 +96,9 @@
           <w:szCs w:val="24"/>
         </w:rPr>
         <w:drawing>
-          <wp:inline distT="0" distB="0" distL="0" distR="0" wp14:anchorId="0F92B766" wp14:editId="54A2D903">
-            <wp:extent cx="3718560" cy="1553504"/>
-            <wp:effectExtent l="0" t="0" r="0" b="8890"/>
+          <wp:inline distT="0" distB="0" distL="0" distR="0" wp14:anchorId="0F2BDF28" wp14:editId="6BFA5207">
+            <wp:extent cx="4578160" cy="1912620"/>
+            <wp:effectExtent l="0" t="0" r="0" b="0"/>
             <wp:docPr id="1274497378" name="图片 1274497378"/>
             <wp:cNvGraphicFramePr>
               <a:graphicFrameLocks xmlns:a="http://schemas.openxmlformats.org/drawingml/2006/main" noChangeAspect="1"/>
@@ -133,7 +128,7 @@
                   <pic:spPr bwMode="auto">
                     <a:xfrm>
                       <a:off x="0" y="0"/>
-                      <a:ext cx="3737878" cy="1561575"/>
+                      <a:ext cx="4609642" cy="1925772"/>
                     </a:xfrm>
                     <a:prstGeom prst="rect">
                       <a:avLst/>
@@ -150,468 +145,11 @@
         </w:drawing>
       </w:r>
     </w:p>
-    <w:p>
-      <w:pPr>
-        <w:widowControl/>
-        <w:adjustRightInd w:val="0"/>
-        <w:snapToGrid w:val="0"/>
-        <w:jc w:val="left"/>
-        <w:rPr>
-          <w:rFonts w:ascii="Tahoma" w:eastAsia="微软雅黑" w:hAnsi="Tahoma"/>
-          <w:kern w:val="0"/>
-          <w:sz w:val="22"/>
-        </w:rPr>
-      </w:pPr>
-      <w:r>
-        <w:rPr>
-          <w:rFonts w:ascii="Tahoma" w:eastAsia="微软雅黑" w:hAnsi="Tahoma" w:hint="eastAsia"/>
-          <w:kern w:val="0"/>
-          <w:sz w:val="22"/>
-        </w:rPr>
-        <w:t>如果要从零开始设计，</w:t>
-      </w:r>
-      <w:r>
-        <w:rPr>
-          <w:rFonts w:ascii="Tahoma" w:eastAsia="微软雅黑" w:hAnsi="Tahoma" w:hint="eastAsia"/>
-          <w:kern w:val="0"/>
-          <w:sz w:val="22"/>
-        </w:rPr>
-        <w:t>需要下图的插件：</w:t>
-      </w:r>
-    </w:p>
-    <w:p>
-      <w:pPr>
-        <w:widowControl/>
-        <w:adjustRightInd w:val="0"/>
-        <w:snapToGrid w:val="0"/>
-        <w:jc w:val="center"/>
-        <w:rPr>
-          <w:rFonts w:ascii="Tahoma" w:eastAsia="微软雅黑" w:hAnsi="Tahoma"/>
-          <w:kern w:val="0"/>
-          <w:sz w:val="22"/>
-        </w:rPr>
-      </w:pPr>
-      <w:r>
-        <w:rPr>
-          <w:rFonts w:ascii="Tahoma" w:eastAsia="微软雅黑" w:hAnsi="Tahoma" w:hint="eastAsia"/>
-          <w:kern w:val="0"/>
-          <w:sz w:val="22"/>
-        </w:rPr>
-        <w:drawing>
-          <wp:inline distT="0" distB="0" distL="0" distR="0" wp14:anchorId="30DE555D" wp14:editId="53CCFE70">
-            <wp:extent cx="4754880" cy="2465027"/>
-            <wp:effectExtent l="0" t="0" r="7620" b="0"/>
-            <wp:docPr id="1165372797" name="图片 2"/>
-            <wp:cNvGraphicFramePr>
-              <a:graphicFrameLocks xmlns:a="http://schemas.openxmlformats.org/drawingml/2006/main" noChangeAspect="1"/>
-            </wp:cNvGraphicFramePr>
-            <a:graphic xmlns:a="http://schemas.openxmlformats.org/drawingml/2006/main">
-              <a:graphicData uri="http://schemas.openxmlformats.org/drawingml/2006/picture">
-                <pic:pic xmlns:pic="http://schemas.openxmlformats.org/drawingml/2006/picture">
-                  <pic:nvPicPr>
-                    <pic:cNvPr id="0" name="Picture 3"/>
-                    <pic:cNvPicPr>
-                      <a:picLocks noChangeAspect="1" noChangeArrowheads="1"/>
-                    </pic:cNvPicPr>
-                  </pic:nvPicPr>
-                  <pic:blipFill>
-                    <a:blip r:embed="rId8">
-                      <a:extLst>
-                        <a:ext uri="{28A0092B-C50C-407E-A947-70E740481C1C}">
-                          <a14:useLocalDpi xmlns:a14="http://schemas.microsoft.com/office/drawing/2010/main" val="0"/>
-                        </a:ext>
-                      </a:extLst>
-                    </a:blip>
-                    <a:srcRect/>
-                    <a:stretch>
-                      <a:fillRect/>
-                    </a:stretch>
-                  </pic:blipFill>
-                  <pic:spPr bwMode="auto">
-                    <a:xfrm>
-                      <a:off x="0" y="0"/>
-                      <a:ext cx="4758583" cy="2466946"/>
-                    </a:xfrm>
-                    <a:prstGeom prst="rect">
-                      <a:avLst/>
-                    </a:prstGeom>
-                    <a:noFill/>
-                    <a:ln>
-                      <a:noFill/>
-                    </a:ln>
-                  </pic:spPr>
-                </pic:pic>
-              </a:graphicData>
-            </a:graphic>
-          </wp:inline>
-        </w:drawing>
-      </w:r>
-    </w:p>
-    <w:p>
-      <w:pPr>
-        <w:widowControl/>
-        <w:adjustRightInd w:val="0"/>
-        <w:snapToGrid w:val="0"/>
-        <w:jc w:val="center"/>
-        <w:rPr>
-          <w:rFonts w:ascii="Tahoma" w:eastAsia="微软雅黑" w:hAnsi="Tahoma" w:hint="eastAsia"/>
-          <w:kern w:val="0"/>
-          <w:sz w:val="22"/>
-        </w:rPr>
-      </w:pPr>
-      <w:r>
-        <w:rPr>
-          <w:rFonts w:ascii="Tahoma" w:eastAsia="微软雅黑" w:hAnsi="Tahoma" w:hint="eastAsia"/>
-          <w:kern w:val="0"/>
-          <w:sz w:val="22"/>
-        </w:rPr>
-        <w:drawing>
-          <wp:inline distT="0" distB="0" distL="0" distR="0" wp14:anchorId="3C937C86" wp14:editId="0AEA6EF0">
-            <wp:extent cx="4754880" cy="2422092"/>
-            <wp:effectExtent l="0" t="0" r="7620" b="0"/>
-            <wp:docPr id="1140145622" name="图片 3"/>
-            <wp:cNvGraphicFramePr>
-              <a:graphicFrameLocks xmlns:a="http://schemas.openxmlformats.org/drawingml/2006/main" noChangeAspect="1"/>
-            </wp:cNvGraphicFramePr>
-            <a:graphic xmlns:a="http://schemas.openxmlformats.org/drawingml/2006/main">
-              <a:graphicData uri="http://schemas.openxmlformats.org/drawingml/2006/picture">
-                <pic:pic xmlns:pic="http://schemas.openxmlformats.org/drawingml/2006/picture">
-                  <pic:nvPicPr>
-                    <pic:cNvPr id="0" name="Picture 5"/>
-                    <pic:cNvPicPr>
-                      <a:picLocks noChangeAspect="1" noChangeArrowheads="1"/>
-                    </pic:cNvPicPr>
-                  </pic:nvPicPr>
-                  <pic:blipFill>
-                    <a:blip r:embed="rId9">
-                      <a:extLst>
-                        <a:ext uri="{28A0092B-C50C-407E-A947-70E740481C1C}">
-                          <a14:useLocalDpi xmlns:a14="http://schemas.microsoft.com/office/drawing/2010/main" val="0"/>
-                        </a:ext>
-                      </a:extLst>
-                    </a:blip>
-                    <a:srcRect/>
-                    <a:stretch>
-                      <a:fillRect/>
-                    </a:stretch>
-                  </pic:blipFill>
-                  <pic:spPr bwMode="auto">
-                    <a:xfrm>
-                      <a:off x="0" y="0"/>
-                      <a:ext cx="4758424" cy="2423897"/>
-                    </a:xfrm>
-                    <a:prstGeom prst="rect">
-                      <a:avLst/>
-                    </a:prstGeom>
-                    <a:noFill/>
-                    <a:ln>
-                      <a:noFill/>
-                    </a:ln>
-                  </pic:spPr>
-                </pic:pic>
-              </a:graphicData>
-            </a:graphic>
-          </wp:inline>
-        </w:drawing>
-      </w:r>
-    </w:p>
-    <w:p>
-      <w:pPr>
-        <w:widowControl/>
-        <w:snapToGrid w:val="0"/>
-        <w:jc w:val="left"/>
-        <w:rPr>
-          <w:rFonts w:ascii="Tahoma" w:eastAsia="微软雅黑" w:hAnsi="Tahoma"/>
-          <w:b/>
-          <w:bCs/>
-          <w:kern w:val="0"/>
-          <w:sz w:val="22"/>
-        </w:rPr>
-      </w:pPr>
-      <w:r>
-        <w:rPr>
-          <w:rFonts w:ascii="Tahoma" w:eastAsia="微软雅黑" w:hAnsi="Tahoma" w:hint="eastAsia"/>
-          <w:b/>
-          <w:bCs/>
-          <w:kern w:val="0"/>
-          <w:sz w:val="22"/>
-        </w:rPr>
-        <w:t>注意，该文档</w:t>
-      </w:r>
-      <w:r>
-        <w:rPr>
-          <w:rFonts w:ascii="Tahoma" w:eastAsia="微软雅黑" w:hAnsi="Tahoma" w:hint="eastAsia"/>
-          <w:b/>
-          <w:bCs/>
-          <w:kern w:val="0"/>
-          <w:sz w:val="22"/>
-        </w:rPr>
-        <w:t>只</w:t>
-      </w:r>
-      <w:r>
-        <w:rPr>
-          <w:rFonts w:ascii="Tahoma" w:eastAsia="微软雅黑" w:hAnsi="Tahoma" w:hint="eastAsia"/>
-          <w:b/>
-          <w:bCs/>
-          <w:kern w:val="0"/>
-          <w:sz w:val="22"/>
-        </w:rPr>
-        <w:t>详细说明</w:t>
-      </w:r>
-      <w:r>
-        <w:rPr>
-          <w:rFonts w:ascii="Tahoma" w:eastAsia="微软雅黑" w:hAnsi="Tahoma" w:hint="eastAsia"/>
-          <w:b/>
-          <w:bCs/>
-          <w:kern w:val="0"/>
-          <w:sz w:val="22"/>
-        </w:rPr>
-        <w:t xml:space="preserve"> </w:t>
-      </w:r>
-      <w:r>
-        <w:rPr>
-          <w:rFonts w:ascii="Tahoma" w:eastAsia="微软雅黑" w:hAnsi="Tahoma" w:hint="eastAsia"/>
-          <w:b/>
-          <w:bCs/>
-          <w:kern w:val="0"/>
-          <w:sz w:val="22"/>
-        </w:rPr>
-        <w:t>整体</w:t>
-      </w:r>
-      <w:r>
-        <w:rPr>
-          <w:rFonts w:ascii="Tahoma" w:eastAsia="微软雅黑" w:hAnsi="Tahoma" w:hint="eastAsia"/>
-          <w:b/>
-          <w:bCs/>
-          <w:kern w:val="0"/>
-          <w:sz w:val="22"/>
-        </w:rPr>
-        <w:t>设计</w:t>
-      </w:r>
-      <w:r>
-        <w:rPr>
-          <w:rFonts w:ascii="Tahoma" w:eastAsia="微软雅黑" w:hAnsi="Tahoma" w:hint="eastAsia"/>
-          <w:b/>
-          <w:bCs/>
-          <w:kern w:val="0"/>
-          <w:sz w:val="22"/>
-        </w:rPr>
-        <w:t>思路</w:t>
-      </w:r>
-      <w:r>
-        <w:rPr>
-          <w:rFonts w:ascii="Tahoma" w:eastAsia="微软雅黑" w:hAnsi="Tahoma" w:hint="eastAsia"/>
-          <w:b/>
-          <w:bCs/>
-          <w:kern w:val="0"/>
-          <w:sz w:val="22"/>
-        </w:rPr>
-        <w:t xml:space="preserve"> </w:t>
-      </w:r>
-      <w:r>
-        <w:rPr>
-          <w:rFonts w:ascii="Tahoma" w:eastAsia="微软雅黑" w:hAnsi="Tahoma" w:hint="eastAsia"/>
-          <w:b/>
-          <w:bCs/>
-          <w:kern w:val="0"/>
-          <w:sz w:val="22"/>
-        </w:rPr>
-        <w:t>和</w:t>
-      </w:r>
-      <w:r>
-        <w:rPr>
-          <w:rFonts w:ascii="Tahoma" w:eastAsia="微软雅黑" w:hAnsi="Tahoma" w:hint="eastAsia"/>
-          <w:b/>
-          <w:bCs/>
-          <w:kern w:val="0"/>
-          <w:sz w:val="22"/>
-        </w:rPr>
-        <w:t xml:space="preserve"> </w:t>
-      </w:r>
-      <w:r>
-        <w:rPr>
-          <w:rFonts w:ascii="Tahoma" w:eastAsia="微软雅黑" w:hAnsi="Tahoma" w:hint="eastAsia"/>
-          <w:b/>
-          <w:bCs/>
-          <w:kern w:val="0"/>
-          <w:sz w:val="22"/>
-        </w:rPr>
-        <w:t>解谜方法</w:t>
-      </w:r>
-      <w:r>
-        <w:rPr>
-          <w:rFonts w:ascii="Tahoma" w:eastAsia="微软雅黑" w:hAnsi="Tahoma" w:hint="eastAsia"/>
-          <w:b/>
-          <w:bCs/>
-          <w:kern w:val="0"/>
-          <w:sz w:val="22"/>
-        </w:rPr>
-        <w:t xml:space="preserve"> </w:t>
-      </w:r>
-      <w:r>
-        <w:rPr>
-          <w:rFonts w:ascii="Tahoma" w:eastAsia="微软雅黑" w:hAnsi="Tahoma" w:hint="eastAsia"/>
-          <w:b/>
-          <w:bCs/>
-          <w:kern w:val="0"/>
-          <w:sz w:val="22"/>
-        </w:rPr>
-        <w:t>。</w:t>
-      </w:r>
-    </w:p>
-    <w:p>
-      <w:pPr>
-        <w:widowControl/>
-        <w:snapToGrid w:val="0"/>
-        <w:jc w:val="left"/>
-        <w:rPr>
-          <w:rFonts w:ascii="Tahoma" w:eastAsia="微软雅黑" w:hAnsi="Tahoma"/>
-          <w:b/>
-          <w:bCs/>
-          <w:kern w:val="0"/>
-          <w:sz w:val="22"/>
-        </w:rPr>
-      </w:pPr>
-      <w:r>
-        <w:rPr>
-          <w:rFonts w:ascii="Tahoma" w:eastAsia="微软雅黑" w:hAnsi="Tahoma" w:hint="eastAsia"/>
-          <w:b/>
-          <w:bCs/>
-          <w:kern w:val="0"/>
-          <w:sz w:val="22"/>
-        </w:rPr>
-        <w:t>对于</w:t>
-      </w:r>
-      <w:r>
-        <w:rPr>
-          <w:rFonts w:ascii="Tahoma" w:eastAsia="微软雅黑" w:hAnsi="Tahoma" w:hint="eastAsia"/>
-          <w:b/>
-          <w:bCs/>
-          <w:kern w:val="0"/>
-          <w:sz w:val="22"/>
-        </w:rPr>
-        <w:t>弹丸事件的设计方法</w:t>
-      </w:r>
-      <w:r>
-        <w:rPr>
-          <w:rFonts w:ascii="Tahoma" w:eastAsia="微软雅黑" w:hAnsi="Tahoma" w:hint="eastAsia"/>
-          <w:b/>
-          <w:bCs/>
-          <w:kern w:val="0"/>
-          <w:sz w:val="22"/>
-        </w:rPr>
-        <w:t>，</w:t>
-      </w:r>
-      <w:r>
-        <w:rPr>
-          <w:rFonts w:ascii="Tahoma" w:eastAsia="微软雅黑" w:hAnsi="Tahoma" w:hint="eastAsia"/>
-          <w:b/>
-          <w:bCs/>
-          <w:kern w:val="0"/>
-          <w:sz w:val="22"/>
-        </w:rPr>
-        <w:t>可以</w:t>
-      </w:r>
-      <w:r>
-        <w:rPr>
-          <w:rFonts w:ascii="Tahoma" w:eastAsia="微软雅黑" w:hAnsi="Tahoma" w:hint="eastAsia"/>
-          <w:b/>
-          <w:bCs/>
-          <w:kern w:val="0"/>
-          <w:sz w:val="22"/>
-        </w:rPr>
-        <w:t>去看看：“</w:t>
-      </w:r>
-      <w:r>
-        <w:rPr>
-          <w:rFonts w:ascii="Tahoma" w:eastAsia="微软雅黑" w:hAnsi="Tahoma"/>
-          <w:b/>
-          <w:bCs/>
-          <w:kern w:val="0"/>
-          <w:sz w:val="22"/>
-        </w:rPr>
-        <w:t>9.</w:t>
-      </w:r>
-      <w:r>
-        <w:rPr>
-          <w:rFonts w:ascii="Tahoma" w:eastAsia="微软雅黑" w:hAnsi="Tahoma"/>
-          <w:b/>
-          <w:bCs/>
-          <w:kern w:val="0"/>
-          <w:sz w:val="22"/>
-        </w:rPr>
-        <w:t>物体触发</w:t>
-      </w:r>
-      <w:r>
-        <w:rPr>
-          <w:rFonts w:ascii="Tahoma" w:eastAsia="微软雅黑" w:hAnsi="Tahoma"/>
-          <w:b/>
-          <w:bCs/>
-          <w:kern w:val="0"/>
-          <w:sz w:val="22"/>
-        </w:rPr>
-        <w:t xml:space="preserve"> &gt; </w:t>
-      </w:r>
-      <w:r>
-        <w:rPr>
-          <w:rFonts w:ascii="Tahoma" w:eastAsia="微软雅黑" w:hAnsi="Tahoma"/>
-          <w:b/>
-          <w:bCs/>
-          <w:kern w:val="0"/>
-          <w:sz w:val="22"/>
-        </w:rPr>
-        <w:t>物体设计</w:t>
-      </w:r>
-      <w:r>
-        <w:rPr>
-          <w:rFonts w:ascii="Tahoma" w:eastAsia="微软雅黑" w:hAnsi="Tahoma"/>
-          <w:b/>
-          <w:bCs/>
-          <w:kern w:val="0"/>
-          <w:sz w:val="22"/>
-        </w:rPr>
-        <w:t>-</w:t>
-      </w:r>
-      <w:r>
-        <w:rPr>
-          <w:rFonts w:ascii="Tahoma" w:eastAsia="微软雅黑" w:hAnsi="Tahoma"/>
-          <w:b/>
-          <w:bCs/>
-          <w:kern w:val="0"/>
-          <w:sz w:val="22"/>
-        </w:rPr>
-        <w:t>简易弹丸制作</w:t>
-      </w:r>
-      <w:r>
-        <w:rPr>
-          <w:rFonts w:ascii="Tahoma" w:eastAsia="微软雅黑" w:hAnsi="Tahoma"/>
-          <w:b/>
-          <w:bCs/>
-          <w:kern w:val="0"/>
-          <w:sz w:val="22"/>
-        </w:rPr>
-        <w:t>.docx</w:t>
-      </w:r>
-      <w:r>
-        <w:rPr>
-          <w:rFonts w:ascii="Tahoma" w:eastAsia="微软雅黑" w:hAnsi="Tahoma" w:hint="eastAsia"/>
-          <w:b/>
-          <w:bCs/>
-          <w:kern w:val="0"/>
-          <w:sz w:val="22"/>
-        </w:rPr>
-        <w:t>”</w:t>
-      </w:r>
-    </w:p>
-    <w:p>
-      <w:pPr>
-        <w:widowControl/>
-        <w:jc w:val="left"/>
-        <w:rPr>
-          <w:rFonts w:ascii="宋体" w:eastAsia="宋体" w:hAnsi="宋体" w:cs="宋体" w:hint="eastAsia"/>
-          <w:kern w:val="0"/>
-          <w:sz w:val="24"/>
-          <w:szCs w:val="24"/>
+    <w:p/>
+    <w:p>
+      <w:pPr>
+        <w:rPr>
+          <w:rFonts w:hint="eastAsia"/>
         </w:rPr>
       </w:pPr>
     </w:p>
@@ -626,8 +164,13 @@
         <w:rPr>
           <w:rFonts w:hint="eastAsia"/>
         </w:rPr>
-        <w:lastRenderedPageBreak/>
-        <w:t>基础工程示例</w:t>
+        <w:t>示例</w:t>
+      </w:r>
+      <w:r>
+        <w:rPr>
+          <w:rFonts w:hint="eastAsia"/>
+        </w:rPr>
+        <w:t>工程</w:t>
       </w:r>
     </w:p>
     <w:p>
@@ -738,7 +281,7 @@
               </w:rPr>
               <w:t xml:space="preserve">: </w:t>
             </w:r>
-            <w:hyperlink r:id="rId10" w:history="1">
+            <w:hyperlink r:id="rId8" w:history="1">
               <w:r>
                 <w:rPr>
                   <w:rStyle w:val="a4"/>
@@ -856,13 +399,3192 @@
           <w:rFonts w:hint="eastAsia"/>
         </w:rPr>
         <w:lastRenderedPageBreak/>
-        <w:t>基础</w:t>
-      </w:r>
-      <w:r>
-        <w:rPr>
-          <w:rFonts w:hint="eastAsia"/>
-        </w:rPr>
-        <w:t>配置</w:t>
+        <w:t>灵感来源</w:t>
+      </w:r>
+    </w:p>
+    <w:p>
+      <w:pPr>
+        <w:snapToGrid w:val="0"/>
+        <w:rPr>
+          <w:rFonts w:ascii="Tahoma" w:eastAsia="微软雅黑" w:hAnsi="Tahoma"/>
+          <w:kern w:val="0"/>
+          <w:sz w:val="22"/>
+        </w:rPr>
+      </w:pPr>
+      <w:r>
+        <w:rPr>
+          <w:rFonts w:ascii="Tahoma" w:eastAsia="微软雅黑" w:hAnsi="Tahoma" w:hint="eastAsia"/>
+          <w:kern w:val="0"/>
+          <w:sz w:val="22"/>
+        </w:rPr>
+        <w:t>2022</w:t>
+      </w:r>
+      <w:r>
+        <w:rPr>
+          <w:rFonts w:ascii="Tahoma" w:eastAsia="微软雅黑" w:hAnsi="Tahoma" w:hint="eastAsia"/>
+          <w:kern w:val="0"/>
+          <w:sz w:val="22"/>
+        </w:rPr>
+        <w:t>年</w:t>
+      </w:r>
+      <w:r>
+        <w:rPr>
+          <w:rFonts w:ascii="Tahoma" w:eastAsia="微软雅黑" w:hAnsi="Tahoma" w:hint="eastAsia"/>
+          <w:kern w:val="0"/>
+          <w:sz w:val="22"/>
+        </w:rPr>
+        <w:t>1</w:t>
+      </w:r>
+      <w:r>
+        <w:rPr>
+          <w:rFonts w:ascii="Tahoma" w:eastAsia="微软雅黑" w:hAnsi="Tahoma" w:hint="eastAsia"/>
+          <w:kern w:val="0"/>
+          <w:sz w:val="22"/>
+        </w:rPr>
+        <w:t>月</w:t>
+      </w:r>
+      <w:r>
+        <w:rPr>
+          <w:rFonts w:ascii="Tahoma" w:eastAsia="微软雅黑" w:hAnsi="Tahoma" w:hint="eastAsia"/>
+          <w:kern w:val="0"/>
+          <w:sz w:val="22"/>
+        </w:rPr>
+        <w:t>18</w:t>
+      </w:r>
+      <w:r>
+        <w:rPr>
+          <w:rFonts w:ascii="Tahoma" w:eastAsia="微软雅黑" w:hAnsi="Tahoma" w:hint="eastAsia"/>
+          <w:kern w:val="0"/>
+          <w:sz w:val="22"/>
+        </w:rPr>
+        <w:t>日作者我对</w:t>
+      </w:r>
+      <w:r>
+        <w:rPr>
+          <w:rFonts w:ascii="Tahoma" w:eastAsia="微软雅黑" w:hAnsi="Tahoma" w:hint="eastAsia"/>
+          <w:kern w:val="0"/>
+          <w:sz w:val="22"/>
+        </w:rPr>
+        <w:t xml:space="preserve"> </w:t>
+      </w:r>
+      <w:r>
+        <w:rPr>
+          <w:rFonts w:ascii="Tahoma" w:eastAsia="微软雅黑" w:hAnsi="Tahoma" w:hint="eastAsia"/>
+          <w:kern w:val="0"/>
+          <w:sz w:val="22"/>
+        </w:rPr>
+        <w:t>移动路线</w:t>
+      </w:r>
+      <w:r>
+        <w:rPr>
+          <w:rFonts w:ascii="Tahoma" w:eastAsia="微软雅黑" w:hAnsi="Tahoma" w:hint="eastAsia"/>
+          <w:kern w:val="0"/>
+          <w:sz w:val="22"/>
+        </w:rPr>
+        <w:t>核心</w:t>
+      </w:r>
+      <w:r>
+        <w:rPr>
+          <w:rFonts w:ascii="Tahoma" w:eastAsia="微软雅黑" w:hAnsi="Tahoma" w:hint="eastAsia"/>
+          <w:kern w:val="0"/>
+          <w:sz w:val="22"/>
+        </w:rPr>
+        <w:t xml:space="preserve"> </w:t>
+      </w:r>
+      <w:r>
+        <w:rPr>
+          <w:rFonts w:ascii="Tahoma" w:eastAsia="微软雅黑" w:hAnsi="Tahoma" w:hint="eastAsia"/>
+          <w:kern w:val="0"/>
+          <w:sz w:val="22"/>
+        </w:rPr>
+        <w:t>进行了大修改，分离</w:t>
+      </w:r>
+      <w:r>
+        <w:rPr>
+          <w:rFonts w:ascii="Tahoma" w:eastAsia="微软雅黑" w:hAnsi="Tahoma" w:hint="eastAsia"/>
+          <w:kern w:val="0"/>
+          <w:sz w:val="22"/>
+        </w:rPr>
+        <w:t xml:space="preserve"> </w:t>
+      </w:r>
+      <w:r>
+        <w:rPr>
+          <w:rFonts w:ascii="Tahoma" w:eastAsia="微软雅黑" w:hAnsi="Tahoma" w:hint="eastAsia"/>
+          <w:kern w:val="0"/>
+          <w:sz w:val="22"/>
+        </w:rPr>
+        <w:t>移动路线指令集</w:t>
+      </w:r>
+      <w:r>
+        <w:rPr>
+          <w:rFonts w:ascii="Tahoma" w:eastAsia="微软雅黑" w:hAnsi="Tahoma" w:hint="eastAsia"/>
+          <w:kern w:val="0"/>
+          <w:sz w:val="22"/>
+        </w:rPr>
+        <w:t xml:space="preserve"> </w:t>
+      </w:r>
+      <w:r>
+        <w:rPr>
+          <w:rFonts w:ascii="Tahoma" w:eastAsia="微软雅黑" w:hAnsi="Tahoma" w:hint="eastAsia"/>
+          <w:kern w:val="0"/>
+          <w:sz w:val="22"/>
+        </w:rPr>
+        <w:t>插件。</w:t>
+      </w:r>
+    </w:p>
+    <w:p>
+      <w:pPr>
+        <w:snapToGrid w:val="0"/>
+        <w:spacing w:after="200"/>
+        <w:rPr>
+          <w:rFonts w:ascii="Tahoma" w:eastAsia="微软雅黑" w:hAnsi="Tahoma"/>
+          <w:kern w:val="0"/>
+          <w:sz w:val="22"/>
+        </w:rPr>
+      </w:pPr>
+      <w:r>
+        <w:rPr>
+          <w:rFonts w:ascii="Tahoma" w:eastAsia="微软雅黑" w:hAnsi="Tahoma" w:hint="eastAsia"/>
+          <w:kern w:val="0"/>
+          <w:sz w:val="22"/>
+        </w:rPr>
+        <w:t>根据移动路线的特性，作者我也编写了</w:t>
+      </w:r>
+      <w:r>
+        <w:rPr>
+          <w:rFonts w:ascii="Tahoma" w:eastAsia="微软雅黑" w:hAnsi="Tahoma" w:hint="eastAsia"/>
+          <w:kern w:val="0"/>
+          <w:sz w:val="22"/>
+        </w:rPr>
+        <w:t xml:space="preserve"> </w:t>
+      </w:r>
+      <w:r>
+        <w:rPr>
+          <w:rFonts w:ascii="Tahoma" w:eastAsia="微软雅黑" w:hAnsi="Tahoma" w:hint="eastAsia"/>
+          <w:kern w:val="0"/>
+          <w:sz w:val="22"/>
+        </w:rPr>
+        <w:t>制动开关</w:t>
+      </w:r>
+      <w:r>
+        <w:rPr>
+          <w:rFonts w:ascii="Tahoma" w:eastAsia="微软雅黑" w:hAnsi="Tahoma" w:hint="eastAsia"/>
+          <w:kern w:val="0"/>
+          <w:sz w:val="22"/>
+        </w:rPr>
+        <w:t xml:space="preserve"> </w:t>
+      </w:r>
+      <w:r>
+        <w:rPr>
+          <w:rFonts w:ascii="Tahoma" w:eastAsia="微软雅黑" w:hAnsi="Tahoma" w:hint="eastAsia"/>
+          <w:kern w:val="0"/>
+          <w:sz w:val="22"/>
+        </w:rPr>
+        <w:t>插件，实现了弹丸爆炸的功能。</w:t>
+      </w:r>
+    </w:p>
+    <w:p>
+      <w:pPr>
+        <w:snapToGrid w:val="0"/>
+        <w:rPr>
+          <w:rFonts w:ascii="Tahoma" w:eastAsia="微软雅黑" w:hAnsi="Tahoma"/>
+          <w:kern w:val="0"/>
+          <w:sz w:val="22"/>
+        </w:rPr>
+      </w:pPr>
+      <w:r>
+        <w:rPr>
+          <w:rFonts w:ascii="Tahoma" w:eastAsia="微软雅黑" w:hAnsi="Tahoma" w:hint="eastAsia"/>
+          <w:kern w:val="0"/>
+          <w:sz w:val="22"/>
+        </w:rPr>
+        <w:t>由于</w:t>
+      </w:r>
+      <w:proofErr w:type="gramStart"/>
+      <w:r>
+        <w:rPr>
+          <w:rFonts w:ascii="Tahoma" w:eastAsia="微软雅黑" w:hAnsi="Tahoma" w:hint="eastAsia"/>
+          <w:kern w:val="0"/>
+          <w:sz w:val="22"/>
+        </w:rPr>
+        <w:t>光滑图块</w:t>
+      </w:r>
+      <w:proofErr w:type="gramEnd"/>
+      <w:r>
+        <w:rPr>
+          <w:rFonts w:ascii="Tahoma" w:eastAsia="微软雅黑" w:hAnsi="Tahoma" w:hint="eastAsia"/>
+          <w:kern w:val="0"/>
+          <w:sz w:val="22"/>
+        </w:rPr>
+        <w:t>解谜本身就有转向功能，弹丸本质上也是事件，</w:t>
+      </w:r>
+    </w:p>
+    <w:p>
+      <w:pPr>
+        <w:snapToGrid w:val="0"/>
+        <w:rPr>
+          <w:rFonts w:ascii="Tahoma" w:eastAsia="微软雅黑" w:hAnsi="Tahoma"/>
+          <w:kern w:val="0"/>
+          <w:sz w:val="22"/>
+        </w:rPr>
+      </w:pPr>
+      <w:r>
+        <w:rPr>
+          <w:rFonts w:ascii="Tahoma" w:eastAsia="微软雅黑" w:hAnsi="Tahoma" w:hint="eastAsia"/>
+          <w:kern w:val="0"/>
+          <w:sz w:val="22"/>
+        </w:rPr>
+        <w:t>于是作者我顺水推舟，进而制作了转向砖功能。</w:t>
+      </w:r>
+    </w:p>
+    <w:p>
+      <w:pPr>
+        <w:snapToGrid w:val="0"/>
+        <w:jc w:val="center"/>
+        <w:rPr>
+          <w:rFonts w:ascii="Tahoma" w:eastAsia="微软雅黑" w:hAnsi="Tahoma"/>
+          <w:kern w:val="0"/>
+          <w:sz w:val="22"/>
+        </w:rPr>
+      </w:pPr>
+      <w:r>
+        <w:rPr>
+          <w:rFonts w:ascii="Tahoma" w:eastAsia="微软雅黑" w:hAnsi="Tahoma"/>
+          <w:noProof/>
+          <w:kern w:val="0"/>
+          <w:sz w:val="22"/>
+        </w:rPr>
+        <w:drawing>
+          <wp:inline distT="0" distB="0" distL="0" distR="0" wp14:anchorId="47033FCF" wp14:editId="62B3B1DA">
+            <wp:extent cx="1642936" cy="988015"/>
+            <wp:effectExtent l="0" t="0" r="0" b="3175"/>
+            <wp:docPr id="32" name="图片 32"/>
+            <wp:cNvGraphicFramePr>
+              <a:graphicFrameLocks xmlns:a="http://schemas.openxmlformats.org/drawingml/2006/main" noChangeAspect="1"/>
+            </wp:cNvGraphicFramePr>
+            <a:graphic xmlns:a="http://schemas.openxmlformats.org/drawingml/2006/main">
+              <a:graphicData uri="http://schemas.openxmlformats.org/drawingml/2006/picture">
+                <pic:pic xmlns:pic="http://schemas.openxmlformats.org/drawingml/2006/picture">
+                  <pic:nvPicPr>
+                    <pic:cNvPr id="0" name="Picture 49"/>
+                    <pic:cNvPicPr>
+                      <a:picLocks noChangeAspect="1" noChangeArrowheads="1"/>
+                    </pic:cNvPicPr>
+                  </pic:nvPicPr>
+                  <pic:blipFill>
+                    <a:blip r:embed="rId9">
+                      <a:extLst>
+                        <a:ext uri="{28A0092B-C50C-407E-A947-70E740481C1C}">
+                          <a14:useLocalDpi xmlns:a14="http://schemas.microsoft.com/office/drawing/2010/main" val="0"/>
+                        </a:ext>
+                      </a:extLst>
+                    </a:blip>
+                    <a:srcRect/>
+                    <a:stretch>
+                      <a:fillRect/>
+                    </a:stretch>
+                  </pic:blipFill>
+                  <pic:spPr bwMode="auto">
+                    <a:xfrm>
+                      <a:off x="0" y="0"/>
+                      <a:ext cx="1650262" cy="992421"/>
+                    </a:xfrm>
+                    <a:prstGeom prst="rect">
+                      <a:avLst/>
+                    </a:prstGeom>
+                    <a:noFill/>
+                    <a:ln>
+                      <a:noFill/>
+                    </a:ln>
+                  </pic:spPr>
+                </pic:pic>
+              </a:graphicData>
+            </a:graphic>
+          </wp:inline>
+        </w:drawing>
+      </w:r>
+      <w:r>
+        <w:rPr>
+          <w:rFonts w:ascii="Tahoma" w:eastAsia="微软雅黑" w:hAnsi="Tahoma" w:hint="eastAsia"/>
+          <w:kern w:val="0"/>
+          <w:sz w:val="22"/>
+        </w:rPr>
+        <w:t xml:space="preserve"> </w:t>
+      </w:r>
+      <w:r>
+        <w:rPr>
+          <w:rFonts w:ascii="宋体" w:eastAsia="宋体" w:hAnsi="宋体" w:cs="宋体"/>
+          <w:noProof/>
+          <w:kern w:val="0"/>
+          <w:sz w:val="24"/>
+          <w:szCs w:val="24"/>
+        </w:rPr>
+        <w:drawing>
+          <wp:inline distT="0" distB="0" distL="0" distR="0" wp14:anchorId="22BAE73E" wp14:editId="7745F057">
+            <wp:extent cx="1260230" cy="982980"/>
+            <wp:effectExtent l="0" t="0" r="0" b="7620"/>
+            <wp:docPr id="184531056" name="图片 184531056"/>
+            <wp:cNvGraphicFramePr>
+              <a:graphicFrameLocks xmlns:a="http://schemas.openxmlformats.org/drawingml/2006/main" noChangeAspect="1"/>
+            </wp:cNvGraphicFramePr>
+            <a:graphic xmlns:a="http://schemas.openxmlformats.org/drawingml/2006/main">
+              <a:graphicData uri="http://schemas.openxmlformats.org/drawingml/2006/picture">
+                <pic:pic xmlns:pic="http://schemas.openxmlformats.org/drawingml/2006/picture">
+                  <pic:nvPicPr>
+                    <pic:cNvPr id="0" name="Picture 11"/>
+                    <pic:cNvPicPr>
+                      <a:picLocks noChangeAspect="1" noChangeArrowheads="1"/>
+                    </pic:cNvPicPr>
+                  </pic:nvPicPr>
+                  <pic:blipFill>
+                    <a:blip r:embed="rId10">
+                      <a:extLst>
+                        <a:ext uri="{28A0092B-C50C-407E-A947-70E740481C1C}">
+                          <a14:useLocalDpi xmlns:a14="http://schemas.microsoft.com/office/drawing/2010/main" val="0"/>
+                        </a:ext>
+                      </a:extLst>
+                    </a:blip>
+                    <a:srcRect/>
+                    <a:stretch>
+                      <a:fillRect/>
+                    </a:stretch>
+                  </pic:blipFill>
+                  <pic:spPr bwMode="auto">
+                    <a:xfrm>
+                      <a:off x="0" y="0"/>
+                      <a:ext cx="1278260" cy="997043"/>
+                    </a:xfrm>
+                    <a:prstGeom prst="rect">
+                      <a:avLst/>
+                    </a:prstGeom>
+                    <a:noFill/>
+                    <a:ln>
+                      <a:noFill/>
+                    </a:ln>
+                  </pic:spPr>
+                </pic:pic>
+              </a:graphicData>
+            </a:graphic>
+          </wp:inline>
+        </w:drawing>
+      </w:r>
+    </w:p>
+    <w:p>
+      <w:pPr>
+        <w:snapToGrid w:val="0"/>
+        <w:rPr>
+          <w:rFonts w:ascii="Tahoma" w:eastAsia="微软雅黑" w:hAnsi="Tahoma"/>
+          <w:kern w:val="0"/>
+          <w:sz w:val="22"/>
+        </w:rPr>
+      </w:pPr>
+      <w:r>
+        <w:rPr>
+          <w:rFonts w:ascii="Tahoma" w:eastAsia="微软雅黑" w:hAnsi="Tahoma" w:hint="eastAsia"/>
+          <w:kern w:val="0"/>
+          <w:sz w:val="22"/>
+        </w:rPr>
+        <w:t>完成</w:t>
+      </w:r>
+      <w:r>
+        <w:rPr>
+          <w:rFonts w:ascii="Tahoma" w:eastAsia="微软雅黑" w:hAnsi="Tahoma" w:hint="eastAsia"/>
+          <w:kern w:val="0"/>
+          <w:sz w:val="22"/>
+        </w:rPr>
+        <w:t xml:space="preserve"> </w:t>
+      </w:r>
+      <w:r>
+        <w:rPr>
+          <w:rFonts w:ascii="Tahoma" w:eastAsia="微软雅黑" w:hAnsi="Tahoma" w:hint="eastAsia"/>
+          <w:kern w:val="0"/>
+          <w:sz w:val="22"/>
+        </w:rPr>
+        <w:t>弹丸和转向砖</w:t>
+      </w:r>
+      <w:r>
+        <w:rPr>
+          <w:rFonts w:ascii="Tahoma" w:eastAsia="微软雅黑" w:hAnsi="Tahoma" w:hint="eastAsia"/>
+          <w:kern w:val="0"/>
+          <w:sz w:val="22"/>
+        </w:rPr>
+        <w:t xml:space="preserve"> </w:t>
+      </w:r>
+      <w:r>
+        <w:rPr>
+          <w:rFonts w:ascii="Tahoma" w:eastAsia="微软雅黑" w:hAnsi="Tahoma" w:hint="eastAsia"/>
+          <w:kern w:val="0"/>
+          <w:sz w:val="22"/>
+        </w:rPr>
+        <w:t>之后，</w:t>
+      </w:r>
+    </w:p>
+    <w:p>
+      <w:pPr>
+        <w:snapToGrid w:val="0"/>
+        <w:rPr>
+          <w:rFonts w:ascii="Tahoma" w:eastAsia="微软雅黑" w:hAnsi="Tahoma"/>
+          <w:kern w:val="0"/>
+          <w:sz w:val="22"/>
+        </w:rPr>
+      </w:pPr>
+      <w:r>
+        <w:rPr>
+          <w:rFonts w:ascii="Tahoma" w:eastAsia="微软雅黑" w:hAnsi="Tahoma" w:hint="eastAsia"/>
+          <w:kern w:val="0"/>
+          <w:sz w:val="22"/>
+        </w:rPr>
+        <w:t>为了给大家展示一下事件弹丸的趣味性，于是作者我想出了这个解谜设计，从而开坑。</w:t>
+      </w:r>
+    </w:p>
+    <w:p>
+      <w:pPr>
+        <w:snapToGrid w:val="0"/>
+        <w:rPr>
+          <w:rFonts w:ascii="Tahoma" w:eastAsia="微软雅黑" w:hAnsi="Tahoma"/>
+          <w:kern w:val="0"/>
+          <w:sz w:val="22"/>
+        </w:rPr>
+      </w:pPr>
+    </w:p>
+    <w:p>
+      <w:pPr>
+        <w:widowControl/>
+        <w:jc w:val="left"/>
+        <w:rPr>
+          <w:rFonts w:ascii="Tahoma" w:eastAsia="微软雅黑" w:hAnsi="Tahoma"/>
+          <w:kern w:val="0"/>
+          <w:sz w:val="22"/>
+        </w:rPr>
+      </w:pPr>
+      <w:r>
+        <w:rPr>
+          <w:rFonts w:ascii="Tahoma" w:eastAsia="微软雅黑" w:hAnsi="Tahoma"/>
+          <w:kern w:val="0"/>
+          <w:sz w:val="22"/>
+        </w:rPr>
+        <w:br w:type="page"/>
+      </w:r>
+    </w:p>
+    <w:p>
+      <w:pPr>
+        <w:pStyle w:val="2"/>
+        <w:rPr>
+          <w:rFonts w:hint="eastAsia"/>
+        </w:rPr>
+      </w:pPr>
+      <w:r>
+        <w:rPr>
+          <w:rFonts w:hint="eastAsia"/>
+        </w:rPr>
+        <w:lastRenderedPageBreak/>
+        <w:t>===</w:t>
+      </w:r>
+      <w:r>
+        <w:rPr>
+          <w:rFonts w:hint="eastAsia"/>
+        </w:rPr>
+        <w:t>弹丸反射</w:t>
+      </w:r>
+      <w:r>
+        <w:rPr>
+          <w:rFonts w:hint="eastAsia"/>
+        </w:rPr>
+        <w:t xml:space="preserve"> </w:t>
+      </w:r>
+      <w:r>
+        <w:rPr>
+          <w:rFonts w:hint="eastAsia"/>
+        </w:rPr>
+        <w:t>-</w:t>
+      </w:r>
+      <w:r>
+        <w:rPr>
+          <w:rFonts w:hint="eastAsia"/>
+        </w:rPr>
+        <w:t xml:space="preserve"> 游戏</w:t>
+      </w:r>
+      <w:r>
+        <w:rPr>
+          <w:rFonts w:hint="eastAsia"/>
+        </w:rPr>
+        <w:t>===</w:t>
+      </w:r>
+    </w:p>
+    <w:p>
+      <w:pPr>
+        <w:pStyle w:val="3"/>
+        <w:rPr>
+          <w:rFonts w:hint="eastAsia"/>
+        </w:rPr>
+      </w:pPr>
+      <w:r>
+        <w:rPr>
+          <w:rFonts w:hint="eastAsia"/>
+        </w:rPr>
+        <w:t>游戏</w:t>
+      </w:r>
+      <w:r>
+        <w:rPr>
+          <w:rFonts w:hint="eastAsia"/>
+        </w:rPr>
+        <w:t>简介</w:t>
+      </w:r>
+    </w:p>
+    <w:p>
+      <w:pPr>
+        <w:pStyle w:val="4"/>
+        <w:rPr>
+          <w:rFonts w:hint="eastAsia"/>
+        </w:rPr>
+      </w:pPr>
+      <w:r>
+        <w:rPr>
+          <w:rFonts w:hint="eastAsia"/>
+        </w:rPr>
+        <w:t>1）</w:t>
+      </w:r>
+      <w:r>
+        <w:rPr>
+          <w:rFonts w:hint="eastAsia"/>
+        </w:rPr>
+        <w:t>游戏规则</w:t>
+      </w:r>
+    </w:p>
+    <w:p>
+      <w:pPr>
+        <w:widowControl/>
+        <w:adjustRightInd w:val="0"/>
+        <w:snapToGrid w:val="0"/>
+        <w:jc w:val="left"/>
+        <w:rPr>
+          <w:rFonts w:ascii="Tahoma" w:eastAsia="微软雅黑" w:hAnsi="Tahoma"/>
+          <w:kern w:val="0"/>
+          <w:sz w:val="22"/>
+        </w:rPr>
+      </w:pPr>
+      <w:r>
+        <w:rPr>
+          <w:rFonts w:ascii="Tahoma" w:eastAsia="微软雅黑" w:hAnsi="Tahoma" w:hint="eastAsia"/>
+          <w:kern w:val="0"/>
+          <w:sz w:val="22"/>
+        </w:rPr>
+        <w:t>玩家需要用固定机枪发射的弹丸，击毁坚硬的石头，找到水晶</w:t>
+      </w:r>
+      <w:r>
+        <w:rPr>
+          <w:rFonts w:ascii="Tahoma" w:eastAsia="微软雅黑" w:hAnsi="Tahoma" w:hint="eastAsia"/>
+          <w:kern w:val="0"/>
+          <w:sz w:val="22"/>
+        </w:rPr>
+        <w:t>。</w:t>
+      </w:r>
+    </w:p>
+    <w:p>
+      <w:pPr>
+        <w:widowControl/>
+        <w:adjustRightInd w:val="0"/>
+        <w:snapToGrid w:val="0"/>
+        <w:jc w:val="left"/>
+        <w:rPr>
+          <w:rFonts w:ascii="Tahoma" w:eastAsia="微软雅黑" w:hAnsi="Tahoma"/>
+          <w:kern w:val="0"/>
+          <w:sz w:val="22"/>
+        </w:rPr>
+      </w:pPr>
+      <w:r>
+        <w:rPr>
+          <w:rFonts w:ascii="Tahoma" w:eastAsia="微软雅黑" w:hAnsi="Tahoma" w:hint="eastAsia"/>
+          <w:kern w:val="0"/>
+          <w:sz w:val="22"/>
+        </w:rPr>
+        <w:t>弹丸可以被转向</w:t>
+      </w:r>
+      <w:proofErr w:type="gramStart"/>
+      <w:r>
+        <w:rPr>
+          <w:rFonts w:ascii="Tahoma" w:eastAsia="微软雅黑" w:hAnsi="Tahoma" w:hint="eastAsia"/>
+          <w:kern w:val="0"/>
+          <w:sz w:val="22"/>
+        </w:rPr>
+        <w:t>砖转移</w:t>
+      </w:r>
+      <w:proofErr w:type="gramEnd"/>
+      <w:r>
+        <w:rPr>
+          <w:rFonts w:ascii="Tahoma" w:eastAsia="微软雅黑" w:hAnsi="Tahoma" w:hint="eastAsia"/>
+          <w:kern w:val="0"/>
+          <w:sz w:val="22"/>
+        </w:rPr>
+        <w:t>方向，通过铺设转向砖，</w:t>
+      </w:r>
+      <w:r>
+        <w:rPr>
+          <w:rFonts w:ascii="Tahoma" w:eastAsia="微软雅黑" w:hAnsi="Tahoma" w:hint="eastAsia"/>
+          <w:kern w:val="0"/>
+          <w:sz w:val="22"/>
+        </w:rPr>
+        <w:t>使得弹丸</w:t>
+      </w:r>
+      <w:r>
+        <w:rPr>
+          <w:rFonts w:ascii="Tahoma" w:eastAsia="微软雅黑" w:hAnsi="Tahoma" w:hint="eastAsia"/>
+          <w:kern w:val="0"/>
+          <w:sz w:val="22"/>
+        </w:rPr>
+        <w:t>按照预想的路线移动。</w:t>
+      </w:r>
+    </w:p>
+    <w:p>
+      <w:pPr>
+        <w:widowControl/>
+        <w:adjustRightInd w:val="0"/>
+        <w:snapToGrid w:val="0"/>
+        <w:jc w:val="left"/>
+        <w:rPr>
+          <w:rFonts w:ascii="Tahoma" w:eastAsia="微软雅黑" w:hAnsi="Tahoma"/>
+          <w:kern w:val="0"/>
+          <w:sz w:val="22"/>
+        </w:rPr>
+      </w:pPr>
+      <w:r>
+        <w:rPr>
+          <w:rFonts w:ascii="Tahoma" w:eastAsia="微软雅黑" w:hAnsi="Tahoma" w:hint="eastAsia"/>
+          <w:kern w:val="0"/>
+          <w:sz w:val="22"/>
+        </w:rPr>
+        <w:t>小</w:t>
+      </w:r>
+      <w:r>
+        <w:rPr>
+          <w:rFonts w:ascii="Tahoma" w:eastAsia="微软雅黑" w:hAnsi="Tahoma" w:hint="eastAsia"/>
+          <w:kern w:val="0"/>
+          <w:sz w:val="22"/>
+        </w:rPr>
+        <w:t>的转向砖</w:t>
+      </w:r>
+      <w:r>
+        <w:rPr>
+          <w:rFonts w:ascii="Tahoma" w:eastAsia="微软雅黑" w:hAnsi="Tahoma" w:hint="eastAsia"/>
+          <w:kern w:val="0"/>
+          <w:sz w:val="22"/>
+        </w:rPr>
+        <w:t>可以</w:t>
+      </w:r>
+      <w:r>
+        <w:rPr>
+          <w:rFonts w:ascii="Tahoma" w:eastAsia="微软雅黑" w:hAnsi="Tahoma" w:hint="eastAsia"/>
+          <w:kern w:val="0"/>
+          <w:sz w:val="22"/>
+        </w:rPr>
+        <w:t>被</w:t>
+      </w:r>
+      <w:r>
+        <w:rPr>
+          <w:rFonts w:ascii="Tahoma" w:eastAsia="微软雅黑" w:hAnsi="Tahoma" w:hint="eastAsia"/>
+          <w:kern w:val="0"/>
+          <w:sz w:val="22"/>
+        </w:rPr>
+        <w:t>举起。</w:t>
+      </w:r>
+    </w:p>
+    <w:p>
+      <w:pPr>
+        <w:widowControl/>
+        <w:adjustRightInd w:val="0"/>
+        <w:snapToGrid w:val="0"/>
+        <w:jc w:val="left"/>
+        <w:rPr>
+          <w:rFonts w:ascii="Tahoma" w:eastAsia="微软雅黑" w:hAnsi="Tahoma"/>
+          <w:kern w:val="0"/>
+          <w:sz w:val="22"/>
+        </w:rPr>
+      </w:pPr>
+    </w:p>
+    <w:p>
+      <w:pPr>
+        <w:pStyle w:val="4"/>
+        <w:rPr>
+          <w:rFonts w:hint="eastAsia"/>
+        </w:rPr>
+      </w:pPr>
+      <w:r>
+        <w:t>2</w:t>
+      </w:r>
+      <w:r>
+        <w:rPr>
+          <w:rFonts w:hint="eastAsia"/>
+        </w:rPr>
+        <w:t>）难度分配</w:t>
+      </w:r>
+    </w:p>
+    <w:p>
+      <w:pPr>
+        <w:widowControl/>
+        <w:adjustRightInd w:val="0"/>
+        <w:snapToGrid w:val="0"/>
+        <w:jc w:val="left"/>
+        <w:rPr>
+          <w:rFonts w:ascii="Tahoma" w:eastAsia="微软雅黑" w:hAnsi="Tahoma"/>
+          <w:kern w:val="0"/>
+          <w:sz w:val="22"/>
+        </w:rPr>
+      </w:pPr>
+      <w:r>
+        <w:rPr>
+          <w:rFonts w:ascii="Tahoma" w:eastAsia="微软雅黑" w:hAnsi="Tahoma" w:hint="eastAsia"/>
+          <w:kern w:val="0"/>
+          <w:sz w:val="22"/>
+        </w:rPr>
+        <w:t>地形是否</w:t>
+      </w:r>
+      <w:proofErr w:type="gramStart"/>
+      <w:r>
+        <w:rPr>
+          <w:rFonts w:ascii="Tahoma" w:eastAsia="微软雅黑" w:hAnsi="Tahoma" w:hint="eastAsia"/>
+          <w:kern w:val="0"/>
+          <w:sz w:val="22"/>
+        </w:rPr>
+        <w:t>狭窄会</w:t>
+      </w:r>
+      <w:proofErr w:type="gramEnd"/>
+      <w:r>
+        <w:rPr>
+          <w:rFonts w:ascii="Tahoma" w:eastAsia="微软雅黑" w:hAnsi="Tahoma" w:hint="eastAsia"/>
+          <w:kern w:val="0"/>
+          <w:sz w:val="22"/>
+        </w:rPr>
+        <w:t>影响解谜难度。</w:t>
+      </w:r>
+    </w:p>
+    <w:p>
+      <w:pPr>
+        <w:widowControl/>
+        <w:adjustRightInd w:val="0"/>
+        <w:snapToGrid w:val="0"/>
+        <w:jc w:val="left"/>
+        <w:rPr>
+          <w:rFonts w:ascii="Tahoma" w:eastAsia="微软雅黑" w:hAnsi="Tahoma"/>
+          <w:kern w:val="0"/>
+          <w:sz w:val="22"/>
+        </w:rPr>
+      </w:pPr>
+      <w:r>
+        <w:rPr>
+          <w:rFonts w:ascii="Tahoma" w:eastAsia="微软雅黑" w:hAnsi="Tahoma" w:hint="eastAsia"/>
+          <w:kern w:val="0"/>
+          <w:sz w:val="22"/>
+        </w:rPr>
+        <w:t>石头堵路可以稍微影响解谜的思路。</w:t>
+      </w:r>
+    </w:p>
+    <w:p>
+      <w:pPr>
+        <w:widowControl/>
+        <w:adjustRightInd w:val="0"/>
+        <w:snapToGrid w:val="0"/>
+        <w:jc w:val="left"/>
+        <w:rPr>
+          <w:rFonts w:ascii="Tahoma" w:eastAsia="微软雅黑" w:hAnsi="Tahoma"/>
+          <w:kern w:val="0"/>
+          <w:sz w:val="22"/>
+        </w:rPr>
+      </w:pPr>
+      <w:r>
+        <w:rPr>
+          <w:rFonts w:ascii="Tahoma" w:eastAsia="微软雅黑" w:hAnsi="Tahoma" w:hint="eastAsia"/>
+          <w:kern w:val="0"/>
+          <w:sz w:val="22"/>
+        </w:rPr>
+        <w:t>转向砖</w:t>
+      </w:r>
+      <w:r>
+        <w:rPr>
+          <w:rFonts w:ascii="Tahoma" w:eastAsia="微软雅黑" w:hAnsi="Tahoma" w:hint="eastAsia"/>
+          <w:kern w:val="0"/>
+          <w:sz w:val="22"/>
+        </w:rPr>
+        <w:t xml:space="preserve"> </w:t>
+      </w:r>
+      <w:r>
+        <w:rPr>
+          <w:rFonts w:ascii="Tahoma" w:eastAsia="微软雅黑" w:hAnsi="Tahoma" w:hint="eastAsia"/>
+          <w:kern w:val="0"/>
+          <w:sz w:val="22"/>
+        </w:rPr>
+        <w:t>的数量会影响解谜难度。</w:t>
+      </w:r>
+    </w:p>
+    <w:p>
+      <w:pPr>
+        <w:widowControl/>
+        <w:adjustRightInd w:val="0"/>
+        <w:snapToGrid w:val="0"/>
+        <w:jc w:val="left"/>
+        <w:rPr>
+          <w:rFonts w:ascii="Tahoma" w:eastAsia="微软雅黑" w:hAnsi="Tahoma"/>
+          <w:kern w:val="0"/>
+          <w:sz w:val="22"/>
+        </w:rPr>
+      </w:pPr>
+      <w:r>
+        <w:rPr>
+          <w:rFonts w:ascii="Tahoma" w:eastAsia="微软雅黑" w:hAnsi="Tahoma" w:hint="eastAsia"/>
+          <w:kern w:val="0"/>
+          <w:sz w:val="22"/>
+        </w:rPr>
+        <w:t>反射转向砖</w:t>
+      </w:r>
+      <w:r>
+        <w:rPr>
+          <w:rFonts w:ascii="Tahoma" w:eastAsia="微软雅黑" w:hAnsi="Tahoma" w:hint="eastAsia"/>
+          <w:kern w:val="0"/>
+          <w:sz w:val="22"/>
+        </w:rPr>
+        <w:t xml:space="preserve"> </w:t>
+      </w:r>
+      <w:r>
+        <w:rPr>
+          <w:rFonts w:ascii="Tahoma" w:eastAsia="微软雅黑" w:hAnsi="Tahoma" w:hint="eastAsia"/>
+          <w:kern w:val="0"/>
+          <w:sz w:val="22"/>
+        </w:rPr>
+        <w:t>可以增加解谜难度。</w:t>
+      </w:r>
+    </w:p>
+    <w:p>
+      <w:pPr>
+        <w:widowControl/>
+        <w:adjustRightInd w:val="0"/>
+        <w:snapToGrid w:val="0"/>
+        <w:jc w:val="left"/>
+        <w:rPr>
+          <w:rFonts w:ascii="Tahoma" w:eastAsia="微软雅黑" w:hAnsi="Tahoma"/>
+          <w:kern w:val="0"/>
+          <w:sz w:val="22"/>
+        </w:rPr>
+      </w:pPr>
+      <w:r>
+        <w:rPr>
+          <w:rFonts w:ascii="Tahoma" w:eastAsia="微软雅黑" w:hAnsi="Tahoma" w:hint="eastAsia"/>
+          <w:kern w:val="0"/>
+          <w:sz w:val="22"/>
+        </w:rPr>
+        <w:t>固定转向</w:t>
+      </w:r>
+      <w:proofErr w:type="gramStart"/>
+      <w:r>
+        <w:rPr>
+          <w:rFonts w:ascii="Tahoma" w:eastAsia="微软雅黑" w:hAnsi="Tahoma" w:hint="eastAsia"/>
+          <w:kern w:val="0"/>
+          <w:sz w:val="22"/>
+        </w:rPr>
+        <w:t>毯</w:t>
+      </w:r>
+      <w:proofErr w:type="gramEnd"/>
+      <w:r>
+        <w:rPr>
+          <w:rFonts w:ascii="Tahoma" w:eastAsia="微软雅黑" w:hAnsi="Tahoma" w:hint="eastAsia"/>
+          <w:kern w:val="0"/>
+          <w:sz w:val="22"/>
+        </w:rPr>
+        <w:t xml:space="preserve"> </w:t>
+      </w:r>
+      <w:r>
+        <w:rPr>
+          <w:rFonts w:ascii="Tahoma" w:eastAsia="微软雅黑" w:hAnsi="Tahoma" w:hint="eastAsia"/>
+          <w:kern w:val="0"/>
+          <w:sz w:val="22"/>
+        </w:rPr>
+        <w:t>可以适当降低解谜难度。</w:t>
+      </w:r>
+    </w:p>
+    <w:p>
+      <w:pPr>
+        <w:widowControl/>
+        <w:adjustRightInd w:val="0"/>
+        <w:snapToGrid w:val="0"/>
+        <w:jc w:val="left"/>
+        <w:rPr>
+          <w:rFonts w:ascii="Tahoma" w:eastAsia="微软雅黑" w:hAnsi="Tahoma"/>
+          <w:color w:val="A6A6A6" w:themeColor="background1" w:themeShade="A6"/>
+          <w:kern w:val="0"/>
+          <w:sz w:val="22"/>
+        </w:rPr>
+      </w:pPr>
+      <w:r>
+        <w:rPr>
+          <w:rFonts w:ascii="Tahoma" w:eastAsia="微软雅黑" w:hAnsi="Tahoma" w:hint="eastAsia"/>
+          <w:kern w:val="0"/>
+          <w:sz w:val="22"/>
+        </w:rPr>
+        <w:t>是否有可重复利用的转向砖，会极大影响解谜难度。</w:t>
+      </w:r>
+    </w:p>
+    <w:p>
+      <w:pPr>
+        <w:widowControl/>
+        <w:adjustRightInd w:val="0"/>
+        <w:snapToGrid w:val="0"/>
+        <w:jc w:val="left"/>
+        <w:rPr>
+          <w:rFonts w:ascii="Tahoma" w:eastAsia="微软雅黑" w:hAnsi="Tahoma"/>
+          <w:kern w:val="0"/>
+          <w:sz w:val="22"/>
+        </w:rPr>
+      </w:pPr>
+    </w:p>
+    <w:p>
+      <w:pPr>
+        <w:pStyle w:val="4"/>
+        <w:rPr>
+          <w:rFonts w:hint="eastAsia"/>
+        </w:rPr>
+      </w:pPr>
+      <w:bookmarkStart w:id="0" w:name="_Hlk74556982"/>
+      <w:r>
+        <w:t>3</w:t>
+      </w:r>
+      <w:r>
+        <w:rPr>
+          <w:rFonts w:hint="eastAsia"/>
+        </w:rPr>
+        <w:t>）禁用能力</w:t>
+      </w:r>
+    </w:p>
+    <w:p>
+      <w:pPr>
+        <w:widowControl/>
+        <w:adjustRightInd w:val="0"/>
+        <w:snapToGrid w:val="0"/>
+        <w:jc w:val="left"/>
+        <w:rPr>
+          <w:rFonts w:ascii="Tahoma" w:eastAsia="微软雅黑" w:hAnsi="Tahoma"/>
+          <w:kern w:val="0"/>
+          <w:sz w:val="22"/>
+        </w:rPr>
+      </w:pPr>
+      <w:r>
+        <w:rPr>
+          <w:rFonts w:ascii="Tahoma" w:eastAsia="微软雅黑" w:hAnsi="Tahoma" w:hint="eastAsia"/>
+          <w:kern w:val="0"/>
+          <w:sz w:val="22"/>
+        </w:rPr>
+        <w:t>禁跳跃</w:t>
+      </w:r>
+      <w:r>
+        <w:rPr>
+          <w:rFonts w:ascii="Tahoma" w:eastAsia="微软雅黑" w:hAnsi="Tahoma" w:hint="eastAsia"/>
+          <w:kern w:val="0"/>
+          <w:sz w:val="22"/>
+        </w:rPr>
+        <w:t>。</w:t>
+      </w:r>
+      <w:bookmarkEnd w:id="0"/>
+    </w:p>
+    <w:p>
+      <w:pPr>
+        <w:widowControl/>
+        <w:adjustRightInd w:val="0"/>
+        <w:snapToGrid w:val="0"/>
+        <w:jc w:val="left"/>
+        <w:rPr>
+          <w:rFonts w:ascii="Tahoma" w:eastAsia="微软雅黑" w:hAnsi="Tahoma"/>
+          <w:kern w:val="0"/>
+          <w:sz w:val="22"/>
+        </w:rPr>
+      </w:pPr>
+      <w:r>
+        <w:rPr>
+          <w:rFonts w:ascii="Tahoma" w:eastAsia="微软雅黑" w:hAnsi="Tahoma" w:hint="eastAsia"/>
+          <w:kern w:val="0"/>
+          <w:sz w:val="22"/>
+        </w:rPr>
+        <w:t>禁炸弹。</w:t>
+      </w:r>
+    </w:p>
+    <w:p>
+      <w:pPr>
+        <w:widowControl/>
+        <w:adjustRightInd w:val="0"/>
+        <w:snapToGrid w:val="0"/>
+        <w:jc w:val="left"/>
+        <w:rPr>
+          <w:rFonts w:ascii="Tahoma" w:eastAsia="微软雅黑" w:hAnsi="Tahoma"/>
+          <w:kern w:val="0"/>
+          <w:sz w:val="22"/>
+        </w:rPr>
+      </w:pPr>
+    </w:p>
+    <w:p>
+      <w:pPr>
+        <w:pStyle w:val="4"/>
+        <w:rPr>
+          <w:rFonts w:hint="eastAsia"/>
+        </w:rPr>
+      </w:pPr>
+      <w:r>
+        <w:t>4</w:t>
+      </w:r>
+      <w:r>
+        <w:rPr>
+          <w:rFonts w:hint="eastAsia"/>
+        </w:rPr>
+        <w:t>）</w:t>
+      </w:r>
+      <w:proofErr w:type="gramStart"/>
+      <w:r>
+        <w:rPr>
+          <w:rFonts w:hint="eastAsia"/>
+        </w:rPr>
+        <w:t>卡关注意</w:t>
+      </w:r>
+      <w:proofErr w:type="gramEnd"/>
+      <w:r>
+        <w:rPr>
+          <w:rFonts w:hint="eastAsia"/>
+        </w:rPr>
+        <w:t>事项</w:t>
+      </w:r>
+    </w:p>
+    <w:p>
+      <w:pPr>
+        <w:widowControl/>
+        <w:adjustRightInd w:val="0"/>
+        <w:snapToGrid w:val="0"/>
+        <w:jc w:val="left"/>
+        <w:rPr>
+          <w:rFonts w:ascii="Tahoma" w:eastAsia="微软雅黑" w:hAnsi="Tahoma"/>
+          <w:kern w:val="0"/>
+          <w:sz w:val="22"/>
+        </w:rPr>
+      </w:pPr>
+      <w:r>
+        <w:rPr>
+          <w:rFonts w:ascii="Tahoma" w:eastAsia="微软雅黑" w:hAnsi="Tahoma" w:hint="eastAsia"/>
+          <w:kern w:val="0"/>
+          <w:sz w:val="22"/>
+        </w:rPr>
+        <w:t>这里使用了</w:t>
+      </w:r>
+      <w:r>
+        <w:rPr>
+          <w:rFonts w:ascii="Tahoma" w:eastAsia="微软雅黑" w:hAnsi="Tahoma" w:hint="eastAsia"/>
+          <w:kern w:val="0"/>
+          <w:sz w:val="22"/>
+        </w:rPr>
+        <w:t>插件：</w:t>
+      </w:r>
+    </w:p>
+    <w:p>
+      <w:pPr>
+        <w:widowControl/>
+        <w:adjustRightInd w:val="0"/>
+        <w:snapToGrid w:val="0"/>
+        <w:ind w:firstLine="420"/>
+        <w:jc w:val="left"/>
+        <w:rPr>
+          <w:rFonts w:ascii="Tahoma" w:eastAsia="微软雅黑" w:hAnsi="Tahoma"/>
+          <w:kern w:val="0"/>
+          <w:sz w:val="22"/>
+        </w:rPr>
+      </w:pPr>
+      <w:r>
+        <w:rPr>
+          <w:rFonts w:ascii="Tahoma" w:eastAsia="微软雅黑" w:hAnsi="Tahoma"/>
+          <w:kern w:val="0"/>
+          <w:sz w:val="22"/>
+        </w:rPr>
+        <w:t>Drill_WindowMenuButto</w:t>
+      </w:r>
+      <w:r>
+        <w:rPr>
+          <w:rFonts w:ascii="Tahoma" w:eastAsia="微软雅黑" w:hAnsi="Tahoma"/>
+          <w:kern w:val="0"/>
+          <w:sz w:val="22"/>
+        </w:rPr>
+        <w:t>n</w:t>
+      </w:r>
+      <w:r>
+        <w:rPr>
+          <w:rFonts w:ascii="Tahoma" w:eastAsia="微软雅黑" w:hAnsi="Tahoma"/>
+          <w:kern w:val="0"/>
+          <w:sz w:val="22"/>
+        </w:rPr>
+        <w:tab/>
+      </w:r>
+      <w:r>
+        <w:rPr>
+          <w:rFonts w:ascii="Tahoma" w:eastAsia="微软雅黑" w:hAnsi="Tahoma"/>
+          <w:kern w:val="0"/>
+          <w:sz w:val="22"/>
+        </w:rPr>
+        <w:tab/>
+      </w:r>
+      <w:r>
+        <w:rPr>
+          <w:rFonts w:ascii="Tahoma" w:eastAsia="微软雅黑" w:hAnsi="Tahoma"/>
+          <w:kern w:val="0"/>
+          <w:sz w:val="22"/>
+        </w:rPr>
+        <w:tab/>
+      </w:r>
+      <w:r>
+        <w:rPr>
+          <w:rFonts w:ascii="Tahoma" w:eastAsia="微软雅黑" w:hAnsi="Tahoma" w:hint="eastAsia"/>
+          <w:kern w:val="0"/>
+          <w:sz w:val="22"/>
+        </w:rPr>
+        <w:t>控件</w:t>
+      </w:r>
+      <w:r>
+        <w:rPr>
+          <w:rFonts w:ascii="Tahoma" w:eastAsia="微软雅黑" w:hAnsi="Tahoma"/>
+          <w:kern w:val="0"/>
+          <w:sz w:val="22"/>
+        </w:rPr>
+        <w:t xml:space="preserve"> - </w:t>
+      </w:r>
+      <w:r>
+        <w:rPr>
+          <w:rFonts w:ascii="Tahoma" w:eastAsia="微软雅黑" w:hAnsi="Tahoma"/>
+          <w:kern w:val="0"/>
+          <w:sz w:val="22"/>
+        </w:rPr>
+        <w:t>主菜单选项按钮管理器</w:t>
+      </w:r>
+    </w:p>
+    <w:p>
+      <w:pPr>
+        <w:widowControl/>
+        <w:adjustRightInd w:val="0"/>
+        <w:snapToGrid w:val="0"/>
+        <w:jc w:val="left"/>
+        <w:rPr>
+          <w:rFonts w:ascii="Tahoma" w:eastAsia="微软雅黑" w:hAnsi="Tahoma"/>
+          <w:kern w:val="0"/>
+          <w:sz w:val="22"/>
+        </w:rPr>
+      </w:pPr>
+      <w:r>
+        <w:rPr>
+          <w:rFonts w:ascii="Tahoma" w:eastAsia="微软雅黑" w:hAnsi="Tahoma" w:hint="eastAsia"/>
+          <w:kern w:val="0"/>
+          <w:sz w:val="22"/>
+        </w:rPr>
+        <w:t>并连接到了公共事件</w:t>
+      </w:r>
+      <w:r>
+        <w:rPr>
+          <w:rFonts w:ascii="Tahoma" w:eastAsia="微软雅黑" w:hAnsi="Tahoma" w:hint="eastAsia"/>
+          <w:kern w:val="0"/>
+          <w:sz w:val="22"/>
+        </w:rPr>
+        <w:t>：</w:t>
+      </w:r>
+      <w:r>
+        <w:rPr>
+          <w:rFonts w:ascii="Tahoma" w:eastAsia="微软雅黑" w:hAnsi="Tahoma" w:hint="eastAsia"/>
+          <w:kern w:val="0"/>
+          <w:sz w:val="22"/>
+        </w:rPr>
+        <w:t>“</w:t>
+      </w:r>
+      <w:r>
+        <w:rPr>
+          <w:rFonts w:ascii="Tahoma" w:eastAsia="微软雅黑" w:hAnsi="Tahoma" w:hint="eastAsia"/>
+          <w:kern w:val="0"/>
+          <w:sz w:val="22"/>
+        </w:rPr>
+        <w:t>弹丸反射</w:t>
+      </w:r>
+      <w:r>
+        <w:rPr>
+          <w:rFonts w:ascii="Tahoma" w:eastAsia="微软雅黑" w:hAnsi="Tahoma" w:hint="eastAsia"/>
+          <w:kern w:val="0"/>
+          <w:sz w:val="22"/>
+        </w:rPr>
+        <w:t>-</w:t>
+      </w:r>
+      <w:r>
+        <w:rPr>
+          <w:rFonts w:ascii="Tahoma" w:eastAsia="微软雅黑" w:hAnsi="Tahoma" w:hint="eastAsia"/>
+          <w:kern w:val="0"/>
+          <w:sz w:val="22"/>
+        </w:rPr>
+        <w:t>卡关”。</w:t>
+      </w:r>
+    </w:p>
+    <w:p>
+      <w:pPr>
+        <w:widowControl/>
+        <w:adjustRightInd w:val="0"/>
+        <w:snapToGrid w:val="0"/>
+        <w:jc w:val="left"/>
+        <w:rPr>
+          <w:rFonts w:ascii="Tahoma" w:eastAsia="微软雅黑" w:hAnsi="Tahoma"/>
+          <w:kern w:val="0"/>
+          <w:sz w:val="22"/>
+        </w:rPr>
+      </w:pPr>
+      <w:r>
+        <w:rPr>
+          <w:rFonts w:ascii="Tahoma" w:eastAsia="微软雅黑" w:hAnsi="Tahoma" w:hint="eastAsia"/>
+          <w:kern w:val="0"/>
+          <w:sz w:val="22"/>
+        </w:rPr>
+        <w:t>玩家可以在菜单界面瞬间传回地图的开始点。</w:t>
+      </w:r>
+    </w:p>
+    <w:p>
+      <w:pPr>
+        <w:widowControl/>
+        <w:jc w:val="center"/>
+        <w:rPr>
+          <w:rFonts w:ascii="宋体" w:eastAsia="宋体" w:hAnsi="宋体" w:cs="宋体" w:hint="eastAsia"/>
+          <w:kern w:val="0"/>
+          <w:sz w:val="24"/>
+          <w:szCs w:val="24"/>
+        </w:rPr>
+      </w:pPr>
+      <w:r>
+        <w:rPr>
+          <w:rFonts w:ascii="宋体" w:eastAsia="宋体" w:hAnsi="宋体" w:cs="宋体"/>
+          <w:noProof/>
+          <w:kern w:val="0"/>
+          <w:sz w:val="24"/>
+          <w:szCs w:val="24"/>
+        </w:rPr>
+        <w:drawing>
+          <wp:inline distT="0" distB="0" distL="0" distR="0" wp14:anchorId="787AA736" wp14:editId="00C69579">
+            <wp:extent cx="1882140" cy="615315"/>
+            <wp:effectExtent l="0" t="0" r="3810" b="0"/>
+            <wp:docPr id="18" name="图片 18"/>
+            <wp:cNvGraphicFramePr>
+              <a:graphicFrameLocks xmlns:a="http://schemas.openxmlformats.org/drawingml/2006/main" noChangeAspect="1"/>
+            </wp:cNvGraphicFramePr>
+            <a:graphic xmlns:a="http://schemas.openxmlformats.org/drawingml/2006/main">
+              <a:graphicData uri="http://schemas.openxmlformats.org/drawingml/2006/picture">
+                <pic:pic xmlns:pic="http://schemas.openxmlformats.org/drawingml/2006/picture">
+                  <pic:nvPicPr>
+                    <pic:cNvPr id="0" name="Picture 34"/>
+                    <pic:cNvPicPr>
+                      <a:picLocks noChangeAspect="1" noChangeArrowheads="1"/>
+                    </pic:cNvPicPr>
+                  </pic:nvPicPr>
+                  <pic:blipFill>
+                    <a:blip r:embed="rId11">
+                      <a:extLst>
+                        <a:ext uri="{28A0092B-C50C-407E-A947-70E740481C1C}">
+                          <a14:useLocalDpi xmlns:a14="http://schemas.microsoft.com/office/drawing/2010/main" val="0"/>
+                        </a:ext>
+                      </a:extLst>
+                    </a:blip>
+                    <a:srcRect/>
+                    <a:stretch>
+                      <a:fillRect/>
+                    </a:stretch>
+                  </pic:blipFill>
+                  <pic:spPr bwMode="auto">
+                    <a:xfrm>
+                      <a:off x="0" y="0"/>
+                      <a:ext cx="1883162" cy="615649"/>
+                    </a:xfrm>
+                    <a:prstGeom prst="rect">
+                      <a:avLst/>
+                    </a:prstGeom>
+                    <a:noFill/>
+                    <a:ln>
+                      <a:noFill/>
+                    </a:ln>
+                  </pic:spPr>
+                </pic:pic>
+              </a:graphicData>
+            </a:graphic>
+          </wp:inline>
+        </w:drawing>
+      </w:r>
+    </w:p>
+    <w:p>
+      <w:pPr>
+        <w:widowControl/>
+        <w:adjustRightInd w:val="0"/>
+        <w:snapToGrid w:val="0"/>
+        <w:jc w:val="left"/>
+        <w:rPr>
+          <w:rFonts w:ascii="Tahoma" w:eastAsia="微软雅黑" w:hAnsi="Tahoma"/>
+          <w:kern w:val="0"/>
+          <w:sz w:val="22"/>
+        </w:rPr>
+      </w:pPr>
+    </w:p>
+    <w:p>
+      <w:pPr>
+        <w:widowControl/>
+        <w:jc w:val="left"/>
+        <w:rPr>
+          <w:rFonts w:ascii="Tahoma" w:eastAsia="微软雅黑" w:hAnsi="Tahoma"/>
+          <w:kern w:val="0"/>
+          <w:sz w:val="22"/>
+        </w:rPr>
+      </w:pPr>
+      <w:r>
+        <w:rPr>
+          <w:rFonts w:ascii="Tahoma" w:eastAsia="微软雅黑" w:hAnsi="Tahoma"/>
+          <w:kern w:val="0"/>
+          <w:sz w:val="22"/>
+        </w:rPr>
+        <w:br w:type="page"/>
+      </w:r>
+    </w:p>
+    <w:p>
+      <w:pPr>
+        <w:pStyle w:val="3"/>
+        <w:rPr>
+          <w:rFonts w:hint="eastAsia"/>
+        </w:rPr>
+      </w:pPr>
+      <w:r>
+        <w:rPr>
+          <w:rFonts w:hint="eastAsia"/>
+        </w:rPr>
+        <w:lastRenderedPageBreak/>
+        <w:t>设计</w:t>
+      </w:r>
+      <w:r>
+        <w:rPr>
+          <w:rFonts w:hint="eastAsia"/>
+        </w:rPr>
+        <w:t>者视角</w:t>
+      </w:r>
+    </w:p>
+    <w:p>
+      <w:pPr>
+        <w:pStyle w:val="4"/>
+        <w:rPr>
+          <w:rFonts w:hint="eastAsia"/>
+        </w:rPr>
+      </w:pPr>
+      <w:r>
+        <w:t>1</w:t>
+      </w:r>
+      <w:r>
+        <w:rPr>
+          <w:rFonts w:hint="eastAsia"/>
+        </w:rPr>
+        <w:t>）</w:t>
+      </w:r>
+      <w:r>
+        <w:rPr>
+          <w:rFonts w:hint="eastAsia"/>
+        </w:rPr>
+        <w:t>用途</w:t>
+      </w:r>
+    </w:p>
+    <w:p>
+      <w:pPr>
+        <w:snapToGrid w:val="0"/>
+        <w:rPr>
+          <w:rFonts w:ascii="Tahoma" w:eastAsia="微软雅黑" w:hAnsi="Tahoma"/>
+          <w:kern w:val="0"/>
+          <w:sz w:val="22"/>
+        </w:rPr>
+      </w:pPr>
+      <w:r>
+        <w:rPr>
+          <w:rFonts w:ascii="Tahoma" w:eastAsia="微软雅黑" w:hAnsi="Tahoma" w:hint="eastAsia"/>
+          <w:kern w:val="0"/>
+          <w:sz w:val="22"/>
+        </w:rPr>
+        <w:t>弹丸反射</w:t>
+      </w:r>
+      <w:r>
+        <w:rPr>
+          <w:rFonts w:ascii="Tahoma" w:eastAsia="微软雅黑" w:hAnsi="Tahoma" w:hint="eastAsia"/>
+          <w:kern w:val="0"/>
+          <w:sz w:val="22"/>
+        </w:rPr>
+        <w:t>可以</w:t>
+      </w:r>
+      <w:r>
+        <w:rPr>
+          <w:rFonts w:ascii="Tahoma" w:eastAsia="微软雅黑" w:hAnsi="Tahoma" w:hint="eastAsia"/>
+          <w:kern w:val="0"/>
+          <w:sz w:val="22"/>
+        </w:rPr>
+        <w:t>放主线作为</w:t>
+      </w:r>
+      <w:r>
+        <w:rPr>
+          <w:rFonts w:ascii="Tahoma" w:eastAsia="微软雅黑" w:hAnsi="Tahoma" w:hint="eastAsia"/>
+          <w:kern w:val="0"/>
+          <w:sz w:val="22"/>
+        </w:rPr>
+        <w:t>解谜</w:t>
+      </w:r>
+      <w:r>
+        <w:rPr>
+          <w:rFonts w:ascii="Tahoma" w:eastAsia="微软雅黑" w:hAnsi="Tahoma" w:hint="eastAsia"/>
+          <w:kern w:val="0"/>
+          <w:sz w:val="22"/>
+        </w:rPr>
+        <w:t>，也可以放</w:t>
+      </w:r>
+      <w:r>
+        <w:rPr>
+          <w:rFonts w:ascii="Tahoma" w:eastAsia="微软雅黑" w:hAnsi="Tahoma" w:hint="eastAsia"/>
+          <w:kern w:val="0"/>
+          <w:sz w:val="22"/>
+        </w:rPr>
+        <w:t>支线</w:t>
+      </w:r>
+      <w:r>
+        <w:rPr>
+          <w:rFonts w:ascii="Tahoma" w:eastAsia="微软雅黑" w:hAnsi="Tahoma" w:hint="eastAsia"/>
+          <w:kern w:val="0"/>
+          <w:sz w:val="22"/>
+        </w:rPr>
+        <w:t>作为</w:t>
+      </w:r>
+      <w:r>
+        <w:rPr>
+          <w:rFonts w:ascii="Tahoma" w:eastAsia="微软雅黑" w:hAnsi="Tahoma" w:hint="eastAsia"/>
+          <w:kern w:val="0"/>
+          <w:sz w:val="22"/>
+        </w:rPr>
+        <w:t>解谜</w:t>
+      </w:r>
+      <w:r>
+        <w:rPr>
+          <w:rFonts w:ascii="Tahoma" w:eastAsia="微软雅黑" w:hAnsi="Tahoma" w:hint="eastAsia"/>
+          <w:kern w:val="0"/>
+          <w:sz w:val="22"/>
+        </w:rPr>
+        <w:t>。</w:t>
+      </w:r>
+    </w:p>
+    <w:p>
+      <w:pPr>
+        <w:snapToGrid w:val="0"/>
+        <w:rPr>
+          <w:rFonts w:ascii="Tahoma" w:eastAsia="微软雅黑" w:hAnsi="Tahoma"/>
+          <w:kern w:val="0"/>
+          <w:sz w:val="22"/>
+        </w:rPr>
+      </w:pPr>
+      <w:r>
+        <w:rPr>
+          <w:rFonts w:ascii="Tahoma" w:eastAsia="微软雅黑" w:hAnsi="Tahoma" w:hint="eastAsia"/>
+          <w:kern w:val="0"/>
+          <w:sz w:val="22"/>
+        </w:rPr>
+        <w:t>出现一两次该解谜就可以。</w:t>
+      </w:r>
+    </w:p>
+    <w:p>
+      <w:pPr>
+        <w:snapToGrid w:val="0"/>
+        <w:rPr>
+          <w:rFonts w:ascii="Tahoma" w:eastAsia="微软雅黑" w:hAnsi="Tahoma"/>
+          <w:kern w:val="0"/>
+          <w:sz w:val="22"/>
+        </w:rPr>
+      </w:pPr>
+      <w:r>
+        <w:rPr>
+          <w:rFonts w:ascii="Tahoma" w:eastAsia="微软雅黑" w:hAnsi="Tahoma" w:hint="eastAsia"/>
+          <w:kern w:val="0"/>
+          <w:sz w:val="22"/>
+        </w:rPr>
+        <w:t>攻击破坏装饰物、影响开关的设计可能需要额外单独实现，不实现就无法解谜。</w:t>
+      </w:r>
+    </w:p>
+    <w:p>
+      <w:pPr>
+        <w:snapToGrid w:val="0"/>
+        <w:rPr>
+          <w:rFonts w:ascii="Tahoma" w:eastAsia="微软雅黑" w:hAnsi="Tahoma" w:hint="eastAsia"/>
+          <w:kern w:val="0"/>
+          <w:sz w:val="22"/>
+        </w:rPr>
+      </w:pPr>
+      <w:r>
+        <w:rPr>
+          <w:rFonts w:ascii="Tahoma" w:eastAsia="微软雅黑" w:hAnsi="Tahoma" w:hint="eastAsia"/>
+          <w:kern w:val="0"/>
+          <w:sz w:val="22"/>
+        </w:rPr>
+        <w:t>实现了又费劲，具体还是看情况来决定吧。</w:t>
+      </w:r>
+    </w:p>
+    <w:p>
+      <w:pPr>
+        <w:snapToGrid w:val="0"/>
+        <w:rPr>
+          <w:rFonts w:ascii="Tahoma" w:eastAsia="微软雅黑" w:hAnsi="Tahoma" w:hint="eastAsia"/>
+          <w:kern w:val="0"/>
+          <w:sz w:val="22"/>
+        </w:rPr>
+      </w:pPr>
+    </w:p>
+    <w:p>
+      <w:pPr>
+        <w:pStyle w:val="4"/>
+        <w:rPr>
+          <w:rFonts w:hint="eastAsia"/>
+        </w:rPr>
+      </w:pPr>
+      <w:r>
+        <w:t>2</w:t>
+      </w:r>
+      <w:r>
+        <w:rPr>
+          <w:rFonts w:hint="eastAsia"/>
+        </w:rPr>
+        <w:t>）</w:t>
+      </w:r>
+      <w:r>
+        <w:rPr>
+          <w:rFonts w:hint="eastAsia"/>
+        </w:rPr>
+        <w:t>难度</w:t>
+      </w:r>
+      <w:r>
+        <w:rPr>
+          <w:rFonts w:hint="eastAsia"/>
+        </w:rPr>
+        <w:t>安排</w:t>
+      </w:r>
+    </w:p>
+    <w:p>
+      <w:pPr>
+        <w:snapToGrid w:val="0"/>
+        <w:rPr>
+          <w:rFonts w:ascii="Tahoma" w:eastAsia="微软雅黑" w:hAnsi="Tahoma"/>
+          <w:kern w:val="0"/>
+          <w:sz w:val="22"/>
+        </w:rPr>
+      </w:pPr>
+      <w:r>
+        <w:rPr>
+          <w:rFonts w:ascii="Tahoma" w:eastAsia="微软雅黑" w:hAnsi="Tahoma" w:hint="eastAsia"/>
+          <w:kern w:val="0"/>
+          <w:sz w:val="22"/>
+        </w:rPr>
+        <w:t>如果你需要在你的游戏中添加该解谜类型，</w:t>
+      </w:r>
+      <w:r>
+        <w:rPr>
+          <w:rFonts w:ascii="Tahoma" w:eastAsia="微软雅黑" w:hAnsi="Tahoma" w:hint="eastAsia"/>
+          <w:kern w:val="0"/>
+          <w:sz w:val="22"/>
+        </w:rPr>
+        <w:t>示例中</w:t>
+      </w:r>
+      <w:r>
+        <w:rPr>
+          <w:rFonts w:ascii="Tahoma" w:eastAsia="微软雅黑" w:hAnsi="Tahoma" w:hint="eastAsia"/>
+          <w:kern w:val="0"/>
+          <w:sz w:val="22"/>
+        </w:rPr>
+        <w:t>前面三关可以作为常用的冒险谜题。</w:t>
+      </w:r>
+    </w:p>
+    <w:p>
+      <w:pPr>
+        <w:snapToGrid w:val="0"/>
+        <w:rPr>
+          <w:rFonts w:ascii="Tahoma" w:eastAsia="微软雅黑" w:hAnsi="Tahoma"/>
+          <w:kern w:val="0"/>
+          <w:sz w:val="22"/>
+        </w:rPr>
+      </w:pPr>
+      <w:r>
+        <w:rPr>
+          <w:rFonts w:ascii="Tahoma" w:eastAsia="微软雅黑" w:hAnsi="Tahoma" w:hint="eastAsia"/>
+          <w:kern w:val="0"/>
+          <w:sz w:val="22"/>
+        </w:rPr>
+        <w:t>第四关和第五关难度较高，可作为</w:t>
+      </w:r>
+      <w:r>
+        <w:rPr>
+          <w:rFonts w:ascii="Tahoma" w:eastAsia="微软雅黑" w:hAnsi="Tahoma" w:hint="eastAsia"/>
+          <w:kern w:val="0"/>
+          <w:sz w:val="22"/>
+        </w:rPr>
+        <w:t xml:space="preserve"> </w:t>
+      </w:r>
+      <w:r>
+        <w:rPr>
+          <w:rFonts w:ascii="Tahoma" w:eastAsia="微软雅黑" w:hAnsi="Tahoma" w:hint="eastAsia"/>
+          <w:kern w:val="0"/>
+          <w:sz w:val="22"/>
+        </w:rPr>
+        <w:t>支线谜题</w:t>
+      </w:r>
+      <w:r>
+        <w:rPr>
+          <w:rFonts w:ascii="Tahoma" w:eastAsia="微软雅黑" w:hAnsi="Tahoma" w:hint="eastAsia"/>
+          <w:kern w:val="0"/>
+          <w:sz w:val="22"/>
+        </w:rPr>
+        <w:t xml:space="preserve"> </w:t>
+      </w:r>
+      <w:r>
+        <w:rPr>
+          <w:rFonts w:ascii="Tahoma" w:eastAsia="微软雅黑" w:hAnsi="Tahoma" w:hint="eastAsia"/>
+          <w:kern w:val="0"/>
+          <w:sz w:val="22"/>
+        </w:rPr>
+        <w:t>。</w:t>
+      </w:r>
+    </w:p>
+    <w:p>
+      <w:pPr>
+        <w:snapToGrid w:val="0"/>
+        <w:rPr>
+          <w:rFonts w:ascii="Tahoma" w:eastAsia="微软雅黑" w:hAnsi="Tahoma"/>
+          <w:kern w:val="0"/>
+          <w:sz w:val="22"/>
+        </w:rPr>
+      </w:pPr>
+      <w:r>
+        <w:rPr>
+          <w:rFonts w:ascii="Tahoma" w:eastAsia="微软雅黑" w:hAnsi="Tahoma" w:hint="eastAsia"/>
+          <w:kern w:val="0"/>
+          <w:sz w:val="22"/>
+        </w:rPr>
+        <w:t>第六关的解谜难度太高，不建议放到你的游戏中。</w:t>
+      </w:r>
+    </w:p>
+    <w:p>
+      <w:pPr>
+        <w:snapToGrid w:val="0"/>
+        <w:rPr>
+          <w:rFonts w:ascii="Tahoma" w:eastAsia="微软雅黑" w:hAnsi="Tahoma"/>
+          <w:kern w:val="0"/>
+          <w:sz w:val="22"/>
+        </w:rPr>
+      </w:pPr>
+    </w:p>
+    <w:p>
+      <w:pPr>
+        <w:snapToGrid w:val="0"/>
+        <w:rPr>
+          <w:rFonts w:ascii="Tahoma" w:eastAsia="微软雅黑" w:hAnsi="Tahoma"/>
+          <w:kern w:val="0"/>
+          <w:sz w:val="22"/>
+        </w:rPr>
+      </w:pPr>
+      <w:r>
+        <w:rPr>
+          <w:rFonts w:ascii="Tahoma" w:eastAsia="微软雅黑" w:hAnsi="Tahoma"/>
+          <w:kern w:val="0"/>
+          <w:sz w:val="22"/>
+        </w:rPr>
+        <w:br w:type="page"/>
+      </w:r>
+    </w:p>
+    <w:p>
+      <w:pPr>
+        <w:pStyle w:val="3"/>
+        <w:rPr>
+          <w:rFonts w:hint="eastAsia"/>
+        </w:rPr>
+      </w:pPr>
+      <w:proofErr w:type="gramStart"/>
+      <w:r>
+        <w:rPr>
+          <w:rFonts w:hint="eastAsia"/>
+        </w:rPr>
+        <w:lastRenderedPageBreak/>
+        <w:t>谜</w:t>
+      </w:r>
+      <w:proofErr w:type="gramEnd"/>
+      <w:r>
+        <w:rPr>
+          <w:rFonts w:hint="eastAsia"/>
+        </w:rPr>
+        <w:t>题解法</w:t>
+      </w:r>
+    </w:p>
+    <w:p>
+      <w:pPr>
+        <w:pStyle w:val="4"/>
+        <w:rPr>
+          <w:rFonts w:hint="eastAsia"/>
+        </w:rPr>
+      </w:pPr>
+      <w:r>
+        <w:rPr>
+          <w:rFonts w:hint="eastAsia"/>
+        </w:rPr>
+        <w:t>1）方向判断法</w:t>
+      </w:r>
+    </w:p>
+    <w:p>
+      <w:pPr>
+        <w:snapToGrid w:val="0"/>
+        <w:rPr>
+          <w:rFonts w:ascii="Tahoma" w:eastAsia="微软雅黑" w:hAnsi="Tahoma"/>
+          <w:kern w:val="0"/>
+          <w:sz w:val="22"/>
+        </w:rPr>
+      </w:pPr>
+      <w:r>
+        <w:rPr>
+          <w:rFonts w:ascii="Tahoma" w:eastAsia="微软雅黑" w:hAnsi="Tahoma" w:hint="eastAsia"/>
+          <w:kern w:val="0"/>
+          <w:sz w:val="22"/>
+        </w:rPr>
+        <w:t>你需要</w:t>
+      </w:r>
+      <w:r>
+        <w:rPr>
+          <w:rFonts w:ascii="Tahoma" w:eastAsia="微软雅黑" w:hAnsi="Tahoma" w:hint="eastAsia"/>
+          <w:kern w:val="0"/>
+          <w:sz w:val="22"/>
+        </w:rPr>
+        <w:t>一开始</w:t>
+      </w:r>
+      <w:r>
+        <w:rPr>
+          <w:rFonts w:ascii="Tahoma" w:eastAsia="微软雅黑" w:hAnsi="Tahoma" w:hint="eastAsia"/>
+          <w:kern w:val="0"/>
+          <w:sz w:val="22"/>
+        </w:rPr>
+        <w:t>跑一圈，观察一下粗略的地形。</w:t>
+      </w:r>
+    </w:p>
+    <w:p>
+      <w:pPr>
+        <w:snapToGrid w:val="0"/>
+        <w:spacing w:after="200"/>
+        <w:rPr>
+          <w:rFonts w:ascii="Tahoma" w:eastAsia="微软雅黑" w:hAnsi="Tahoma"/>
+          <w:kern w:val="0"/>
+          <w:sz w:val="22"/>
+        </w:rPr>
+      </w:pPr>
+      <w:r>
+        <w:rPr>
+          <w:rFonts w:ascii="Tahoma" w:eastAsia="微软雅黑" w:hAnsi="Tahoma" w:hint="eastAsia"/>
+          <w:kern w:val="0"/>
+          <w:sz w:val="22"/>
+        </w:rPr>
+        <w:t>确认手头是否有足够的转向砖。</w:t>
+      </w:r>
+    </w:p>
+    <w:p>
+      <w:pPr>
+        <w:snapToGrid w:val="0"/>
+        <w:rPr>
+          <w:rFonts w:ascii="Tahoma" w:eastAsia="微软雅黑" w:hAnsi="Tahoma"/>
+          <w:kern w:val="0"/>
+          <w:sz w:val="22"/>
+        </w:rPr>
+      </w:pPr>
+      <w:r>
+        <w:rPr>
+          <w:rFonts w:ascii="Tahoma" w:eastAsia="微软雅黑" w:hAnsi="Tahoma" w:hint="eastAsia"/>
+          <w:kern w:val="0"/>
+          <w:sz w:val="22"/>
+        </w:rPr>
+        <w:t>比如下面的地形，能够推断，有两次朝上，两次朝右、一次朝下。</w:t>
+      </w:r>
+    </w:p>
+    <w:p>
+      <w:pPr>
+        <w:snapToGrid w:val="0"/>
+        <w:jc w:val="center"/>
+        <w:rPr>
+          <w:rFonts w:ascii="Tahoma" w:eastAsia="微软雅黑" w:hAnsi="Tahoma"/>
+          <w:kern w:val="0"/>
+          <w:sz w:val="22"/>
+        </w:rPr>
+      </w:pPr>
+      <w:r>
+        <w:rPr>
+          <w:rFonts w:ascii="Tahoma" w:eastAsia="微软雅黑" w:hAnsi="Tahoma"/>
+          <w:noProof/>
+          <w:kern w:val="0"/>
+          <w:sz w:val="22"/>
+        </w:rPr>
+        <w:drawing>
+          <wp:inline distT="0" distB="0" distL="0" distR="0" wp14:anchorId="1E17E5AB" wp14:editId="15D2911D">
+            <wp:extent cx="4960620" cy="2072400"/>
+            <wp:effectExtent l="0" t="0" r="0" b="4445"/>
+            <wp:docPr id="9" name="图片 9"/>
+            <wp:cNvGraphicFramePr>
+              <a:graphicFrameLocks xmlns:a="http://schemas.openxmlformats.org/drawingml/2006/main" noChangeAspect="1"/>
+            </wp:cNvGraphicFramePr>
+            <a:graphic xmlns:a="http://schemas.openxmlformats.org/drawingml/2006/main">
+              <a:graphicData uri="http://schemas.openxmlformats.org/drawingml/2006/picture">
+                <pic:pic xmlns:pic="http://schemas.openxmlformats.org/drawingml/2006/picture">
+                  <pic:nvPicPr>
+                    <pic:cNvPr id="0" name="Picture 1"/>
+                    <pic:cNvPicPr>
+                      <a:picLocks noChangeAspect="1" noChangeArrowheads="1"/>
+                    </pic:cNvPicPr>
+                  </pic:nvPicPr>
+                  <pic:blipFill>
+                    <a:blip r:embed="rId7">
+                      <a:extLst>
+                        <a:ext uri="{28A0092B-C50C-407E-A947-70E740481C1C}">
+                          <a14:useLocalDpi xmlns:a14="http://schemas.microsoft.com/office/drawing/2010/main" val="0"/>
+                        </a:ext>
+                      </a:extLst>
+                    </a:blip>
+                    <a:srcRect/>
+                    <a:stretch>
+                      <a:fillRect/>
+                    </a:stretch>
+                  </pic:blipFill>
+                  <pic:spPr bwMode="auto">
+                    <a:xfrm>
+                      <a:off x="0" y="0"/>
+                      <a:ext cx="4967376" cy="2075223"/>
+                    </a:xfrm>
+                    <a:prstGeom prst="rect">
+                      <a:avLst/>
+                    </a:prstGeom>
+                    <a:noFill/>
+                    <a:ln>
+                      <a:noFill/>
+                    </a:ln>
+                  </pic:spPr>
+                </pic:pic>
+              </a:graphicData>
+            </a:graphic>
+          </wp:inline>
+        </w:drawing>
+      </w:r>
+    </w:p>
+    <w:p>
+      <w:pPr>
+        <w:snapToGrid w:val="0"/>
+        <w:rPr>
+          <w:rFonts w:ascii="Tahoma" w:eastAsia="微软雅黑" w:hAnsi="Tahoma"/>
+          <w:kern w:val="0"/>
+          <w:sz w:val="22"/>
+        </w:rPr>
+      </w:pPr>
+    </w:p>
+    <w:p>
+      <w:pPr>
+        <w:snapToGrid w:val="0"/>
+        <w:rPr>
+          <w:rFonts w:ascii="Tahoma" w:eastAsia="微软雅黑" w:hAnsi="Tahoma"/>
+          <w:kern w:val="0"/>
+          <w:sz w:val="22"/>
+        </w:rPr>
+      </w:pPr>
+      <w:r>
+        <w:rPr>
+          <w:rFonts w:ascii="Tahoma" w:eastAsia="微软雅黑" w:hAnsi="Tahoma" w:hint="eastAsia"/>
+          <w:kern w:val="0"/>
+          <w:sz w:val="22"/>
+        </w:rPr>
+        <w:t>比如下面的地形，两次朝下，两次朝右，一次朝上。</w:t>
+      </w:r>
+    </w:p>
+    <w:p>
+      <w:pPr>
+        <w:widowControl/>
+        <w:jc w:val="center"/>
+        <w:rPr>
+          <w:rFonts w:ascii="宋体" w:eastAsia="宋体" w:hAnsi="宋体" w:cs="宋体" w:hint="eastAsia"/>
+          <w:kern w:val="0"/>
+          <w:sz w:val="24"/>
+          <w:szCs w:val="24"/>
+        </w:rPr>
+      </w:pPr>
+      <w:r>
+        <w:rPr>
+          <w:rFonts w:ascii="宋体" w:eastAsia="宋体" w:hAnsi="宋体" w:cs="宋体"/>
+          <w:noProof/>
+          <w:kern w:val="0"/>
+          <w:sz w:val="24"/>
+          <w:szCs w:val="24"/>
+        </w:rPr>
+        <w:drawing>
+          <wp:inline distT="0" distB="0" distL="0" distR="0" wp14:anchorId="4A15BDA8" wp14:editId="3F19B1BE">
+            <wp:extent cx="5013389" cy="2049780"/>
+            <wp:effectExtent l="0" t="0" r="0" b="7620"/>
+            <wp:docPr id="10" name="图片 10"/>
+            <wp:cNvGraphicFramePr>
+              <a:graphicFrameLocks xmlns:a="http://schemas.openxmlformats.org/drawingml/2006/main" noChangeAspect="1"/>
+            </wp:cNvGraphicFramePr>
+            <a:graphic xmlns:a="http://schemas.openxmlformats.org/drawingml/2006/main">
+              <a:graphicData uri="http://schemas.openxmlformats.org/drawingml/2006/picture">
+                <pic:pic xmlns:pic="http://schemas.openxmlformats.org/drawingml/2006/picture">
+                  <pic:nvPicPr>
+                    <pic:cNvPr id="0" name="Picture 15"/>
+                    <pic:cNvPicPr>
+                      <a:picLocks noChangeAspect="1" noChangeArrowheads="1"/>
+                    </pic:cNvPicPr>
+                  </pic:nvPicPr>
+                  <pic:blipFill>
+                    <a:blip r:embed="rId12">
+                      <a:extLst>
+                        <a:ext uri="{28A0092B-C50C-407E-A947-70E740481C1C}">
+                          <a14:useLocalDpi xmlns:a14="http://schemas.microsoft.com/office/drawing/2010/main" val="0"/>
+                        </a:ext>
+                      </a:extLst>
+                    </a:blip>
+                    <a:srcRect/>
+                    <a:stretch>
+                      <a:fillRect/>
+                    </a:stretch>
+                  </pic:blipFill>
+                  <pic:spPr bwMode="auto">
+                    <a:xfrm>
+                      <a:off x="0" y="0"/>
+                      <a:ext cx="5021805" cy="2053221"/>
+                    </a:xfrm>
+                    <a:prstGeom prst="rect">
+                      <a:avLst/>
+                    </a:prstGeom>
+                    <a:noFill/>
+                    <a:ln>
+                      <a:noFill/>
+                    </a:ln>
+                  </pic:spPr>
+                </pic:pic>
+              </a:graphicData>
+            </a:graphic>
+          </wp:inline>
+        </w:drawing>
+      </w:r>
+    </w:p>
+    <w:p>
+      <w:pPr>
+        <w:snapToGrid w:val="0"/>
+        <w:rPr>
+          <w:rFonts w:ascii="Tahoma" w:eastAsia="微软雅黑" w:hAnsi="Tahoma"/>
+          <w:kern w:val="0"/>
+          <w:sz w:val="22"/>
+        </w:rPr>
+      </w:pPr>
+    </w:p>
+    <w:p>
+      <w:pPr>
+        <w:snapToGrid w:val="0"/>
+        <w:rPr>
+          <w:rFonts w:ascii="Tahoma" w:eastAsia="微软雅黑" w:hAnsi="Tahoma"/>
+          <w:kern w:val="0"/>
+          <w:sz w:val="22"/>
+        </w:rPr>
+      </w:pPr>
+      <w:r>
+        <w:rPr>
+          <w:rFonts w:ascii="Tahoma" w:eastAsia="微软雅黑" w:hAnsi="Tahoma" w:hint="eastAsia"/>
+          <w:kern w:val="0"/>
+          <w:sz w:val="22"/>
+        </w:rPr>
+        <w:t>如果缺少所需的方向，则可以假设缺少的方向是需要被循环利用的，见</w:t>
+      </w:r>
+      <w:r>
+        <w:rPr>
+          <w:rFonts w:ascii="Tahoma" w:eastAsia="微软雅黑" w:hAnsi="Tahoma" w:hint="eastAsia"/>
+          <w:kern w:val="0"/>
+          <w:sz w:val="22"/>
+        </w:rPr>
+        <w:t xml:space="preserve"> </w:t>
+      </w:r>
+      <w:hyperlink w:anchor="_循环利用法" w:history="1">
+        <w:r>
+          <w:rPr>
+            <w:rStyle w:val="a4"/>
+            <w:rFonts w:ascii="Tahoma" w:eastAsia="微软雅黑" w:hAnsi="Tahoma" w:hint="eastAsia"/>
+            <w:kern w:val="0"/>
+            <w:sz w:val="22"/>
+          </w:rPr>
+          <w:t>循环利用法</w:t>
+        </w:r>
+      </w:hyperlink>
+      <w:r>
+        <w:rPr>
+          <w:rFonts w:ascii="Tahoma" w:eastAsia="微软雅黑" w:hAnsi="Tahoma" w:hint="eastAsia"/>
+          <w:kern w:val="0"/>
+          <w:sz w:val="22"/>
+        </w:rPr>
+        <w:t xml:space="preserve"> </w:t>
+      </w:r>
+      <w:r>
+        <w:rPr>
+          <w:rFonts w:ascii="Tahoma" w:eastAsia="微软雅黑" w:hAnsi="Tahoma" w:hint="eastAsia"/>
+          <w:kern w:val="0"/>
+          <w:sz w:val="22"/>
+        </w:rPr>
+        <w:t>。</w:t>
+      </w:r>
+    </w:p>
+    <w:p>
+      <w:pPr>
+        <w:snapToGrid w:val="0"/>
+        <w:rPr>
+          <w:rFonts w:ascii="Tahoma" w:eastAsia="微软雅黑" w:hAnsi="Tahoma"/>
+          <w:kern w:val="0"/>
+          <w:sz w:val="22"/>
+        </w:rPr>
+      </w:pPr>
+      <w:r>
+        <w:rPr>
+          <w:rFonts w:ascii="Tahoma" w:eastAsia="微软雅黑" w:hAnsi="Tahoma" w:hint="eastAsia"/>
+          <w:kern w:val="0"/>
+          <w:sz w:val="22"/>
+        </w:rPr>
+        <w:t>从而思考如何搭建</w:t>
+      </w:r>
+      <w:r>
+        <w:rPr>
+          <w:rFonts w:ascii="Tahoma" w:eastAsia="微软雅黑" w:hAnsi="Tahoma" w:hint="eastAsia"/>
+          <w:kern w:val="0"/>
+          <w:sz w:val="22"/>
+        </w:rPr>
+        <w:t xml:space="preserve"> </w:t>
+      </w:r>
+      <w:r>
+        <w:rPr>
+          <w:rFonts w:ascii="Tahoma" w:eastAsia="微软雅黑" w:hAnsi="Tahoma" w:hint="eastAsia"/>
+          <w:kern w:val="0"/>
+          <w:sz w:val="22"/>
+        </w:rPr>
+        <w:t>循环的弹丸路线。</w:t>
+      </w:r>
+    </w:p>
+    <w:p>
+      <w:pPr>
+        <w:snapToGrid w:val="0"/>
+        <w:rPr>
+          <w:rFonts w:ascii="Tahoma" w:eastAsia="微软雅黑" w:hAnsi="Tahoma"/>
+          <w:kern w:val="0"/>
+          <w:sz w:val="22"/>
+        </w:rPr>
+      </w:pPr>
+    </w:p>
+    <w:p>
+      <w:pPr>
+        <w:widowControl/>
+        <w:jc w:val="left"/>
+        <w:rPr>
+          <w:rFonts w:ascii="Tahoma" w:eastAsia="微软雅黑" w:hAnsi="Tahoma"/>
+          <w:kern w:val="0"/>
+          <w:sz w:val="22"/>
+        </w:rPr>
+      </w:pPr>
+      <w:r>
+        <w:rPr>
+          <w:rFonts w:ascii="Tahoma" w:eastAsia="微软雅黑" w:hAnsi="Tahoma"/>
+          <w:kern w:val="0"/>
+          <w:sz w:val="22"/>
+        </w:rPr>
+        <w:br w:type="page"/>
+      </w:r>
+    </w:p>
+    <w:p>
+      <w:pPr>
+        <w:pStyle w:val="4"/>
+        <w:rPr>
+          <w:rFonts w:hint="eastAsia"/>
+        </w:rPr>
+      </w:pPr>
+      <w:bookmarkStart w:id="1" w:name="_循环利用法"/>
+      <w:bookmarkEnd w:id="1"/>
+      <w:r>
+        <w:rPr>
+          <w:rFonts w:hint="eastAsia"/>
+        </w:rPr>
+        <w:lastRenderedPageBreak/>
+        <w:t>2）循环利用法</w:t>
+      </w:r>
+    </w:p>
+    <w:p>
+      <w:pPr>
+        <w:snapToGrid w:val="0"/>
+        <w:rPr>
+          <w:rFonts w:ascii="Tahoma" w:eastAsia="微软雅黑" w:hAnsi="Tahoma"/>
+          <w:kern w:val="0"/>
+          <w:sz w:val="22"/>
+        </w:rPr>
+      </w:pPr>
+      <w:r>
+        <w:rPr>
+          <w:rFonts w:ascii="Tahoma" w:eastAsia="微软雅黑" w:hAnsi="Tahoma" w:hint="eastAsia"/>
+          <w:kern w:val="0"/>
+          <w:sz w:val="22"/>
+        </w:rPr>
+        <w:t>想办法创建循环的路径，可以使得</w:t>
+      </w:r>
+      <w:r>
+        <w:rPr>
+          <w:rFonts w:ascii="Tahoma" w:eastAsia="微软雅黑" w:hAnsi="Tahoma" w:hint="eastAsia"/>
+          <w:kern w:val="0"/>
+          <w:sz w:val="22"/>
+        </w:rPr>
+        <w:t xml:space="preserve"> </w:t>
+      </w:r>
+      <w:r>
+        <w:rPr>
+          <w:rFonts w:ascii="Tahoma" w:eastAsia="微软雅黑" w:hAnsi="Tahoma" w:hint="eastAsia"/>
+          <w:kern w:val="0"/>
+          <w:sz w:val="22"/>
+        </w:rPr>
+        <w:t>缺少的方向</w:t>
+      </w:r>
+      <w:r>
+        <w:rPr>
+          <w:rFonts w:ascii="Tahoma" w:eastAsia="微软雅黑" w:hAnsi="Tahoma" w:hint="eastAsia"/>
+          <w:kern w:val="0"/>
+          <w:sz w:val="22"/>
+        </w:rPr>
+        <w:t xml:space="preserve"> </w:t>
+      </w:r>
+      <w:r>
+        <w:rPr>
+          <w:rFonts w:ascii="Tahoma" w:eastAsia="微软雅黑" w:hAnsi="Tahoma" w:hint="eastAsia"/>
+          <w:kern w:val="0"/>
+          <w:sz w:val="22"/>
+        </w:rPr>
+        <w:t>被反复利用起来。</w:t>
+      </w:r>
+    </w:p>
+    <w:p>
+      <w:pPr>
+        <w:rPr>
+          <w:rFonts w:ascii="Tahoma" w:eastAsia="微软雅黑" w:hAnsi="Tahoma"/>
+          <w:kern w:val="0"/>
+          <w:sz w:val="22"/>
+        </w:rPr>
+      </w:pPr>
+      <w:r>
+        <w:rPr>
+          <w:rFonts w:ascii="Tahoma" w:eastAsia="微软雅黑" w:hAnsi="Tahoma" w:hint="eastAsia"/>
+          <w:kern w:val="0"/>
+          <w:sz w:val="22"/>
+        </w:rPr>
+        <w:t>简单一点的循环路径，是这样的：</w:t>
+      </w:r>
+    </w:p>
+    <w:p>
+      <w:pPr>
+        <w:widowControl/>
+        <w:jc w:val="center"/>
+        <w:rPr>
+          <w:rFonts w:ascii="Tahoma" w:eastAsia="微软雅黑" w:hAnsi="Tahoma"/>
+          <w:kern w:val="0"/>
+          <w:sz w:val="22"/>
+        </w:rPr>
+      </w:pPr>
+      <w:r>
+        <w:rPr>
+          <w:rFonts w:ascii="Tahoma" w:eastAsia="微软雅黑" w:hAnsi="Tahoma"/>
+          <w:noProof/>
+          <w:kern w:val="0"/>
+          <w:sz w:val="22"/>
+        </w:rPr>
+        <w:drawing>
+          <wp:inline distT="0" distB="0" distL="0" distR="0" wp14:anchorId="57C4AC73" wp14:editId="2F189D3B">
+            <wp:extent cx="1335110" cy="1531620"/>
+            <wp:effectExtent l="0" t="0" r="0" b="0"/>
+            <wp:docPr id="15" name="图片 15"/>
+            <wp:cNvGraphicFramePr>
+              <a:graphicFrameLocks xmlns:a="http://schemas.openxmlformats.org/drawingml/2006/main" noChangeAspect="1"/>
+            </wp:cNvGraphicFramePr>
+            <a:graphic xmlns:a="http://schemas.openxmlformats.org/drawingml/2006/main">
+              <a:graphicData uri="http://schemas.openxmlformats.org/drawingml/2006/picture">
+                <pic:pic xmlns:pic="http://schemas.openxmlformats.org/drawingml/2006/picture">
+                  <pic:nvPicPr>
+                    <pic:cNvPr id="0" name="Picture 28"/>
+                    <pic:cNvPicPr>
+                      <a:picLocks noChangeAspect="1" noChangeArrowheads="1"/>
+                    </pic:cNvPicPr>
+                  </pic:nvPicPr>
+                  <pic:blipFill>
+                    <a:blip r:embed="rId13">
+                      <a:extLst>
+                        <a:ext uri="{28A0092B-C50C-407E-A947-70E740481C1C}">
+                          <a14:useLocalDpi xmlns:a14="http://schemas.microsoft.com/office/drawing/2010/main" val="0"/>
+                        </a:ext>
+                      </a:extLst>
+                    </a:blip>
+                    <a:srcRect/>
+                    <a:stretch>
+                      <a:fillRect/>
+                    </a:stretch>
+                  </pic:blipFill>
+                  <pic:spPr bwMode="auto">
+                    <a:xfrm>
+                      <a:off x="0" y="0"/>
+                      <a:ext cx="1342448" cy="1540038"/>
+                    </a:xfrm>
+                    <a:prstGeom prst="rect">
+                      <a:avLst/>
+                    </a:prstGeom>
+                    <a:noFill/>
+                    <a:ln>
+                      <a:noFill/>
+                    </a:ln>
+                  </pic:spPr>
+                </pic:pic>
+              </a:graphicData>
+            </a:graphic>
+          </wp:inline>
+        </w:drawing>
+      </w:r>
+      <w:r>
+        <w:rPr>
+          <w:rFonts w:ascii="Tahoma" w:eastAsia="微软雅黑" w:hAnsi="Tahoma" w:hint="eastAsia"/>
+          <w:kern w:val="0"/>
+          <w:sz w:val="22"/>
+        </w:rPr>
+        <w:t xml:space="preserve"> </w:t>
+      </w:r>
+      <w:r>
+        <w:rPr>
+          <w:rFonts w:ascii="Tahoma" w:eastAsia="微软雅黑" w:hAnsi="Tahoma"/>
+          <w:noProof/>
+          <w:kern w:val="0"/>
+          <w:sz w:val="22"/>
+        </w:rPr>
+        <w:drawing>
+          <wp:inline distT="0" distB="0" distL="0" distR="0" wp14:anchorId="5E54B806" wp14:editId="7324A4FA">
+            <wp:extent cx="1988820" cy="1084811"/>
+            <wp:effectExtent l="0" t="0" r="0" b="1270"/>
+            <wp:docPr id="16" name="图片 16"/>
+            <wp:cNvGraphicFramePr>
+              <a:graphicFrameLocks xmlns:a="http://schemas.openxmlformats.org/drawingml/2006/main" noChangeAspect="1"/>
+            </wp:cNvGraphicFramePr>
+            <a:graphic xmlns:a="http://schemas.openxmlformats.org/drawingml/2006/main">
+              <a:graphicData uri="http://schemas.openxmlformats.org/drawingml/2006/picture">
+                <pic:pic xmlns:pic="http://schemas.openxmlformats.org/drawingml/2006/picture">
+                  <pic:nvPicPr>
+                    <pic:cNvPr id="0" name="Picture 30"/>
+                    <pic:cNvPicPr>
+                      <a:picLocks noChangeAspect="1" noChangeArrowheads="1"/>
+                    </pic:cNvPicPr>
+                  </pic:nvPicPr>
+                  <pic:blipFill>
+                    <a:blip r:embed="rId14">
+                      <a:extLst>
+                        <a:ext uri="{28A0092B-C50C-407E-A947-70E740481C1C}">
+                          <a14:useLocalDpi xmlns:a14="http://schemas.microsoft.com/office/drawing/2010/main" val="0"/>
+                        </a:ext>
+                      </a:extLst>
+                    </a:blip>
+                    <a:srcRect/>
+                    <a:stretch>
+                      <a:fillRect/>
+                    </a:stretch>
+                  </pic:blipFill>
+                  <pic:spPr bwMode="auto">
+                    <a:xfrm>
+                      <a:off x="0" y="0"/>
+                      <a:ext cx="1995638" cy="1088530"/>
+                    </a:xfrm>
+                    <a:prstGeom prst="rect">
+                      <a:avLst/>
+                    </a:prstGeom>
+                    <a:noFill/>
+                    <a:ln>
+                      <a:noFill/>
+                    </a:ln>
+                  </pic:spPr>
+                </pic:pic>
+              </a:graphicData>
+            </a:graphic>
+          </wp:inline>
+        </w:drawing>
+      </w:r>
+    </w:p>
+    <w:p>
+      <w:pPr>
+        <w:snapToGrid w:val="0"/>
+        <w:rPr>
+          <w:rFonts w:ascii="Tahoma" w:eastAsia="微软雅黑" w:hAnsi="Tahoma"/>
+          <w:kern w:val="0"/>
+          <w:sz w:val="22"/>
+        </w:rPr>
+      </w:pPr>
+      <w:r>
+        <w:rPr>
+          <w:rFonts w:ascii="Tahoma" w:eastAsia="微软雅黑" w:hAnsi="Tahoma" w:hint="eastAsia"/>
+          <w:kern w:val="0"/>
+          <w:sz w:val="22"/>
+        </w:rPr>
+        <w:t>高级一点，可以这样：</w:t>
+      </w:r>
+    </w:p>
+    <w:p>
+      <w:pPr>
+        <w:widowControl/>
+        <w:jc w:val="center"/>
+        <w:rPr>
+          <w:rFonts w:ascii="Tahoma" w:eastAsia="微软雅黑" w:hAnsi="Tahoma"/>
+          <w:kern w:val="0"/>
+          <w:sz w:val="22"/>
+        </w:rPr>
+      </w:pPr>
+      <w:r>
+        <w:rPr>
+          <w:rFonts w:ascii="Tahoma" w:eastAsia="微软雅黑" w:hAnsi="Tahoma"/>
+          <w:noProof/>
+          <w:kern w:val="0"/>
+          <w:sz w:val="22"/>
+        </w:rPr>
+        <w:drawing>
+          <wp:inline distT="0" distB="0" distL="0" distR="0" wp14:anchorId="5FDA131D" wp14:editId="4C1C28F5">
+            <wp:extent cx="1706880" cy="1408288"/>
+            <wp:effectExtent l="0" t="0" r="7620" b="1905"/>
+            <wp:docPr id="13" name="图片 13"/>
+            <wp:cNvGraphicFramePr>
+              <a:graphicFrameLocks xmlns:a="http://schemas.openxmlformats.org/drawingml/2006/main" noChangeAspect="1"/>
+            </wp:cNvGraphicFramePr>
+            <a:graphic xmlns:a="http://schemas.openxmlformats.org/drawingml/2006/main">
+              <a:graphicData uri="http://schemas.openxmlformats.org/drawingml/2006/picture">
+                <pic:pic xmlns:pic="http://schemas.openxmlformats.org/drawingml/2006/picture">
+                  <pic:nvPicPr>
+                    <pic:cNvPr id="0" name="Picture 24"/>
+                    <pic:cNvPicPr>
+                      <a:picLocks noChangeAspect="1" noChangeArrowheads="1"/>
+                    </pic:cNvPicPr>
+                  </pic:nvPicPr>
+                  <pic:blipFill>
+                    <a:blip r:embed="rId15">
+                      <a:extLst>
+                        <a:ext uri="{28A0092B-C50C-407E-A947-70E740481C1C}">
+                          <a14:useLocalDpi xmlns:a14="http://schemas.microsoft.com/office/drawing/2010/main" val="0"/>
+                        </a:ext>
+                      </a:extLst>
+                    </a:blip>
+                    <a:srcRect/>
+                    <a:stretch>
+                      <a:fillRect/>
+                    </a:stretch>
+                  </pic:blipFill>
+                  <pic:spPr bwMode="auto">
+                    <a:xfrm>
+                      <a:off x="0" y="0"/>
+                      <a:ext cx="1713106" cy="1413425"/>
+                    </a:xfrm>
+                    <a:prstGeom prst="rect">
+                      <a:avLst/>
+                    </a:prstGeom>
+                    <a:noFill/>
+                    <a:ln>
+                      <a:noFill/>
+                    </a:ln>
+                  </pic:spPr>
+                </pic:pic>
+              </a:graphicData>
+            </a:graphic>
+          </wp:inline>
+        </w:drawing>
+      </w:r>
+      <w:r>
+        <w:rPr>
+          <w:rFonts w:ascii="Tahoma" w:eastAsia="微软雅黑" w:hAnsi="Tahoma" w:hint="eastAsia"/>
+          <w:kern w:val="0"/>
+          <w:sz w:val="22"/>
+        </w:rPr>
+        <w:t xml:space="preserve"> </w:t>
+      </w:r>
+      <w:r>
+        <w:rPr>
+          <w:rFonts w:ascii="Tahoma" w:eastAsia="微软雅黑" w:hAnsi="Tahoma"/>
+          <w:noProof/>
+          <w:kern w:val="0"/>
+          <w:sz w:val="22"/>
+        </w:rPr>
+        <w:drawing>
+          <wp:inline distT="0" distB="0" distL="0" distR="0" wp14:anchorId="6F5C2EA5" wp14:editId="3E766282">
+            <wp:extent cx="1869154" cy="1428750"/>
+            <wp:effectExtent l="0" t="0" r="0" b="0"/>
+            <wp:docPr id="11" name="图片 11"/>
+            <wp:cNvGraphicFramePr>
+              <a:graphicFrameLocks xmlns:a="http://schemas.openxmlformats.org/drawingml/2006/main" noChangeAspect="1"/>
+            </wp:cNvGraphicFramePr>
+            <a:graphic xmlns:a="http://schemas.openxmlformats.org/drawingml/2006/main">
+              <a:graphicData uri="http://schemas.openxmlformats.org/drawingml/2006/picture">
+                <pic:pic xmlns:pic="http://schemas.openxmlformats.org/drawingml/2006/picture">
+                  <pic:nvPicPr>
+                    <pic:cNvPr id="0" name="Picture 17"/>
+                    <pic:cNvPicPr>
+                      <a:picLocks noChangeAspect="1" noChangeArrowheads="1"/>
+                    </pic:cNvPicPr>
+                  </pic:nvPicPr>
+                  <pic:blipFill>
+                    <a:blip r:embed="rId16">
+                      <a:extLst>
+                        <a:ext uri="{28A0092B-C50C-407E-A947-70E740481C1C}">
+                          <a14:useLocalDpi xmlns:a14="http://schemas.microsoft.com/office/drawing/2010/main" val="0"/>
+                        </a:ext>
+                      </a:extLst>
+                    </a:blip>
+                    <a:srcRect/>
+                    <a:stretch>
+                      <a:fillRect/>
+                    </a:stretch>
+                  </pic:blipFill>
+                  <pic:spPr bwMode="auto">
+                    <a:xfrm>
+                      <a:off x="0" y="0"/>
+                      <a:ext cx="1876895" cy="1434667"/>
+                    </a:xfrm>
+                    <a:prstGeom prst="rect">
+                      <a:avLst/>
+                    </a:prstGeom>
+                    <a:noFill/>
+                    <a:ln>
+                      <a:noFill/>
+                    </a:ln>
+                  </pic:spPr>
+                </pic:pic>
+              </a:graphicData>
+            </a:graphic>
+          </wp:inline>
+        </w:drawing>
+      </w:r>
+    </w:p>
+    <w:p>
+      <w:pPr>
+        <w:snapToGrid w:val="0"/>
+        <w:rPr>
+          <w:rFonts w:ascii="Tahoma" w:eastAsia="微软雅黑" w:hAnsi="Tahoma"/>
+          <w:kern w:val="0"/>
+          <w:sz w:val="22"/>
+        </w:rPr>
+      </w:pPr>
+      <w:r>
+        <w:rPr>
+          <w:rFonts w:ascii="Tahoma" w:eastAsia="微软雅黑" w:hAnsi="Tahoma" w:hint="eastAsia"/>
+          <w:kern w:val="0"/>
+          <w:sz w:val="22"/>
+        </w:rPr>
+        <w:t>更高级的循环，可以如下图。</w:t>
+      </w:r>
+    </w:p>
+    <w:p>
+      <w:pPr>
+        <w:widowControl/>
+        <w:jc w:val="center"/>
+        <w:rPr>
+          <w:rFonts w:ascii="Tahoma" w:eastAsia="微软雅黑" w:hAnsi="Tahoma"/>
+          <w:kern w:val="0"/>
+          <w:sz w:val="22"/>
+        </w:rPr>
+      </w:pPr>
+      <w:r>
+        <w:rPr>
+          <w:rFonts w:ascii="Tahoma" w:eastAsia="微软雅黑" w:hAnsi="Tahoma"/>
+          <w:noProof/>
+          <w:kern w:val="0"/>
+          <w:sz w:val="22"/>
+        </w:rPr>
+        <w:drawing>
+          <wp:inline distT="0" distB="0" distL="0" distR="0" wp14:anchorId="5EADE4B9" wp14:editId="502C82B2">
+            <wp:extent cx="1950720" cy="1609612"/>
+            <wp:effectExtent l="0" t="0" r="0" b="0"/>
+            <wp:docPr id="14" name="图片 14"/>
+            <wp:cNvGraphicFramePr>
+              <a:graphicFrameLocks xmlns:a="http://schemas.openxmlformats.org/drawingml/2006/main" noChangeAspect="1"/>
+            </wp:cNvGraphicFramePr>
+            <a:graphic xmlns:a="http://schemas.openxmlformats.org/drawingml/2006/main">
+              <a:graphicData uri="http://schemas.openxmlformats.org/drawingml/2006/picture">
+                <pic:pic xmlns:pic="http://schemas.openxmlformats.org/drawingml/2006/picture">
+                  <pic:nvPicPr>
+                    <pic:cNvPr id="0" name="Picture 26"/>
+                    <pic:cNvPicPr>
+                      <a:picLocks noChangeAspect="1" noChangeArrowheads="1"/>
+                    </pic:cNvPicPr>
+                  </pic:nvPicPr>
+                  <pic:blipFill>
+                    <a:blip r:embed="rId17">
+                      <a:extLst>
+                        <a:ext uri="{28A0092B-C50C-407E-A947-70E740481C1C}">
+                          <a14:useLocalDpi xmlns:a14="http://schemas.microsoft.com/office/drawing/2010/main" val="0"/>
+                        </a:ext>
+                      </a:extLst>
+                    </a:blip>
+                    <a:srcRect/>
+                    <a:stretch>
+                      <a:fillRect/>
+                    </a:stretch>
+                  </pic:blipFill>
+                  <pic:spPr bwMode="auto">
+                    <a:xfrm>
+                      <a:off x="0" y="0"/>
+                      <a:ext cx="1962576" cy="1619395"/>
+                    </a:xfrm>
+                    <a:prstGeom prst="rect">
+                      <a:avLst/>
+                    </a:prstGeom>
+                    <a:noFill/>
+                    <a:ln>
+                      <a:noFill/>
+                    </a:ln>
+                  </pic:spPr>
+                </pic:pic>
+              </a:graphicData>
+            </a:graphic>
+          </wp:inline>
+        </w:drawing>
+      </w:r>
+    </w:p>
+    <w:p>
+      <w:pPr>
+        <w:widowControl/>
+        <w:snapToGrid w:val="0"/>
+        <w:rPr>
+          <w:rFonts w:ascii="Tahoma" w:eastAsia="微软雅黑" w:hAnsi="Tahoma"/>
+          <w:kern w:val="0"/>
+          <w:sz w:val="22"/>
+        </w:rPr>
+      </w:pPr>
+      <w:r>
+        <w:rPr>
+          <w:rFonts w:ascii="Tahoma" w:eastAsia="微软雅黑" w:hAnsi="Tahoma" w:hint="eastAsia"/>
+          <w:kern w:val="0"/>
+          <w:sz w:val="22"/>
+        </w:rPr>
+        <w:t>注意，一定要建立循环，不要妄想跑的比子弹快，</w:t>
+      </w:r>
+    </w:p>
+    <w:p>
+      <w:pPr>
+        <w:widowControl/>
+        <w:snapToGrid w:val="0"/>
+        <w:rPr>
+          <w:rFonts w:ascii="Tahoma" w:eastAsia="微软雅黑" w:hAnsi="Tahoma"/>
+          <w:kern w:val="0"/>
+          <w:sz w:val="22"/>
+        </w:rPr>
+      </w:pPr>
+      <w:r>
+        <w:rPr>
+          <w:rFonts w:ascii="Tahoma" w:eastAsia="微软雅黑" w:hAnsi="Tahoma" w:hint="eastAsia"/>
+          <w:kern w:val="0"/>
+          <w:sz w:val="22"/>
+        </w:rPr>
+        <w:t>你不可能赶在子弹运动时迅速换掉两个以上的转向砖。</w:t>
+      </w:r>
+    </w:p>
+    <w:p>
+      <w:pPr>
+        <w:widowControl/>
+        <w:jc w:val="center"/>
+        <w:rPr>
+          <w:rFonts w:ascii="宋体" w:eastAsia="宋体" w:hAnsi="宋体" w:cs="宋体" w:hint="eastAsia"/>
+          <w:kern w:val="0"/>
+          <w:sz w:val="24"/>
+          <w:szCs w:val="24"/>
+        </w:rPr>
+      </w:pPr>
+      <w:r>
+        <w:rPr>
+          <w:rFonts w:ascii="宋体" w:eastAsia="宋体" w:hAnsi="宋体" w:cs="宋体"/>
+          <w:noProof/>
+          <w:kern w:val="0"/>
+          <w:sz w:val="24"/>
+          <w:szCs w:val="24"/>
+        </w:rPr>
+        <w:drawing>
+          <wp:inline distT="0" distB="0" distL="0" distR="0" wp14:anchorId="569EB94F" wp14:editId="2237F2F4">
+            <wp:extent cx="2468880" cy="1528658"/>
+            <wp:effectExtent l="0" t="0" r="7620" b="0"/>
+            <wp:docPr id="17" name="图片 17"/>
+            <wp:cNvGraphicFramePr>
+              <a:graphicFrameLocks xmlns:a="http://schemas.openxmlformats.org/drawingml/2006/main" noChangeAspect="1"/>
+            </wp:cNvGraphicFramePr>
+            <a:graphic xmlns:a="http://schemas.openxmlformats.org/drawingml/2006/main">
+              <a:graphicData uri="http://schemas.openxmlformats.org/drawingml/2006/picture">
+                <pic:pic xmlns:pic="http://schemas.openxmlformats.org/drawingml/2006/picture">
+                  <pic:nvPicPr>
+                    <pic:cNvPr id="0" name="Picture 32"/>
+                    <pic:cNvPicPr>
+                      <a:picLocks noChangeAspect="1" noChangeArrowheads="1"/>
+                    </pic:cNvPicPr>
+                  </pic:nvPicPr>
+                  <pic:blipFill>
+                    <a:blip r:embed="rId18">
+                      <a:extLst>
+                        <a:ext uri="{28A0092B-C50C-407E-A947-70E740481C1C}">
+                          <a14:useLocalDpi xmlns:a14="http://schemas.microsoft.com/office/drawing/2010/main" val="0"/>
+                        </a:ext>
+                      </a:extLst>
+                    </a:blip>
+                    <a:srcRect/>
+                    <a:stretch>
+                      <a:fillRect/>
+                    </a:stretch>
+                  </pic:blipFill>
+                  <pic:spPr bwMode="auto">
+                    <a:xfrm>
+                      <a:off x="0" y="0"/>
+                      <a:ext cx="2485766" cy="1539113"/>
+                    </a:xfrm>
+                    <a:prstGeom prst="rect">
+                      <a:avLst/>
+                    </a:prstGeom>
+                    <a:noFill/>
+                    <a:ln>
+                      <a:noFill/>
+                    </a:ln>
+                  </pic:spPr>
+                </pic:pic>
+              </a:graphicData>
+            </a:graphic>
+          </wp:inline>
+        </w:drawing>
+      </w:r>
+    </w:p>
+    <w:p>
+      <w:pPr>
+        <w:widowControl/>
+        <w:rPr>
+          <w:rFonts w:ascii="宋体" w:eastAsia="宋体" w:hAnsi="宋体" w:cs="宋体" w:hint="eastAsia"/>
+          <w:kern w:val="0"/>
+          <w:sz w:val="24"/>
+          <w:szCs w:val="24"/>
+        </w:rPr>
+      </w:pPr>
+    </w:p>
+    <w:p>
+      <w:pPr>
+        <w:pStyle w:val="2"/>
+        <w:rPr>
+          <w:rFonts w:hint="eastAsia"/>
+        </w:rPr>
+      </w:pPr>
+      <w:r>
+        <w:rPr>
+          <w:rFonts w:hint="eastAsia"/>
+        </w:rPr>
+        <w:lastRenderedPageBreak/>
+        <w:t>===</w:t>
+      </w:r>
+      <w:r>
+        <w:rPr>
+          <w:rFonts w:hint="eastAsia"/>
+        </w:rPr>
+        <w:t>弹丸反射 - 实现</w:t>
+      </w:r>
+      <w:r>
+        <w:rPr>
+          <w:rFonts w:hint="eastAsia"/>
+        </w:rPr>
+        <w:t>===</w:t>
+      </w:r>
+    </w:p>
+    <w:p>
+      <w:pPr>
+        <w:pStyle w:val="3"/>
+        <w:rPr>
+          <w:rFonts w:hint="eastAsia"/>
+        </w:rPr>
+      </w:pPr>
+      <w:r>
+        <w:rPr>
+          <w:rFonts w:hint="eastAsia"/>
+        </w:rPr>
+        <w:t>基础插件</w:t>
+      </w:r>
+    </w:p>
+    <w:p>
+      <w:pPr>
+        <w:widowControl/>
+        <w:adjustRightInd w:val="0"/>
+        <w:snapToGrid w:val="0"/>
+        <w:jc w:val="left"/>
+        <w:rPr>
+          <w:rFonts w:ascii="Tahoma" w:eastAsia="微软雅黑" w:hAnsi="Tahoma"/>
+          <w:kern w:val="0"/>
+          <w:sz w:val="22"/>
+        </w:rPr>
+      </w:pPr>
+      <w:r>
+        <w:rPr>
+          <w:rFonts w:ascii="Tahoma" w:eastAsia="微软雅黑" w:hAnsi="Tahoma" w:hint="eastAsia"/>
+          <w:kern w:val="0"/>
+          <w:sz w:val="22"/>
+        </w:rPr>
+        <w:t>如果要从零开始设计，需要下图的插件：</w:t>
+      </w:r>
+    </w:p>
+    <w:p>
+      <w:pPr>
+        <w:widowControl/>
+        <w:adjustRightInd w:val="0"/>
+        <w:snapToGrid w:val="0"/>
+        <w:jc w:val="center"/>
+        <w:rPr>
+          <w:rFonts w:ascii="Tahoma" w:eastAsia="微软雅黑" w:hAnsi="Tahoma"/>
+          <w:kern w:val="0"/>
+          <w:sz w:val="22"/>
+        </w:rPr>
+      </w:pPr>
+      <w:r>
+        <w:rPr>
+          <w:rFonts w:ascii="Tahoma" w:eastAsia="微软雅黑" w:hAnsi="Tahoma" w:hint="eastAsia"/>
+          <w:noProof/>
+          <w:kern w:val="0"/>
+          <w:sz w:val="22"/>
+        </w:rPr>
+        <w:drawing>
+          <wp:inline distT="0" distB="0" distL="0" distR="0" wp14:anchorId="4C4A2B61" wp14:editId="7F637064">
+            <wp:extent cx="4968092" cy="2575560"/>
+            <wp:effectExtent l="0" t="0" r="4445" b="0"/>
+            <wp:docPr id="1165372797" name="图片 2"/>
+            <wp:cNvGraphicFramePr>
+              <a:graphicFrameLocks xmlns:a="http://schemas.openxmlformats.org/drawingml/2006/main" noChangeAspect="1"/>
+            </wp:cNvGraphicFramePr>
+            <a:graphic xmlns:a="http://schemas.openxmlformats.org/drawingml/2006/main">
+              <a:graphicData uri="http://schemas.openxmlformats.org/drawingml/2006/picture">
+                <pic:pic xmlns:pic="http://schemas.openxmlformats.org/drawingml/2006/picture">
+                  <pic:nvPicPr>
+                    <pic:cNvPr id="0" name="Picture 3"/>
+                    <pic:cNvPicPr>
+                      <a:picLocks noChangeAspect="1" noChangeArrowheads="1"/>
+                    </pic:cNvPicPr>
+                  </pic:nvPicPr>
+                  <pic:blipFill>
+                    <a:blip r:embed="rId19">
+                      <a:extLst>
+                        <a:ext uri="{28A0092B-C50C-407E-A947-70E740481C1C}">
+                          <a14:useLocalDpi xmlns:a14="http://schemas.microsoft.com/office/drawing/2010/main" val="0"/>
+                        </a:ext>
+                      </a:extLst>
+                    </a:blip>
+                    <a:srcRect/>
+                    <a:stretch>
+                      <a:fillRect/>
+                    </a:stretch>
+                  </pic:blipFill>
+                  <pic:spPr bwMode="auto">
+                    <a:xfrm>
+                      <a:off x="0" y="0"/>
+                      <a:ext cx="4976496" cy="2579917"/>
+                    </a:xfrm>
+                    <a:prstGeom prst="rect">
+                      <a:avLst/>
+                    </a:prstGeom>
+                    <a:noFill/>
+                    <a:ln>
+                      <a:noFill/>
+                    </a:ln>
+                  </pic:spPr>
+                </pic:pic>
+              </a:graphicData>
+            </a:graphic>
+          </wp:inline>
+        </w:drawing>
+      </w:r>
+    </w:p>
+    <w:p>
+      <w:pPr>
+        <w:widowControl/>
+        <w:adjustRightInd w:val="0"/>
+        <w:snapToGrid w:val="0"/>
+        <w:jc w:val="center"/>
+        <w:rPr>
+          <w:rFonts w:ascii="Tahoma" w:eastAsia="微软雅黑" w:hAnsi="Tahoma"/>
+          <w:kern w:val="0"/>
+          <w:sz w:val="22"/>
+        </w:rPr>
+      </w:pPr>
+      <w:r>
+        <w:rPr>
+          <w:rFonts w:ascii="Tahoma" w:eastAsia="微软雅黑" w:hAnsi="Tahoma" w:hint="eastAsia"/>
+          <w:noProof/>
+          <w:kern w:val="0"/>
+          <w:sz w:val="22"/>
+        </w:rPr>
+        <w:drawing>
+          <wp:inline distT="0" distB="0" distL="0" distR="0" wp14:anchorId="41846CE1" wp14:editId="7A1FE7C3">
+            <wp:extent cx="4952365" cy="2522689"/>
+            <wp:effectExtent l="0" t="0" r="635" b="0"/>
+            <wp:docPr id="1140145622" name="图片 3"/>
+            <wp:cNvGraphicFramePr>
+              <a:graphicFrameLocks xmlns:a="http://schemas.openxmlformats.org/drawingml/2006/main" noChangeAspect="1"/>
+            </wp:cNvGraphicFramePr>
+            <a:graphic xmlns:a="http://schemas.openxmlformats.org/drawingml/2006/main">
+              <a:graphicData uri="http://schemas.openxmlformats.org/drawingml/2006/picture">
+                <pic:pic xmlns:pic="http://schemas.openxmlformats.org/drawingml/2006/picture">
+                  <pic:nvPicPr>
+                    <pic:cNvPr id="0" name="Picture 5"/>
+                    <pic:cNvPicPr>
+                      <a:picLocks noChangeAspect="1" noChangeArrowheads="1"/>
+                    </pic:cNvPicPr>
+                  </pic:nvPicPr>
+                  <pic:blipFill>
+                    <a:blip r:embed="rId20">
+                      <a:extLst>
+                        <a:ext uri="{28A0092B-C50C-407E-A947-70E740481C1C}">
+                          <a14:useLocalDpi xmlns:a14="http://schemas.microsoft.com/office/drawing/2010/main" val="0"/>
+                        </a:ext>
+                      </a:extLst>
+                    </a:blip>
+                    <a:srcRect/>
+                    <a:stretch>
+                      <a:fillRect/>
+                    </a:stretch>
+                  </pic:blipFill>
+                  <pic:spPr bwMode="auto">
+                    <a:xfrm>
+                      <a:off x="0" y="0"/>
+                      <a:ext cx="4963209" cy="2528213"/>
+                    </a:xfrm>
+                    <a:prstGeom prst="rect">
+                      <a:avLst/>
+                    </a:prstGeom>
+                    <a:noFill/>
+                    <a:ln>
+                      <a:noFill/>
+                    </a:ln>
+                  </pic:spPr>
+                </pic:pic>
+              </a:graphicData>
+            </a:graphic>
+          </wp:inline>
+        </w:drawing>
+      </w:r>
+    </w:p>
+    <w:p>
+      <w:pPr>
+        <w:widowControl/>
+        <w:snapToGrid w:val="0"/>
+        <w:jc w:val="left"/>
+        <w:rPr>
+          <w:rFonts w:ascii="Tahoma" w:eastAsia="微软雅黑" w:hAnsi="Tahoma"/>
+          <w:b/>
+          <w:bCs/>
+          <w:kern w:val="0"/>
+          <w:sz w:val="22"/>
+        </w:rPr>
+      </w:pPr>
+      <w:r>
+        <w:rPr>
+          <w:rFonts w:ascii="Tahoma" w:eastAsia="微软雅黑" w:hAnsi="Tahoma" w:hint="eastAsia"/>
+          <w:b/>
+          <w:bCs/>
+          <w:kern w:val="0"/>
+          <w:sz w:val="22"/>
+        </w:rPr>
+        <w:t>注意，该文档</w:t>
+      </w:r>
+      <w:r>
+        <w:rPr>
+          <w:rFonts w:ascii="Tahoma" w:eastAsia="微软雅黑" w:hAnsi="Tahoma" w:hint="eastAsia"/>
+          <w:b/>
+          <w:bCs/>
+          <w:kern w:val="0"/>
+          <w:sz w:val="22"/>
+        </w:rPr>
+        <w:t>只</w:t>
+      </w:r>
+      <w:r>
+        <w:rPr>
+          <w:rFonts w:ascii="Tahoma" w:eastAsia="微软雅黑" w:hAnsi="Tahoma" w:hint="eastAsia"/>
+          <w:b/>
+          <w:bCs/>
+          <w:kern w:val="0"/>
+          <w:sz w:val="22"/>
+        </w:rPr>
+        <w:t>详细说明</w:t>
+      </w:r>
+      <w:r>
+        <w:rPr>
+          <w:rFonts w:ascii="Tahoma" w:eastAsia="微软雅黑" w:hAnsi="Tahoma" w:hint="eastAsia"/>
+          <w:b/>
+          <w:bCs/>
+          <w:kern w:val="0"/>
+          <w:sz w:val="22"/>
+        </w:rPr>
+        <w:t xml:space="preserve"> </w:t>
+      </w:r>
+      <w:r>
+        <w:rPr>
+          <w:rFonts w:ascii="Tahoma" w:eastAsia="微软雅黑" w:hAnsi="Tahoma" w:hint="eastAsia"/>
+          <w:b/>
+          <w:bCs/>
+          <w:kern w:val="0"/>
+          <w:sz w:val="22"/>
+        </w:rPr>
+        <w:t>整体</w:t>
+      </w:r>
+      <w:r>
+        <w:rPr>
+          <w:rFonts w:ascii="Tahoma" w:eastAsia="微软雅黑" w:hAnsi="Tahoma" w:hint="eastAsia"/>
+          <w:b/>
+          <w:bCs/>
+          <w:kern w:val="0"/>
+          <w:sz w:val="22"/>
+        </w:rPr>
+        <w:t>设计</w:t>
+      </w:r>
+      <w:r>
+        <w:rPr>
+          <w:rFonts w:ascii="Tahoma" w:eastAsia="微软雅黑" w:hAnsi="Tahoma" w:hint="eastAsia"/>
+          <w:b/>
+          <w:bCs/>
+          <w:kern w:val="0"/>
+          <w:sz w:val="22"/>
+        </w:rPr>
+        <w:t>思路</w:t>
+      </w:r>
+      <w:r>
+        <w:rPr>
+          <w:rFonts w:ascii="Tahoma" w:eastAsia="微软雅黑" w:hAnsi="Tahoma" w:hint="eastAsia"/>
+          <w:b/>
+          <w:bCs/>
+          <w:kern w:val="0"/>
+          <w:sz w:val="22"/>
+        </w:rPr>
+        <w:t xml:space="preserve"> </w:t>
+      </w:r>
+      <w:r>
+        <w:rPr>
+          <w:rFonts w:ascii="Tahoma" w:eastAsia="微软雅黑" w:hAnsi="Tahoma" w:hint="eastAsia"/>
+          <w:b/>
+          <w:bCs/>
+          <w:kern w:val="0"/>
+          <w:sz w:val="22"/>
+        </w:rPr>
+        <w:t>和</w:t>
+      </w:r>
+      <w:r>
+        <w:rPr>
+          <w:rFonts w:ascii="Tahoma" w:eastAsia="微软雅黑" w:hAnsi="Tahoma" w:hint="eastAsia"/>
+          <w:b/>
+          <w:bCs/>
+          <w:kern w:val="0"/>
+          <w:sz w:val="22"/>
+        </w:rPr>
+        <w:t xml:space="preserve"> </w:t>
+      </w:r>
+      <w:r>
+        <w:rPr>
+          <w:rFonts w:ascii="Tahoma" w:eastAsia="微软雅黑" w:hAnsi="Tahoma" w:hint="eastAsia"/>
+          <w:b/>
+          <w:bCs/>
+          <w:kern w:val="0"/>
+          <w:sz w:val="22"/>
+        </w:rPr>
+        <w:t>解谜方法</w:t>
+      </w:r>
+      <w:r>
+        <w:rPr>
+          <w:rFonts w:ascii="Tahoma" w:eastAsia="微软雅黑" w:hAnsi="Tahoma" w:hint="eastAsia"/>
+          <w:b/>
+          <w:bCs/>
+          <w:kern w:val="0"/>
+          <w:sz w:val="22"/>
+        </w:rPr>
+        <w:t xml:space="preserve"> </w:t>
+      </w:r>
+      <w:r>
+        <w:rPr>
+          <w:rFonts w:ascii="Tahoma" w:eastAsia="微软雅黑" w:hAnsi="Tahoma" w:hint="eastAsia"/>
+          <w:b/>
+          <w:bCs/>
+          <w:kern w:val="0"/>
+          <w:sz w:val="22"/>
+        </w:rPr>
+        <w:t>。</w:t>
+      </w:r>
+    </w:p>
+    <w:p>
+      <w:pPr>
+        <w:widowControl/>
+        <w:snapToGrid w:val="0"/>
+        <w:jc w:val="left"/>
+        <w:rPr>
+          <w:rFonts w:ascii="Tahoma" w:eastAsia="微软雅黑" w:hAnsi="Tahoma"/>
+          <w:b/>
+          <w:bCs/>
+          <w:kern w:val="0"/>
+          <w:sz w:val="22"/>
+        </w:rPr>
+      </w:pPr>
+      <w:r>
+        <w:rPr>
+          <w:rFonts w:ascii="Tahoma" w:eastAsia="微软雅黑" w:hAnsi="Tahoma" w:hint="eastAsia"/>
+          <w:b/>
+          <w:bCs/>
+          <w:kern w:val="0"/>
+          <w:sz w:val="22"/>
+        </w:rPr>
+        <w:t>对于</w:t>
+      </w:r>
+      <w:r>
+        <w:rPr>
+          <w:rFonts w:ascii="Tahoma" w:eastAsia="微软雅黑" w:hAnsi="Tahoma" w:hint="eastAsia"/>
+          <w:b/>
+          <w:bCs/>
+          <w:kern w:val="0"/>
+          <w:sz w:val="22"/>
+        </w:rPr>
+        <w:t>弹丸事件的设计方法</w:t>
+      </w:r>
+      <w:r>
+        <w:rPr>
+          <w:rFonts w:ascii="Tahoma" w:eastAsia="微软雅黑" w:hAnsi="Tahoma" w:hint="eastAsia"/>
+          <w:b/>
+          <w:bCs/>
+          <w:kern w:val="0"/>
+          <w:sz w:val="22"/>
+        </w:rPr>
+        <w:t>，</w:t>
+      </w:r>
+      <w:r>
+        <w:rPr>
+          <w:rFonts w:ascii="Tahoma" w:eastAsia="微软雅黑" w:hAnsi="Tahoma" w:hint="eastAsia"/>
+          <w:b/>
+          <w:bCs/>
+          <w:kern w:val="0"/>
+          <w:sz w:val="22"/>
+        </w:rPr>
+        <w:t>可以</w:t>
+      </w:r>
+      <w:r>
+        <w:rPr>
+          <w:rFonts w:ascii="Tahoma" w:eastAsia="微软雅黑" w:hAnsi="Tahoma" w:hint="eastAsia"/>
+          <w:b/>
+          <w:bCs/>
+          <w:kern w:val="0"/>
+          <w:sz w:val="22"/>
+        </w:rPr>
+        <w:t>去看看：“</w:t>
+      </w:r>
+      <w:r>
+        <w:rPr>
+          <w:rFonts w:ascii="Tahoma" w:eastAsia="微软雅黑" w:hAnsi="Tahoma"/>
+          <w:b/>
+          <w:bCs/>
+          <w:kern w:val="0"/>
+          <w:sz w:val="22"/>
+        </w:rPr>
+        <w:t>9.</w:t>
+      </w:r>
+      <w:r>
+        <w:rPr>
+          <w:rFonts w:ascii="Tahoma" w:eastAsia="微软雅黑" w:hAnsi="Tahoma"/>
+          <w:b/>
+          <w:bCs/>
+          <w:kern w:val="0"/>
+          <w:sz w:val="22"/>
+        </w:rPr>
+        <w:t>物体触发</w:t>
+      </w:r>
+      <w:r>
+        <w:rPr>
+          <w:rFonts w:ascii="Tahoma" w:eastAsia="微软雅黑" w:hAnsi="Tahoma"/>
+          <w:b/>
+          <w:bCs/>
+          <w:kern w:val="0"/>
+          <w:sz w:val="22"/>
+        </w:rPr>
+        <w:t xml:space="preserve"> &gt; </w:t>
+      </w:r>
+      <w:r>
+        <w:rPr>
+          <w:rFonts w:ascii="Tahoma" w:eastAsia="微软雅黑" w:hAnsi="Tahoma"/>
+          <w:b/>
+          <w:bCs/>
+          <w:kern w:val="0"/>
+          <w:sz w:val="22"/>
+        </w:rPr>
+        <w:t>物体设计</w:t>
+      </w:r>
+      <w:r>
+        <w:rPr>
+          <w:rFonts w:ascii="Tahoma" w:eastAsia="微软雅黑" w:hAnsi="Tahoma"/>
+          <w:b/>
+          <w:bCs/>
+          <w:kern w:val="0"/>
+          <w:sz w:val="22"/>
+        </w:rPr>
+        <w:t>-</w:t>
+      </w:r>
+      <w:r>
+        <w:rPr>
+          <w:rFonts w:ascii="Tahoma" w:eastAsia="微软雅黑" w:hAnsi="Tahoma"/>
+          <w:b/>
+          <w:bCs/>
+          <w:kern w:val="0"/>
+          <w:sz w:val="22"/>
+        </w:rPr>
+        <w:t>简易弹丸制作</w:t>
+      </w:r>
+      <w:r>
+        <w:rPr>
+          <w:rFonts w:ascii="Tahoma" w:eastAsia="微软雅黑" w:hAnsi="Tahoma"/>
+          <w:b/>
+          <w:bCs/>
+          <w:kern w:val="0"/>
+          <w:sz w:val="22"/>
+        </w:rPr>
+        <w:t>.docx</w:t>
+      </w:r>
+      <w:r>
+        <w:rPr>
+          <w:rFonts w:ascii="Tahoma" w:eastAsia="微软雅黑" w:hAnsi="Tahoma" w:hint="eastAsia"/>
+          <w:b/>
+          <w:bCs/>
+          <w:kern w:val="0"/>
+          <w:sz w:val="22"/>
+        </w:rPr>
+        <w:t>”</w:t>
+      </w:r>
+    </w:p>
+    <w:p>
+      <w:pPr>
+        <w:widowControl/>
+        <w:jc w:val="left"/>
+        <w:rPr>
+          <w:rFonts w:ascii="宋体" w:eastAsia="宋体" w:hAnsi="宋体" w:cs="宋体"/>
+          <w:kern w:val="0"/>
+          <w:sz w:val="24"/>
+          <w:szCs w:val="24"/>
+        </w:rPr>
+      </w:pPr>
+    </w:p>
+    <w:p>
+      <w:pPr>
+        <w:widowControl/>
+        <w:jc w:val="left"/>
+        <w:rPr>
+          <w:rFonts w:ascii="宋体" w:eastAsia="宋体" w:hAnsi="宋体" w:cs="宋体" w:hint="eastAsia"/>
+          <w:kern w:val="0"/>
+          <w:sz w:val="24"/>
+          <w:szCs w:val="24"/>
+        </w:rPr>
+      </w:pPr>
+      <w:r>
+        <w:rPr>
+          <w:rFonts w:ascii="宋体" w:eastAsia="宋体" w:hAnsi="宋体" w:cs="宋体" w:hint="eastAsia"/>
+          <w:kern w:val="0"/>
+          <w:sz w:val="24"/>
+          <w:szCs w:val="24"/>
+        </w:rPr>
+        <w:br w:type="page"/>
+      </w:r>
+    </w:p>
+    <w:p>
+      <w:pPr>
+        <w:pStyle w:val="3"/>
+        <w:rPr>
+          <w:rFonts w:hint="eastAsia"/>
+        </w:rPr>
+      </w:pPr>
+      <w:r>
+        <w:rPr>
+          <w:rFonts w:hint="eastAsia"/>
+        </w:rPr>
+        <w:lastRenderedPageBreak/>
+        <w:t>基础配置</w:t>
       </w:r>
     </w:p>
     <w:p>
@@ -901,13 +3623,7 @@
         <w:rPr>
           <w:rFonts w:hint="eastAsia"/>
         </w:rPr>
-        <w:t>）</w:t>
-      </w:r>
-      <w:r>
-        <w:rPr>
-          <w:rFonts w:hint="eastAsia"/>
-        </w:rPr>
-        <w:t>地形设计</w:t>
+        <w:t>）地形设计</w:t>
       </w:r>
     </w:p>
     <w:p>
@@ -928,31 +3644,7 @@
           <w:kern w:val="0"/>
           <w:sz w:val="22"/>
         </w:rPr>
-        <w:t>你需要留意</w:t>
-      </w:r>
-      <w:r>
-        <w:rPr>
-          <w:rFonts w:ascii="Tahoma" w:eastAsia="微软雅黑" w:hAnsi="Tahoma" w:hint="eastAsia"/>
-          <w:kern w:val="0"/>
-          <w:sz w:val="22"/>
-        </w:rPr>
-        <w:t>可通行的图块</w:t>
-      </w:r>
-      <w:r>
-        <w:rPr>
-          <w:rFonts w:ascii="Tahoma" w:eastAsia="微软雅黑" w:hAnsi="Tahoma" w:hint="eastAsia"/>
-          <w:kern w:val="0"/>
-          <w:sz w:val="22"/>
-        </w:rPr>
-        <w:t>、墙壁</w:t>
-      </w:r>
-      <w:r>
-        <w:rPr>
-          <w:rFonts w:ascii="Tahoma" w:eastAsia="微软雅黑" w:hAnsi="Tahoma" w:hint="eastAsia"/>
-          <w:kern w:val="0"/>
-          <w:sz w:val="22"/>
-        </w:rPr>
-        <w:t>。</w:t>
+        <w:t>你需要留意可通行的图块、墙壁。</w:t>
       </w:r>
     </w:p>
     <w:p>
@@ -975,7 +3667,7 @@
           <w:szCs w:val="24"/>
         </w:rPr>
         <w:drawing>
-          <wp:inline distT="0" distB="0" distL="0" distR="0" wp14:anchorId="58D0F454" wp14:editId="559728C9">
+          <wp:inline distT="0" distB="0" distL="0" distR="0" wp14:anchorId="41469C61" wp14:editId="4CEA027D">
             <wp:extent cx="4472940" cy="1868662"/>
             <wp:effectExtent l="0" t="0" r="3810" b="0"/>
             <wp:docPr id="2" name="图片 2"/>
@@ -1098,7 +3790,7 @@
           <w:szCs w:val="24"/>
         </w:rPr>
         <w:drawing>
-          <wp:inline distT="0" distB="0" distL="0" distR="0" wp14:anchorId="5899FF1D" wp14:editId="180F5121">
+          <wp:inline distT="0" distB="0" distL="0" distR="0" wp14:anchorId="486E59AA" wp14:editId="4C72A9F2">
             <wp:extent cx="4320380" cy="1783080"/>
             <wp:effectExtent l="0" t="0" r="4445" b="7620"/>
             <wp:docPr id="20" name="图片 20"/>
@@ -1115,7 +3807,7 @@
                     </pic:cNvPicPr>
                   </pic:nvPicPr>
                   <pic:blipFill>
-                    <a:blip r:embed="rId11">
+                    <a:blip r:embed="rId21">
                       <a:extLst>
                         <a:ext uri="{28A0092B-C50C-407E-A947-70E740481C1C}">
                           <a14:useLocalDpi xmlns:a14="http://schemas.microsoft.com/office/drawing/2010/main" val="0"/>
@@ -1151,7 +3843,7 @@
       <w:pPr>
         <w:widowControl/>
         <w:rPr>
-          <w:rFonts w:ascii="宋体" w:eastAsia="宋体" w:hAnsi="宋体" w:cs="宋体"/>
+          <w:rFonts w:ascii="宋体" w:eastAsia="宋体" w:hAnsi="宋体" w:cs="宋体" w:hint="eastAsia"/>
           <w:kern w:val="0"/>
           <w:sz w:val="24"/>
           <w:szCs w:val="24"/>
@@ -1181,13 +3873,7 @@
         <w:rPr>
           <w:rFonts w:hint="eastAsia"/>
         </w:rPr>
-        <w:t>图标</w:t>
-      </w:r>
-      <w:r>
-        <w:rPr>
-          <w:rFonts w:hint="eastAsia"/>
-        </w:rPr>
-        <w:t>设置</w:t>
+        <w:t>图标设置</w:t>
       </w:r>
     </w:p>
     <w:p>
@@ -1290,7 +3976,7 @@
         <w:snapToGrid w:val="0"/>
         <w:jc w:val="left"/>
         <w:rPr>
-          <w:rFonts w:ascii="Tahoma" w:eastAsia="微软雅黑" w:hAnsi="Tahoma" w:hint="eastAsia"/>
+          <w:rFonts w:ascii="Tahoma" w:eastAsia="微软雅黑" w:hAnsi="Tahoma"/>
           <w:kern w:val="0"/>
           <w:sz w:val="22"/>
         </w:rPr>
@@ -1330,7 +4016,7 @@
           <w:noProof/>
         </w:rPr>
         <w:drawing>
-          <wp:inline distT="0" distB="0" distL="0" distR="0" wp14:anchorId="5DBBC60A" wp14:editId="029D6362">
+          <wp:inline distT="0" distB="0" distL="0" distR="0" wp14:anchorId="65EE84ED" wp14:editId="0A6E540A">
             <wp:extent cx="1424940" cy="1438910"/>
             <wp:effectExtent l="0" t="0" r="3810" b="8890"/>
             <wp:docPr id="1174564507" name="图片 4"/>
@@ -1347,7 +4033,7 @@
                     </pic:cNvPicPr>
                   </pic:nvPicPr>
                   <pic:blipFill>
-                    <a:blip r:embed="rId12">
+                    <a:blip r:embed="rId22">
                       <a:extLst>
                         <a:ext uri="{28A0092B-C50C-407E-A947-70E740481C1C}">
                           <a14:useLocalDpi xmlns:a14="http://schemas.microsoft.com/office/drawing/2010/main" val="0"/>
@@ -1386,7 +4072,7 @@
         <w:snapToGrid w:val="0"/>
         <w:jc w:val="left"/>
         <w:rPr>
-          <w:rFonts w:ascii="Tahoma" w:eastAsia="微软雅黑" w:hAnsi="Tahoma" w:hint="eastAsia"/>
+          <w:rFonts w:ascii="Tahoma" w:eastAsia="微软雅黑" w:hAnsi="Tahoma"/>
           <w:kern w:val="0"/>
           <w:sz w:val="22"/>
         </w:rPr>
@@ -1416,13 +4102,7 @@
         <w:rPr>
           <w:rFonts w:hint="eastAsia"/>
         </w:rPr>
-        <w:t>物品</w:t>
-      </w:r>
-      <w:r>
-        <w:rPr>
-          <w:rFonts w:hint="eastAsia"/>
-        </w:rPr>
-        <w:t>设置</w:t>
+        <w:t>物品设置</w:t>
       </w:r>
     </w:p>
     <w:p>
@@ -1432,7 +4112,7 @@
         <w:snapToGrid w:val="0"/>
         <w:jc w:val="left"/>
         <w:rPr>
-          <w:rFonts w:ascii="Tahoma" w:eastAsia="微软雅黑" w:hAnsi="Tahoma" w:hint="eastAsia"/>
+          <w:rFonts w:ascii="Tahoma" w:eastAsia="微软雅黑" w:hAnsi="Tahoma"/>
           <w:kern w:val="0"/>
           <w:sz w:val="22"/>
         </w:rPr>
@@ -1525,7 +4205,7 @@
         <w:snapToGrid w:val="0"/>
         <w:jc w:val="left"/>
         <w:rPr>
-          <w:rFonts w:ascii="Tahoma" w:eastAsia="微软雅黑" w:hAnsi="Tahoma" w:hint="eastAsia"/>
+          <w:rFonts w:ascii="Tahoma" w:eastAsia="微软雅黑" w:hAnsi="Tahoma"/>
           <w:kern w:val="0"/>
           <w:sz w:val="22"/>
         </w:rPr>
@@ -1582,7 +4262,7 @@
           <w:noProof/>
         </w:rPr>
         <w:drawing>
-          <wp:inline distT="0" distB="0" distL="0" distR="0" wp14:anchorId="4021B817" wp14:editId="5FABD756">
+          <wp:inline distT="0" distB="0" distL="0" distR="0" wp14:anchorId="459AB23D" wp14:editId="5AB4A740">
             <wp:extent cx="3622677" cy="2232660"/>
             <wp:effectExtent l="0" t="0" r="0" b="0"/>
             <wp:docPr id="1738778847" name="图片 5"/>
@@ -1599,7 +4279,7 @@
                     </pic:cNvPicPr>
                   </pic:nvPicPr>
                   <pic:blipFill>
-                    <a:blip r:embed="rId13">
+                    <a:blip r:embed="rId23">
                       <a:extLst>
                         <a:ext uri="{28A0092B-C50C-407E-A947-70E740481C1C}">
                           <a14:useLocalDpi xmlns:a14="http://schemas.microsoft.com/office/drawing/2010/main" val="0"/>
@@ -1635,7 +4315,7 @@
       <w:pPr>
         <w:widowControl/>
         <w:rPr>
-          <w:rFonts w:ascii="宋体" w:eastAsia="宋体" w:hAnsi="宋体" w:cs="宋体"/>
+          <w:rFonts w:ascii="宋体" w:eastAsia="宋体" w:hAnsi="宋体" w:cs="宋体" w:hint="eastAsia"/>
           <w:kern w:val="0"/>
           <w:sz w:val="24"/>
           <w:szCs w:val="24"/>
@@ -1665,13 +4345,7 @@
         <w:rPr>
           <w:rFonts w:hint="eastAsia"/>
         </w:rPr>
-        <w:t>动画</w:t>
-      </w:r>
-      <w:r>
-        <w:rPr>
-          <w:rFonts w:hint="eastAsia"/>
-        </w:rPr>
-        <w:t>设置</w:t>
+        <w:t>动画设置</w:t>
       </w:r>
     </w:p>
     <w:p>
@@ -1734,7 +4408,7 @@
         <w:snapToGrid w:val="0"/>
         <w:jc w:val="left"/>
         <w:rPr>
-          <w:rFonts w:ascii="Tahoma" w:eastAsia="微软雅黑" w:hAnsi="Tahoma" w:hint="eastAsia"/>
+          <w:rFonts w:ascii="Tahoma" w:eastAsia="微软雅黑" w:hAnsi="Tahoma"/>
           <w:kern w:val="0"/>
           <w:sz w:val="22"/>
         </w:rPr>
@@ -1763,11 +4437,12 @@
       <w:r>
         <w:rPr>
           <w:rFonts w:ascii="Tahoma" w:eastAsia="微软雅黑" w:hAnsi="Tahoma" w:hint="eastAsia"/>
+          <w:noProof/>
           <w:kern w:val="0"/>
           <w:sz w:val="22"/>
         </w:rPr>
         <w:drawing>
-          <wp:inline distT="0" distB="0" distL="0" distR="0" wp14:anchorId="56BF6E3E" wp14:editId="1E9FC1D9">
+          <wp:inline distT="0" distB="0" distL="0" distR="0" wp14:anchorId="5F811AF7" wp14:editId="76F451F7">
             <wp:extent cx="3646053" cy="2674620"/>
             <wp:effectExtent l="0" t="0" r="0" b="0"/>
             <wp:docPr id="2079624164" name="图片 6"/>
@@ -1784,7 +4459,7 @@
                     </pic:cNvPicPr>
                   </pic:nvPicPr>
                   <pic:blipFill>
-                    <a:blip r:embed="rId14">
+                    <a:blip r:embed="rId24">
                       <a:extLst>
                         <a:ext uri="{28A0092B-C50C-407E-A947-70E740481C1C}">
                           <a14:useLocalDpi xmlns:a14="http://schemas.microsoft.com/office/drawing/2010/main" val="0"/>
@@ -1823,7 +4498,7 @@
         <w:snapToGrid w:val="0"/>
         <w:jc w:val="left"/>
         <w:rPr>
-          <w:rFonts w:ascii="Tahoma" w:eastAsia="微软雅黑" w:hAnsi="Tahoma" w:hint="eastAsia"/>
+          <w:rFonts w:ascii="Tahoma" w:eastAsia="微软雅黑" w:hAnsi="Tahoma"/>
           <w:kern w:val="0"/>
           <w:sz w:val="22"/>
         </w:rPr>
@@ -1906,15 +4581,7 @@
           <w:kern w:val="0"/>
           <w:sz w:val="22"/>
         </w:rPr>
-        <w:t>的弹丸事件，</w:t>
-      </w:r>
-      <w:r>
-        <w:rPr>
-          <w:rFonts w:ascii="Tahoma" w:eastAsia="微软雅黑" w:hAnsi="Tahoma" w:hint="eastAsia"/>
-          <w:kern w:val="0"/>
-          <w:sz w:val="22"/>
-        </w:rPr>
-        <w:t>事件</w:t>
+        <w:t>的弹丸事件，事件</w:t>
       </w:r>
       <w:proofErr w:type="gramStart"/>
       <w:r>
@@ -1942,42 +4609,18 @@
         <w:snapToGrid w:val="0"/>
         <w:jc w:val="left"/>
         <w:rPr>
-          <w:rFonts w:ascii="Tahoma" w:eastAsia="微软雅黑" w:hAnsi="Tahoma" w:hint="eastAsia"/>
-          <w:kern w:val="0"/>
-          <w:sz w:val="22"/>
-        </w:rPr>
-      </w:pPr>
-      <w:r>
-        <w:rPr>
-          <w:rFonts w:ascii="Tahoma" w:eastAsia="微软雅黑" w:hAnsi="Tahoma" w:hint="eastAsia"/>
-          <w:kern w:val="0"/>
-          <w:sz w:val="22"/>
-        </w:rPr>
-        <w:t>注意模板管理层，在新</w:t>
-      </w:r>
-      <w:r>
-        <w:rPr>
-          <w:rFonts w:ascii="Tahoma" w:eastAsia="微软雅黑" w:hAnsi="Tahoma" w:hint="eastAsia"/>
-          <w:kern w:val="0"/>
-          <w:sz w:val="22"/>
-        </w:rPr>
-        <w:t>工程中</w:t>
-      </w:r>
-      <w:r>
-        <w:rPr>
-          <w:rFonts w:ascii="Tahoma" w:eastAsia="微软雅黑" w:hAnsi="Tahoma" w:hint="eastAsia"/>
-          <w:kern w:val="0"/>
-          <w:sz w:val="22"/>
-        </w:rPr>
-        <w:t>的</w:t>
-      </w:r>
-      <w:r>
-        <w:rPr>
-          <w:rFonts w:ascii="Tahoma" w:eastAsia="微软雅黑" w:hAnsi="Tahoma" w:hint="eastAsia"/>
-          <w:kern w:val="0"/>
-          <w:sz w:val="22"/>
-        </w:rPr>
-        <w:t>地图</w:t>
+          <w:rFonts w:ascii="Tahoma" w:eastAsia="微软雅黑" w:hAnsi="Tahoma"/>
+          <w:kern w:val="0"/>
+          <w:sz w:val="22"/>
+        </w:rPr>
+      </w:pPr>
+      <w:r>
+        <w:rPr>
+          <w:rFonts w:ascii="Tahoma" w:eastAsia="微软雅黑" w:hAnsi="Tahoma" w:hint="eastAsia"/>
+          <w:kern w:val="0"/>
+          <w:sz w:val="22"/>
+        </w:rPr>
+        <w:t>注意模板管理层，在新工程中的地图</w:t>
       </w:r>
       <w:r>
         <w:rPr>
@@ -2030,7 +4673,7 @@
           <w:noProof/>
         </w:rPr>
         <w:drawing>
-          <wp:inline distT="0" distB="0" distL="0" distR="0" wp14:anchorId="513FF273" wp14:editId="7CE57F15">
+          <wp:inline distT="0" distB="0" distL="0" distR="0" wp14:anchorId="15F96193" wp14:editId="1B210D29">
             <wp:extent cx="4992259" cy="899160"/>
             <wp:effectExtent l="0" t="0" r="0" b="0"/>
             <wp:docPr id="1914153426" name="图片 1"/>
@@ -2047,7 +4690,7 @@
                     </pic:cNvPicPr>
                   </pic:nvPicPr>
                   <pic:blipFill>
-                    <a:blip r:embed="rId15">
+                    <a:blip r:embed="rId25">
                       <a:extLst>
                         <a:ext uri="{28A0092B-C50C-407E-A947-70E740481C1C}">
                           <a14:useLocalDpi xmlns:a14="http://schemas.microsoft.com/office/drawing/2010/main" val="0"/>
@@ -2086,7 +4729,7 @@
         <w:snapToGrid w:val="0"/>
         <w:jc w:val="center"/>
         <w:rPr>
-          <w:rFonts w:ascii="Tahoma" w:eastAsia="微软雅黑" w:hAnsi="Tahoma" w:hint="eastAsia"/>
+          <w:rFonts w:ascii="Tahoma" w:eastAsia="微软雅黑" w:hAnsi="Tahoma"/>
           <w:kern w:val="0"/>
           <w:sz w:val="22"/>
         </w:rPr>
@@ -2098,7 +4741,7 @@
         </w:rPr>
         <w:lastRenderedPageBreak/>
         <w:drawing>
-          <wp:inline distT="0" distB="0" distL="0" distR="0" wp14:anchorId="1619D5F7" wp14:editId="4210FE8B">
+          <wp:inline distT="0" distB="0" distL="0" distR="0" wp14:anchorId="5E029FAE" wp14:editId="25B4C27C">
             <wp:extent cx="2240280" cy="1047314"/>
             <wp:effectExtent l="0" t="0" r="7620" b="635"/>
             <wp:docPr id="641071185" name="图片 2"/>
@@ -2115,7 +4758,7 @@
                     </pic:cNvPicPr>
                   </pic:nvPicPr>
                   <pic:blipFill>
-                    <a:blip r:embed="rId16">
+                    <a:blip r:embed="rId26">
                       <a:extLst>
                         <a:ext uri="{28A0092B-C50C-407E-A947-70E740481C1C}">
                           <a14:useLocalDpi xmlns:a14="http://schemas.microsoft.com/office/drawing/2010/main" val="0"/>
@@ -2159,7 +4802,7 @@
           <w:noProof/>
         </w:rPr>
         <w:drawing>
-          <wp:inline distT="0" distB="0" distL="0" distR="0" wp14:anchorId="287CA23C" wp14:editId="4D27B243">
+          <wp:inline distT="0" distB="0" distL="0" distR="0" wp14:anchorId="2295D495" wp14:editId="6909212F">
             <wp:extent cx="1723444" cy="1189355"/>
             <wp:effectExtent l="0" t="0" r="0" b="0"/>
             <wp:docPr id="1367645220" name="图片 1"/>
@@ -2176,7 +4819,7 @@
                     </pic:cNvPicPr>
                   </pic:nvPicPr>
                   <pic:blipFill>
-                    <a:blip r:embed="rId17">
+                    <a:blip r:embed="rId27">
                       <a:extLst>
                         <a:ext uri="{28A0092B-C50C-407E-A947-70E740481C1C}">
                           <a14:useLocalDpi xmlns:a14="http://schemas.microsoft.com/office/drawing/2010/main" val="0"/>
@@ -2215,7 +4858,7 @@
         <w:snapToGrid w:val="0"/>
         <w:jc w:val="left"/>
         <w:rPr>
-          <w:rFonts w:ascii="Tahoma" w:eastAsia="微软雅黑" w:hAnsi="Tahoma" w:hint="eastAsia"/>
+          <w:rFonts w:ascii="Tahoma" w:eastAsia="微软雅黑" w:hAnsi="Tahoma"/>
           <w:kern w:val="0"/>
           <w:sz w:val="22"/>
         </w:rPr>
@@ -2352,33 +4995,172 @@
         <w:rPr>
           <w:rFonts w:hint="eastAsia"/>
         </w:rPr>
-        <w:t>插件-</w:t>
-      </w:r>
-      <w:r>
-        <w:rPr>
-          <w:rFonts w:hint="eastAsia"/>
+        <w:t>插件-镜头</w:t>
+      </w:r>
+      <w:proofErr w:type="gramStart"/>
+      <w:r>
+        <w:rPr>
+          <w:rFonts w:hint="eastAsia"/>
+        </w:rPr>
+        <w:t>外事件</w:t>
+      </w:r>
+      <w:proofErr w:type="gramEnd"/>
+      <w:r>
+        <w:rPr>
+          <w:rFonts w:hint="eastAsia"/>
+        </w:rPr>
+        <w:t>保持移动</w:t>
+      </w:r>
+    </w:p>
+    <w:p>
+      <w:pPr>
+        <w:widowControl/>
+        <w:adjustRightInd w:val="0"/>
+        <w:snapToGrid w:val="0"/>
+        <w:jc w:val="left"/>
+        <w:rPr>
+          <w:rFonts w:ascii="Tahoma" w:eastAsia="微软雅黑" w:hAnsi="Tahoma"/>
+          <w:kern w:val="0"/>
+          <w:sz w:val="22"/>
+        </w:rPr>
+      </w:pPr>
+      <w:r>
+        <w:rPr>
+          <w:rFonts w:ascii="Tahoma" w:eastAsia="微软雅黑" w:hAnsi="Tahoma" w:hint="eastAsia"/>
+          <w:kern w:val="0"/>
+          <w:sz w:val="22"/>
+        </w:rPr>
+        <w:t>注意，这个插件容易遗漏，玩的时候注意不到。</w:t>
+      </w:r>
+    </w:p>
+    <w:p>
+      <w:pPr>
+        <w:widowControl/>
+        <w:adjustRightInd w:val="0"/>
+        <w:snapToGrid w:val="0"/>
+        <w:jc w:val="left"/>
+        <w:rPr>
+          <w:rFonts w:ascii="Tahoma" w:eastAsia="微软雅黑" w:hAnsi="Tahoma"/>
+          <w:kern w:val="0"/>
+          <w:sz w:val="22"/>
+        </w:rPr>
+      </w:pPr>
+      <w:r>
+        <w:rPr>
+          <w:rFonts w:ascii="Tahoma" w:eastAsia="微软雅黑" w:hAnsi="Tahoma" w:hint="eastAsia"/>
+          <w:kern w:val="0"/>
+          <w:sz w:val="22"/>
+        </w:rPr>
+        <w:t>弹丸在超出玩家镜头视野之后，会停止移动。（默认</w:t>
+      </w:r>
+      <w:r>
+        <w:rPr>
+          <w:rFonts w:ascii="Tahoma" w:eastAsia="微软雅黑" w:hAnsi="Tahoma" w:hint="eastAsia"/>
+          <w:kern w:val="0"/>
+          <w:sz w:val="22"/>
+        </w:rPr>
+        <w:t>游戏</w:t>
+      </w:r>
+      <w:r>
+        <w:rPr>
+          <w:rFonts w:ascii="Tahoma" w:eastAsia="微软雅黑" w:hAnsi="Tahoma" w:hint="eastAsia"/>
+          <w:kern w:val="0"/>
+          <w:sz w:val="22"/>
+        </w:rPr>
+        <w:t>的节约性能机制）</w:t>
+      </w:r>
+    </w:p>
+    <w:p>
+      <w:pPr>
+        <w:widowControl/>
+        <w:adjustRightInd w:val="0"/>
+        <w:snapToGrid w:val="0"/>
+        <w:jc w:val="left"/>
+        <w:rPr>
+          <w:rFonts w:ascii="Tahoma" w:eastAsia="微软雅黑" w:hAnsi="Tahoma"/>
+          <w:kern w:val="0"/>
+          <w:sz w:val="22"/>
+        </w:rPr>
+      </w:pPr>
+      <w:r>
+        <w:rPr>
+          <w:rFonts w:ascii="Tahoma" w:eastAsia="微软雅黑" w:hAnsi="Tahoma" w:hint="eastAsia"/>
+          <w:kern w:val="0"/>
+          <w:sz w:val="22"/>
+        </w:rPr>
+        <w:t>这会导致</w:t>
+      </w:r>
+      <w:r>
+        <w:rPr>
+          <w:rFonts w:ascii="Tahoma" w:eastAsia="微软雅黑" w:hAnsi="Tahoma" w:hint="eastAsia"/>
+          <w:kern w:val="0"/>
+          <w:sz w:val="22"/>
+        </w:rPr>
+        <w:t>弹丸</w:t>
+      </w:r>
+      <w:r>
+        <w:rPr>
+          <w:rFonts w:ascii="Tahoma" w:eastAsia="微软雅黑" w:hAnsi="Tahoma" w:hint="eastAsia"/>
+          <w:kern w:val="0"/>
+          <w:sz w:val="22"/>
+        </w:rPr>
+        <w:t>离开</w:t>
+      </w:r>
+      <w:r>
+        <w:rPr>
+          <w:rFonts w:ascii="Tahoma" w:eastAsia="微软雅黑" w:hAnsi="Tahoma" w:hint="eastAsia"/>
+          <w:kern w:val="0"/>
+          <w:sz w:val="22"/>
+        </w:rPr>
+        <w:t xml:space="preserve"> </w:t>
+      </w:r>
+      <w:r>
+        <w:rPr>
+          <w:rFonts w:ascii="Tahoma" w:eastAsia="微软雅黑" w:hAnsi="Tahoma" w:hint="eastAsia"/>
+          <w:kern w:val="0"/>
+          <w:sz w:val="22"/>
         </w:rPr>
         <w:t>镜头</w:t>
       </w:r>
-      <w:proofErr w:type="gramStart"/>
-      <w:r>
-        <w:rPr>
-          <w:rFonts w:hint="eastAsia"/>
-        </w:rPr>
-        <w:t>外</w:t>
-      </w:r>
-      <w:r>
-        <w:rPr>
-          <w:rFonts w:hint="eastAsia"/>
-        </w:rPr>
-        <w:t>事件</w:t>
-      </w:r>
-      <w:proofErr w:type="gramEnd"/>
-      <w:r>
-        <w:rPr>
-          <w:rFonts w:hint="eastAsia"/>
-        </w:rPr>
-        <w:t>保持移动</w:t>
+      <w:r>
+        <w:rPr>
+          <w:rFonts w:ascii="Tahoma" w:eastAsia="微软雅黑" w:hAnsi="Tahoma" w:hint="eastAsia"/>
+          <w:kern w:val="0"/>
+          <w:sz w:val="22"/>
+        </w:rPr>
+        <w:t>视野</w:t>
+      </w:r>
+      <w:r>
+        <w:rPr>
+          <w:rFonts w:ascii="Tahoma" w:eastAsia="微软雅黑" w:hAnsi="Tahoma" w:hint="eastAsia"/>
+          <w:kern w:val="0"/>
+          <w:sz w:val="22"/>
+        </w:rPr>
+        <w:t xml:space="preserve"> </w:t>
+      </w:r>
+      <w:r>
+        <w:rPr>
+          <w:rFonts w:ascii="Tahoma" w:eastAsia="微软雅黑" w:hAnsi="Tahoma" w:hint="eastAsia"/>
+          <w:kern w:val="0"/>
+          <w:sz w:val="22"/>
+        </w:rPr>
+        <w:t>就会</w:t>
+      </w:r>
+      <w:r>
+        <w:rPr>
+          <w:rFonts w:ascii="Tahoma" w:eastAsia="微软雅黑" w:hAnsi="Tahoma" w:hint="eastAsia"/>
+          <w:kern w:val="0"/>
+          <w:sz w:val="22"/>
+        </w:rPr>
+        <w:t>立即</w:t>
+      </w:r>
+      <w:r>
+        <w:rPr>
+          <w:rFonts w:ascii="Tahoma" w:eastAsia="微软雅黑" w:hAnsi="Tahoma" w:hint="eastAsia"/>
+          <w:kern w:val="0"/>
+          <w:sz w:val="22"/>
+        </w:rPr>
+        <w:t>爆炸，所以必须保持移动。</w:t>
       </w:r>
     </w:p>
     <w:p>
@@ -2386,157 +5168,6 @@
         <w:widowControl/>
         <w:adjustRightInd w:val="0"/>
         <w:snapToGrid w:val="0"/>
-        <w:jc w:val="left"/>
-        <w:rPr>
-          <w:rFonts w:ascii="Tahoma" w:eastAsia="微软雅黑" w:hAnsi="Tahoma"/>
-          <w:kern w:val="0"/>
-          <w:sz w:val="22"/>
-        </w:rPr>
-      </w:pPr>
-      <w:r>
-        <w:rPr>
-          <w:rFonts w:ascii="Tahoma" w:eastAsia="微软雅黑" w:hAnsi="Tahoma" w:hint="eastAsia"/>
-          <w:kern w:val="0"/>
-          <w:sz w:val="22"/>
-        </w:rPr>
-        <w:t>注意，这个插件容易遗漏，玩的时候注意不到。</w:t>
-      </w:r>
-    </w:p>
-    <w:p>
-      <w:pPr>
-        <w:widowControl/>
-        <w:adjustRightInd w:val="0"/>
-        <w:snapToGrid w:val="0"/>
-        <w:jc w:val="left"/>
-        <w:rPr>
-          <w:rFonts w:ascii="Tahoma" w:eastAsia="微软雅黑" w:hAnsi="Tahoma"/>
-          <w:kern w:val="0"/>
-          <w:sz w:val="22"/>
-        </w:rPr>
-      </w:pPr>
-      <w:r>
-        <w:rPr>
-          <w:rFonts w:ascii="Tahoma" w:eastAsia="微软雅黑" w:hAnsi="Tahoma" w:hint="eastAsia"/>
-          <w:kern w:val="0"/>
-          <w:sz w:val="22"/>
-        </w:rPr>
-        <w:t>弹丸在超出玩家镜头视野之后，会停止移动。（默认</w:t>
-      </w:r>
-      <w:r>
-        <w:rPr>
-          <w:rFonts w:ascii="Tahoma" w:eastAsia="微软雅黑" w:hAnsi="Tahoma" w:hint="eastAsia"/>
-          <w:kern w:val="0"/>
-          <w:sz w:val="22"/>
-        </w:rPr>
-        <w:t>游戏</w:t>
-      </w:r>
-      <w:r>
-        <w:rPr>
-          <w:rFonts w:ascii="Tahoma" w:eastAsia="微软雅黑" w:hAnsi="Tahoma" w:hint="eastAsia"/>
-          <w:kern w:val="0"/>
-          <w:sz w:val="22"/>
-        </w:rPr>
-        <w:t>的节约性能机制）</w:t>
-      </w:r>
-    </w:p>
-    <w:p>
-      <w:pPr>
-        <w:widowControl/>
-        <w:adjustRightInd w:val="0"/>
-        <w:snapToGrid w:val="0"/>
-        <w:jc w:val="left"/>
-        <w:rPr>
-          <w:rFonts w:ascii="Tahoma" w:eastAsia="微软雅黑" w:hAnsi="Tahoma" w:hint="eastAsia"/>
-          <w:kern w:val="0"/>
-          <w:sz w:val="22"/>
-        </w:rPr>
-      </w:pPr>
-      <w:r>
-        <w:rPr>
-          <w:rFonts w:ascii="Tahoma" w:eastAsia="微软雅黑" w:hAnsi="Tahoma" w:hint="eastAsia"/>
-          <w:kern w:val="0"/>
-          <w:sz w:val="22"/>
-        </w:rPr>
-        <w:t>这会导致</w:t>
-      </w:r>
-      <w:r>
-        <w:rPr>
-          <w:rFonts w:ascii="Tahoma" w:eastAsia="微软雅黑" w:hAnsi="Tahoma" w:hint="eastAsia"/>
-          <w:kern w:val="0"/>
-          <w:sz w:val="22"/>
-        </w:rPr>
-        <w:t>弹丸</w:t>
-      </w:r>
-      <w:r>
-        <w:rPr>
-          <w:rFonts w:ascii="Tahoma" w:eastAsia="微软雅黑" w:hAnsi="Tahoma" w:hint="eastAsia"/>
-          <w:kern w:val="0"/>
-          <w:sz w:val="22"/>
-        </w:rPr>
-        <w:t>离开</w:t>
-      </w:r>
-      <w:r>
-        <w:rPr>
-          <w:rFonts w:ascii="Tahoma" w:eastAsia="微软雅黑" w:hAnsi="Tahoma" w:hint="eastAsia"/>
-          <w:kern w:val="0"/>
-          <w:sz w:val="22"/>
-        </w:rPr>
-        <w:t xml:space="preserve"> </w:t>
-      </w:r>
-      <w:r>
-        <w:rPr>
-          <w:rFonts w:ascii="Tahoma" w:eastAsia="微软雅黑" w:hAnsi="Tahoma" w:hint="eastAsia"/>
-          <w:kern w:val="0"/>
-          <w:sz w:val="22"/>
-        </w:rPr>
-        <w:t>镜头</w:t>
-      </w:r>
-      <w:r>
-        <w:rPr>
-          <w:rFonts w:ascii="Tahoma" w:eastAsia="微软雅黑" w:hAnsi="Tahoma" w:hint="eastAsia"/>
-          <w:kern w:val="0"/>
-          <w:sz w:val="22"/>
-        </w:rPr>
-        <w:t>视野</w:t>
-      </w:r>
-      <w:r>
-        <w:rPr>
-          <w:rFonts w:ascii="Tahoma" w:eastAsia="微软雅黑" w:hAnsi="Tahoma" w:hint="eastAsia"/>
-          <w:kern w:val="0"/>
-          <w:sz w:val="22"/>
-        </w:rPr>
-        <w:t xml:space="preserve"> </w:t>
-      </w:r>
-      <w:r>
-        <w:rPr>
-          <w:rFonts w:ascii="Tahoma" w:eastAsia="微软雅黑" w:hAnsi="Tahoma" w:hint="eastAsia"/>
-          <w:kern w:val="0"/>
-          <w:sz w:val="22"/>
-        </w:rPr>
-        <w:t>就会</w:t>
-      </w:r>
-      <w:r>
-        <w:rPr>
-          <w:rFonts w:ascii="Tahoma" w:eastAsia="微软雅黑" w:hAnsi="Tahoma" w:hint="eastAsia"/>
-          <w:kern w:val="0"/>
-          <w:sz w:val="22"/>
-        </w:rPr>
-        <w:t>立即</w:t>
-      </w:r>
-      <w:r>
-        <w:rPr>
-          <w:rFonts w:ascii="Tahoma" w:eastAsia="微软雅黑" w:hAnsi="Tahoma" w:hint="eastAsia"/>
-          <w:kern w:val="0"/>
-          <w:sz w:val="22"/>
-        </w:rPr>
-        <w:t>爆炸，所以必须保持移动。</w:t>
-      </w:r>
-    </w:p>
-    <w:p>
-      <w:pPr>
-        <w:widowControl/>
-        <w:adjustRightInd w:val="0"/>
-        <w:snapToGrid w:val="0"/>
         <w:jc w:val="center"/>
         <w:rPr>
           <w:rFonts w:ascii="Tahoma" w:eastAsia="微软雅黑" w:hAnsi="Tahoma"/>
@@ -2547,11 +5178,12 @@
       <w:r>
         <w:rPr>
           <w:rFonts w:ascii="Tahoma" w:eastAsia="微软雅黑" w:hAnsi="Tahoma" w:hint="eastAsia"/>
+          <w:noProof/>
           <w:kern w:val="0"/>
           <w:sz w:val="22"/>
         </w:rPr>
         <w:drawing>
-          <wp:inline distT="0" distB="0" distL="0" distR="0" wp14:anchorId="665FC9F3" wp14:editId="12E95A7E">
+          <wp:inline distT="0" distB="0" distL="0" distR="0" wp14:anchorId="1E4AE5BD" wp14:editId="3A5C3916">
             <wp:extent cx="4878070" cy="658945"/>
             <wp:effectExtent l="0" t="0" r="0" b="8255"/>
             <wp:docPr id="948365023" name="图片 1"/>
@@ -2568,7 +5200,7 @@
                     </pic:cNvPicPr>
                   </pic:nvPicPr>
                   <pic:blipFill>
-                    <a:blip r:embed="rId18">
+                    <a:blip r:embed="rId28">
                       <a:extLst>
                         <a:ext uri="{28A0092B-C50C-407E-A947-70E740481C1C}">
                           <a14:useLocalDpi xmlns:a14="http://schemas.microsoft.com/office/drawing/2010/main" val="0"/>
@@ -2607,7 +5239,7 @@
         <w:snapToGrid w:val="0"/>
         <w:jc w:val="left"/>
         <w:rPr>
-          <w:rFonts w:ascii="Tahoma" w:eastAsia="微软雅黑" w:hAnsi="Tahoma" w:hint="eastAsia"/>
+          <w:rFonts w:ascii="Tahoma" w:eastAsia="微软雅黑" w:hAnsi="Tahoma"/>
           <w:kern w:val="0"/>
           <w:sz w:val="22"/>
         </w:rPr>
@@ -2646,7 +5278,7 @@
         <w:snapToGrid w:val="0"/>
         <w:jc w:val="left"/>
         <w:rPr>
-          <w:rFonts w:ascii="Tahoma" w:eastAsia="微软雅黑" w:hAnsi="Tahoma" w:hint="eastAsia"/>
+          <w:rFonts w:ascii="Tahoma" w:eastAsia="微软雅黑" w:hAnsi="Tahoma"/>
           <w:kern w:val="0"/>
           <w:sz w:val="22"/>
         </w:rPr>
@@ -2694,7 +5326,7 @@
           <w:noProof/>
         </w:rPr>
         <w:drawing>
-          <wp:inline distT="0" distB="0" distL="0" distR="0" wp14:anchorId="10136FE1" wp14:editId="0B0E802D">
+          <wp:inline distT="0" distB="0" distL="0" distR="0" wp14:anchorId="7F06C805" wp14:editId="42346F83">
             <wp:extent cx="1506699" cy="1409142"/>
             <wp:effectExtent l="0" t="0" r="0" b="635"/>
             <wp:docPr id="383414986" name="图片 7"/>
@@ -2711,7 +5343,7 @@
                     </pic:cNvPicPr>
                   </pic:nvPicPr>
                   <pic:blipFill>
-                    <a:blip r:embed="rId19">
+                    <a:blip r:embed="rId29">
                       <a:extLst>
                         <a:ext uri="{28A0092B-C50C-407E-A947-70E740481C1C}">
                           <a14:useLocalDpi xmlns:a14="http://schemas.microsoft.com/office/drawing/2010/main" val="0"/>
@@ -2745,11 +5377,12 @@
       <w:r>
         <w:rPr>
           <w:rFonts w:ascii="Tahoma" w:eastAsia="微软雅黑" w:hAnsi="Tahoma" w:hint="eastAsia"/>
+          <w:noProof/>
           <w:kern w:val="0"/>
           <w:sz w:val="22"/>
         </w:rPr>
         <w:drawing>
-          <wp:inline distT="0" distB="0" distL="0" distR="0" wp14:anchorId="546E6FC6" wp14:editId="6EC5C171">
+          <wp:inline distT="0" distB="0" distL="0" distR="0" wp14:anchorId="70A6CCA1" wp14:editId="4A0526BC">
             <wp:extent cx="3348990" cy="1347499"/>
             <wp:effectExtent l="19050" t="19050" r="22860" b="24130"/>
             <wp:docPr id="557195936" name="图片 1"/>
@@ -2766,7 +5399,7 @@
                     </pic:cNvPicPr>
                   </pic:nvPicPr>
                   <pic:blipFill>
-                    <a:blip r:embed="rId20" cstate="print">
+                    <a:blip r:embed="rId30" cstate="print">
                       <a:extLst>
                         <a:ext uri="{28A0092B-C50C-407E-A947-70E740481C1C}">
                           <a14:useLocalDpi xmlns:a14="http://schemas.microsoft.com/office/drawing/2010/main" val="0"/>
@@ -2820,7 +5453,7 @@
         <w:snapToGrid w:val="0"/>
         <w:jc w:val="left"/>
         <w:rPr>
-          <w:rFonts w:ascii="Tahoma" w:eastAsia="微软雅黑" w:hAnsi="Tahoma" w:hint="eastAsia"/>
+          <w:rFonts w:ascii="Tahoma" w:eastAsia="微软雅黑" w:hAnsi="Tahoma"/>
           <w:kern w:val="0"/>
           <w:sz w:val="22"/>
         </w:rPr>
@@ -2849,7 +5482,7 @@
     </w:p>
     <w:p>
       <w:pPr>
-        <w:pStyle w:val="2"/>
+        <w:pStyle w:val="3"/>
         <w:rPr>
           <w:rFonts w:hint="eastAsia"/>
         </w:rPr>
@@ -2859,59 +5492,7 @@
           <w:rFonts w:hint="eastAsia"/>
         </w:rPr>
         <w:lastRenderedPageBreak/>
-        <w:t>弹丸反射</w:t>
-      </w:r>
-      <w:r>
-        <w:rPr>
-          <w:rFonts w:hint="eastAsia"/>
-        </w:rPr>
-        <w:t>-谜题</w:t>
-      </w:r>
-      <w:r>
-        <w:rPr>
-          <w:rFonts w:hint="eastAsia"/>
-        </w:rPr>
-        <w:t>设计</w:t>
-      </w:r>
-    </w:p>
-    <w:p>
-      <w:pPr>
-        <w:pStyle w:val="3"/>
-        <w:rPr>
-          <w:rFonts w:hint="eastAsia"/>
-        </w:rPr>
-      </w:pPr>
-      <w:r>
-        <w:rPr>
-          <w:rFonts w:hint="eastAsia"/>
-        </w:rPr>
-        <w:t>设计</w:t>
-      </w:r>
-      <w:r>
-        <w:rPr>
-          <w:rFonts w:hint="eastAsia"/>
-        </w:rPr>
-        <w:t>简介</w:t>
-      </w:r>
-    </w:p>
-    <w:p>
-      <w:pPr>
-        <w:pStyle w:val="4"/>
-        <w:rPr>
-          <w:rFonts w:hint="eastAsia"/>
-        </w:rPr>
-      </w:pPr>
-      <w:r>
-        <w:rPr>
-          <w:rFonts w:hint="eastAsia"/>
-        </w:rPr>
-        <w:t>1）</w:t>
-      </w:r>
-      <w:r>
-        <w:rPr>
-          <w:rFonts w:hint="eastAsia"/>
-        </w:rPr>
-        <w:t>游戏规则</w:t>
+        <w:t>弹丸轨迹画法</w:t>
       </w:r>
     </w:p>
     <w:p>
@@ -2932,15 +5513,7 @@
           <w:kern w:val="0"/>
           <w:sz w:val="22"/>
         </w:rPr>
-        <w:t>玩家需要用固定机枪发射的弹丸，击毁坚硬的石头，找到水晶</w:t>
-      </w:r>
-      <w:r>
-        <w:rPr>
-          <w:rFonts w:ascii="Tahoma" w:eastAsia="微软雅黑" w:hAnsi="Tahoma" w:hint="eastAsia"/>
-          <w:kern w:val="0"/>
-          <w:sz w:val="22"/>
-        </w:rPr>
-        <w:t>。</w:t>
+        <w:t>你可以先随便画画地形，摆上几个转向砖，测试轨迹。</w:t>
       </w:r>
     </w:p>
     <w:p>
@@ -2961,41 +5534,7 @@
           <w:kern w:val="0"/>
           <w:sz w:val="22"/>
         </w:rPr>
-        <w:t>弹丸可以被转向</w:t>
-      </w:r>
-      <w:proofErr w:type="gramStart"/>
-      <w:r>
-        <w:rPr>
-          <w:rFonts w:ascii="Tahoma" w:eastAsia="微软雅黑" w:hAnsi="Tahoma" w:hint="eastAsia"/>
-          <w:kern w:val="0"/>
-          <w:sz w:val="22"/>
-        </w:rPr>
-        <w:t>砖转移</w:t>
-      </w:r>
-      <w:proofErr w:type="gramEnd"/>
-      <w:r>
-        <w:rPr>
-          <w:rFonts w:ascii="Tahoma" w:eastAsia="微软雅黑" w:hAnsi="Tahoma" w:hint="eastAsia"/>
-          <w:kern w:val="0"/>
-          <w:sz w:val="22"/>
-        </w:rPr>
-        <w:t>方向，通过铺设转向砖，</w:t>
-      </w:r>
-      <w:r>
-        <w:rPr>
-          <w:rFonts w:ascii="Tahoma" w:eastAsia="微软雅黑" w:hAnsi="Tahoma" w:hint="eastAsia"/>
-          <w:kern w:val="0"/>
-          <w:sz w:val="22"/>
-        </w:rPr>
-        <w:t>使得弹丸</w:t>
-      </w:r>
-      <w:r>
-        <w:rPr>
-          <w:rFonts w:ascii="Tahoma" w:eastAsia="微软雅黑" w:hAnsi="Tahoma" w:hint="eastAsia"/>
-          <w:kern w:val="0"/>
-          <w:sz w:val="22"/>
-        </w:rPr>
-        <w:t>按照预想的路线移动。</w:t>
+        <w:t>大概确认好自己想好的摆放和轨迹后，再考虑转向砖的初始位置；</w:t>
       </w:r>
     </w:p>
     <w:p>
@@ -3016,829 +5555,7 @@
           <w:kern w:val="0"/>
           <w:sz w:val="22"/>
         </w:rPr>
-        <w:t>小</w:t>
-      </w:r>
-      <w:r>
-        <w:rPr>
-          <w:rFonts w:ascii="Tahoma" w:eastAsia="微软雅黑" w:hAnsi="Tahoma" w:hint="eastAsia"/>
-          <w:kern w:val="0"/>
-          <w:sz w:val="22"/>
-        </w:rPr>
-        <w:t>的转向砖</w:t>
-      </w:r>
-      <w:r>
-        <w:rPr>
-          <w:rFonts w:ascii="Tahoma" w:eastAsia="微软雅黑" w:hAnsi="Tahoma" w:hint="eastAsia"/>
-          <w:kern w:val="0"/>
-          <w:sz w:val="22"/>
-        </w:rPr>
-        <w:t>可以</w:t>
-      </w:r>
-      <w:r>
-        <w:rPr>
-          <w:rFonts w:ascii="Tahoma" w:eastAsia="微软雅黑" w:hAnsi="Tahoma" w:hint="eastAsia"/>
-          <w:kern w:val="0"/>
-          <w:sz w:val="22"/>
-        </w:rPr>
-        <w:t>被</w:t>
-      </w:r>
-      <w:r>
-        <w:rPr>
-          <w:rFonts w:ascii="Tahoma" w:eastAsia="微软雅黑" w:hAnsi="Tahoma" w:hint="eastAsia"/>
-          <w:kern w:val="0"/>
-          <w:sz w:val="22"/>
-        </w:rPr>
-        <w:t>举起。</w:t>
-      </w:r>
-    </w:p>
-    <w:p>
-      <w:pPr>
-        <w:widowControl/>
-        <w:adjustRightInd w:val="0"/>
-        <w:snapToGrid w:val="0"/>
-        <w:jc w:val="left"/>
-        <w:rPr>
-          <w:rFonts w:ascii="Tahoma" w:eastAsia="微软雅黑" w:hAnsi="Tahoma"/>
-          <w:kern w:val="0"/>
-          <w:sz w:val="22"/>
-        </w:rPr>
-      </w:pPr>
-    </w:p>
-    <w:p>
-      <w:pPr>
-        <w:pStyle w:val="4"/>
-        <w:rPr>
-          <w:rFonts w:hint="eastAsia"/>
-        </w:rPr>
-      </w:pPr>
-      <w:r>
-        <w:t>2</w:t>
-      </w:r>
-      <w:r>
-        <w:rPr>
-          <w:rFonts w:hint="eastAsia"/>
-        </w:rPr>
-        <w:t>）难度分配</w:t>
-      </w:r>
-    </w:p>
-    <w:p>
-      <w:pPr>
-        <w:widowControl/>
-        <w:adjustRightInd w:val="0"/>
-        <w:snapToGrid w:val="0"/>
-        <w:jc w:val="left"/>
-        <w:rPr>
-          <w:rFonts w:ascii="Tahoma" w:eastAsia="微软雅黑" w:hAnsi="Tahoma"/>
-          <w:kern w:val="0"/>
-          <w:sz w:val="22"/>
-        </w:rPr>
-      </w:pPr>
-      <w:r>
-        <w:rPr>
-          <w:rFonts w:ascii="Tahoma" w:eastAsia="微软雅黑" w:hAnsi="Tahoma" w:hint="eastAsia"/>
-          <w:kern w:val="0"/>
-          <w:sz w:val="22"/>
-        </w:rPr>
-        <w:t>地形是否</w:t>
-      </w:r>
-      <w:proofErr w:type="gramStart"/>
-      <w:r>
-        <w:rPr>
-          <w:rFonts w:ascii="Tahoma" w:eastAsia="微软雅黑" w:hAnsi="Tahoma" w:hint="eastAsia"/>
-          <w:kern w:val="0"/>
-          <w:sz w:val="22"/>
-        </w:rPr>
-        <w:t>狭窄会</w:t>
-      </w:r>
-      <w:proofErr w:type="gramEnd"/>
-      <w:r>
-        <w:rPr>
-          <w:rFonts w:ascii="Tahoma" w:eastAsia="微软雅黑" w:hAnsi="Tahoma" w:hint="eastAsia"/>
-          <w:kern w:val="0"/>
-          <w:sz w:val="22"/>
-        </w:rPr>
-        <w:t>影响解谜难度。</w:t>
-      </w:r>
-    </w:p>
-    <w:p>
-      <w:pPr>
-        <w:widowControl/>
-        <w:adjustRightInd w:val="0"/>
-        <w:snapToGrid w:val="0"/>
-        <w:jc w:val="left"/>
-        <w:rPr>
-          <w:rFonts w:ascii="Tahoma" w:eastAsia="微软雅黑" w:hAnsi="Tahoma"/>
-          <w:kern w:val="0"/>
-          <w:sz w:val="22"/>
-        </w:rPr>
-      </w:pPr>
-      <w:r>
-        <w:rPr>
-          <w:rFonts w:ascii="Tahoma" w:eastAsia="微软雅黑" w:hAnsi="Tahoma" w:hint="eastAsia"/>
-          <w:kern w:val="0"/>
-          <w:sz w:val="22"/>
-        </w:rPr>
-        <w:t>石头堵路可以稍微影响解谜的思路。</w:t>
-      </w:r>
-    </w:p>
-    <w:p>
-      <w:pPr>
-        <w:widowControl/>
-        <w:adjustRightInd w:val="0"/>
-        <w:snapToGrid w:val="0"/>
-        <w:jc w:val="left"/>
-        <w:rPr>
-          <w:rFonts w:ascii="Tahoma" w:eastAsia="微软雅黑" w:hAnsi="Tahoma"/>
-          <w:kern w:val="0"/>
-          <w:sz w:val="22"/>
-        </w:rPr>
-      </w:pPr>
-      <w:r>
-        <w:rPr>
-          <w:rFonts w:ascii="Tahoma" w:eastAsia="微软雅黑" w:hAnsi="Tahoma" w:hint="eastAsia"/>
-          <w:kern w:val="0"/>
-          <w:sz w:val="22"/>
-        </w:rPr>
-        <w:t>转向砖</w:t>
-      </w:r>
-      <w:r>
-        <w:rPr>
-          <w:rFonts w:ascii="Tahoma" w:eastAsia="微软雅黑" w:hAnsi="Tahoma" w:hint="eastAsia"/>
-          <w:kern w:val="0"/>
-          <w:sz w:val="22"/>
-        </w:rPr>
-        <w:t xml:space="preserve"> </w:t>
-      </w:r>
-      <w:r>
-        <w:rPr>
-          <w:rFonts w:ascii="Tahoma" w:eastAsia="微软雅黑" w:hAnsi="Tahoma" w:hint="eastAsia"/>
-          <w:kern w:val="0"/>
-          <w:sz w:val="22"/>
-        </w:rPr>
-        <w:t>的数量会影响解谜难度。</w:t>
-      </w:r>
-    </w:p>
-    <w:p>
-      <w:pPr>
-        <w:widowControl/>
-        <w:adjustRightInd w:val="0"/>
-        <w:snapToGrid w:val="0"/>
-        <w:jc w:val="left"/>
-        <w:rPr>
-          <w:rFonts w:ascii="Tahoma" w:eastAsia="微软雅黑" w:hAnsi="Tahoma"/>
-          <w:kern w:val="0"/>
-          <w:sz w:val="22"/>
-        </w:rPr>
-      </w:pPr>
-      <w:r>
-        <w:rPr>
-          <w:rFonts w:ascii="Tahoma" w:eastAsia="微软雅黑" w:hAnsi="Tahoma" w:hint="eastAsia"/>
-          <w:kern w:val="0"/>
-          <w:sz w:val="22"/>
-        </w:rPr>
-        <w:t>反射转向砖</w:t>
-      </w:r>
-      <w:r>
-        <w:rPr>
-          <w:rFonts w:ascii="Tahoma" w:eastAsia="微软雅黑" w:hAnsi="Tahoma" w:hint="eastAsia"/>
-          <w:kern w:val="0"/>
-          <w:sz w:val="22"/>
-        </w:rPr>
-        <w:t xml:space="preserve"> </w:t>
-      </w:r>
-      <w:r>
-        <w:rPr>
-          <w:rFonts w:ascii="Tahoma" w:eastAsia="微软雅黑" w:hAnsi="Tahoma" w:hint="eastAsia"/>
-          <w:kern w:val="0"/>
-          <w:sz w:val="22"/>
-        </w:rPr>
-        <w:t>可以增加解谜难度。</w:t>
-      </w:r>
-    </w:p>
-    <w:p>
-      <w:pPr>
-        <w:widowControl/>
-        <w:adjustRightInd w:val="0"/>
-        <w:snapToGrid w:val="0"/>
-        <w:jc w:val="left"/>
-        <w:rPr>
-          <w:rFonts w:ascii="Tahoma" w:eastAsia="微软雅黑" w:hAnsi="Tahoma"/>
-          <w:kern w:val="0"/>
-          <w:sz w:val="22"/>
-        </w:rPr>
-      </w:pPr>
-      <w:r>
-        <w:rPr>
-          <w:rFonts w:ascii="Tahoma" w:eastAsia="微软雅黑" w:hAnsi="Tahoma" w:hint="eastAsia"/>
-          <w:kern w:val="0"/>
-          <w:sz w:val="22"/>
-        </w:rPr>
-        <w:t>固定转向</w:t>
-      </w:r>
-      <w:proofErr w:type="gramStart"/>
-      <w:r>
-        <w:rPr>
-          <w:rFonts w:ascii="Tahoma" w:eastAsia="微软雅黑" w:hAnsi="Tahoma" w:hint="eastAsia"/>
-          <w:kern w:val="0"/>
-          <w:sz w:val="22"/>
-        </w:rPr>
-        <w:t>毯</w:t>
-      </w:r>
-      <w:proofErr w:type="gramEnd"/>
-      <w:r>
-        <w:rPr>
-          <w:rFonts w:ascii="Tahoma" w:eastAsia="微软雅黑" w:hAnsi="Tahoma" w:hint="eastAsia"/>
-          <w:kern w:val="0"/>
-          <w:sz w:val="22"/>
-        </w:rPr>
-        <w:t xml:space="preserve"> </w:t>
-      </w:r>
-      <w:r>
-        <w:rPr>
-          <w:rFonts w:ascii="Tahoma" w:eastAsia="微软雅黑" w:hAnsi="Tahoma" w:hint="eastAsia"/>
-          <w:kern w:val="0"/>
-          <w:sz w:val="22"/>
-        </w:rPr>
-        <w:t>可以适当降低解谜难度。</w:t>
-      </w:r>
-    </w:p>
-    <w:p>
-      <w:pPr>
-        <w:widowControl/>
-        <w:adjustRightInd w:val="0"/>
-        <w:snapToGrid w:val="0"/>
-        <w:jc w:val="left"/>
-        <w:rPr>
-          <w:rFonts w:ascii="Tahoma" w:eastAsia="微软雅黑" w:hAnsi="Tahoma"/>
-          <w:color w:val="A6A6A6" w:themeColor="background1" w:themeShade="A6"/>
-          <w:kern w:val="0"/>
-          <w:sz w:val="22"/>
-        </w:rPr>
-      </w:pPr>
-      <w:r>
-        <w:rPr>
-          <w:rFonts w:ascii="Tahoma" w:eastAsia="微软雅黑" w:hAnsi="Tahoma" w:hint="eastAsia"/>
-          <w:kern w:val="0"/>
-          <w:sz w:val="22"/>
-        </w:rPr>
-        <w:t>是否有可重复利用的转向砖，会极大影响解谜难度。</w:t>
-      </w:r>
-    </w:p>
-    <w:p>
-      <w:pPr>
-        <w:widowControl/>
-        <w:adjustRightInd w:val="0"/>
-        <w:snapToGrid w:val="0"/>
-        <w:jc w:val="left"/>
-        <w:rPr>
-          <w:rFonts w:ascii="Tahoma" w:eastAsia="微软雅黑" w:hAnsi="Tahoma"/>
-          <w:kern w:val="0"/>
-          <w:sz w:val="22"/>
-        </w:rPr>
-      </w:pPr>
-    </w:p>
-    <w:p>
-      <w:pPr>
-        <w:pStyle w:val="4"/>
-        <w:rPr>
-          <w:rFonts w:hint="eastAsia"/>
-        </w:rPr>
-      </w:pPr>
-      <w:bookmarkStart w:id="0" w:name="_Hlk74556982"/>
-      <w:r>
-        <w:t>3</w:t>
-      </w:r>
-      <w:r>
-        <w:rPr>
-          <w:rFonts w:hint="eastAsia"/>
-        </w:rPr>
-        <w:t>）禁用能力</w:t>
-      </w:r>
-    </w:p>
-    <w:p>
-      <w:pPr>
-        <w:widowControl/>
-        <w:adjustRightInd w:val="0"/>
-        <w:snapToGrid w:val="0"/>
-        <w:jc w:val="left"/>
-        <w:rPr>
-          <w:rFonts w:ascii="Tahoma" w:eastAsia="微软雅黑" w:hAnsi="Tahoma"/>
-          <w:kern w:val="0"/>
-          <w:sz w:val="22"/>
-        </w:rPr>
-      </w:pPr>
-      <w:r>
-        <w:rPr>
-          <w:rFonts w:ascii="Tahoma" w:eastAsia="微软雅黑" w:hAnsi="Tahoma" w:hint="eastAsia"/>
-          <w:kern w:val="0"/>
-          <w:sz w:val="22"/>
-        </w:rPr>
-        <w:t>禁跳跃</w:t>
-      </w:r>
-      <w:r>
-        <w:rPr>
-          <w:rFonts w:ascii="Tahoma" w:eastAsia="微软雅黑" w:hAnsi="Tahoma" w:hint="eastAsia"/>
-          <w:kern w:val="0"/>
-          <w:sz w:val="22"/>
-        </w:rPr>
-        <w:t>。</w:t>
-      </w:r>
-      <w:bookmarkEnd w:id="0"/>
-    </w:p>
-    <w:p>
-      <w:pPr>
-        <w:widowControl/>
-        <w:adjustRightInd w:val="0"/>
-        <w:snapToGrid w:val="0"/>
-        <w:jc w:val="left"/>
-        <w:rPr>
-          <w:rFonts w:ascii="Tahoma" w:eastAsia="微软雅黑" w:hAnsi="Tahoma"/>
-          <w:kern w:val="0"/>
-          <w:sz w:val="22"/>
-        </w:rPr>
-      </w:pPr>
-      <w:r>
-        <w:rPr>
-          <w:rFonts w:ascii="Tahoma" w:eastAsia="微软雅黑" w:hAnsi="Tahoma" w:hint="eastAsia"/>
-          <w:kern w:val="0"/>
-          <w:sz w:val="22"/>
-        </w:rPr>
-        <w:t>禁炸弹。</w:t>
-      </w:r>
-    </w:p>
-    <w:p>
-      <w:pPr>
-        <w:widowControl/>
-        <w:adjustRightInd w:val="0"/>
-        <w:snapToGrid w:val="0"/>
-        <w:jc w:val="left"/>
-        <w:rPr>
-          <w:rFonts w:ascii="Tahoma" w:eastAsia="微软雅黑" w:hAnsi="Tahoma"/>
-          <w:kern w:val="0"/>
-          <w:sz w:val="22"/>
-        </w:rPr>
-      </w:pPr>
-    </w:p>
-    <w:p>
-      <w:pPr>
-        <w:pStyle w:val="4"/>
-        <w:rPr>
-          <w:rFonts w:hint="eastAsia"/>
-        </w:rPr>
-      </w:pPr>
-      <w:r>
-        <w:t>4</w:t>
-      </w:r>
-      <w:r>
-        <w:rPr>
-          <w:rFonts w:hint="eastAsia"/>
-        </w:rPr>
-        <w:t>）</w:t>
-      </w:r>
-      <w:proofErr w:type="gramStart"/>
-      <w:r>
-        <w:rPr>
-          <w:rFonts w:hint="eastAsia"/>
-        </w:rPr>
-        <w:t>卡关注意</w:t>
-      </w:r>
-      <w:proofErr w:type="gramEnd"/>
-      <w:r>
-        <w:rPr>
-          <w:rFonts w:hint="eastAsia"/>
-        </w:rPr>
-        <w:t>事项</w:t>
-      </w:r>
-    </w:p>
-    <w:p>
-      <w:pPr>
-        <w:widowControl/>
-        <w:adjustRightInd w:val="0"/>
-        <w:snapToGrid w:val="0"/>
-        <w:jc w:val="left"/>
-        <w:rPr>
-          <w:rFonts w:ascii="Tahoma" w:eastAsia="微软雅黑" w:hAnsi="Tahoma"/>
-          <w:kern w:val="0"/>
-          <w:sz w:val="22"/>
-        </w:rPr>
-      </w:pPr>
-      <w:r>
-        <w:rPr>
-          <w:rFonts w:ascii="Tahoma" w:eastAsia="微软雅黑" w:hAnsi="Tahoma" w:hint="eastAsia"/>
-          <w:kern w:val="0"/>
-          <w:sz w:val="22"/>
-        </w:rPr>
-        <w:t>这里使用了</w:t>
-      </w:r>
-      <w:r>
-        <w:rPr>
-          <w:rFonts w:ascii="Tahoma" w:eastAsia="微软雅黑" w:hAnsi="Tahoma" w:hint="eastAsia"/>
-          <w:kern w:val="0"/>
-          <w:sz w:val="22"/>
-        </w:rPr>
-        <w:t>插件：</w:t>
-      </w:r>
-    </w:p>
-    <w:p>
-      <w:pPr>
-        <w:widowControl/>
-        <w:adjustRightInd w:val="0"/>
-        <w:snapToGrid w:val="0"/>
-        <w:ind w:firstLine="420"/>
-        <w:jc w:val="left"/>
-        <w:rPr>
-          <w:rFonts w:ascii="Tahoma" w:eastAsia="微软雅黑" w:hAnsi="Tahoma"/>
-          <w:kern w:val="0"/>
-          <w:sz w:val="22"/>
-        </w:rPr>
-      </w:pPr>
-      <w:r>
-        <w:rPr>
-          <w:rFonts w:ascii="Tahoma" w:eastAsia="微软雅黑" w:hAnsi="Tahoma"/>
-          <w:kern w:val="0"/>
-          <w:sz w:val="22"/>
-        </w:rPr>
-        <w:t>Drill_WindowMenuButto</w:t>
-      </w:r>
-      <w:r>
-        <w:rPr>
-          <w:rFonts w:ascii="Tahoma" w:eastAsia="微软雅黑" w:hAnsi="Tahoma"/>
-          <w:kern w:val="0"/>
-          <w:sz w:val="22"/>
-        </w:rPr>
-        <w:t>n</w:t>
-      </w:r>
-      <w:r>
-        <w:rPr>
-          <w:rFonts w:ascii="Tahoma" w:eastAsia="微软雅黑" w:hAnsi="Tahoma"/>
-          <w:kern w:val="0"/>
-          <w:sz w:val="22"/>
-        </w:rPr>
-        <w:tab/>
-      </w:r>
-      <w:r>
-        <w:rPr>
-          <w:rFonts w:ascii="Tahoma" w:eastAsia="微软雅黑" w:hAnsi="Tahoma"/>
-          <w:kern w:val="0"/>
-          <w:sz w:val="22"/>
-        </w:rPr>
-        <w:tab/>
-      </w:r>
-      <w:r>
-        <w:rPr>
-          <w:rFonts w:ascii="Tahoma" w:eastAsia="微软雅黑" w:hAnsi="Tahoma"/>
-          <w:kern w:val="0"/>
-          <w:sz w:val="22"/>
-        </w:rPr>
-        <w:tab/>
-      </w:r>
-      <w:r>
-        <w:rPr>
-          <w:rFonts w:ascii="Tahoma" w:eastAsia="微软雅黑" w:hAnsi="Tahoma" w:hint="eastAsia"/>
-          <w:kern w:val="0"/>
-          <w:sz w:val="22"/>
-        </w:rPr>
-        <w:t>控件</w:t>
-      </w:r>
-      <w:r>
-        <w:rPr>
-          <w:rFonts w:ascii="Tahoma" w:eastAsia="微软雅黑" w:hAnsi="Tahoma"/>
-          <w:kern w:val="0"/>
-          <w:sz w:val="22"/>
-        </w:rPr>
-        <w:t xml:space="preserve"> - </w:t>
-      </w:r>
-      <w:r>
-        <w:rPr>
-          <w:rFonts w:ascii="Tahoma" w:eastAsia="微软雅黑" w:hAnsi="Tahoma"/>
-          <w:kern w:val="0"/>
-          <w:sz w:val="22"/>
-        </w:rPr>
-        <w:t>主菜单选项按钮管理器</w:t>
-      </w:r>
-    </w:p>
-    <w:p>
-      <w:pPr>
-        <w:widowControl/>
-        <w:adjustRightInd w:val="0"/>
-        <w:snapToGrid w:val="0"/>
-        <w:jc w:val="left"/>
-        <w:rPr>
-          <w:rFonts w:ascii="Tahoma" w:eastAsia="微软雅黑" w:hAnsi="Tahoma"/>
-          <w:kern w:val="0"/>
-          <w:sz w:val="22"/>
-        </w:rPr>
-      </w:pPr>
-      <w:r>
-        <w:rPr>
-          <w:rFonts w:ascii="Tahoma" w:eastAsia="微软雅黑" w:hAnsi="Tahoma" w:hint="eastAsia"/>
-          <w:kern w:val="0"/>
-          <w:sz w:val="22"/>
-        </w:rPr>
-        <w:t>并连接到了公共事件</w:t>
-      </w:r>
-      <w:r>
-        <w:rPr>
-          <w:rFonts w:ascii="Tahoma" w:eastAsia="微软雅黑" w:hAnsi="Tahoma" w:hint="eastAsia"/>
-          <w:kern w:val="0"/>
-          <w:sz w:val="22"/>
-        </w:rPr>
-        <w:t>：</w:t>
-      </w:r>
-      <w:r>
-        <w:rPr>
-          <w:rFonts w:ascii="Tahoma" w:eastAsia="微软雅黑" w:hAnsi="Tahoma" w:hint="eastAsia"/>
-          <w:kern w:val="0"/>
-          <w:sz w:val="22"/>
-        </w:rPr>
-        <w:t>“</w:t>
-      </w:r>
-      <w:r>
-        <w:rPr>
-          <w:rFonts w:ascii="Tahoma" w:eastAsia="微软雅黑" w:hAnsi="Tahoma" w:hint="eastAsia"/>
-          <w:kern w:val="0"/>
-          <w:sz w:val="22"/>
-        </w:rPr>
-        <w:t>弹丸反射</w:t>
-      </w:r>
-      <w:r>
-        <w:rPr>
-          <w:rFonts w:ascii="Tahoma" w:eastAsia="微软雅黑" w:hAnsi="Tahoma" w:hint="eastAsia"/>
-          <w:kern w:val="0"/>
-          <w:sz w:val="22"/>
-        </w:rPr>
-        <w:t>-</w:t>
-      </w:r>
-      <w:r>
-        <w:rPr>
-          <w:rFonts w:ascii="Tahoma" w:eastAsia="微软雅黑" w:hAnsi="Tahoma" w:hint="eastAsia"/>
-          <w:kern w:val="0"/>
-          <w:sz w:val="22"/>
-        </w:rPr>
-        <w:t>卡关”。</w:t>
-      </w:r>
-    </w:p>
-    <w:p>
-      <w:pPr>
-        <w:widowControl/>
-        <w:adjustRightInd w:val="0"/>
-        <w:snapToGrid w:val="0"/>
-        <w:jc w:val="left"/>
-        <w:rPr>
-          <w:rFonts w:ascii="Tahoma" w:eastAsia="微软雅黑" w:hAnsi="Tahoma"/>
-          <w:kern w:val="0"/>
-          <w:sz w:val="22"/>
-        </w:rPr>
-      </w:pPr>
-      <w:r>
-        <w:rPr>
-          <w:rFonts w:ascii="Tahoma" w:eastAsia="微软雅黑" w:hAnsi="Tahoma" w:hint="eastAsia"/>
-          <w:kern w:val="0"/>
-          <w:sz w:val="22"/>
-        </w:rPr>
-        <w:t>玩家可以在菜单界面瞬间传回地图的开始点。</w:t>
-      </w:r>
-    </w:p>
-    <w:p>
-      <w:pPr>
-        <w:widowControl/>
-        <w:jc w:val="center"/>
-        <w:rPr>
-          <w:rFonts w:ascii="宋体" w:eastAsia="宋体" w:hAnsi="宋体" w:cs="宋体" w:hint="eastAsia"/>
-          <w:kern w:val="0"/>
-          <w:sz w:val="24"/>
-          <w:szCs w:val="24"/>
-        </w:rPr>
-      </w:pPr>
-      <w:r>
-        <w:rPr>
-          <w:rFonts w:ascii="宋体" w:eastAsia="宋体" w:hAnsi="宋体" w:cs="宋体"/>
-          <w:noProof/>
-          <w:kern w:val="0"/>
-          <w:sz w:val="24"/>
-          <w:szCs w:val="24"/>
-        </w:rPr>
-        <w:drawing>
-          <wp:inline distT="0" distB="0" distL="0" distR="0" wp14:anchorId="787AA736" wp14:editId="00C69579">
-            <wp:extent cx="1882140" cy="615315"/>
-            <wp:effectExtent l="0" t="0" r="3810" b="0"/>
-            <wp:docPr id="18" name="图片 18"/>
-            <wp:cNvGraphicFramePr>
-              <a:graphicFrameLocks xmlns:a="http://schemas.openxmlformats.org/drawingml/2006/main" noChangeAspect="1"/>
-            </wp:cNvGraphicFramePr>
-            <a:graphic xmlns:a="http://schemas.openxmlformats.org/drawingml/2006/main">
-              <a:graphicData uri="http://schemas.openxmlformats.org/drawingml/2006/picture">
-                <pic:pic xmlns:pic="http://schemas.openxmlformats.org/drawingml/2006/picture">
-                  <pic:nvPicPr>
-                    <pic:cNvPr id="0" name="Picture 34"/>
-                    <pic:cNvPicPr>
-                      <a:picLocks noChangeAspect="1" noChangeArrowheads="1"/>
-                    </pic:cNvPicPr>
-                  </pic:nvPicPr>
-                  <pic:blipFill>
-                    <a:blip r:embed="rId21">
-                      <a:extLst>
-                        <a:ext uri="{28A0092B-C50C-407E-A947-70E740481C1C}">
-                          <a14:useLocalDpi xmlns:a14="http://schemas.microsoft.com/office/drawing/2010/main" val="0"/>
-                        </a:ext>
-                      </a:extLst>
-                    </a:blip>
-                    <a:srcRect/>
-                    <a:stretch>
-                      <a:fillRect/>
-                    </a:stretch>
-                  </pic:blipFill>
-                  <pic:spPr bwMode="auto">
-                    <a:xfrm>
-                      <a:off x="0" y="0"/>
-                      <a:ext cx="1883162" cy="615649"/>
-                    </a:xfrm>
-                    <a:prstGeom prst="rect">
-                      <a:avLst/>
-                    </a:prstGeom>
-                    <a:noFill/>
-                    <a:ln>
-                      <a:noFill/>
-                    </a:ln>
-                  </pic:spPr>
-                </pic:pic>
-              </a:graphicData>
-            </a:graphic>
-          </wp:inline>
-        </w:drawing>
-      </w:r>
-    </w:p>
-    <w:p>
-      <w:pPr>
-        <w:widowControl/>
-        <w:adjustRightInd w:val="0"/>
-        <w:snapToGrid w:val="0"/>
-        <w:jc w:val="left"/>
-        <w:rPr>
-          <w:rFonts w:ascii="Tahoma" w:eastAsia="微软雅黑" w:hAnsi="Tahoma"/>
-          <w:kern w:val="0"/>
-          <w:sz w:val="22"/>
-        </w:rPr>
-      </w:pPr>
-    </w:p>
-    <w:p>
-      <w:pPr>
-        <w:widowControl/>
-        <w:jc w:val="left"/>
-        <w:rPr>
-          <w:rFonts w:ascii="Tahoma" w:eastAsia="微软雅黑" w:hAnsi="Tahoma"/>
-          <w:kern w:val="0"/>
-          <w:sz w:val="22"/>
-        </w:rPr>
-      </w:pPr>
-      <w:r>
-        <w:rPr>
-          <w:rFonts w:ascii="Tahoma" w:eastAsia="微软雅黑" w:hAnsi="Tahoma"/>
-          <w:kern w:val="0"/>
-          <w:sz w:val="22"/>
-        </w:rPr>
-        <w:br w:type="page"/>
-      </w:r>
-    </w:p>
-    <w:p>
-      <w:pPr>
-        <w:pStyle w:val="3"/>
-        <w:rPr>
-          <w:rFonts w:hint="eastAsia"/>
-        </w:rPr>
-      </w:pPr>
-      <w:r>
-        <w:rPr>
-          <w:rFonts w:hint="eastAsia"/>
-        </w:rPr>
-        <w:lastRenderedPageBreak/>
-        <w:t>设计建议</w:t>
-      </w:r>
-    </w:p>
-    <w:p>
-      <w:pPr>
-        <w:pStyle w:val="4"/>
-        <w:rPr>
-          <w:rFonts w:hint="eastAsia"/>
-        </w:rPr>
-      </w:pPr>
-      <w:r>
-        <w:t>1</w:t>
-      </w:r>
-      <w:r>
-        <w:rPr>
-          <w:rFonts w:hint="eastAsia"/>
-        </w:rPr>
-        <w:t>）设计</w:t>
-      </w:r>
-      <w:r>
-        <w:rPr>
-          <w:rFonts w:hint="eastAsia"/>
-        </w:rPr>
-        <w:t>者视角</w:t>
-      </w:r>
-    </w:p>
-    <w:p>
-      <w:pPr>
-        <w:widowControl/>
-        <w:adjustRightInd w:val="0"/>
-        <w:snapToGrid w:val="0"/>
-        <w:jc w:val="left"/>
-        <w:rPr>
-          <w:rFonts w:ascii="Tahoma" w:eastAsia="微软雅黑" w:hAnsi="Tahoma"/>
-          <w:kern w:val="0"/>
-          <w:sz w:val="22"/>
-        </w:rPr>
-      </w:pPr>
-      <w:r>
-        <w:rPr>
-          <w:rFonts w:ascii="Tahoma" w:eastAsia="微软雅黑" w:hAnsi="Tahoma" w:hint="eastAsia"/>
-          <w:kern w:val="0"/>
-          <w:sz w:val="22"/>
-        </w:rPr>
-        <w:t>你可以先随便画画地形，摆上几个转向砖，测试轨迹。</w:t>
-      </w:r>
-    </w:p>
-    <w:p>
-      <w:pPr>
-        <w:widowControl/>
-        <w:adjustRightInd w:val="0"/>
-        <w:snapToGrid w:val="0"/>
-        <w:jc w:val="left"/>
-        <w:rPr>
-          <w:rFonts w:ascii="Tahoma" w:eastAsia="微软雅黑" w:hAnsi="Tahoma"/>
-          <w:kern w:val="0"/>
-          <w:sz w:val="22"/>
-        </w:rPr>
-      </w:pPr>
-      <w:r>
-        <w:rPr>
-          <w:rFonts w:ascii="Tahoma" w:eastAsia="微软雅黑" w:hAnsi="Tahoma" w:hint="eastAsia"/>
-          <w:kern w:val="0"/>
-          <w:sz w:val="22"/>
-        </w:rPr>
-        <w:t>大概确认好自己</w:t>
-      </w:r>
-      <w:r>
-        <w:rPr>
-          <w:rFonts w:ascii="Tahoma" w:eastAsia="微软雅黑" w:hAnsi="Tahoma" w:hint="eastAsia"/>
-          <w:kern w:val="0"/>
-          <w:sz w:val="22"/>
-        </w:rPr>
-        <w:t>想好</w:t>
-      </w:r>
-      <w:r>
-        <w:rPr>
-          <w:rFonts w:ascii="Tahoma" w:eastAsia="微软雅黑" w:hAnsi="Tahoma" w:hint="eastAsia"/>
-          <w:kern w:val="0"/>
-          <w:sz w:val="22"/>
-        </w:rPr>
-        <w:t>的摆放和轨迹后，再考虑转向砖的初始位置</w:t>
-      </w:r>
-      <w:r>
-        <w:rPr>
-          <w:rFonts w:ascii="Tahoma" w:eastAsia="微软雅黑" w:hAnsi="Tahoma" w:hint="eastAsia"/>
-          <w:kern w:val="0"/>
-          <w:sz w:val="22"/>
-        </w:rPr>
-        <w:t>；</w:t>
-      </w:r>
-    </w:p>
-    <w:p>
-      <w:pPr>
-        <w:widowControl/>
-        <w:adjustRightInd w:val="0"/>
-        <w:snapToGrid w:val="0"/>
-        <w:jc w:val="left"/>
-        <w:rPr>
-          <w:rFonts w:ascii="Tahoma" w:eastAsia="微软雅黑" w:hAnsi="Tahoma"/>
-          <w:kern w:val="0"/>
-          <w:sz w:val="22"/>
-        </w:rPr>
-      </w:pPr>
-      <w:r>
-        <w:rPr>
-          <w:rFonts w:ascii="Tahoma" w:eastAsia="微软雅黑" w:hAnsi="Tahoma" w:hint="eastAsia"/>
-          <w:kern w:val="0"/>
-          <w:sz w:val="22"/>
-        </w:rPr>
-        <w:t>确认位置后，再</w:t>
-      </w:r>
-      <w:r>
-        <w:rPr>
-          <w:rFonts w:ascii="Tahoma" w:eastAsia="微软雅黑" w:hAnsi="Tahoma" w:hint="eastAsia"/>
-          <w:kern w:val="0"/>
-          <w:sz w:val="22"/>
-        </w:rPr>
-        <w:t>安排石头堵路</w:t>
-      </w:r>
-      <w:r>
-        <w:rPr>
-          <w:rFonts w:ascii="Tahoma" w:eastAsia="微软雅黑" w:hAnsi="Tahoma" w:hint="eastAsia"/>
-          <w:kern w:val="0"/>
-          <w:sz w:val="22"/>
-        </w:rPr>
-        <w:t>；</w:t>
+        <w:t>确认位置后，再安排石头堵路；</w:t>
       </w:r>
     </w:p>
     <w:p>
@@ -3881,15 +5598,7 @@
           <w:kern w:val="0"/>
           <w:sz w:val="22"/>
         </w:rPr>
-        <w:t>如果你想提高难度，</w:t>
-      </w:r>
-      <w:r>
-        <w:rPr>
-          <w:rFonts w:ascii="Tahoma" w:eastAsia="微软雅黑" w:hAnsi="Tahoma" w:hint="eastAsia"/>
-          <w:kern w:val="0"/>
-          <w:sz w:val="22"/>
-        </w:rPr>
-        <w:t>可以把转向</w:t>
+        <w:t>如果你想提高难度，可以把转向</w:t>
       </w:r>
       <w:proofErr w:type="gramStart"/>
       <w:r>
@@ -3907,693 +5616,22 @@
           <w:kern w:val="0"/>
           <w:sz w:val="22"/>
         </w:rPr>
-        <w:t>在地面上，</w:t>
-      </w:r>
-      <w:r>
-        <w:rPr>
-          <w:rFonts w:ascii="Tahoma" w:eastAsia="微软雅黑" w:hAnsi="Tahoma" w:hint="eastAsia"/>
-          <w:kern w:val="0"/>
-          <w:sz w:val="22"/>
-        </w:rPr>
-        <w:t>可以</w:t>
-      </w:r>
-      <w:r>
-        <w:rPr>
-          <w:rFonts w:ascii="Tahoma" w:eastAsia="微软雅黑" w:hAnsi="Tahoma" w:hint="eastAsia"/>
-          <w:kern w:val="0"/>
-          <w:sz w:val="22"/>
-        </w:rPr>
-        <w:t>把</w:t>
-      </w:r>
-      <w:r>
-        <w:rPr>
-          <w:rFonts w:ascii="Tahoma" w:eastAsia="微软雅黑" w:hAnsi="Tahoma" w:hint="eastAsia"/>
-          <w:kern w:val="0"/>
-          <w:sz w:val="22"/>
-        </w:rPr>
-        <w:t>现有的转向砖“节省”掉，或者替换为其他方向的转向砖。</w:t>
-      </w:r>
-    </w:p>
-    <w:p>
-      <w:pPr>
-        <w:rPr>
-          <w:rFonts w:hint="eastAsia"/>
-        </w:rPr>
-      </w:pPr>
-    </w:p>
-    <w:p>
-      <w:pPr>
-        <w:pStyle w:val="4"/>
-        <w:rPr>
-          <w:rFonts w:hint="eastAsia"/>
-        </w:rPr>
-      </w:pPr>
-      <w:r>
-        <w:t>2</w:t>
-      </w:r>
-      <w:r>
-        <w:rPr>
-          <w:rFonts w:hint="eastAsia"/>
-        </w:rPr>
-        <w:t>）关卡安排建议</w:t>
-      </w:r>
-    </w:p>
-    <w:p>
-      <w:pPr>
-        <w:snapToGrid w:val="0"/>
-        <w:rPr>
-          <w:rFonts w:ascii="Tahoma" w:eastAsia="微软雅黑" w:hAnsi="Tahoma"/>
-          <w:kern w:val="0"/>
-          <w:sz w:val="22"/>
-        </w:rPr>
-      </w:pPr>
-      <w:r>
-        <w:rPr>
-          <w:rFonts w:ascii="Tahoma" w:eastAsia="微软雅黑" w:hAnsi="Tahoma" w:hint="eastAsia"/>
-          <w:kern w:val="0"/>
-          <w:sz w:val="22"/>
-        </w:rPr>
-        <w:t>如果你需要在你的游戏中添加该解谜类型，</w:t>
-      </w:r>
-      <w:r>
-        <w:rPr>
-          <w:rFonts w:ascii="Tahoma" w:eastAsia="微软雅黑" w:hAnsi="Tahoma" w:hint="eastAsia"/>
-          <w:kern w:val="0"/>
-          <w:sz w:val="22"/>
-        </w:rPr>
-        <w:t>示例中</w:t>
-      </w:r>
-      <w:r>
-        <w:rPr>
-          <w:rFonts w:ascii="Tahoma" w:eastAsia="微软雅黑" w:hAnsi="Tahoma" w:hint="eastAsia"/>
-          <w:kern w:val="0"/>
-          <w:sz w:val="22"/>
-        </w:rPr>
-        <w:t>前面三关可以作为常用的冒险谜题。</w:t>
-      </w:r>
-    </w:p>
-    <w:p>
-      <w:pPr>
-        <w:snapToGrid w:val="0"/>
-        <w:rPr>
-          <w:rFonts w:ascii="Tahoma" w:eastAsia="微软雅黑" w:hAnsi="Tahoma"/>
-          <w:kern w:val="0"/>
-          <w:sz w:val="22"/>
-        </w:rPr>
-      </w:pPr>
-      <w:r>
-        <w:rPr>
-          <w:rFonts w:ascii="Tahoma" w:eastAsia="微软雅黑" w:hAnsi="Tahoma" w:hint="eastAsia"/>
-          <w:kern w:val="0"/>
-          <w:sz w:val="22"/>
-        </w:rPr>
-        <w:t>第四关和第五关难度较高，可作为</w:t>
-      </w:r>
-      <w:r>
-        <w:rPr>
-          <w:rFonts w:ascii="Tahoma" w:eastAsia="微软雅黑" w:hAnsi="Tahoma" w:hint="eastAsia"/>
-          <w:kern w:val="0"/>
-          <w:sz w:val="22"/>
-        </w:rPr>
-        <w:t xml:space="preserve"> </w:t>
-      </w:r>
-      <w:r>
-        <w:rPr>
-          <w:rFonts w:ascii="Tahoma" w:eastAsia="微软雅黑" w:hAnsi="Tahoma" w:hint="eastAsia"/>
-          <w:kern w:val="0"/>
-          <w:sz w:val="22"/>
-        </w:rPr>
-        <w:t>支线谜题</w:t>
-      </w:r>
-      <w:r>
-        <w:rPr>
-          <w:rFonts w:ascii="Tahoma" w:eastAsia="微软雅黑" w:hAnsi="Tahoma" w:hint="eastAsia"/>
-          <w:kern w:val="0"/>
-          <w:sz w:val="22"/>
-        </w:rPr>
-        <w:t xml:space="preserve"> </w:t>
-      </w:r>
-      <w:r>
-        <w:rPr>
-          <w:rFonts w:ascii="Tahoma" w:eastAsia="微软雅黑" w:hAnsi="Tahoma" w:hint="eastAsia"/>
-          <w:kern w:val="0"/>
-          <w:sz w:val="22"/>
-        </w:rPr>
-        <w:t>。</w:t>
-      </w:r>
-    </w:p>
-    <w:p>
-      <w:pPr>
-        <w:snapToGrid w:val="0"/>
-        <w:rPr>
-          <w:rFonts w:ascii="Tahoma" w:eastAsia="微软雅黑" w:hAnsi="Tahoma"/>
-          <w:kern w:val="0"/>
-          <w:sz w:val="22"/>
-        </w:rPr>
-      </w:pPr>
-      <w:r>
-        <w:rPr>
-          <w:rFonts w:ascii="Tahoma" w:eastAsia="微软雅黑" w:hAnsi="Tahoma" w:hint="eastAsia"/>
-          <w:kern w:val="0"/>
-          <w:sz w:val="22"/>
-        </w:rPr>
-        <w:t>第六关的解谜难度太高，不建议放到你的游戏中。</w:t>
-      </w:r>
-    </w:p>
-    <w:p>
-      <w:pPr>
-        <w:rPr>
-          <w:rFonts w:ascii="Tahoma" w:eastAsia="微软雅黑" w:hAnsi="Tahoma"/>
-          <w:kern w:val="0"/>
-          <w:sz w:val="22"/>
-        </w:rPr>
-      </w:pPr>
-    </w:p>
-    <w:p>
-      <w:pPr>
-        <w:pStyle w:val="4"/>
-        <w:rPr>
-          <w:rFonts w:hint="eastAsia"/>
-        </w:rPr>
-      </w:pPr>
-      <w:r>
-        <w:rPr>
-          <w:rFonts w:hint="eastAsia"/>
-        </w:rPr>
-        <w:t>3）灵感来源</w:t>
-      </w:r>
-    </w:p>
-    <w:p>
-      <w:pPr>
-        <w:snapToGrid w:val="0"/>
-        <w:rPr>
-          <w:rFonts w:ascii="Tahoma" w:eastAsia="微软雅黑" w:hAnsi="Tahoma"/>
-          <w:kern w:val="0"/>
-          <w:sz w:val="22"/>
-        </w:rPr>
-      </w:pPr>
-      <w:r>
-        <w:rPr>
-          <w:rFonts w:ascii="Tahoma" w:eastAsia="微软雅黑" w:hAnsi="Tahoma" w:hint="eastAsia"/>
-          <w:kern w:val="0"/>
-          <w:sz w:val="22"/>
-        </w:rPr>
-        <w:t>2022</w:t>
-      </w:r>
-      <w:r>
-        <w:rPr>
-          <w:rFonts w:ascii="Tahoma" w:eastAsia="微软雅黑" w:hAnsi="Tahoma" w:hint="eastAsia"/>
-          <w:kern w:val="0"/>
-          <w:sz w:val="22"/>
-        </w:rPr>
-        <w:t>年</w:t>
-      </w:r>
-      <w:r>
-        <w:rPr>
-          <w:rFonts w:ascii="Tahoma" w:eastAsia="微软雅黑" w:hAnsi="Tahoma" w:hint="eastAsia"/>
-          <w:kern w:val="0"/>
-          <w:sz w:val="22"/>
-        </w:rPr>
-        <w:t>1</w:t>
-      </w:r>
-      <w:r>
-        <w:rPr>
-          <w:rFonts w:ascii="Tahoma" w:eastAsia="微软雅黑" w:hAnsi="Tahoma" w:hint="eastAsia"/>
-          <w:kern w:val="0"/>
-          <w:sz w:val="22"/>
-        </w:rPr>
-        <w:t>月</w:t>
-      </w:r>
-      <w:r>
-        <w:rPr>
-          <w:rFonts w:ascii="Tahoma" w:eastAsia="微软雅黑" w:hAnsi="Tahoma" w:hint="eastAsia"/>
-          <w:kern w:val="0"/>
-          <w:sz w:val="22"/>
-        </w:rPr>
-        <w:t>18</w:t>
-      </w:r>
-      <w:r>
-        <w:rPr>
-          <w:rFonts w:ascii="Tahoma" w:eastAsia="微软雅黑" w:hAnsi="Tahoma" w:hint="eastAsia"/>
-          <w:kern w:val="0"/>
-          <w:sz w:val="22"/>
-        </w:rPr>
-        <w:t>日作者我对</w:t>
-      </w:r>
-      <w:r>
-        <w:rPr>
-          <w:rFonts w:ascii="Tahoma" w:eastAsia="微软雅黑" w:hAnsi="Tahoma" w:hint="eastAsia"/>
-          <w:kern w:val="0"/>
-          <w:sz w:val="22"/>
-        </w:rPr>
-        <w:t xml:space="preserve"> </w:t>
-      </w:r>
-      <w:r>
-        <w:rPr>
-          <w:rFonts w:ascii="Tahoma" w:eastAsia="微软雅黑" w:hAnsi="Tahoma" w:hint="eastAsia"/>
-          <w:kern w:val="0"/>
-          <w:sz w:val="22"/>
-        </w:rPr>
-        <w:t>移动路线</w:t>
-      </w:r>
-      <w:r>
-        <w:rPr>
-          <w:rFonts w:ascii="Tahoma" w:eastAsia="微软雅黑" w:hAnsi="Tahoma" w:hint="eastAsia"/>
-          <w:kern w:val="0"/>
-          <w:sz w:val="22"/>
-        </w:rPr>
-        <w:t>核心</w:t>
-      </w:r>
-      <w:r>
-        <w:rPr>
-          <w:rFonts w:ascii="Tahoma" w:eastAsia="微软雅黑" w:hAnsi="Tahoma" w:hint="eastAsia"/>
-          <w:kern w:val="0"/>
-          <w:sz w:val="22"/>
-        </w:rPr>
-        <w:t xml:space="preserve"> </w:t>
-      </w:r>
-      <w:r>
-        <w:rPr>
-          <w:rFonts w:ascii="Tahoma" w:eastAsia="微软雅黑" w:hAnsi="Tahoma" w:hint="eastAsia"/>
-          <w:kern w:val="0"/>
-          <w:sz w:val="22"/>
-        </w:rPr>
-        <w:t>进行了大修改，分离</w:t>
-      </w:r>
-      <w:r>
-        <w:rPr>
-          <w:rFonts w:ascii="Tahoma" w:eastAsia="微软雅黑" w:hAnsi="Tahoma" w:hint="eastAsia"/>
-          <w:kern w:val="0"/>
-          <w:sz w:val="22"/>
-        </w:rPr>
-        <w:t xml:space="preserve"> </w:t>
-      </w:r>
-      <w:r>
-        <w:rPr>
-          <w:rFonts w:ascii="Tahoma" w:eastAsia="微软雅黑" w:hAnsi="Tahoma" w:hint="eastAsia"/>
-          <w:kern w:val="0"/>
-          <w:sz w:val="22"/>
-        </w:rPr>
-        <w:t>移动路线指令集</w:t>
-      </w:r>
-      <w:r>
-        <w:rPr>
-          <w:rFonts w:ascii="Tahoma" w:eastAsia="微软雅黑" w:hAnsi="Tahoma" w:hint="eastAsia"/>
-          <w:kern w:val="0"/>
-          <w:sz w:val="22"/>
-        </w:rPr>
-        <w:t xml:space="preserve"> </w:t>
-      </w:r>
-      <w:r>
-        <w:rPr>
-          <w:rFonts w:ascii="Tahoma" w:eastAsia="微软雅黑" w:hAnsi="Tahoma" w:hint="eastAsia"/>
-          <w:kern w:val="0"/>
-          <w:sz w:val="22"/>
-        </w:rPr>
-        <w:t>插件。</w:t>
-      </w:r>
-    </w:p>
-    <w:p>
-      <w:pPr>
-        <w:snapToGrid w:val="0"/>
-        <w:spacing w:after="200"/>
-        <w:rPr>
-          <w:rFonts w:ascii="Tahoma" w:eastAsia="微软雅黑" w:hAnsi="Tahoma"/>
-          <w:kern w:val="0"/>
-          <w:sz w:val="22"/>
-        </w:rPr>
-      </w:pPr>
-      <w:r>
-        <w:rPr>
-          <w:rFonts w:ascii="Tahoma" w:eastAsia="微软雅黑" w:hAnsi="Tahoma" w:hint="eastAsia"/>
-          <w:kern w:val="0"/>
-          <w:sz w:val="22"/>
-        </w:rPr>
-        <w:t>根据移动路线的特性，作者我也编写了</w:t>
-      </w:r>
-      <w:r>
-        <w:rPr>
-          <w:rFonts w:ascii="Tahoma" w:eastAsia="微软雅黑" w:hAnsi="Tahoma" w:hint="eastAsia"/>
-          <w:kern w:val="0"/>
-          <w:sz w:val="22"/>
-        </w:rPr>
-        <w:t xml:space="preserve"> </w:t>
-      </w:r>
-      <w:r>
-        <w:rPr>
-          <w:rFonts w:ascii="Tahoma" w:eastAsia="微软雅黑" w:hAnsi="Tahoma" w:hint="eastAsia"/>
-          <w:kern w:val="0"/>
-          <w:sz w:val="22"/>
-        </w:rPr>
-        <w:t>制动开关</w:t>
-      </w:r>
-      <w:r>
-        <w:rPr>
-          <w:rFonts w:ascii="Tahoma" w:eastAsia="微软雅黑" w:hAnsi="Tahoma" w:hint="eastAsia"/>
-          <w:kern w:val="0"/>
-          <w:sz w:val="22"/>
-        </w:rPr>
-        <w:t xml:space="preserve"> </w:t>
-      </w:r>
-      <w:r>
-        <w:rPr>
-          <w:rFonts w:ascii="Tahoma" w:eastAsia="微软雅黑" w:hAnsi="Tahoma" w:hint="eastAsia"/>
-          <w:kern w:val="0"/>
-          <w:sz w:val="22"/>
-        </w:rPr>
-        <w:t>插件，实现了弹丸</w:t>
-      </w:r>
-      <w:r>
-        <w:rPr>
-          <w:rFonts w:ascii="Tahoma" w:eastAsia="微软雅黑" w:hAnsi="Tahoma" w:hint="eastAsia"/>
-          <w:kern w:val="0"/>
-          <w:sz w:val="22"/>
-        </w:rPr>
-        <w:t>爆炸</w:t>
-      </w:r>
-      <w:r>
-        <w:rPr>
-          <w:rFonts w:ascii="Tahoma" w:eastAsia="微软雅黑" w:hAnsi="Tahoma" w:hint="eastAsia"/>
-          <w:kern w:val="0"/>
-          <w:sz w:val="22"/>
-        </w:rPr>
-        <w:t>的功能。</w:t>
-      </w:r>
-    </w:p>
-    <w:p>
-      <w:pPr>
-        <w:snapToGrid w:val="0"/>
-        <w:rPr>
-          <w:rFonts w:ascii="Tahoma" w:eastAsia="微软雅黑" w:hAnsi="Tahoma"/>
-          <w:kern w:val="0"/>
-          <w:sz w:val="22"/>
-        </w:rPr>
-      </w:pPr>
-      <w:r>
-        <w:rPr>
-          <w:rFonts w:ascii="Tahoma" w:eastAsia="微软雅黑" w:hAnsi="Tahoma" w:hint="eastAsia"/>
-          <w:kern w:val="0"/>
-          <w:sz w:val="22"/>
-        </w:rPr>
-        <w:t>由于</w:t>
-      </w:r>
-      <w:proofErr w:type="gramStart"/>
-      <w:r>
-        <w:rPr>
-          <w:rFonts w:ascii="Tahoma" w:eastAsia="微软雅黑" w:hAnsi="Tahoma" w:hint="eastAsia"/>
-          <w:kern w:val="0"/>
-          <w:sz w:val="22"/>
-        </w:rPr>
-        <w:t>光滑图块</w:t>
-      </w:r>
-      <w:proofErr w:type="gramEnd"/>
-      <w:r>
-        <w:rPr>
-          <w:rFonts w:ascii="Tahoma" w:eastAsia="微软雅黑" w:hAnsi="Tahoma" w:hint="eastAsia"/>
-          <w:kern w:val="0"/>
-          <w:sz w:val="22"/>
-        </w:rPr>
-        <w:t>解谜本身就有转向功能，弹丸本质上也是事件，</w:t>
-      </w:r>
-    </w:p>
-    <w:p>
-      <w:pPr>
-        <w:snapToGrid w:val="0"/>
-        <w:rPr>
-          <w:rFonts w:ascii="Tahoma" w:eastAsia="微软雅黑" w:hAnsi="Tahoma"/>
-          <w:kern w:val="0"/>
-          <w:sz w:val="22"/>
-        </w:rPr>
-      </w:pPr>
-      <w:r>
-        <w:rPr>
-          <w:rFonts w:ascii="Tahoma" w:eastAsia="微软雅黑" w:hAnsi="Tahoma" w:hint="eastAsia"/>
-          <w:kern w:val="0"/>
-          <w:sz w:val="22"/>
-        </w:rPr>
-        <w:t>于是作者我顺水推舟，</w:t>
-      </w:r>
-      <w:r>
-        <w:rPr>
-          <w:rFonts w:ascii="Tahoma" w:eastAsia="微软雅黑" w:hAnsi="Tahoma" w:hint="eastAsia"/>
-          <w:kern w:val="0"/>
-          <w:sz w:val="22"/>
-        </w:rPr>
-        <w:t>进而</w:t>
-      </w:r>
-      <w:r>
-        <w:rPr>
-          <w:rFonts w:ascii="Tahoma" w:eastAsia="微软雅黑" w:hAnsi="Tahoma" w:hint="eastAsia"/>
-          <w:kern w:val="0"/>
-          <w:sz w:val="22"/>
-        </w:rPr>
-        <w:t>制作了转向砖功能。</w:t>
-      </w:r>
-    </w:p>
-    <w:p>
-      <w:pPr>
-        <w:snapToGrid w:val="0"/>
-        <w:jc w:val="center"/>
-        <w:rPr>
-          <w:rFonts w:ascii="Tahoma" w:eastAsia="微软雅黑" w:hAnsi="Tahoma"/>
-          <w:kern w:val="0"/>
-          <w:sz w:val="22"/>
-        </w:rPr>
-      </w:pPr>
-      <w:r>
-        <w:rPr>
-          <w:rFonts w:ascii="Tahoma" w:eastAsia="微软雅黑" w:hAnsi="Tahoma"/>
-          <w:noProof/>
-          <w:kern w:val="0"/>
-          <w:sz w:val="22"/>
-        </w:rPr>
-        <w:drawing>
-          <wp:inline distT="0" distB="0" distL="0" distR="0" wp14:anchorId="00598A86" wp14:editId="0623E1FE">
-            <wp:extent cx="1642936" cy="988015"/>
-            <wp:effectExtent l="0" t="0" r="0" b="3175"/>
-            <wp:docPr id="32" name="图片 32"/>
-            <wp:cNvGraphicFramePr>
-              <a:graphicFrameLocks xmlns:a="http://schemas.openxmlformats.org/drawingml/2006/main" noChangeAspect="1"/>
-            </wp:cNvGraphicFramePr>
-            <a:graphic xmlns:a="http://schemas.openxmlformats.org/drawingml/2006/main">
-              <a:graphicData uri="http://schemas.openxmlformats.org/drawingml/2006/picture">
-                <pic:pic xmlns:pic="http://schemas.openxmlformats.org/drawingml/2006/picture">
-                  <pic:nvPicPr>
-                    <pic:cNvPr id="0" name="Picture 49"/>
-                    <pic:cNvPicPr>
-                      <a:picLocks noChangeAspect="1" noChangeArrowheads="1"/>
-                    </pic:cNvPicPr>
-                  </pic:nvPicPr>
-                  <pic:blipFill>
-                    <a:blip r:embed="rId22">
-                      <a:extLst>
-                        <a:ext uri="{28A0092B-C50C-407E-A947-70E740481C1C}">
-                          <a14:useLocalDpi xmlns:a14="http://schemas.microsoft.com/office/drawing/2010/main" val="0"/>
-                        </a:ext>
-                      </a:extLst>
-                    </a:blip>
-                    <a:srcRect/>
-                    <a:stretch>
-                      <a:fillRect/>
-                    </a:stretch>
-                  </pic:blipFill>
-                  <pic:spPr bwMode="auto">
-                    <a:xfrm>
-                      <a:off x="0" y="0"/>
-                      <a:ext cx="1650262" cy="992421"/>
-                    </a:xfrm>
-                    <a:prstGeom prst="rect">
-                      <a:avLst/>
-                    </a:prstGeom>
-                    <a:noFill/>
-                    <a:ln>
-                      <a:noFill/>
-                    </a:ln>
-                  </pic:spPr>
-                </pic:pic>
-              </a:graphicData>
-            </a:graphic>
-          </wp:inline>
-        </w:drawing>
-      </w:r>
-      <w:r>
-        <w:rPr>
-          <w:rFonts w:ascii="Tahoma" w:eastAsia="微软雅黑" w:hAnsi="Tahoma" w:hint="eastAsia"/>
-          <w:kern w:val="0"/>
-          <w:sz w:val="22"/>
-        </w:rPr>
-        <w:t xml:space="preserve"> </w:t>
-      </w:r>
-      <w:r>
-        <w:rPr>
-          <w:rFonts w:ascii="宋体" w:eastAsia="宋体" w:hAnsi="宋体" w:cs="宋体"/>
-          <w:noProof/>
-          <w:kern w:val="0"/>
-          <w:sz w:val="24"/>
-          <w:szCs w:val="24"/>
-        </w:rPr>
-        <w:drawing>
-          <wp:inline distT="0" distB="0" distL="0" distR="0" wp14:anchorId="040C8141" wp14:editId="64E6357B">
-            <wp:extent cx="1260230" cy="982980"/>
-            <wp:effectExtent l="0" t="0" r="0" b="7620"/>
-            <wp:docPr id="184531056" name="图片 184531056"/>
-            <wp:cNvGraphicFramePr>
-              <a:graphicFrameLocks xmlns:a="http://schemas.openxmlformats.org/drawingml/2006/main" noChangeAspect="1"/>
-            </wp:cNvGraphicFramePr>
-            <a:graphic xmlns:a="http://schemas.openxmlformats.org/drawingml/2006/main">
-              <a:graphicData uri="http://schemas.openxmlformats.org/drawingml/2006/picture">
-                <pic:pic xmlns:pic="http://schemas.openxmlformats.org/drawingml/2006/picture">
-                  <pic:nvPicPr>
-                    <pic:cNvPr id="0" name="Picture 11"/>
-                    <pic:cNvPicPr>
-                      <a:picLocks noChangeAspect="1" noChangeArrowheads="1"/>
-                    </pic:cNvPicPr>
-                  </pic:nvPicPr>
-                  <pic:blipFill>
-                    <a:blip r:embed="rId23">
-                      <a:extLst>
-                        <a:ext uri="{28A0092B-C50C-407E-A947-70E740481C1C}">
-                          <a14:useLocalDpi xmlns:a14="http://schemas.microsoft.com/office/drawing/2010/main" val="0"/>
-                        </a:ext>
-                      </a:extLst>
-                    </a:blip>
-                    <a:srcRect/>
-                    <a:stretch>
-                      <a:fillRect/>
-                    </a:stretch>
-                  </pic:blipFill>
-                  <pic:spPr bwMode="auto">
-                    <a:xfrm>
-                      <a:off x="0" y="0"/>
-                      <a:ext cx="1278260" cy="997043"/>
-                    </a:xfrm>
-                    <a:prstGeom prst="rect">
-                      <a:avLst/>
-                    </a:prstGeom>
-                    <a:noFill/>
-                    <a:ln>
-                      <a:noFill/>
-                    </a:ln>
-                  </pic:spPr>
-                </pic:pic>
-              </a:graphicData>
-            </a:graphic>
-          </wp:inline>
-        </w:drawing>
-      </w:r>
-    </w:p>
-    <w:p>
-      <w:pPr>
-        <w:snapToGrid w:val="0"/>
-        <w:rPr>
-          <w:rFonts w:ascii="Tahoma" w:eastAsia="微软雅黑" w:hAnsi="Tahoma"/>
-          <w:kern w:val="0"/>
-          <w:sz w:val="22"/>
-        </w:rPr>
-      </w:pPr>
-      <w:r>
-        <w:rPr>
-          <w:rFonts w:ascii="Tahoma" w:eastAsia="微软雅黑" w:hAnsi="Tahoma" w:hint="eastAsia"/>
-          <w:kern w:val="0"/>
-          <w:sz w:val="22"/>
-        </w:rPr>
-        <w:t>完成</w:t>
-      </w:r>
-      <w:r>
-        <w:rPr>
-          <w:rFonts w:ascii="Tahoma" w:eastAsia="微软雅黑" w:hAnsi="Tahoma" w:hint="eastAsia"/>
-          <w:kern w:val="0"/>
-          <w:sz w:val="22"/>
-        </w:rPr>
-        <w:t xml:space="preserve"> </w:t>
-      </w:r>
-      <w:r>
-        <w:rPr>
-          <w:rFonts w:ascii="Tahoma" w:eastAsia="微软雅黑" w:hAnsi="Tahoma" w:hint="eastAsia"/>
-          <w:kern w:val="0"/>
-          <w:sz w:val="22"/>
-        </w:rPr>
-        <w:t>弹丸和转向砖</w:t>
-      </w:r>
-      <w:r>
-        <w:rPr>
-          <w:rFonts w:ascii="Tahoma" w:eastAsia="微软雅黑" w:hAnsi="Tahoma" w:hint="eastAsia"/>
-          <w:kern w:val="0"/>
-          <w:sz w:val="22"/>
-        </w:rPr>
-        <w:t xml:space="preserve"> </w:t>
-      </w:r>
-      <w:r>
-        <w:rPr>
-          <w:rFonts w:ascii="Tahoma" w:eastAsia="微软雅黑" w:hAnsi="Tahoma" w:hint="eastAsia"/>
-          <w:kern w:val="0"/>
-          <w:sz w:val="22"/>
-        </w:rPr>
-        <w:t>之后，</w:t>
-      </w:r>
-    </w:p>
-    <w:p>
-      <w:pPr>
-        <w:snapToGrid w:val="0"/>
-        <w:rPr>
-          <w:rFonts w:ascii="Tahoma" w:eastAsia="微软雅黑" w:hAnsi="Tahoma"/>
-          <w:kern w:val="0"/>
-          <w:sz w:val="22"/>
-        </w:rPr>
-      </w:pPr>
-      <w:r>
-        <w:rPr>
-          <w:rFonts w:ascii="Tahoma" w:eastAsia="微软雅黑" w:hAnsi="Tahoma" w:hint="eastAsia"/>
-          <w:kern w:val="0"/>
-          <w:sz w:val="22"/>
-        </w:rPr>
-        <w:t>为了给大家展示一下事件弹丸的趣味性，</w:t>
-      </w:r>
-      <w:r>
-        <w:rPr>
-          <w:rFonts w:ascii="Tahoma" w:eastAsia="微软雅黑" w:hAnsi="Tahoma" w:hint="eastAsia"/>
-          <w:kern w:val="0"/>
-          <w:sz w:val="22"/>
-        </w:rPr>
-        <w:t>于是作者我想出了这个解谜设计，从而开坑</w:t>
-      </w:r>
-      <w:r>
-        <w:rPr>
-          <w:rFonts w:ascii="Tahoma" w:eastAsia="微软雅黑" w:hAnsi="Tahoma" w:hint="eastAsia"/>
-          <w:kern w:val="0"/>
-          <w:sz w:val="22"/>
-        </w:rPr>
-        <w:t>。</w:t>
-      </w:r>
-    </w:p>
-    <w:p>
-      <w:pPr>
-        <w:snapToGrid w:val="0"/>
-        <w:rPr>
-          <w:rFonts w:ascii="Tahoma" w:eastAsia="微软雅黑" w:hAnsi="Tahoma"/>
-          <w:kern w:val="0"/>
-          <w:sz w:val="22"/>
-        </w:rPr>
-      </w:pPr>
-    </w:p>
-    <w:p>
-      <w:pPr>
-        <w:widowControl/>
-        <w:jc w:val="left"/>
-        <w:rPr>
-          <w:rFonts w:ascii="Tahoma" w:eastAsia="微软雅黑" w:hAnsi="Tahoma"/>
-          <w:kern w:val="0"/>
-          <w:sz w:val="22"/>
-        </w:rPr>
-      </w:pPr>
-      <w:r>
-        <w:rPr>
-          <w:rFonts w:ascii="Tahoma" w:eastAsia="微软雅黑" w:hAnsi="Tahoma"/>
-          <w:kern w:val="0"/>
-          <w:sz w:val="22"/>
-        </w:rPr>
-        <w:br w:type="page"/>
-      </w:r>
+        <w:t>在地面上，可以把现有的转向砖“节省”掉，或者替换为其他方向的转向砖。</w:t>
+      </w:r>
+    </w:p>
+    <w:p>
+      <w:pPr>
+        <w:rPr>
+          <w:rFonts w:hint="eastAsia"/>
+        </w:rPr>
+      </w:pPr>
+    </w:p>
+    <w:p>
+      <w:pPr>
+        <w:rPr>
+          <w:rFonts w:hint="eastAsia"/>
+        </w:rPr>
+      </w:pPr>
     </w:p>
     <w:p>
       <w:pPr>
@@ -4606,7 +5644,6 @@
         <w:rPr>
           <w:rFonts w:hint="eastAsia"/>
         </w:rPr>
-        <w:lastRenderedPageBreak/>
         <w:t>转向砖</w:t>
       </w:r>
       <w:r>
@@ -4864,7 +5901,7 @@
                     </pic:cNvPicPr>
                   </pic:nvPicPr>
                   <pic:blipFill>
-                    <a:blip r:embed="rId24">
+                    <a:blip r:embed="rId31">
                       <a:extLst>
                         <a:ext uri="{28A0092B-C50C-407E-A947-70E740481C1C}">
                           <a14:useLocalDpi xmlns:a14="http://schemas.microsoft.com/office/drawing/2010/main" val="0"/>
@@ -5046,7 +6083,7 @@
                     </pic:cNvPicPr>
                   </pic:nvPicPr>
                   <pic:blipFill>
-                    <a:blip r:embed="rId25">
+                    <a:blip r:embed="rId32">
                       <a:extLst>
                         <a:ext uri="{28A0092B-C50C-407E-A947-70E740481C1C}">
                           <a14:useLocalDpi xmlns:a14="http://schemas.microsoft.com/office/drawing/2010/main" val="0"/>
@@ -5112,7 +6149,7 @@
                     </pic:cNvPicPr>
                   </pic:nvPicPr>
                   <pic:blipFill>
-                    <a:blip r:embed="rId23">
+                    <a:blip r:embed="rId10">
                       <a:extLst>
                         <a:ext uri="{28A0092B-C50C-407E-A947-70E740481C1C}">
                           <a14:useLocalDpi xmlns:a14="http://schemas.microsoft.com/office/drawing/2010/main" val="0"/>
@@ -5178,7 +6215,7 @@
                     </pic:cNvPicPr>
                   </pic:nvPicPr>
                   <pic:blipFill>
-                    <a:blip r:embed="rId26">
+                    <a:blip r:embed="rId33">
                       <a:extLst>
                         <a:ext uri="{28A0092B-C50C-407E-A947-70E740481C1C}">
                           <a14:useLocalDpi xmlns:a14="http://schemas.microsoft.com/office/drawing/2010/main" val="0"/>
@@ -5305,6 +6342,7 @@
           <w:sz w:val="24"/>
           <w:szCs w:val="24"/>
         </w:rPr>
+        <w:lastRenderedPageBreak/>
         <w:drawing>
           <wp:inline distT="0" distB="0" distL="0" distR="0" wp14:anchorId="2019988A" wp14:editId="79DF3D22">
             <wp:extent cx="1333500" cy="998220"/>
@@ -5323,7 +6361,7 @@
                     </pic:cNvPicPr>
                   </pic:nvPicPr>
                   <pic:blipFill>
-                    <a:blip r:embed="rId27">
+                    <a:blip r:embed="rId34">
                       <a:extLst>
                         <a:ext uri="{28A0092B-C50C-407E-A947-70E740481C1C}">
                           <a14:useLocalDpi xmlns:a14="http://schemas.microsoft.com/office/drawing/2010/main" val="0"/>
@@ -5479,15 +6517,6 @@
           <w:sz w:val="22"/>
         </w:rPr>
       </w:pPr>
-      <w:r>
-        <w:rPr>
-          <w:rFonts w:ascii="Tahoma" w:eastAsia="微软雅黑" w:hAnsi="Tahoma"/>
-          <w:color w:val="0070C0"/>
-          <w:kern w:val="0"/>
-          <w:sz w:val="22"/>
-        </w:rPr>
-        <w:br w:type="page"/>
-      </w:r>
     </w:p>
     <w:p>
       <w:pPr>
@@ -5497,7 +6526,6 @@
         </w:rPr>
       </w:pPr>
       <w:r>
-        <w:lastRenderedPageBreak/>
         <w:t>4</w:t>
       </w:r>
       <w:r>
@@ -5582,7 +6610,7 @@
                     </pic:cNvPicPr>
                   </pic:nvPicPr>
                   <pic:blipFill>
-                    <a:blip r:embed="rId28">
+                    <a:blip r:embed="rId35">
                       <a:extLst>
                         <a:ext uri="{28A0092B-C50C-407E-A947-70E740481C1C}">
                           <a14:useLocalDpi xmlns:a14="http://schemas.microsoft.com/office/drawing/2010/main" val="0"/>
@@ -5640,20 +6668,24 @@
           <w:rFonts w:hint="eastAsia"/>
         </w:rPr>
       </w:pPr>
-      <w:bookmarkStart w:id="1" w:name="_基础规律"/>
-      <w:bookmarkEnd w:id="1"/>
       <w:r>
         <w:rPr>
           <w:rFonts w:hint="eastAsia"/>
         </w:rPr>
         <w:lastRenderedPageBreak/>
-        <w:t>弹丸反射</w:t>
-      </w:r>
-      <w:r>
-        <w:rPr>
-          <w:rFonts w:hint="eastAsia"/>
-        </w:rPr>
-        <w:t>-谜题解法</w:t>
+        <w:t>===</w:t>
+      </w:r>
+      <w:r>
+        <w:rPr>
+          <w:rFonts w:hint="eastAsia"/>
+        </w:rPr>
+        <w:t>弹丸反射 - 注意事项</w:t>
+      </w:r>
+      <w:r>
+        <w:rPr>
+          <w:rFonts w:hint="eastAsia"/>
+        </w:rPr>
+        <w:t>===</w:t>
       </w:r>
     </w:p>
     <w:p>
@@ -5667,82 +6699,185 @@
         <w:rPr>
           <w:rFonts w:hint="eastAsia"/>
         </w:rPr>
-        <w:t>方向判断法</w:t>
-      </w:r>
-    </w:p>
-    <w:p>
-      <w:pPr>
-        <w:snapToGrid w:val="0"/>
-        <w:rPr>
-          <w:rFonts w:ascii="Tahoma" w:eastAsia="微软雅黑" w:hAnsi="Tahoma"/>
-          <w:kern w:val="0"/>
-          <w:sz w:val="22"/>
-        </w:rPr>
-      </w:pPr>
-      <w:r>
-        <w:rPr>
-          <w:rFonts w:ascii="Tahoma" w:eastAsia="微软雅黑" w:hAnsi="Tahoma" w:hint="eastAsia"/>
-          <w:kern w:val="0"/>
-          <w:sz w:val="22"/>
-        </w:rPr>
-        <w:t>你需要</w:t>
-      </w:r>
-      <w:r>
-        <w:rPr>
-          <w:rFonts w:ascii="Tahoma" w:eastAsia="微软雅黑" w:hAnsi="Tahoma" w:hint="eastAsia"/>
-          <w:kern w:val="0"/>
-          <w:sz w:val="22"/>
-        </w:rPr>
-        <w:t>一开始</w:t>
-      </w:r>
-      <w:r>
-        <w:rPr>
-          <w:rFonts w:ascii="Tahoma" w:eastAsia="微软雅黑" w:hAnsi="Tahoma" w:hint="eastAsia"/>
-          <w:kern w:val="0"/>
-          <w:sz w:val="22"/>
-        </w:rPr>
-        <w:t>跑一圈，观察一下粗略的地形。</w:t>
-      </w:r>
-    </w:p>
-    <w:p>
-      <w:pPr>
-        <w:snapToGrid w:val="0"/>
-        <w:spacing w:after="200"/>
-        <w:rPr>
-          <w:rFonts w:ascii="Tahoma" w:eastAsia="微软雅黑" w:hAnsi="Tahoma"/>
-          <w:kern w:val="0"/>
-          <w:sz w:val="22"/>
-        </w:rPr>
-      </w:pPr>
-      <w:r>
-        <w:rPr>
-          <w:rFonts w:ascii="Tahoma" w:eastAsia="微软雅黑" w:hAnsi="Tahoma" w:hint="eastAsia"/>
-          <w:kern w:val="0"/>
-          <w:sz w:val="22"/>
-        </w:rPr>
-        <w:t>确认手头是否有足够的转向砖。</w:t>
-      </w:r>
-    </w:p>
-    <w:p>
-      <w:pPr>
-        <w:snapToGrid w:val="0"/>
-        <w:rPr>
-          <w:rFonts w:ascii="Tahoma" w:eastAsia="微软雅黑" w:hAnsi="Tahoma"/>
-          <w:kern w:val="0"/>
-          <w:sz w:val="22"/>
-        </w:rPr>
-      </w:pPr>
-      <w:r>
-        <w:rPr>
-          <w:rFonts w:ascii="Tahoma" w:eastAsia="微软雅黑" w:hAnsi="Tahoma" w:hint="eastAsia"/>
-          <w:kern w:val="0"/>
-          <w:sz w:val="22"/>
-        </w:rPr>
-        <w:t>比如下面的地形，能够推断，有两次朝上，两次朝右、一次朝下。</w:t>
-      </w:r>
-    </w:p>
-    <w:p>
-      <w:pPr>
+        <w:t>弹丸</w:t>
+      </w:r>
+      <w:r>
+        <w:rPr>
+          <w:rFonts w:hint="eastAsia"/>
+        </w:rPr>
+        <w:t>制作</w:t>
+      </w:r>
+      <w:r>
+        <w:rPr>
+          <w:rFonts w:hint="eastAsia"/>
+        </w:rPr>
+        <w:t>问题</w:t>
+      </w:r>
+    </w:p>
+    <w:p>
+      <w:pPr>
+        <w:widowControl/>
+        <w:adjustRightInd w:val="0"/>
+        <w:snapToGrid w:val="0"/>
+        <w:jc w:val="left"/>
+        <w:rPr>
+          <w:rFonts w:ascii="Tahoma" w:eastAsia="微软雅黑" w:hAnsi="Tahoma"/>
+          <w:kern w:val="0"/>
+          <w:sz w:val="22"/>
+        </w:rPr>
+      </w:pPr>
+      <w:r>
+        <w:rPr>
+          <w:rFonts w:ascii="Tahoma" w:eastAsia="微软雅黑" w:hAnsi="Tahoma" w:hint="eastAsia"/>
+          <w:kern w:val="0"/>
+          <w:sz w:val="22"/>
+        </w:rPr>
+        <w:t>弹丸</w:t>
+      </w:r>
+      <w:r>
+        <w:rPr>
+          <w:rFonts w:ascii="Tahoma" w:eastAsia="微软雅黑" w:hAnsi="Tahoma" w:hint="eastAsia"/>
+          <w:kern w:val="0"/>
+          <w:sz w:val="22"/>
+        </w:rPr>
+        <w:t>制作过程中，会遇到很多细节问题。</w:t>
+      </w:r>
+    </w:p>
+    <w:p>
+      <w:pPr>
+        <w:widowControl/>
+        <w:adjustRightInd w:val="0"/>
+        <w:snapToGrid w:val="0"/>
+        <w:jc w:val="left"/>
+        <w:rPr>
+          <w:rFonts w:ascii="Tahoma" w:eastAsia="微软雅黑" w:hAnsi="Tahoma"/>
+          <w:kern w:val="0"/>
+          <w:sz w:val="22"/>
+        </w:rPr>
+      </w:pPr>
+      <w:r>
+        <w:rPr>
+          <w:rFonts w:ascii="Tahoma" w:eastAsia="微软雅黑" w:hAnsi="Tahoma" w:hint="eastAsia"/>
+          <w:kern w:val="0"/>
+          <w:sz w:val="22"/>
+        </w:rPr>
+        <w:t>相关问题都在下面文档中有讲解：</w:t>
+      </w:r>
+    </w:p>
+    <w:p>
+      <w:pPr>
+        <w:widowControl/>
+        <w:adjustRightInd w:val="0"/>
+        <w:snapToGrid w:val="0"/>
+        <w:jc w:val="left"/>
+        <w:rPr>
+          <w:rFonts w:ascii="Tahoma" w:eastAsia="微软雅黑" w:hAnsi="Tahoma"/>
+          <w:kern w:val="0"/>
+          <w:sz w:val="22"/>
+        </w:rPr>
+      </w:pPr>
+      <w:r>
+        <w:rPr>
+          <w:rFonts w:ascii="Tahoma" w:eastAsia="微软雅黑" w:hAnsi="Tahoma" w:hint="eastAsia"/>
+          <w:kern w:val="0"/>
+          <w:sz w:val="22"/>
+        </w:rPr>
+        <w:t>“</w:t>
+      </w:r>
+      <w:r>
+        <w:rPr>
+          <w:rFonts w:ascii="Tahoma" w:eastAsia="微软雅黑" w:hAnsi="Tahoma" w:hint="eastAsia"/>
+          <w:color w:val="0070C0"/>
+          <w:kern w:val="0"/>
+          <w:sz w:val="22"/>
+        </w:rPr>
+        <w:t>9</w:t>
+      </w:r>
+      <w:r>
+        <w:rPr>
+          <w:rFonts w:ascii="Tahoma" w:eastAsia="微软雅黑" w:hAnsi="Tahoma"/>
+          <w:color w:val="0070C0"/>
+          <w:kern w:val="0"/>
+          <w:sz w:val="22"/>
+        </w:rPr>
+        <w:t>.</w:t>
+      </w:r>
+      <w:r>
+        <w:rPr>
+          <w:rFonts w:ascii="Tahoma" w:eastAsia="微软雅黑" w:hAnsi="Tahoma" w:hint="eastAsia"/>
+          <w:color w:val="0070C0"/>
+          <w:kern w:val="0"/>
+          <w:sz w:val="22"/>
+        </w:rPr>
+        <w:t>物体触发</w:t>
+      </w:r>
+      <w:r>
+        <w:rPr>
+          <w:rFonts w:ascii="Tahoma" w:eastAsia="微软雅黑" w:hAnsi="Tahoma" w:hint="eastAsia"/>
+          <w:color w:val="0070C0"/>
+          <w:kern w:val="0"/>
+          <w:sz w:val="22"/>
+        </w:rPr>
+        <w:t xml:space="preserve"> &gt;</w:t>
+      </w:r>
+      <w:r>
+        <w:rPr>
+          <w:rFonts w:ascii="Tahoma" w:eastAsia="微软雅黑" w:hAnsi="Tahoma"/>
+          <w:color w:val="0070C0"/>
+          <w:kern w:val="0"/>
+          <w:sz w:val="22"/>
+        </w:rPr>
+        <w:t xml:space="preserve"> </w:t>
+      </w:r>
+      <w:r>
+        <w:rPr>
+          <w:rFonts w:ascii="Tahoma" w:eastAsia="微软雅黑" w:hAnsi="Tahoma" w:hint="eastAsia"/>
+          <w:color w:val="0070C0"/>
+          <w:kern w:val="0"/>
+          <w:sz w:val="22"/>
+        </w:rPr>
+        <w:t>物体设计</w:t>
+      </w:r>
+      <w:r>
+        <w:rPr>
+          <w:rFonts w:ascii="Tahoma" w:eastAsia="微软雅黑" w:hAnsi="Tahoma"/>
+          <w:color w:val="0070C0"/>
+          <w:kern w:val="0"/>
+          <w:sz w:val="22"/>
+        </w:rPr>
+        <w:t>-</w:t>
+      </w:r>
+      <w:r>
+        <w:rPr>
+          <w:rFonts w:ascii="Tahoma" w:eastAsia="微软雅黑" w:hAnsi="Tahoma"/>
+          <w:color w:val="0070C0"/>
+          <w:kern w:val="0"/>
+          <w:sz w:val="22"/>
+        </w:rPr>
+        <w:t>简易弹丸制作</w:t>
+      </w:r>
+      <w:r>
+        <w:rPr>
+          <w:rFonts w:ascii="Tahoma" w:eastAsia="微软雅黑" w:hAnsi="Tahoma"/>
+          <w:color w:val="0070C0"/>
+          <w:kern w:val="0"/>
+          <w:sz w:val="22"/>
+        </w:rPr>
+        <w:t>.docx</w:t>
+      </w:r>
+      <w:r>
+        <w:rPr>
+          <w:rFonts w:ascii="Tahoma" w:eastAsia="微软雅黑" w:hAnsi="Tahoma" w:hint="eastAsia"/>
+          <w:kern w:val="0"/>
+          <w:sz w:val="22"/>
+        </w:rPr>
+        <w:t>”</w:t>
+      </w:r>
+    </w:p>
+    <w:p>
+      <w:pPr>
+        <w:widowControl/>
+        <w:adjustRightInd w:val="0"/>
         <w:snapToGrid w:val="0"/>
         <w:jc w:val="center"/>
         <w:rPr>
@@ -5753,16 +6888,14 @@
       </w:pPr>
       <w:r>
         <w:rPr>
-          <w:rFonts w:ascii="Tahoma" w:eastAsia="微软雅黑" w:hAnsi="Tahoma"/>
+          <w:rFonts w:hint="eastAsia"/>
           <w:noProof/>
-          <w:kern w:val="0"/>
-          <w:sz w:val="22"/>
         </w:rPr>
         <w:drawing>
-          <wp:inline distT="0" distB="0" distL="0" distR="0" wp14:anchorId="23678282" wp14:editId="550682A0">
-            <wp:extent cx="4960620" cy="2072400"/>
-            <wp:effectExtent l="0" t="0" r="0" b="4445"/>
-            <wp:docPr id="9" name="图片 9"/>
+          <wp:inline distT="0" distB="0" distL="0" distR="0" wp14:anchorId="10D2112E" wp14:editId="65E9BF1E">
+            <wp:extent cx="2240280" cy="1047314"/>
+            <wp:effectExtent l="0" t="0" r="7620" b="635"/>
+            <wp:docPr id="2033628114" name="图片 2"/>
             <wp:cNvGraphicFramePr>
               <a:graphicFrameLocks xmlns:a="http://schemas.openxmlformats.org/drawingml/2006/main" noChangeAspect="1"/>
             </wp:cNvGraphicFramePr>
@@ -5770,13 +6903,13 @@
               <a:graphicData uri="http://schemas.openxmlformats.org/drawingml/2006/picture">
                 <pic:pic xmlns:pic="http://schemas.openxmlformats.org/drawingml/2006/picture">
                   <pic:nvPicPr>
-                    <pic:cNvPr id="0" name="Picture 1"/>
+                    <pic:cNvPr id="0" name="Picture 3"/>
                     <pic:cNvPicPr>
                       <a:picLocks noChangeAspect="1" noChangeArrowheads="1"/>
                     </pic:cNvPicPr>
                   </pic:nvPicPr>
                   <pic:blipFill>
-                    <a:blip r:embed="rId7">
+                    <a:blip r:embed="rId26">
                       <a:extLst>
                         <a:ext uri="{28A0092B-C50C-407E-A947-70E740481C1C}">
                           <a14:useLocalDpi xmlns:a14="http://schemas.microsoft.com/office/drawing/2010/main" val="0"/>
@@ -5791,7 +6924,7 @@
                   <pic:spPr bwMode="auto">
                     <a:xfrm>
                       <a:off x="0" y="0"/>
-                      <a:ext cx="4967376" cy="2075223"/>
+                      <a:ext cx="2243665" cy="1048896"/>
                     </a:xfrm>
                     <a:prstGeom prst="rect">
                       <a:avLst/>
@@ -5807,59 +6940,23 @@
           </wp:inline>
         </w:drawing>
       </w:r>
-    </w:p>
-    <w:p>
-      <w:pPr>
-        <w:snapToGrid w:val="0"/>
-        <w:rPr>
-          <w:rFonts w:ascii="Tahoma" w:eastAsia="微软雅黑" w:hAnsi="Tahoma"/>
-          <w:kern w:val="0"/>
-          <w:sz w:val="22"/>
-        </w:rPr>
-      </w:pPr>
-    </w:p>
-    <w:p>
-      <w:pPr>
-        <w:snapToGrid w:val="0"/>
-        <w:rPr>
-          <w:rFonts w:ascii="Tahoma" w:eastAsia="微软雅黑" w:hAnsi="Tahoma"/>
-          <w:kern w:val="0"/>
-          <w:sz w:val="22"/>
-        </w:rPr>
-      </w:pPr>
-      <w:r>
-        <w:rPr>
-          <w:rFonts w:ascii="Tahoma" w:eastAsia="微软雅黑" w:hAnsi="Tahoma" w:hint="eastAsia"/>
-          <w:kern w:val="0"/>
-          <w:sz w:val="22"/>
-        </w:rPr>
-        <w:t>比如下面的地形，两次朝下，两次朝右，一次朝上。</w:t>
-      </w:r>
-    </w:p>
-    <w:p>
-      <w:pPr>
-        <w:widowControl/>
-        <w:jc w:val="center"/>
-        <w:rPr>
-          <w:rFonts w:ascii="宋体" w:eastAsia="宋体" w:hAnsi="宋体" w:cs="宋体" w:hint="eastAsia"/>
-          <w:kern w:val="0"/>
-          <w:sz w:val="24"/>
-          <w:szCs w:val="24"/>
-        </w:rPr>
-      </w:pPr>
-      <w:r>
-        <w:rPr>
-          <w:rFonts w:ascii="宋体" w:eastAsia="宋体" w:hAnsi="宋体" w:cs="宋体"/>
+      <w:r>
+        <w:rPr>
+          <w:rFonts w:hint="eastAsia"/>
           <w:noProof/>
-          <w:kern w:val="0"/>
-          <w:sz w:val="24"/>
-          <w:szCs w:val="24"/>
+        </w:rPr>
+        <w:t xml:space="preserve"> </w:t>
+      </w:r>
+      <w:r>
+        <w:rPr>
+          <w:rFonts w:hint="eastAsia"/>
+          <w:noProof/>
         </w:rPr>
         <w:drawing>
-          <wp:inline distT="0" distB="0" distL="0" distR="0" wp14:anchorId="376B1AD2" wp14:editId="707647FE">
-            <wp:extent cx="5013389" cy="2049780"/>
-            <wp:effectExtent l="0" t="0" r="0" b="7620"/>
-            <wp:docPr id="10" name="图片 10"/>
+          <wp:inline distT="0" distB="0" distL="0" distR="0" wp14:anchorId="5355BE95" wp14:editId="1B7D4E6C">
+            <wp:extent cx="1723444" cy="1189355"/>
+            <wp:effectExtent l="0" t="0" r="0" b="0"/>
+            <wp:docPr id="1349160620" name="图片 1"/>
             <wp:cNvGraphicFramePr>
               <a:graphicFrameLocks xmlns:a="http://schemas.openxmlformats.org/drawingml/2006/main" noChangeAspect="1"/>
             </wp:cNvGraphicFramePr>
@@ -5867,13 +6964,13 @@
               <a:graphicData uri="http://schemas.openxmlformats.org/drawingml/2006/picture">
                 <pic:pic xmlns:pic="http://schemas.openxmlformats.org/drawingml/2006/picture">
                   <pic:nvPicPr>
-                    <pic:cNvPr id="0" name="Picture 15"/>
+                    <pic:cNvPr id="0" name="Picture 1"/>
                     <pic:cNvPicPr>
                       <a:picLocks noChangeAspect="1" noChangeArrowheads="1"/>
                     </pic:cNvPicPr>
                   </pic:nvPicPr>
                   <pic:blipFill>
-                    <a:blip r:embed="rId29">
+                    <a:blip r:embed="rId27">
                       <a:extLst>
                         <a:ext uri="{28A0092B-C50C-407E-A947-70E740481C1C}">
                           <a14:useLocalDpi xmlns:a14="http://schemas.microsoft.com/office/drawing/2010/main" val="0"/>
@@ -5888,7 +6985,7 @@
                   <pic:spPr bwMode="auto">
                     <a:xfrm>
                       <a:off x="0" y="0"/>
-                      <a:ext cx="5021805" cy="2053221"/>
+                      <a:ext cx="1731459" cy="1194886"/>
                     </a:xfrm>
                     <a:prstGeom prst="rect">
                       <a:avLst/>
@@ -5907,121 +7004,6 @@
     </w:p>
     <w:p>
       <w:pPr>
-        <w:snapToGrid w:val="0"/>
-        <w:rPr>
-          <w:rFonts w:ascii="Tahoma" w:eastAsia="微软雅黑" w:hAnsi="Tahoma"/>
-          <w:kern w:val="0"/>
-          <w:sz w:val="22"/>
-        </w:rPr>
-      </w:pPr>
-    </w:p>
-    <w:p>
-      <w:pPr>
-        <w:snapToGrid w:val="0"/>
-        <w:rPr>
-          <w:rFonts w:ascii="Tahoma" w:eastAsia="微软雅黑" w:hAnsi="Tahoma"/>
-          <w:kern w:val="0"/>
-          <w:sz w:val="22"/>
-        </w:rPr>
-      </w:pPr>
-      <w:r>
-        <w:rPr>
-          <w:rFonts w:ascii="Tahoma" w:eastAsia="微软雅黑" w:hAnsi="Tahoma" w:hint="eastAsia"/>
-          <w:kern w:val="0"/>
-          <w:sz w:val="22"/>
-        </w:rPr>
-        <w:t>如果缺少所需的方向，则可以假设缺少的方向是需要被循环利用的</w:t>
-      </w:r>
-      <w:r>
-        <w:rPr>
-          <w:rFonts w:ascii="Tahoma" w:eastAsia="微软雅黑" w:hAnsi="Tahoma" w:hint="eastAsia"/>
-          <w:kern w:val="0"/>
-          <w:sz w:val="22"/>
-        </w:rPr>
-        <w:t>，见</w:t>
-      </w:r>
-      <w:r>
-        <w:rPr>
-          <w:rFonts w:ascii="Tahoma" w:eastAsia="微软雅黑" w:hAnsi="Tahoma" w:hint="eastAsia"/>
-          <w:kern w:val="0"/>
-          <w:sz w:val="22"/>
-        </w:rPr>
-        <w:t xml:space="preserve"> </w:t>
-      </w:r>
-      <w:hyperlink w:anchor="_循环利用法" w:history="1">
-        <w:r>
-          <w:rPr>
-            <w:rStyle w:val="a4"/>
-            <w:rFonts w:ascii="Tahoma" w:eastAsia="微软雅黑" w:hAnsi="Tahoma" w:hint="eastAsia"/>
-            <w:kern w:val="0"/>
-            <w:sz w:val="22"/>
-          </w:rPr>
-          <w:t>循环利用法</w:t>
-        </w:r>
-      </w:hyperlink>
-      <w:r>
-        <w:rPr>
-          <w:rFonts w:ascii="Tahoma" w:eastAsia="微软雅黑" w:hAnsi="Tahoma" w:hint="eastAsia"/>
-          <w:kern w:val="0"/>
-          <w:sz w:val="22"/>
-        </w:rPr>
-        <w:t xml:space="preserve"> </w:t>
-      </w:r>
-      <w:r>
-        <w:rPr>
-          <w:rFonts w:ascii="Tahoma" w:eastAsia="微软雅黑" w:hAnsi="Tahoma" w:hint="eastAsia"/>
-          <w:kern w:val="0"/>
-          <w:sz w:val="22"/>
-        </w:rPr>
-        <w:t>。</w:t>
-      </w:r>
-    </w:p>
-    <w:p>
-      <w:pPr>
-        <w:snapToGrid w:val="0"/>
-        <w:rPr>
-          <w:rFonts w:ascii="Tahoma" w:eastAsia="微软雅黑" w:hAnsi="Tahoma"/>
-          <w:kern w:val="0"/>
-          <w:sz w:val="22"/>
-        </w:rPr>
-      </w:pPr>
-      <w:r>
-        <w:rPr>
-          <w:rFonts w:ascii="Tahoma" w:eastAsia="微软雅黑" w:hAnsi="Tahoma" w:hint="eastAsia"/>
-          <w:kern w:val="0"/>
-          <w:sz w:val="22"/>
-        </w:rPr>
-        <w:t>从而思考如何搭建</w:t>
-      </w:r>
-      <w:r>
-        <w:rPr>
-          <w:rFonts w:ascii="Tahoma" w:eastAsia="微软雅黑" w:hAnsi="Tahoma" w:hint="eastAsia"/>
-          <w:kern w:val="0"/>
-          <w:sz w:val="22"/>
-        </w:rPr>
-        <w:t xml:space="preserve"> </w:t>
-      </w:r>
-      <w:r>
-        <w:rPr>
-          <w:rFonts w:ascii="Tahoma" w:eastAsia="微软雅黑" w:hAnsi="Tahoma" w:hint="eastAsia"/>
-          <w:kern w:val="0"/>
-          <w:sz w:val="22"/>
-        </w:rPr>
-        <w:t>循环的弹丸路线。</w:t>
-      </w:r>
-    </w:p>
-    <w:p>
-      <w:pPr>
-        <w:snapToGrid w:val="0"/>
-        <w:rPr>
-          <w:rFonts w:ascii="Tahoma" w:eastAsia="微软雅黑" w:hAnsi="Tahoma"/>
-          <w:kern w:val="0"/>
-          <w:sz w:val="22"/>
-        </w:rPr>
-      </w:pPr>
-    </w:p>
-    <w:p>
-      <w:pPr>
         <w:widowControl/>
         <w:jc w:val="left"/>
         <w:rPr>
@@ -6030,6 +7012,28 @@
           <w:sz w:val="22"/>
         </w:rPr>
       </w:pPr>
+    </w:p>
+    <w:p>
+      <w:pPr>
+        <w:widowControl/>
+        <w:jc w:val="left"/>
+        <w:rPr>
+          <w:rFonts w:ascii="Tahoma" w:eastAsia="微软雅黑" w:hAnsi="Tahoma"/>
+          <w:kern w:val="0"/>
+          <w:sz w:val="22"/>
+        </w:rPr>
+      </w:pPr>
+    </w:p>
+    <w:p>
+      <w:pPr>
+        <w:widowControl/>
+        <w:jc w:val="left"/>
+        <w:rPr>
+          <w:rFonts w:ascii="Tahoma" w:eastAsia="微软雅黑" w:hAnsi="Tahoma"/>
+          <w:kern w:val="0"/>
+          <w:sz w:val="22"/>
+        </w:rPr>
+      </w:pPr>
       <w:r>
         <w:rPr>
           <w:rFonts w:ascii="Tahoma" w:eastAsia="微软雅黑" w:hAnsi="Tahoma"/>
@@ -6041,596 +7045,37 @@
     </w:p>
     <w:p>
       <w:pPr>
-        <w:pStyle w:val="3"/>
-        <w:rPr>
-          <w:rFonts w:hint="eastAsia"/>
-        </w:rPr>
-      </w:pPr>
-      <w:bookmarkStart w:id="2" w:name="_循环利用法"/>
+        <w:pStyle w:val="2"/>
+        <w:rPr>
+          <w:rFonts w:hint="eastAsia"/>
+        </w:rPr>
+      </w:pPr>
+      <w:bookmarkStart w:id="2" w:name="_基础规律"/>
       <w:bookmarkEnd w:id="2"/>
       <w:r>
         <w:rPr>
           <w:rFonts w:hint="eastAsia"/>
         </w:rPr>
         <w:lastRenderedPageBreak/>
-        <w:t>循环</w:t>
-      </w:r>
-      <w:r>
-        <w:rPr>
-          <w:rFonts w:hint="eastAsia"/>
-        </w:rPr>
-        <w:t>利用</w:t>
-      </w:r>
-      <w:r>
-        <w:rPr>
-          <w:rFonts w:hint="eastAsia"/>
-        </w:rPr>
-        <w:t>法</w:t>
-      </w:r>
-    </w:p>
-    <w:p>
-      <w:pPr>
-        <w:snapToGrid w:val="0"/>
-        <w:rPr>
-          <w:rFonts w:ascii="Tahoma" w:eastAsia="微软雅黑" w:hAnsi="Tahoma"/>
-          <w:kern w:val="0"/>
-          <w:sz w:val="22"/>
-        </w:rPr>
-      </w:pPr>
-      <w:r>
-        <w:rPr>
-          <w:rFonts w:ascii="Tahoma" w:eastAsia="微软雅黑" w:hAnsi="Tahoma" w:hint="eastAsia"/>
-          <w:kern w:val="0"/>
-          <w:sz w:val="22"/>
-        </w:rPr>
-        <w:t>想办法创建循环的路径，可以使得</w:t>
-      </w:r>
-      <w:r>
-        <w:rPr>
-          <w:rFonts w:ascii="Tahoma" w:eastAsia="微软雅黑" w:hAnsi="Tahoma" w:hint="eastAsia"/>
-          <w:kern w:val="0"/>
-          <w:sz w:val="22"/>
-        </w:rPr>
-        <w:t xml:space="preserve"> </w:t>
-      </w:r>
-      <w:r>
-        <w:rPr>
-          <w:rFonts w:ascii="Tahoma" w:eastAsia="微软雅黑" w:hAnsi="Tahoma" w:hint="eastAsia"/>
-          <w:kern w:val="0"/>
-          <w:sz w:val="22"/>
-        </w:rPr>
-        <w:t>缺少的方向</w:t>
-      </w:r>
-      <w:r>
-        <w:rPr>
-          <w:rFonts w:ascii="Tahoma" w:eastAsia="微软雅黑" w:hAnsi="Tahoma" w:hint="eastAsia"/>
-          <w:kern w:val="0"/>
-          <w:sz w:val="22"/>
-        </w:rPr>
-        <w:t xml:space="preserve"> </w:t>
-      </w:r>
-      <w:r>
-        <w:rPr>
-          <w:rFonts w:ascii="Tahoma" w:eastAsia="微软雅黑" w:hAnsi="Tahoma" w:hint="eastAsia"/>
-          <w:kern w:val="0"/>
-          <w:sz w:val="22"/>
-        </w:rPr>
-        <w:t>被反复利用起来。</w:t>
-      </w:r>
-    </w:p>
-    <w:p>
-      <w:pPr>
-        <w:rPr>
-          <w:rFonts w:ascii="Tahoma" w:eastAsia="微软雅黑" w:hAnsi="Tahoma"/>
-          <w:kern w:val="0"/>
-          <w:sz w:val="22"/>
-        </w:rPr>
-      </w:pPr>
-      <w:r>
-        <w:rPr>
-          <w:rFonts w:ascii="Tahoma" w:eastAsia="微软雅黑" w:hAnsi="Tahoma" w:hint="eastAsia"/>
-          <w:kern w:val="0"/>
-          <w:sz w:val="22"/>
-        </w:rPr>
-        <w:t>简单一点的循环路径，是这样的：</w:t>
-      </w:r>
-    </w:p>
-    <w:p>
-      <w:pPr>
-        <w:widowControl/>
-        <w:jc w:val="center"/>
-        <w:rPr>
-          <w:rFonts w:ascii="Tahoma" w:eastAsia="微软雅黑" w:hAnsi="Tahoma"/>
-          <w:kern w:val="0"/>
-          <w:sz w:val="22"/>
-        </w:rPr>
-      </w:pPr>
-      <w:r>
-        <w:rPr>
-          <w:rFonts w:ascii="Tahoma" w:eastAsia="微软雅黑" w:hAnsi="Tahoma"/>
-          <w:noProof/>
-          <w:kern w:val="0"/>
-          <w:sz w:val="22"/>
-        </w:rPr>
-        <w:drawing>
-          <wp:inline distT="0" distB="0" distL="0" distR="0" wp14:anchorId="20A7AE72" wp14:editId="04E4747A">
-            <wp:extent cx="1335110" cy="1531620"/>
-            <wp:effectExtent l="0" t="0" r="0" b="0"/>
-            <wp:docPr id="15" name="图片 15"/>
-            <wp:cNvGraphicFramePr>
-              <a:graphicFrameLocks xmlns:a="http://schemas.openxmlformats.org/drawingml/2006/main" noChangeAspect="1"/>
-            </wp:cNvGraphicFramePr>
-            <a:graphic xmlns:a="http://schemas.openxmlformats.org/drawingml/2006/main">
-              <a:graphicData uri="http://schemas.openxmlformats.org/drawingml/2006/picture">
-                <pic:pic xmlns:pic="http://schemas.openxmlformats.org/drawingml/2006/picture">
-                  <pic:nvPicPr>
-                    <pic:cNvPr id="0" name="Picture 28"/>
-                    <pic:cNvPicPr>
-                      <a:picLocks noChangeAspect="1" noChangeArrowheads="1"/>
-                    </pic:cNvPicPr>
-                  </pic:nvPicPr>
-                  <pic:blipFill>
-                    <a:blip r:embed="rId30">
-                      <a:extLst>
-                        <a:ext uri="{28A0092B-C50C-407E-A947-70E740481C1C}">
-                          <a14:useLocalDpi xmlns:a14="http://schemas.microsoft.com/office/drawing/2010/main" val="0"/>
-                        </a:ext>
-                      </a:extLst>
-                    </a:blip>
-                    <a:srcRect/>
-                    <a:stretch>
-                      <a:fillRect/>
-                    </a:stretch>
-                  </pic:blipFill>
-                  <pic:spPr bwMode="auto">
-                    <a:xfrm>
-                      <a:off x="0" y="0"/>
-                      <a:ext cx="1342448" cy="1540038"/>
-                    </a:xfrm>
-                    <a:prstGeom prst="rect">
-                      <a:avLst/>
-                    </a:prstGeom>
-                    <a:noFill/>
-                    <a:ln>
-                      <a:noFill/>
-                    </a:ln>
-                  </pic:spPr>
-                </pic:pic>
-              </a:graphicData>
-            </a:graphic>
-          </wp:inline>
-        </w:drawing>
-      </w:r>
-      <w:r>
-        <w:rPr>
-          <w:rFonts w:ascii="Tahoma" w:eastAsia="微软雅黑" w:hAnsi="Tahoma" w:hint="eastAsia"/>
-          <w:kern w:val="0"/>
-          <w:sz w:val="22"/>
-        </w:rPr>
-        <w:t xml:space="preserve"> </w:t>
-      </w:r>
-      <w:r>
-        <w:rPr>
-          <w:rFonts w:ascii="Tahoma" w:eastAsia="微软雅黑" w:hAnsi="Tahoma"/>
-          <w:noProof/>
-          <w:kern w:val="0"/>
-          <w:sz w:val="22"/>
-        </w:rPr>
-        <w:drawing>
-          <wp:inline distT="0" distB="0" distL="0" distR="0" wp14:anchorId="0E87250B" wp14:editId="0A542187">
-            <wp:extent cx="1988820" cy="1084811"/>
-            <wp:effectExtent l="0" t="0" r="0" b="1270"/>
-            <wp:docPr id="16" name="图片 16"/>
-            <wp:cNvGraphicFramePr>
-              <a:graphicFrameLocks xmlns:a="http://schemas.openxmlformats.org/drawingml/2006/main" noChangeAspect="1"/>
-            </wp:cNvGraphicFramePr>
-            <a:graphic xmlns:a="http://schemas.openxmlformats.org/drawingml/2006/main">
-              <a:graphicData uri="http://schemas.openxmlformats.org/drawingml/2006/picture">
-                <pic:pic xmlns:pic="http://schemas.openxmlformats.org/drawingml/2006/picture">
-                  <pic:nvPicPr>
-                    <pic:cNvPr id="0" name="Picture 30"/>
-                    <pic:cNvPicPr>
-                      <a:picLocks noChangeAspect="1" noChangeArrowheads="1"/>
-                    </pic:cNvPicPr>
-                  </pic:nvPicPr>
-                  <pic:blipFill>
-                    <a:blip r:embed="rId31">
-                      <a:extLst>
-                        <a:ext uri="{28A0092B-C50C-407E-A947-70E740481C1C}">
-                          <a14:useLocalDpi xmlns:a14="http://schemas.microsoft.com/office/drawing/2010/main" val="0"/>
-                        </a:ext>
-                      </a:extLst>
-                    </a:blip>
-                    <a:srcRect/>
-                    <a:stretch>
-                      <a:fillRect/>
-                    </a:stretch>
-                  </pic:blipFill>
-                  <pic:spPr bwMode="auto">
-                    <a:xfrm>
-                      <a:off x="0" y="0"/>
-                      <a:ext cx="1995638" cy="1088530"/>
-                    </a:xfrm>
-                    <a:prstGeom prst="rect">
-                      <a:avLst/>
-                    </a:prstGeom>
-                    <a:noFill/>
-                    <a:ln>
-                      <a:noFill/>
-                    </a:ln>
-                  </pic:spPr>
-                </pic:pic>
-              </a:graphicData>
-            </a:graphic>
-          </wp:inline>
-        </w:drawing>
-      </w:r>
-    </w:p>
-    <w:p>
-      <w:pPr>
-        <w:snapToGrid w:val="0"/>
-        <w:rPr>
-          <w:rFonts w:ascii="Tahoma" w:eastAsia="微软雅黑" w:hAnsi="Tahoma"/>
-          <w:kern w:val="0"/>
-          <w:sz w:val="22"/>
-        </w:rPr>
-      </w:pPr>
-      <w:r>
-        <w:rPr>
-          <w:rFonts w:ascii="Tahoma" w:eastAsia="微软雅黑" w:hAnsi="Tahoma" w:hint="eastAsia"/>
-          <w:kern w:val="0"/>
-          <w:sz w:val="22"/>
-        </w:rPr>
-        <w:t>高级一点，可以这样：</w:t>
-      </w:r>
-    </w:p>
-    <w:p>
-      <w:pPr>
-        <w:widowControl/>
-        <w:jc w:val="center"/>
-        <w:rPr>
-          <w:rFonts w:ascii="Tahoma" w:eastAsia="微软雅黑" w:hAnsi="Tahoma"/>
-          <w:kern w:val="0"/>
-          <w:sz w:val="22"/>
-        </w:rPr>
-      </w:pPr>
-      <w:r>
-        <w:rPr>
-          <w:rFonts w:ascii="Tahoma" w:eastAsia="微软雅黑" w:hAnsi="Tahoma"/>
-          <w:noProof/>
-          <w:kern w:val="0"/>
-          <w:sz w:val="22"/>
-        </w:rPr>
-        <w:drawing>
-          <wp:inline distT="0" distB="0" distL="0" distR="0" wp14:anchorId="697996C6" wp14:editId="7FF712AD">
-            <wp:extent cx="1706880" cy="1408288"/>
-            <wp:effectExtent l="0" t="0" r="7620" b="1905"/>
-            <wp:docPr id="13" name="图片 13"/>
-            <wp:cNvGraphicFramePr>
-              <a:graphicFrameLocks xmlns:a="http://schemas.openxmlformats.org/drawingml/2006/main" noChangeAspect="1"/>
-            </wp:cNvGraphicFramePr>
-            <a:graphic xmlns:a="http://schemas.openxmlformats.org/drawingml/2006/main">
-              <a:graphicData uri="http://schemas.openxmlformats.org/drawingml/2006/picture">
-                <pic:pic xmlns:pic="http://schemas.openxmlformats.org/drawingml/2006/picture">
-                  <pic:nvPicPr>
-                    <pic:cNvPr id="0" name="Picture 24"/>
-                    <pic:cNvPicPr>
-                      <a:picLocks noChangeAspect="1" noChangeArrowheads="1"/>
-                    </pic:cNvPicPr>
-                  </pic:nvPicPr>
-                  <pic:blipFill>
-                    <a:blip r:embed="rId32">
-                      <a:extLst>
-                        <a:ext uri="{28A0092B-C50C-407E-A947-70E740481C1C}">
-                          <a14:useLocalDpi xmlns:a14="http://schemas.microsoft.com/office/drawing/2010/main" val="0"/>
-                        </a:ext>
-                      </a:extLst>
-                    </a:blip>
-                    <a:srcRect/>
-                    <a:stretch>
-                      <a:fillRect/>
-                    </a:stretch>
-                  </pic:blipFill>
-                  <pic:spPr bwMode="auto">
-                    <a:xfrm>
-                      <a:off x="0" y="0"/>
-                      <a:ext cx="1713106" cy="1413425"/>
-                    </a:xfrm>
-                    <a:prstGeom prst="rect">
-                      <a:avLst/>
-                    </a:prstGeom>
-                    <a:noFill/>
-                    <a:ln>
-                      <a:noFill/>
-                    </a:ln>
-                  </pic:spPr>
-                </pic:pic>
-              </a:graphicData>
-            </a:graphic>
-          </wp:inline>
-        </w:drawing>
-      </w:r>
-      <w:r>
-        <w:rPr>
-          <w:rFonts w:ascii="Tahoma" w:eastAsia="微软雅黑" w:hAnsi="Tahoma" w:hint="eastAsia"/>
-          <w:kern w:val="0"/>
-          <w:sz w:val="22"/>
-        </w:rPr>
-        <w:t xml:space="preserve"> </w:t>
-      </w:r>
-      <w:r>
-        <w:rPr>
-          <w:rFonts w:ascii="Tahoma" w:eastAsia="微软雅黑" w:hAnsi="Tahoma"/>
-          <w:noProof/>
-          <w:kern w:val="0"/>
-          <w:sz w:val="22"/>
-        </w:rPr>
-        <w:drawing>
-          <wp:inline distT="0" distB="0" distL="0" distR="0" wp14:anchorId="63D5888F" wp14:editId="15C4CF29">
-            <wp:extent cx="1869154" cy="1428750"/>
-            <wp:effectExtent l="0" t="0" r="0" b="0"/>
-            <wp:docPr id="11" name="图片 11"/>
-            <wp:cNvGraphicFramePr>
-              <a:graphicFrameLocks xmlns:a="http://schemas.openxmlformats.org/drawingml/2006/main" noChangeAspect="1"/>
-            </wp:cNvGraphicFramePr>
-            <a:graphic xmlns:a="http://schemas.openxmlformats.org/drawingml/2006/main">
-              <a:graphicData uri="http://schemas.openxmlformats.org/drawingml/2006/picture">
-                <pic:pic xmlns:pic="http://schemas.openxmlformats.org/drawingml/2006/picture">
-                  <pic:nvPicPr>
-                    <pic:cNvPr id="0" name="Picture 17"/>
-                    <pic:cNvPicPr>
-                      <a:picLocks noChangeAspect="1" noChangeArrowheads="1"/>
-                    </pic:cNvPicPr>
-                  </pic:nvPicPr>
-                  <pic:blipFill>
-                    <a:blip r:embed="rId33">
-                      <a:extLst>
-                        <a:ext uri="{28A0092B-C50C-407E-A947-70E740481C1C}">
-                          <a14:useLocalDpi xmlns:a14="http://schemas.microsoft.com/office/drawing/2010/main" val="0"/>
-                        </a:ext>
-                      </a:extLst>
-                    </a:blip>
-                    <a:srcRect/>
-                    <a:stretch>
-                      <a:fillRect/>
-                    </a:stretch>
-                  </pic:blipFill>
-                  <pic:spPr bwMode="auto">
-                    <a:xfrm>
-                      <a:off x="0" y="0"/>
-                      <a:ext cx="1876895" cy="1434667"/>
-                    </a:xfrm>
-                    <a:prstGeom prst="rect">
-                      <a:avLst/>
-                    </a:prstGeom>
-                    <a:noFill/>
-                    <a:ln>
-                      <a:noFill/>
-                    </a:ln>
-                  </pic:spPr>
-                </pic:pic>
-              </a:graphicData>
-            </a:graphic>
-          </wp:inline>
-        </w:drawing>
-      </w:r>
-    </w:p>
-    <w:p>
-      <w:pPr>
-        <w:snapToGrid w:val="0"/>
-        <w:rPr>
-          <w:rFonts w:ascii="Tahoma" w:eastAsia="微软雅黑" w:hAnsi="Tahoma"/>
-          <w:kern w:val="0"/>
-          <w:sz w:val="22"/>
-        </w:rPr>
-      </w:pPr>
-      <w:r>
-        <w:rPr>
-          <w:rFonts w:ascii="Tahoma" w:eastAsia="微软雅黑" w:hAnsi="Tahoma" w:hint="eastAsia"/>
-          <w:kern w:val="0"/>
-          <w:sz w:val="22"/>
-        </w:rPr>
-        <w:t>更高级的循环，可以如下图。</w:t>
-      </w:r>
-    </w:p>
-    <w:p>
-      <w:pPr>
-        <w:widowControl/>
-        <w:jc w:val="center"/>
-        <w:rPr>
-          <w:rFonts w:ascii="Tahoma" w:eastAsia="微软雅黑" w:hAnsi="Tahoma"/>
-          <w:kern w:val="0"/>
-          <w:sz w:val="22"/>
-        </w:rPr>
-      </w:pPr>
-      <w:r>
-        <w:rPr>
-          <w:rFonts w:ascii="Tahoma" w:eastAsia="微软雅黑" w:hAnsi="Tahoma"/>
-          <w:noProof/>
-          <w:kern w:val="0"/>
-          <w:sz w:val="22"/>
-        </w:rPr>
-        <w:drawing>
-          <wp:inline distT="0" distB="0" distL="0" distR="0" wp14:anchorId="5AA66B39" wp14:editId="3CFC6875">
-            <wp:extent cx="1950720" cy="1609612"/>
-            <wp:effectExtent l="0" t="0" r="0" b="0"/>
-            <wp:docPr id="14" name="图片 14"/>
-            <wp:cNvGraphicFramePr>
-              <a:graphicFrameLocks xmlns:a="http://schemas.openxmlformats.org/drawingml/2006/main" noChangeAspect="1"/>
-            </wp:cNvGraphicFramePr>
-            <a:graphic xmlns:a="http://schemas.openxmlformats.org/drawingml/2006/main">
-              <a:graphicData uri="http://schemas.openxmlformats.org/drawingml/2006/picture">
-                <pic:pic xmlns:pic="http://schemas.openxmlformats.org/drawingml/2006/picture">
-                  <pic:nvPicPr>
-                    <pic:cNvPr id="0" name="Picture 26"/>
-                    <pic:cNvPicPr>
-                      <a:picLocks noChangeAspect="1" noChangeArrowheads="1"/>
-                    </pic:cNvPicPr>
-                  </pic:nvPicPr>
-                  <pic:blipFill>
-                    <a:blip r:embed="rId34">
-                      <a:extLst>
-                        <a:ext uri="{28A0092B-C50C-407E-A947-70E740481C1C}">
-                          <a14:useLocalDpi xmlns:a14="http://schemas.microsoft.com/office/drawing/2010/main" val="0"/>
-                        </a:ext>
-                      </a:extLst>
-                    </a:blip>
-                    <a:srcRect/>
-                    <a:stretch>
-                      <a:fillRect/>
-                    </a:stretch>
-                  </pic:blipFill>
-                  <pic:spPr bwMode="auto">
-                    <a:xfrm>
-                      <a:off x="0" y="0"/>
-                      <a:ext cx="1962576" cy="1619395"/>
-                    </a:xfrm>
-                    <a:prstGeom prst="rect">
-                      <a:avLst/>
-                    </a:prstGeom>
-                    <a:noFill/>
-                    <a:ln>
-                      <a:noFill/>
-                    </a:ln>
-                  </pic:spPr>
-                </pic:pic>
-              </a:graphicData>
-            </a:graphic>
-          </wp:inline>
-        </w:drawing>
-      </w:r>
-    </w:p>
-    <w:p>
-      <w:pPr>
-        <w:widowControl/>
-        <w:snapToGrid w:val="0"/>
-        <w:rPr>
-          <w:rFonts w:ascii="Tahoma" w:eastAsia="微软雅黑" w:hAnsi="Tahoma"/>
-          <w:kern w:val="0"/>
-          <w:sz w:val="22"/>
-        </w:rPr>
-      </w:pPr>
-      <w:r>
-        <w:rPr>
-          <w:rFonts w:ascii="Tahoma" w:eastAsia="微软雅黑" w:hAnsi="Tahoma" w:hint="eastAsia"/>
-          <w:kern w:val="0"/>
-          <w:sz w:val="22"/>
-        </w:rPr>
-        <w:t>注意，一定要建立循环，不要妄想跑的比子弹快，</w:t>
-      </w:r>
-    </w:p>
-    <w:p>
-      <w:pPr>
-        <w:widowControl/>
-        <w:snapToGrid w:val="0"/>
-        <w:rPr>
-          <w:rFonts w:ascii="Tahoma" w:eastAsia="微软雅黑" w:hAnsi="Tahoma"/>
-          <w:kern w:val="0"/>
-          <w:sz w:val="22"/>
-        </w:rPr>
-      </w:pPr>
-      <w:r>
-        <w:rPr>
-          <w:rFonts w:ascii="Tahoma" w:eastAsia="微软雅黑" w:hAnsi="Tahoma" w:hint="eastAsia"/>
-          <w:kern w:val="0"/>
-          <w:sz w:val="22"/>
-        </w:rPr>
-        <w:t>你不可能赶在子弹运动时迅速换掉两个以上的转向砖。</w:t>
-      </w:r>
-    </w:p>
-    <w:p>
-      <w:pPr>
-        <w:widowControl/>
-        <w:jc w:val="center"/>
-        <w:rPr>
-          <w:rFonts w:ascii="宋体" w:eastAsia="宋体" w:hAnsi="宋体" w:cs="宋体" w:hint="eastAsia"/>
-          <w:kern w:val="0"/>
-          <w:sz w:val="24"/>
-          <w:szCs w:val="24"/>
-        </w:rPr>
-      </w:pPr>
-      <w:r>
-        <w:rPr>
-          <w:rFonts w:ascii="宋体" w:eastAsia="宋体" w:hAnsi="宋体" w:cs="宋体"/>
-          <w:noProof/>
-          <w:kern w:val="0"/>
-          <w:sz w:val="24"/>
-          <w:szCs w:val="24"/>
-        </w:rPr>
-        <w:drawing>
-          <wp:inline distT="0" distB="0" distL="0" distR="0" wp14:anchorId="3E46D07C" wp14:editId="10C96562">
-            <wp:extent cx="2468880" cy="1528658"/>
-            <wp:effectExtent l="0" t="0" r="7620" b="0"/>
-            <wp:docPr id="17" name="图片 17"/>
-            <wp:cNvGraphicFramePr>
-              <a:graphicFrameLocks xmlns:a="http://schemas.openxmlformats.org/drawingml/2006/main" noChangeAspect="1"/>
-            </wp:cNvGraphicFramePr>
-            <a:graphic xmlns:a="http://schemas.openxmlformats.org/drawingml/2006/main">
-              <a:graphicData uri="http://schemas.openxmlformats.org/drawingml/2006/picture">
-                <pic:pic xmlns:pic="http://schemas.openxmlformats.org/drawingml/2006/picture">
-                  <pic:nvPicPr>
-                    <pic:cNvPr id="0" name="Picture 32"/>
-                    <pic:cNvPicPr>
-                      <a:picLocks noChangeAspect="1" noChangeArrowheads="1"/>
-                    </pic:cNvPicPr>
-                  </pic:nvPicPr>
-                  <pic:blipFill>
-                    <a:blip r:embed="rId35">
-                      <a:extLst>
-                        <a:ext uri="{28A0092B-C50C-407E-A947-70E740481C1C}">
-                          <a14:useLocalDpi xmlns:a14="http://schemas.microsoft.com/office/drawing/2010/main" val="0"/>
-                        </a:ext>
-                      </a:extLst>
-                    </a:blip>
-                    <a:srcRect/>
-                    <a:stretch>
-                      <a:fillRect/>
-                    </a:stretch>
-                  </pic:blipFill>
-                  <pic:spPr bwMode="auto">
-                    <a:xfrm>
-                      <a:off x="0" y="0"/>
-                      <a:ext cx="2485766" cy="1539113"/>
-                    </a:xfrm>
-                    <a:prstGeom prst="rect">
-                      <a:avLst/>
-                    </a:prstGeom>
-                    <a:noFill/>
-                    <a:ln>
-                      <a:noFill/>
-                    </a:ln>
-                  </pic:spPr>
-                </pic:pic>
-              </a:graphicData>
-            </a:graphic>
-          </wp:inline>
-        </w:drawing>
-      </w:r>
-    </w:p>
-    <w:p>
-      <w:pPr>
-        <w:widowControl/>
-        <w:rPr>
-          <w:rFonts w:ascii="宋体" w:eastAsia="宋体" w:hAnsi="宋体" w:cs="宋体" w:hint="eastAsia"/>
-          <w:kern w:val="0"/>
-          <w:sz w:val="24"/>
-          <w:szCs w:val="24"/>
-        </w:rPr>
-      </w:pPr>
-    </w:p>
-    <w:p>
-      <w:pPr>
-        <w:pStyle w:val="2"/>
-        <w:rPr>
-          <w:rFonts w:hint="eastAsia"/>
-        </w:rPr>
-      </w:pPr>
-      <w:r>
-        <w:rPr>
-          <w:rFonts w:hint="eastAsia"/>
-        </w:rPr>
-        <w:lastRenderedPageBreak/>
+        <w:t>===</w:t>
+      </w:r>
+      <w:r>
+        <w:rPr>
+          <w:rFonts w:hint="eastAsia"/>
+        </w:rPr>
+        <w:t xml:space="preserve">弹丸反射 - </w:t>
+      </w:r>
+      <w:r>
+        <w:rPr>
+          <w:rFonts w:hint="eastAsia"/>
+        </w:rPr>
         <w:t>常见问题（FAQ）</w:t>
+      </w:r>
+      <w:r>
+        <w:rPr>
+          <w:rFonts w:hint="eastAsia"/>
+        </w:rPr>
+        <w:t>===</w:t>
       </w:r>
     </w:p>
     <w:p>
@@ -7115,7 +7560,7 @@
               <w:adjustRightInd w:val="0"/>
               <w:snapToGrid w:val="0"/>
               <w:rPr>
-                <w:rFonts w:ascii="Tahoma" w:eastAsia="微软雅黑" w:hAnsi="Tahoma" w:hint="eastAsia"/>
+                <w:rFonts w:ascii="Tahoma" w:eastAsia="微软雅黑" w:hAnsi="Tahoma"/>
                 <w:kern w:val="0"/>
                 <w:sz w:val="22"/>
               </w:rPr>
@@ -7123,6 +7568,7 @@
             <w:r>
               <w:rPr>
                 <w:rFonts w:ascii="Tahoma" w:eastAsia="微软雅黑" w:hAnsi="Tahoma" w:hint="eastAsia"/>
+                <w:noProof/>
                 <w:kern w:val="0"/>
                 <w:sz w:val="22"/>
               </w:rPr>
@@ -7144,7 +7590,7 @@
                           </pic:cNvPicPr>
                         </pic:nvPicPr>
                         <pic:blipFill>
-                          <a:blip r:embed="rId14">
+                          <a:blip r:embed="rId24">
                             <a:extLst>
                               <a:ext uri="{28A0092B-C50C-407E-A947-70E740481C1C}">
                                 <a14:useLocalDpi xmlns:a14="http://schemas.microsoft.com/office/drawing/2010/main" val="0"/>
@@ -7567,7 +8013,7 @@
               <w:adjustRightInd w:val="0"/>
               <w:snapToGrid w:val="0"/>
               <w:rPr>
-                <w:rFonts w:ascii="Tahoma" w:eastAsia="微软雅黑" w:hAnsi="Tahoma" w:hint="eastAsia"/>
+                <w:rFonts w:ascii="Tahoma" w:eastAsia="微软雅黑" w:hAnsi="Tahoma"/>
                 <w:kern w:val="0"/>
                 <w:sz w:val="22"/>
               </w:rPr>
@@ -7639,7 +8085,7 @@
               <w:adjustRightInd w:val="0"/>
               <w:snapToGrid w:val="0"/>
               <w:rPr>
-                <w:rFonts w:ascii="Tahoma" w:eastAsia="微软雅黑" w:hAnsi="Tahoma" w:hint="eastAsia"/>
+                <w:rFonts w:ascii="Tahoma" w:eastAsia="微软雅黑" w:hAnsi="Tahoma"/>
                 <w:kern w:val="0"/>
                 <w:sz w:val="22"/>
               </w:rPr>
@@ -7795,7 +8241,7 @@
               <w:adjustRightInd w:val="0"/>
               <w:snapToGrid w:val="0"/>
               <w:rPr>
-                <w:rFonts w:ascii="Tahoma" w:eastAsia="微软雅黑" w:hAnsi="Tahoma" w:hint="eastAsia"/>
+                <w:rFonts w:ascii="Tahoma" w:eastAsia="微软雅黑" w:hAnsi="Tahoma"/>
                 <w:kern w:val="0"/>
                 <w:sz w:val="22"/>
               </w:rPr>
